--- a/docs/thesis/thesis-beihang.docx
+++ b/docs/thesis/thesis-beihang.docx
@@ -9,27 +9,7 @@
           <w:docPartUnique/>
         </w:docPartObj>
       </w:sdtPr>
-      <w:sdtContent>
-        <w:p>
-          <w:pPr>
-            <w:pStyle w:val="TOCHeading"/>
-          </w:pPr>
-          <w:r>
-            <w:rPr>
-              <w:rFonts w:hint="eastAsia"/>
-            </w:rPr>
-            <w:t xml:space="preserve">目录</w:t>
-          </w:r>
-        </w:p>
-        <w:p>
-          <w:r>
-            <w:fldChar w:fldCharType="begin" w:dirty="true"/>
-            <w:instrText xml:space="preserve">TOC \o "1-2" \h \z \u</w:instrText>
-            <w:fldChar w:fldCharType="separate"/>
-            <w:fldChar w:fldCharType="end"/>
-          </w:r>
-        </w:p>
-      </w:sdtContent>
+      <w:sdtContent/>
     </w:sdt>
     <w:bookmarkStart w:id="49" w:name="摘要"/>
     <w:p>
@@ -743,6 +723,47 @@
     </w:p>
     <w:bookmarkEnd w:id="50"/>
     <w:bookmarkStart w:id="55" w:name="第一章-绪论"/>
+    <w:p>
+      <w:pPr>
+        <w:pStyle w:val="TOCHeading"/>
+      </w:pPr>
+      <w:r>
+        <w:rPr>
+          <w:rFonts w:hint="eastAsia"/>
+        </w:rPr>
+        <w:t xml:space="preserve">目录</w:t>
+      </w:r>
+    </w:p>
+    <w:p>
+      <w:r>
+        <w:fldChar w:fldCharType="begin" w:dirty="true"/>
+        <w:instrText xml:space="preserve">TOC \o "1-2" \h \z \u</w:instrText>
+        <w:fldChar w:fldCharType="separate"/>
+        <w:fldChar w:fldCharType="end"/>
+      </w:r>
+    </w:p>
+    <w:p>
+      <w:pPr>
+        <w:sectPr>
+          <w:footerReference w:type="default" r:id="rIdPp1"/>
+          <w:footerReference w:type="even" r:id="rIdPp1"/>
+          <w:pgSz w:h="16838" w:w="11906"/>
+          <w:pgMar w:bottom="1417" w:footer="851" w:gutter="0" w:header="851" w:left="1417" w:right="1417" w:top="1417"/>
+          <w:pgBorders>
+            <w:top w:space="0" w:sz="0" w:val="none"/>
+            <w:left w:space="0" w:sz="0" w:val="none"/>
+            <w:bottom w:space="0" w:sz="0" w:val="none"/>
+            <w:right w:space="0" w:sz="0" w:val="none"/>
+          </w:pgBorders>
+          <w:cols w:num="1" w:space="425"/>
+          <w:docGrid w:charSpace="0" w:linePitch="312" w:type="linesAndChars"/>
+          <w:pgNumType w:fmt="upperRoman" w:start="1"/>
+        </w:sectPr>
+      </w:pPr>
+      <w:r>
+        <w:br w:type="page"/>
+      </w:r>
+    </w:p>
     <w:p>
       <w:pPr>
         <w:pStyle w:val="Heading1"/>
@@ -1720,16 +1741,16 @@
     <w:tbl>
       <w:tblPr>
         <w:tblStyle w:val="Table"/>
-        <w:tblW w:type="pct" w:w="5000"/>
+        <w:tblW w:w="9072" w:type="dxa"/>
         <w:tblLayout w:type="fixed"/>
         <w:tblLook w:firstRow="1" w:lastRow="0" w:firstColumn="0" w:lastColumn="0" w:noHBand="0" w:noVBand="0" w:val="0020"/>
         <w:tblCaption w:val="表 1-1 典型集群调度系统对比"/>
       </w:tblPr>
       <w:tblGrid>
-        <w:gridCol w:w="1980"/>
-        <w:gridCol w:w="1980"/>
-        <w:gridCol w:w="1980"/>
-        <w:gridCol w:w="1980"/>
+        <w:gridCol w:w="2268"/>
+        <w:gridCol w:w="2268"/>
+        <w:gridCol w:w="2268"/>
+        <w:gridCol w:w="2268"/>
       </w:tblGrid>
       <w:tr>
         <w:trPr>
@@ -3012,6 +3033,25 @@
       </w:r>
     </w:p>
     <w:p>
+      <w:pPr>
+        <w:sectPr>
+          <w:headerReference w:type="default" r:id="rIdPp2"/>
+          <w:headerReference w:type="even" r:id="rIdPp3"/>
+          <w:footerReference w:type="default" r:id="rIdPp1"/>
+          <w:footerReference w:type="even" r:id="rIdPp1"/>
+          <w:pgSz w:h="16838" w:w="11906"/>
+          <w:pgMar w:bottom="1417" w:footer="851" w:gutter="0" w:header="851" w:left="1417" w:right="1417" w:top="1417"/>
+          <w:pgBorders>
+            <w:top w:space="0" w:sz="0" w:val="none"/>
+            <w:left w:space="0" w:sz="0" w:val="none"/>
+            <w:bottom w:space="0" w:sz="0" w:val="none"/>
+            <w:right w:space="0" w:sz="0" w:val="none"/>
+          </w:pgBorders>
+          <w:cols w:num="1" w:space="425"/>
+          <w:docGrid w:charSpace="0" w:linePitch="312" w:type="linesAndChars"/>
+          <w:pgNumType w:fmt="decimal" w:start="1"/>
+        </w:sectPr>
+      </w:pPr>
       <w:r>
         <w:br w:type="page"/>
       </w:r>
@@ -5307,15 +5347,15 @@
     <w:tbl>
       <w:tblPr>
         <w:tblStyle w:val="Table"/>
-        <w:tblW w:type="pct" w:w="5000"/>
+        <w:tblW w:w="9072" w:type="dxa"/>
         <w:tblLayout w:type="fixed"/>
         <w:tblLook w:firstRow="1" w:lastRow="0" w:firstColumn="0" w:lastColumn="0" w:noHBand="0" w:noVBand="0" w:val="0020"/>
         <w:tblCaption w:val="表 2-1 本文关键技术与对应问题映射"/>
       </w:tblPr>
       <w:tblGrid>
-        <w:gridCol w:w="2640"/>
-        <w:gridCol w:w="2640"/>
-        <w:gridCol w:w="2640"/>
+        <w:gridCol w:w="3024"/>
+        <w:gridCol w:w="3024"/>
+        <w:gridCol w:w="3024"/>
       </w:tblGrid>
       <w:tr>
         <w:trPr>
@@ -5818,6 +5858,24 @@
       </w:r>
     </w:p>
     <w:p>
+      <w:pPr>
+        <w:sectPr>
+          <w:headerReference w:type="default" r:id="rIdPp2"/>
+          <w:headerReference w:type="even" r:id="rIdPp5"/>
+          <w:footerReference w:type="default" r:id="rIdPp1"/>
+          <w:footerReference w:type="even" r:id="rIdPp1"/>
+          <w:pgSz w:h="16838" w:w="11906"/>
+          <w:pgMar w:bottom="1417" w:footer="851" w:gutter="0" w:header="851" w:left="1417" w:right="1417" w:top="1417"/>
+          <w:pgBorders>
+            <w:top w:space="0" w:sz="0" w:val="none"/>
+            <w:left w:space="0" w:sz="0" w:val="none"/>
+            <w:bottom w:space="0" w:sz="0" w:val="none"/>
+            <w:right w:space="0" w:sz="0" w:val="none"/>
+          </w:pgBorders>
+          <w:cols w:num="1" w:space="425"/>
+          <w:docGrid w:charSpace="0" w:linePitch="312" w:type="linesAndChars"/>
+        </w:sectPr>
+      </w:pPr>
       <w:r>
         <w:br w:type="page"/>
       </w:r>
@@ -9517,6 +9575,24 @@
       </w:r>
     </w:p>
     <w:p>
+      <w:pPr>
+        <w:sectPr>
+          <w:headerReference w:type="default" r:id="rIdPp2"/>
+          <w:headerReference w:type="even" r:id="rIdPp7"/>
+          <w:footerReference w:type="default" r:id="rIdPp1"/>
+          <w:footerReference w:type="even" r:id="rIdPp1"/>
+          <w:pgSz w:h="16838" w:w="11906"/>
+          <w:pgMar w:bottom="1417" w:footer="851" w:gutter="0" w:header="851" w:left="1417" w:right="1417" w:top="1417"/>
+          <w:pgBorders>
+            <w:top w:space="0" w:sz="0" w:val="none"/>
+            <w:left w:space="0" w:sz="0" w:val="none"/>
+            <w:bottom w:space="0" w:sz="0" w:val="none"/>
+            <w:right w:space="0" w:sz="0" w:val="none"/>
+          </w:pgBorders>
+          <w:cols w:num="1" w:space="425"/>
+          <w:docGrid w:charSpace="0" w:linePitch="312" w:type="linesAndChars"/>
+        </w:sectPr>
+      </w:pPr>
       <w:r>
         <w:br w:type="page"/>
       </w:r>
@@ -18107,6 +18183,24 @@
       </w:r>
     </w:p>
     <w:p>
+      <w:pPr>
+        <w:sectPr>
+          <w:headerReference w:type="default" r:id="rIdPp2"/>
+          <w:headerReference w:type="even" r:id="rIdPp9"/>
+          <w:footerReference w:type="default" r:id="rIdPp1"/>
+          <w:footerReference w:type="even" r:id="rIdPp1"/>
+          <w:pgSz w:h="16838" w:w="11906"/>
+          <w:pgMar w:bottom="1417" w:footer="851" w:gutter="0" w:header="851" w:left="1417" w:right="1417" w:top="1417"/>
+          <w:pgBorders>
+            <w:top w:space="0" w:sz="0" w:val="none"/>
+            <w:left w:space="0" w:sz="0" w:val="none"/>
+            <w:bottom w:space="0" w:sz="0" w:val="none"/>
+            <w:right w:space="0" w:sz="0" w:val="none"/>
+          </w:pgBorders>
+          <w:cols w:num="1" w:space="425"/>
+          <w:docGrid w:charSpace="0" w:linePitch="312" w:type="linesAndChars"/>
+        </w:sectPr>
+      </w:pPr>
       <w:r>
         <w:br w:type="page"/>
       </w:r>
@@ -22423,6 +22517,24 @@
       </w:r>
     </w:p>
     <w:p>
+      <w:pPr>
+        <w:sectPr>
+          <w:headerReference w:type="default" r:id="rIdPp2"/>
+          <w:headerReference w:type="even" r:id="rIdPp11"/>
+          <w:footerReference w:type="default" r:id="rIdPp1"/>
+          <w:footerReference w:type="even" r:id="rIdPp1"/>
+          <w:pgSz w:h="16838" w:w="11906"/>
+          <w:pgMar w:bottom="1417" w:footer="851" w:gutter="0" w:header="851" w:left="1417" w:right="1417" w:top="1417"/>
+          <w:pgBorders>
+            <w:top w:space="0" w:sz="0" w:val="none"/>
+            <w:left w:space="0" w:sz="0" w:val="none"/>
+            <w:bottom w:space="0" w:sz="0" w:val="none"/>
+            <w:right w:space="0" w:sz="0" w:val="none"/>
+          </w:pgBorders>
+          <w:cols w:num="1" w:space="425"/>
+          <w:docGrid w:charSpace="0" w:linePitch="312" w:type="linesAndChars"/>
+        </w:sectPr>
+      </w:pPr>
       <w:r>
         <w:br w:type="page"/>
       </w:r>
@@ -23184,16 +23296,16 @@
     <w:tbl>
       <w:tblPr>
         <w:tblStyle w:val="Table"/>
-        <w:tblW w:type="pct" w:w="5000"/>
+        <w:tblW w:w="9072" w:type="dxa"/>
         <w:tblLayout w:type="fixed"/>
         <w:tblLook w:firstRow="1" w:lastRow="0" w:firstColumn="0" w:lastColumn="0" w:noHBand="0" w:noVBand="0" w:val="0020"/>
         <w:tblCaption w:val="表 6-1 五个对比调度器组的部署概览"/>
       </w:tblPr>
       <w:tblGrid>
-        <w:gridCol w:w="1980"/>
-        <w:gridCol w:w="1980"/>
-        <w:gridCol w:w="1980"/>
-        <w:gridCol w:w="1980"/>
+        <w:gridCol w:w="2268"/>
+        <w:gridCol w:w="2268"/>
+        <w:gridCol w:w="2268"/>
+        <w:gridCol w:w="2268"/>
       </w:tblGrid>
       <w:tr>
         <w:trPr>
@@ -23801,14 +23913,14 @@
     <w:tbl>
       <w:tblPr>
         <w:tblStyle w:val="Table"/>
-        <w:tblW w:type="auto" w:w="0"/>
+        <w:tblW w:w="9072" w:type="dxa"/>
         <w:tblLook w:firstRow="1" w:lastRow="0" w:firstColumn="0" w:lastColumn="0" w:noHBand="0" w:noVBand="0" w:val="0020"/>
         <w:tblCaption w:val="表 6-2 集群规模梯度"/>
       </w:tblPr>
       <w:tblGrid>
-        <w:gridCol w:w="2640"/>
-        <w:gridCol w:w="2640"/>
-        <w:gridCol w:w="2640"/>
+        <w:gridCol w:w="3024"/>
+        <w:gridCol w:w="3024"/>
+        <w:gridCol w:w="3024"/>
       </w:tblGrid>
       <w:tr>
         <w:trPr>
@@ -24090,17 +24202,17 @@
     <w:tbl>
       <w:tblPr>
         <w:tblStyle w:val="Table"/>
-        <w:tblW w:type="pct" w:w="5000"/>
+        <w:tblW w:w="9072" w:type="dxa"/>
         <w:tblLayout w:type="fixed"/>
         <w:tblLook w:firstRow="1" w:lastRow="0" w:firstColumn="0" w:lastColumn="0" w:noHBand="0" w:noVBand="0" w:val="0020"/>
         <w:tblCaption w:val="表 6-3 评估用工作负载定义"/>
       </w:tblPr>
       <w:tblGrid>
-        <w:gridCol w:w="1584"/>
-        <w:gridCol w:w="1584"/>
-        <w:gridCol w:w="1584"/>
-        <w:gridCol w:w="1584"/>
-        <w:gridCol w:w="1584"/>
+        <w:gridCol w:w="1814"/>
+        <w:gridCol w:w="1814"/>
+        <w:gridCol w:w="1814"/>
+        <w:gridCol w:w="1814"/>
+        <w:gridCol w:w="1816"/>
       </w:tblGrid>
       <w:tr>
         <w:trPr>
@@ -24909,18 +25021,18 @@
     <w:tbl>
       <w:tblPr>
         <w:tblStyle w:val="Table"/>
-        <w:tblW w:type="pct" w:w="5000"/>
+        <w:tblW w:w="9072" w:type="dxa"/>
         <w:tblLayout w:type="fixed"/>
         <w:tblLook w:firstRow="1" w:lastRow="0" w:firstColumn="0" w:lastColumn="0" w:noHBand="0" w:noVBand="0" w:val="0020"/>
         <w:tblCaption w:val="表 6-4 16 个对比场景的参与调度器与实例配置"/>
       </w:tblPr>
       <w:tblGrid>
-        <w:gridCol w:w="1320"/>
-        <w:gridCol w:w="1320"/>
-        <w:gridCol w:w="1320"/>
-        <w:gridCol w:w="1320"/>
-        <w:gridCol w:w="1320"/>
-        <w:gridCol w:w="1320"/>
+        <w:gridCol w:w="1512"/>
+        <w:gridCol w:w="1512"/>
+        <w:gridCol w:w="1512"/>
+        <w:gridCol w:w="1512"/>
+        <w:gridCol w:w="1512"/>
+        <w:gridCol w:w="1512"/>
       </w:tblGrid>
       <w:tr>
         <w:trPr>
@@ -28243,18 +28355,18 @@
     <w:tbl>
       <w:tblPr>
         <w:tblStyle w:val="Table"/>
-        <w:tblW w:type="pct" w:w="5000"/>
+        <w:tblW w:w="9072" w:type="dxa"/>
         <w:tblLayout w:type="fixed"/>
         <w:tblLook w:firstRow="1" w:lastRow="0" w:firstColumn="0" w:lastColumn="0" w:noHBand="0" w:noVBand="0" w:val="0020"/>
         <w:tblCaption w:val="表 6-5 五组基线场景有效吞吐（pods/s，n=3 中位数）"/>
       </w:tblPr>
       <w:tblGrid>
-        <w:gridCol w:w="1320"/>
-        <w:gridCol w:w="1320"/>
-        <w:gridCol w:w="1320"/>
-        <w:gridCol w:w="1320"/>
-        <w:gridCol w:w="1320"/>
-        <w:gridCol w:w="1320"/>
+        <w:gridCol w:w="1512"/>
+        <w:gridCol w:w="1512"/>
+        <w:gridCol w:w="1512"/>
+        <w:gridCol w:w="1512"/>
+        <w:gridCol w:w="1512"/>
+        <w:gridCol w:w="1512"/>
       </w:tblGrid>
       <w:tr>
         <w:trPr>
@@ -29318,15 +29430,15 @@
     <w:tbl>
       <w:tblPr>
         <w:tblStyle w:val="Table"/>
-        <w:tblW w:type="auto" w:w="0"/>
+        <w:tblW w:w="9072" w:type="dxa"/>
         <w:tblLook w:firstRow="1" w:lastRow="0" w:firstColumn="0" w:lastColumn="0" w:noHBand="0" w:noVBand="0" w:val="0020"/>
         <w:tblCaption w:val="表 6-6 Gang 场景（s3/w6/inst1）三组对比"/>
       </w:tblPr>
       <w:tblGrid>
-        <w:gridCol w:w="1980"/>
-        <w:gridCol w:w="1980"/>
-        <w:gridCol w:w="1980"/>
-        <w:gridCol w:w="1980"/>
+        <w:gridCol w:w="2268"/>
+        <w:gridCol w:w="2268"/>
+        <w:gridCol w:w="2268"/>
+        <w:gridCol w:w="2268"/>
       </w:tblGrid>
       <w:tr>
         <w:trPr>
@@ -29913,15 +30025,15 @@
     <w:tbl>
       <w:tblPr>
         <w:tblStyle w:val="Table"/>
-        <w:tblW w:type="auto" w:w="0"/>
+        <w:tblW w:w="9072" w:type="dxa"/>
         <w:tblLook w:firstRow="1" w:lastRow="0" w:firstColumn="0" w:lastColumn="0" w:noHBand="0" w:noVBand="0" w:val="0020"/>
         <w:tblCaption w:val="表 6-7 ENO 与 Gödel 有效吞吐对比（pods/s，n=3 中位数）"/>
       </w:tblPr>
       <w:tblGrid>
-        <w:gridCol w:w="1980"/>
-        <w:gridCol w:w="1980"/>
-        <w:gridCol w:w="1980"/>
-        <w:gridCol w:w="1980"/>
+        <w:gridCol w:w="2268"/>
+        <w:gridCol w:w="2268"/>
+        <w:gridCol w:w="2268"/>
+        <w:gridCol w:w="2268"/>
       </w:tblGrid>
       <w:tr>
         <w:trPr>
@@ -31361,19 +31473,19 @@
     <w:tbl>
       <w:tblPr>
         <w:tblStyle w:val="Table"/>
-        <w:tblW w:type="pct" w:w="5000"/>
+        <w:tblW w:w="9072" w:type="dxa"/>
         <w:tblLayout w:type="fixed"/>
         <w:tblLook w:firstRow="1" w:lastRow="0" w:firstColumn="0" w:lastColumn="0" w:noHBand="0" w:noVBand="0" w:val="0020"/>
         <w:tblCaption w:val="表 6-8 ENO 与 Gödel 调度延迟对比（秒，n=3 中位数，剔除首尾各 2 采样点）"/>
       </w:tblPr>
       <w:tblGrid>
-        <w:gridCol w:w="1131"/>
-        <w:gridCol w:w="1131"/>
-        <w:gridCol w:w="1131"/>
-        <w:gridCol w:w="1131"/>
-        <w:gridCol w:w="1131"/>
-        <w:gridCol w:w="1131"/>
-        <w:gridCol w:w="1131"/>
+        <w:gridCol w:w="1296"/>
+        <w:gridCol w:w="1296"/>
+        <w:gridCol w:w="1296"/>
+        <w:gridCol w:w="1296"/>
+        <w:gridCol w:w="1296"/>
+        <w:gridCol w:w="1296"/>
+        <w:gridCol w:w="1296"/>
       </w:tblGrid>
       <w:tr>
         <w:trPr>
@@ -33362,15 +33474,15 @@
     <w:tbl>
       <w:tblPr>
         <w:tblStyle w:val="Table"/>
-        <w:tblW w:type="auto" w:w="0"/>
+        <w:tblW w:w="9072" w:type="dxa"/>
         <w:tblLook w:firstRow="1" w:lastRow="0" w:firstColumn="0" w:lastColumn="0" w:noHBand="0" w:noVBand="0" w:val="0020"/>
         <w:tblCaption w:val="表 6-9 ENO 与 Gödel Pod E2E 延迟对比（pod_e2e_latency_p99，秒，n=3 中位数，口径同表 6-8）"/>
       </w:tblPr>
       <w:tblGrid>
-        <w:gridCol w:w="1980"/>
-        <w:gridCol w:w="1980"/>
-        <w:gridCol w:w="1980"/>
-        <w:gridCol w:w="1980"/>
+        <w:gridCol w:w="2268"/>
+        <w:gridCol w:w="2268"/>
+        <w:gridCol w:w="2268"/>
+        <w:gridCol w:w="2268"/>
       </w:tblGrid>
       <w:tr>
         <w:trPr>
@@ -35863,15 +35975,15 @@
     <w:tbl>
       <w:tblPr>
         <w:tblStyle w:val="Table"/>
-        <w:tblW w:type="pct" w:w="5000"/>
+        <w:tblW w:w="9072" w:type="dxa"/>
         <w:tblLayout w:type="fixed"/>
         <w:tblLook w:firstRow="1" w:lastRow="0" w:firstColumn="0" w:lastColumn="0" w:noHBand="0" w:noVBand="0" w:val="0020"/>
         <w:tblCaption w:val="表 6-10 s3 → s4 规模扩展下的关键指标变化（w3, inst3）"/>
       </w:tblPr>
       <w:tblGrid>
-        <w:gridCol w:w="2640"/>
-        <w:gridCol w:w="2640"/>
-        <w:gridCol w:w="2640"/>
+        <w:gridCol w:w="3024"/>
+        <w:gridCol w:w="3024"/>
+        <w:gridCol w:w="3024"/>
       </w:tblGrid>
       <w:tr>
         <w:trPr>
@@ -36872,15 +36984,15 @@
     <w:tbl>
       <w:tblPr>
         <w:tblStyle w:val="Table"/>
-        <w:tblW w:type="pct" w:w="5000"/>
+        <w:tblW w:w="9072" w:type="dxa"/>
         <w:tblLayout w:type="fixed"/>
         <w:tblLook w:firstRow="1" w:lastRow="0" w:firstColumn="0" w:lastColumn="0" w:noHBand="0" w:noVBand="0" w:val="0020"/>
         <w:tblCaption w:val="表 6-11 inst1 → inst3 实例扩展下的关键指标变化（s3, w3）"/>
       </w:tblPr>
       <w:tblGrid>
-        <w:gridCol w:w="2640"/>
-        <w:gridCol w:w="2640"/>
-        <w:gridCol w:w="2640"/>
+        <w:gridCol w:w="3024"/>
+        <w:gridCol w:w="3024"/>
+        <w:gridCol w:w="3024"/>
       </w:tblGrid>
       <w:tr>
         <w:trPr>
@@ -37880,20 +37992,20 @@
     <w:tbl>
       <w:tblPr>
         <w:tblStyle w:val="Table"/>
-        <w:tblW w:type="pct" w:w="5000"/>
+        <w:tblW w:w="9072" w:type="dxa"/>
         <w:tblLayout w:type="fixed"/>
         <w:tblLook w:firstRow="1" w:lastRow="0" w:firstColumn="0" w:lastColumn="0" w:noHBand="0" w:noVBand="0" w:val="0020"/>
         <w:tblCaption w:val="表 6-12 复杂负载场景对比（有效吞吐单位 pods/s，延迟单位秒）"/>
       </w:tblPr>
       <w:tblGrid>
-        <w:gridCol w:w="990"/>
-        <w:gridCol w:w="990"/>
-        <w:gridCol w:w="990"/>
-        <w:gridCol w:w="990"/>
-        <w:gridCol w:w="990"/>
-        <w:gridCol w:w="990"/>
-        <w:gridCol w:w="990"/>
-        <w:gridCol w:w="990"/>
+        <w:gridCol w:w="1134"/>
+        <w:gridCol w:w="1134"/>
+        <w:gridCol w:w="1134"/>
+        <w:gridCol w:w="1134"/>
+        <w:gridCol w:w="1134"/>
+        <w:gridCol w:w="1134"/>
+        <w:gridCol w:w="1134"/>
+        <w:gridCol w:w="1134"/>
       </w:tblGrid>
       <w:tr>
         <w:trPr>
@@ -42173,16 +42285,16 @@
     <w:tbl>
       <w:tblPr>
         <w:tblStyle w:val="Table"/>
-        <w:tblW w:type="pct" w:w="5000"/>
+        <w:tblW w:w="9072" w:type="dxa"/>
         <w:tblLayout w:type="fixed"/>
         <w:tblLook w:firstRow="1" w:lastRow="0" w:firstColumn="0" w:lastColumn="0" w:noHBand="0" w:noVBand="0" w:val="0020"/>
       </w:tblPr>
       <w:tblGrid>
-        <w:gridCol w:w="1584"/>
-        <w:gridCol w:w="1584"/>
-        <w:gridCol w:w="1584"/>
-        <w:gridCol w:w="1584"/>
-        <w:gridCol w:w="1584"/>
+        <w:gridCol w:w="1814"/>
+        <w:gridCol w:w="1814"/>
+        <w:gridCol w:w="1814"/>
+        <w:gridCol w:w="1814"/>
+        <w:gridCol w:w="1816"/>
       </w:tblGrid>
       <w:tr>
         <w:trPr>
@@ -43895,16 +44007,16 @@
     <w:tbl>
       <w:tblPr>
         <w:tblStyle w:val="Table"/>
-        <w:tblW w:type="pct" w:w="5000"/>
+        <w:tblW w:w="9072" w:type="dxa"/>
         <w:tblLayout w:type="fixed"/>
         <w:tblLook w:firstRow="1" w:lastRow="0" w:firstColumn="0" w:lastColumn="0" w:noHBand="0" w:noVBand="0" w:val="0020"/>
       </w:tblPr>
       <w:tblGrid>
-        <w:gridCol w:w="1584"/>
-        <w:gridCol w:w="1584"/>
-        <w:gridCol w:w="1584"/>
-        <w:gridCol w:w="1584"/>
-        <w:gridCol w:w="1584"/>
+        <w:gridCol w:w="1814"/>
+        <w:gridCol w:w="1814"/>
+        <w:gridCol w:w="1814"/>
+        <w:gridCol w:w="1814"/>
+        <w:gridCol w:w="1816"/>
       </w:tblGrid>
       <w:tr>
         <w:trPr>
@@ -48402,6 +48514,24 @@
       </w:r>
     </w:p>
     <w:p>
+      <w:pPr>
+        <w:sectPr>
+          <w:headerReference w:type="default" r:id="rIdPp2"/>
+          <w:headerReference w:type="even" r:id="rIdPp13"/>
+          <w:footerReference w:type="default" r:id="rIdPp1"/>
+          <w:footerReference w:type="even" r:id="rIdPp1"/>
+          <w:pgSz w:h="16838" w:w="11906"/>
+          <w:pgMar w:bottom="1417" w:footer="851" w:gutter="0" w:header="851" w:left="1417" w:right="1417" w:top="1417"/>
+          <w:pgBorders>
+            <w:top w:space="0" w:sz="0" w:val="none"/>
+            <w:left w:space="0" w:sz="0" w:val="none"/>
+            <w:bottom w:space="0" w:sz="0" w:val="none"/>
+            <w:right w:space="0" w:sz="0" w:val="none"/>
+          </w:pgBorders>
+          <w:cols w:num="1" w:space="425"/>
+          <w:docGrid w:charSpace="0" w:linePitch="312" w:type="linesAndChars"/>
+        </w:sectPr>
+      </w:pPr>
       <w:r>
         <w:br w:type="page"/>
       </w:r>
@@ -49596,6 +49726,24 @@
       </w:r>
     </w:p>
     <w:p>
+      <w:pPr>
+        <w:sectPr>
+          <w:headerReference w:type="default" r:id="rIdPp2"/>
+          <w:headerReference w:type="even" r:id="rIdPp15"/>
+          <w:footerReference w:type="default" r:id="rIdPp1"/>
+          <w:footerReference w:type="even" r:id="rIdPp1"/>
+          <w:pgSz w:h="16838" w:w="11906"/>
+          <w:pgMar w:bottom="1417" w:footer="851" w:gutter="0" w:header="851" w:left="1417" w:right="1417" w:top="1417"/>
+          <w:pgBorders>
+            <w:top w:space="0" w:sz="0" w:val="none"/>
+            <w:left w:space="0" w:sz="0" w:val="none"/>
+            <w:bottom w:space="0" w:sz="0" w:val="none"/>
+            <w:right w:space="0" w:sz="0" w:val="none"/>
+          </w:pgBorders>
+          <w:cols w:num="1" w:space="425"/>
+          <w:docGrid w:charSpace="0" w:linePitch="312" w:type="linesAndChars"/>
+        </w:sectPr>
+      </w:pPr>
       <w:r>
         <w:br w:type="page"/>
       </w:r>
@@ -49983,6 +50131,24 @@
       </w:r>
     </w:p>
     <w:p>
+      <w:pPr>
+        <w:sectPr>
+          <w:headerReference w:type="default" r:id="rIdPp16"/>
+          <w:headerReference w:type="even" r:id="rIdPp16"/>
+          <w:footerReference w:type="default" r:id="rIdPp1"/>
+          <w:footerReference w:type="even" r:id="rIdPp1"/>
+          <w:pgSz w:h="16838" w:w="11906"/>
+          <w:pgMar w:bottom="1417" w:footer="851" w:gutter="0" w:header="851" w:left="1417" w:right="1417" w:top="1417"/>
+          <w:pgBorders>
+            <w:top w:space="0" w:sz="0" w:val="none"/>
+            <w:left w:space="0" w:sz="0" w:val="none"/>
+            <w:bottom w:space="0" w:sz="0" w:val="none"/>
+            <w:right w:space="0" w:sz="0" w:val="none"/>
+          </w:pgBorders>
+          <w:cols w:num="1" w:space="425"/>
+          <w:docGrid w:charSpace="0" w:linePitch="312" w:type="linesAndChars"/>
+        </w:sectPr>
+      </w:pPr>
       <w:r>
         <w:br w:type="page"/>
       </w:r>
@@ -50262,19 +50428,19 @@
     <w:tbl>
       <w:tblPr>
         <w:tblStyle w:val="Table"/>
-        <w:tblW w:type="pct" w:w="5000"/>
+        <w:tblW w:w="9072" w:type="dxa"/>
         <w:tblLayout w:type="fixed"/>
         <w:tblLook w:firstRow="1" w:lastRow="0" w:firstColumn="0" w:lastColumn="0" w:noHBand="0" w:noVBand="0" w:val="0020"/>
         <w:tblCaption w:val="表 A-1 各对比场景关键指标汇总"/>
       </w:tblPr>
       <w:tblGrid>
-        <w:gridCol w:w="1131"/>
-        <w:gridCol w:w="1131"/>
-        <w:gridCol w:w="1131"/>
-        <w:gridCol w:w="1131"/>
-        <w:gridCol w:w="1131"/>
-        <w:gridCol w:w="1131"/>
-        <w:gridCol w:w="1131"/>
+        <w:gridCol w:w="1296"/>
+        <w:gridCol w:w="1296"/>
+        <w:gridCol w:w="1296"/>
+        <w:gridCol w:w="1296"/>
+        <w:gridCol w:w="1296"/>
+        <w:gridCol w:w="1296"/>
+        <w:gridCol w:w="1296"/>
       </w:tblGrid>
       <w:tr>
         <w:trPr>
@@ -61280,6 +61446,24 @@
       </w:r>
     </w:p>
     <w:p>
+      <w:pPr>
+        <w:sectPr>
+          <w:headerReference w:type="default" r:id="rIdPp17"/>
+          <w:headerReference w:type="even" r:id="rIdPp17"/>
+          <w:footerReference w:type="default" r:id="rIdPp1"/>
+          <w:footerReference w:type="even" r:id="rIdPp1"/>
+          <w:pgSz w:h="16838" w:w="11906"/>
+          <w:pgMar w:bottom="1417" w:footer="851" w:gutter="0" w:header="851" w:left="1417" w:right="1417" w:top="1417"/>
+          <w:pgBorders>
+            <w:top w:space="0" w:sz="0" w:val="none"/>
+            <w:left w:space="0" w:sz="0" w:val="none"/>
+            <w:bottom w:space="0" w:sz="0" w:val="none"/>
+            <w:right w:space="0" w:sz="0" w:val="none"/>
+          </w:pgBorders>
+          <w:cols w:num="1" w:space="425"/>
+          <w:docGrid w:charSpace="0" w:linePitch="312" w:type="linesAndChars"/>
+        </w:sectPr>
+      </w:pPr>
       <w:r>
         <w:br w:type="page"/>
       </w:r>
@@ -61395,10 +61579,10 @@
     </w:p>
     <w:bookmarkEnd w:id="281"/>
     <w:sectPr>
-      <w:footerReference r:id="rId6" w:type="first"/>
-      <w:headerReference r:id="rId3" w:type="default"/>
-      <w:footerReference r:id="rId4" w:type="default"/>
-      <w:footerReference r:id="rId5" w:type="even"/>
+      <w:headerReference w:type="default" r:id="rIdPp18"/>
+      <w:headerReference w:type="even" r:id="rIdPp18"/>
+      <w:footerReference w:type="default" r:id="rIdPp1"/>
+      <w:footerReference w:type="even" r:id="rIdPp1"/>
       <w:pgSz w:h="16838" w:w="11906"/>
       <w:pgMar w:bottom="1417" w:footer="851" w:gutter="0" w:header="851" w:left="1417" w:right="1417" w:top="1417"/>
       <w:pgBorders>
@@ -61407,7 +61591,6 @@
         <w:bottom w:space="0" w:sz="0" w:val="none"/>
         <w:right w:space="0" w:sz="0" w:val="none"/>
       </w:pgBorders>
-      <w:pgNumType w:fmt="numberInDash"/>
       <w:cols w:num="1" w:space="425"/>
       <w:docGrid w:charSpace="0" w:linePitch="312" w:type="linesAndChars"/>
     </w:sectPr>
@@ -61419,14 +61602,15 @@
 <w:comments xmlns:w="http://schemas.openxmlformats.org/wordprocessingml/2006/main" xmlns:m="http://schemas.openxmlformats.org/officeDocument/2006/math" xmlns:r="http://schemas.openxmlformats.org/officeDocument/2006/relationships" xmlns:o="urn:schemas-microsoft-com:office:office" xmlns:v="urn:schemas-microsoft-com:vml" xmlns:w10="urn:schemas-microsoft-com:office:word" xmlns:a="http://schemas.openxmlformats.org/drawingml/2006/main" xmlns:pic="http://schemas.openxmlformats.org/drawingml/2006/picture" xmlns:wp="http://schemas.openxmlformats.org/drawingml/2006/wordprocessingDrawing"/>
 </file>
 
-<file path=word/footer1.xml><?xml version="1.0" encoding="utf-8"?>
-<w:ftr xmlns:w="http://schemas.openxmlformats.org/wordprocessingml/2006/main">
+<file path=word/footer_pp_page.xml><?xml version="1.0" encoding="utf-8"?>
+<w:ftr xmlns:w="http://schemas.openxmlformats.org/wordprocessingml/2006/main" xmlns:r="http://schemas.openxmlformats.org/officeDocument/2006/relationships">
   <w:p>
     <w:pPr>
       <w:jc w:val="center"/>
       <w:rPr>
-        <w:rFonts w:ascii="Times New Roman" w:hAnsi="Times New Roman"/>
+        <w:rFonts w:ascii="Times New Roman" w:hAnsi="Times New Roman" w:eastAsia="宋体"/>
         <w:sz w:val="21"/>
+        <w:szCs w:val="21"/>
       </w:rPr>
     </w:pPr>
     <w:r>
@@ -61440,427 +61624,27 @@
       <w:instrText xml:space="preserve"> PAGE </w:instrText>
     </w:r>
     <w:r>
+      <w:rPr>
+        <w:rFonts w:ascii="Times New Roman" w:hAnsi="Times New Roman"/>
+        <w:sz w:val="21"/>
+      </w:rPr>
       <w:fldChar w:fldCharType="separate"/>
+    </w:r>
+    <w:r>
+      <w:rPr>
+        <w:rFonts w:ascii="Times New Roman" w:hAnsi="Times New Roman" w:eastAsia="宋体" w:cs="Times New Roman"/>
+        <w:sz w:val="21"/>
+        <w:szCs w:val="21"/>
+      </w:rPr>
+      <w:t xml:space="preserve">1</w:t>
     </w:r>
     <w:r>
       <w:rPr>
         <w:rFonts w:ascii="Times New Roman" w:hAnsi="Times New Roman"/>
         <w:sz w:val="21"/>
       </w:rPr>
-      <w:t>1</w:t>
-    </w:r>
-    <w:r>
       <w:fldChar w:fldCharType="end"/>
     </w:r>
-  </w:p>
-</w:ftr>
-</file>
-
-<file path=word/footer2.xml><?xml version="1.0" encoding="utf-8"?>
-<w:ftr xmlns:w="http://schemas.openxmlformats.org/wordprocessingml/2006/main">
-  <w:p>
-    <w:pPr>
-      <w:jc w:val="center"/>
-      <w:rPr>
-        <w:rFonts w:ascii="Times New Roman" w:hAnsi="Times New Roman"/>
-        <w:sz w:val="21"/>
-      </w:rPr>
-    </w:pPr>
-    <w:r>
-      <w:rPr>
-        <w:rFonts w:ascii="Times New Roman" w:hAnsi="Times New Roman"/>
-        <w:sz w:val="21"/>
-      </w:rPr>
-      <w:fldChar w:fldCharType="begin"/>
-    </w:r>
-    <w:r>
-      <w:instrText xml:space="preserve"> PAGE </w:instrText>
-    </w:r>
-    <w:r>
-      <w:fldChar w:fldCharType="separate"/>
-    </w:r>
-    <w:r>
-      <w:rPr>
-        <w:rFonts w:ascii="Times New Roman" w:hAnsi="Times New Roman"/>
-        <w:sz w:val="21"/>
-      </w:rPr>
-      <w:t>1</w:t>
-    </w:r>
-    <w:r>
-      <w:fldChar w:fldCharType="end"/>
-    </w:r>
-  </w:p>
-</w:ftr>
-</file>
-
-<file path=word/footer3.xml><?xml version="1.0" encoding="utf-8"?>
-<w:ftr xmlns:w="http://schemas.openxmlformats.org/wordprocessingml/2006/main">
-  <w:p>
-    <w:pPr>
-      <w:jc w:val="center"/>
-      <w:rPr>
-        <w:rFonts w:ascii="Times New Roman" w:hAnsi="Times New Roman"/>
-        <w:sz w:val="21"/>
-      </w:rPr>
-    </w:pPr>
-    <w:r>
-      <w:rPr>
-        <w:rFonts w:ascii="Times New Roman" w:hAnsi="Times New Roman"/>
-        <w:sz w:val="21"/>
-      </w:rPr>
-      <w:fldChar w:fldCharType="begin"/>
-    </w:r>
-    <w:r>
-      <w:instrText xml:space="preserve"> PAGE </w:instrText>
-    </w:r>
-    <w:r>
-      <w:fldChar w:fldCharType="separate"/>
-    </w:r>
-    <w:r>
-      <w:rPr>
-        <w:rFonts w:ascii="Times New Roman" w:hAnsi="Times New Roman"/>
-        <w:sz w:val="21"/>
-      </w:rPr>
-      <w:t>1</w:t>
-    </w:r>
-    <w:r>
-      <w:fldChar w:fldCharType="end"/>
-    </w:r>
-  </w:p>
-</w:ftr>
-</file>
-
-<file path=word/footer4.xml><?xml version="1.0" encoding="utf-8"?>
-<w:ftr xmlns:wpc="http://schemas.microsoft.com/office/word/2010/wordprocessingCanvas" xmlns:mc="http://schemas.openxmlformats.org/markup-compatibility/2006" xmlns:o="urn:schemas-microsoft-com:office:office" xmlns:r="http://schemas.openxmlformats.org/officeDocument/2006/relationships" xmlns:m="http://schemas.openxmlformats.org/officeDocument/2006/math" xmlns:v="urn:schemas-microsoft-com:vml" xmlns:wp14="http://schemas.microsoft.com/office/word/2010/wordprocessingDrawing" xmlns:wp="http://schemas.openxmlformats.org/drawingml/2006/wordprocessingDrawing" xmlns:w10="urn:schemas-microsoft-com:office:word" xmlns:w="http://schemas.openxmlformats.org/wordprocessingml/2006/main" xmlns:w14="http://schemas.microsoft.com/office/word/2010/wordml" xmlns:w15="http://schemas.microsoft.com/office/word/2012/wordml" xmlns:wpg="http://schemas.microsoft.com/office/word/2010/wordprocessingGroup" xmlns:wpi="http://schemas.microsoft.com/office/word/2010/wordprocessingInk" xmlns:wne="http://schemas.microsoft.com/office/word/2006/wordml" xmlns:wps="http://schemas.microsoft.com/office/word/2010/wordprocessingShape" xmlns:wpsCustomData="http://www.wps.cn/officeDocument/2013/wpsCustomData" mc:Ignorable="w14 w15 wp14">
-  <w:p>
-    <w:pPr>
-      <w:pStyle w:val="12"/>
-      <w:tabs>
-        <w:tab w:val="left" w:pos="1046"/>
-        <w:tab w:val="clear" w:pos="4153"/>
-        <w:tab w:val="clear" w:pos="8306"/>
-      </w:tabs>
-    </w:pPr>
-  </w:p>
-  <w:p>
-    <w:pPr>
-      <w:pStyle w:val="12"/>
-      <w:rPr>
-        <w:rFonts w:ascii="Times New Roman" w:hAnsi="Times New Roman" w:cs="Times New Roman"/>
-        <w:sz w:val="21"/>
-        <w:szCs w:val="21"/>
-      </w:rPr>
-    </w:pPr>
-  </w:p>
-</w:ftr>
-</file>
-
-<file path=word/footer5.xml><?xml version="1.0" encoding="utf-8"?>
-<w:ftr xmlns:wpc="http://schemas.microsoft.com/office/word/2010/wordprocessingCanvas" xmlns:mc="http://schemas.openxmlformats.org/markup-compatibility/2006" xmlns:o="urn:schemas-microsoft-com:office:office" xmlns:r="http://schemas.openxmlformats.org/officeDocument/2006/relationships" xmlns:m="http://schemas.openxmlformats.org/officeDocument/2006/math" xmlns:v="urn:schemas-microsoft-com:vml" xmlns:wp14="http://schemas.microsoft.com/office/word/2010/wordprocessingDrawing" xmlns:wp="http://schemas.openxmlformats.org/drawingml/2006/wordprocessingDrawing" xmlns:w10="urn:schemas-microsoft-com:office:word" xmlns:w="http://schemas.openxmlformats.org/wordprocessingml/2006/main" xmlns:w14="http://schemas.microsoft.com/office/word/2010/wordml" xmlns:w15="http://schemas.microsoft.com/office/word/2012/wordml" xmlns:wpg="http://schemas.microsoft.com/office/word/2010/wordprocessingGroup" xmlns:wpi="http://schemas.microsoft.com/office/word/2010/wordprocessingInk" xmlns:wne="http://schemas.microsoft.com/office/word/2006/wordml" xmlns:wps="http://schemas.microsoft.com/office/word/2010/wordprocessingShape" xmlns:wpsCustomData="http://www.wps.cn/officeDocument/2013/wpsCustomData" mc:Ignorable="w14 w15 wp14">
-  <w:sdt>
-    <w:sdtPr>
-      <w:rPr>
-        <w:rFonts w:ascii="Times New Roman" w:hAnsi="Times New Roman" w:cs="Times New Roman"/>
-        <w:sz w:val="21"/>
-        <w:szCs w:val="21"/>
-      </w:rPr>
-      <w:id w:val="-1685890550"/>
-    </w:sdtPr>
-    <w:sdtEndPr>
-      <w:rPr>
-        <w:rFonts w:ascii="Times New Roman" w:hAnsi="Times New Roman" w:cs="Times New Roman"/>
-        <w:sz w:val="21"/>
-        <w:szCs w:val="21"/>
-      </w:rPr>
-    </w:sdtEndPr>
-    <w:sdtContent>
-      <w:p>
-        <w:pPr>
-          <w:pStyle w:val="12"/>
-          <w:jc w:val="center"/>
-          <w:rPr>
-            <w:rFonts w:ascii="Times New Roman" w:hAnsi="Times New Roman" w:cs="Times New Roman"/>
-            <w:sz w:val="21"/>
-            <w:szCs w:val="21"/>
-          </w:rPr>
-        </w:pPr>
-        <w:r>
-          <w:rPr>
-            <w:rFonts w:ascii="Times New Roman" w:hAnsi="Times New Roman" w:cs="Times New Roman"/>
-            <w:sz w:val="21"/>
-            <w:szCs w:val="21"/>
-          </w:rPr>
-          <w:fldChar w:fldCharType="begin"/>
-        </w:r>
-        <w:r>
-          <w:rPr>
-            <w:rFonts w:hint="eastAsia" w:ascii="Times New Roman" w:hAnsi="Times New Roman" w:cs="Times New Roman"/>
-            <w:sz w:val="21"/>
-            <w:szCs w:val="21"/>
-          </w:rPr>
-          <w:instrText xml:space="preserve"> PAGE   \* MERGEFORMAT </w:instrText>
-        </w:r>
-        <w:r>
-          <w:rPr>
-            <w:rFonts w:ascii="Times New Roman" w:hAnsi="Times New Roman" w:cs="Times New Roman"/>
-            <w:sz w:val="21"/>
-            <w:szCs w:val="21"/>
-          </w:rPr>
-          <w:fldChar w:fldCharType="separate"/>
-        </w:r>
-        <w:r>
-          <w:rPr>
-            <w:rFonts w:hint="eastAsia" w:ascii="Times New Roman" w:hAnsi="Times New Roman" w:cs="Times New Roman"/>
-            <w:sz w:val="21"/>
-            <w:szCs w:val="21"/>
-          </w:rPr>
-          <w:t>XV</w:t>
-        </w:r>
-        <w:r>
-          <w:rPr>
-            <w:rFonts w:ascii="Times New Roman" w:hAnsi="Times New Roman" w:cs="Times New Roman"/>
-            <w:sz w:val="21"/>
-            <w:szCs w:val="21"/>
-          </w:rPr>
-          <w:fldChar w:fldCharType="end"/>
-        </w:r>
-      </w:p>
-    </w:sdtContent>
-  </w:sdt>
-  <w:p>
-    <w:pPr>
-      <w:pStyle w:val="12"/>
-      <w:rPr>
-        <w:rFonts w:ascii="Times New Roman" w:hAnsi="Times New Roman" w:cs="Times New Roman"/>
-        <w:sz w:val="21"/>
-        <w:szCs w:val="21"/>
-      </w:rPr>
-    </w:pPr>
-  </w:p>
-</w:ftr>
-</file>
-
-<file path=word/footer6.xml><?xml version="1.0" encoding="utf-8"?>
-<w:ftr xmlns:wpc="http://schemas.microsoft.com/office/word/2010/wordprocessingCanvas" xmlns:mc="http://schemas.openxmlformats.org/markup-compatibility/2006" xmlns:o="urn:schemas-microsoft-com:office:office" xmlns:r="http://schemas.openxmlformats.org/officeDocument/2006/relationships" xmlns:m="http://schemas.openxmlformats.org/officeDocument/2006/math" xmlns:v="urn:schemas-microsoft-com:vml" xmlns:wp14="http://schemas.microsoft.com/office/word/2010/wordprocessingDrawing" xmlns:wp="http://schemas.openxmlformats.org/drawingml/2006/wordprocessingDrawing" xmlns:w10="urn:schemas-microsoft-com:office:word" xmlns:w="http://schemas.openxmlformats.org/wordprocessingml/2006/main" xmlns:w14="http://schemas.microsoft.com/office/word/2010/wordml" xmlns:w15="http://schemas.microsoft.com/office/word/2012/wordml" xmlns:wpg="http://schemas.microsoft.com/office/word/2010/wordprocessingGroup" xmlns:wpi="http://schemas.microsoft.com/office/word/2010/wordprocessingInk" xmlns:wne="http://schemas.microsoft.com/office/word/2006/wordml" xmlns:wps="http://schemas.microsoft.com/office/word/2010/wordprocessingShape" xmlns:wpsCustomData="http://www.wps.cn/officeDocument/2013/wpsCustomData" mc:Ignorable="w14 w15 wp14">
-  <w:sdt>
-    <w:sdtPr>
-      <w:rPr>
-        <w:rFonts w:asciiTheme="minorHAnsi" w:hAnsiTheme="minorHAnsi" w:eastAsiaTheme="minorEastAsia" w:cstheme="minorBidi"/>
-        <w:kern w:val="2"/>
-        <w:sz w:val="21"/>
-        <w:szCs w:val="22"/>
-        <w:lang w:val="en-US" w:eastAsia="zh-CN" w:bidi="ar-SA"/>
-      </w:rPr>
-      <w:id w:val="147476445"/>
-    </w:sdtPr>
-    <w:sdtEndPr>
-      <w:rPr>
-        <w:rFonts w:asciiTheme="minorHAnsi" w:hAnsiTheme="minorHAnsi" w:eastAsiaTheme="minorEastAsia" w:cstheme="minorBidi"/>
-        <w:kern w:val="2"/>
-        <w:sz w:val="21"/>
-        <w:szCs w:val="22"/>
-        <w:lang w:val="en-US" w:eastAsia="zh-CN" w:bidi="ar-SA"/>
-      </w:rPr>
-    </w:sdtEndPr>
-    <w:sdtContent>
-      <w:p>
-        <w:pPr>
-          <w:pStyle w:val="12"/>
-          <w:jc w:val="center"/>
-        </w:pPr>
-        <w:r>
-          <w:rPr>
-            <w:rFonts w:ascii="Times New Roman" w:hAnsi="Times New Roman" w:cs="Times New Roman"/>
-            <w:sz w:val="21"/>
-            <w:szCs w:val="21"/>
-          </w:rPr>
-          <w:fldChar w:fldCharType="begin"/>
-        </w:r>
-        <w:r>
-          <w:rPr>
-            <w:rFonts w:ascii="Times New Roman" w:hAnsi="Times New Roman" w:cs="Times New Roman"/>
-            <w:sz w:val="21"/>
-            <w:szCs w:val="21"/>
-          </w:rPr>
-          <w:instrText xml:space="preserve">PAGE   \* MERGEFORMAT</w:instrText>
-        </w:r>
-        <w:r>
-          <w:rPr>
-            <w:rFonts w:ascii="Times New Roman" w:hAnsi="Times New Roman" w:cs="Times New Roman"/>
-            <w:sz w:val="21"/>
-            <w:szCs w:val="21"/>
-          </w:rPr>
-          <w:fldChar w:fldCharType="separate"/>
-        </w:r>
-        <w:r>
-          <w:rPr>
-            <w:rFonts w:ascii="Times New Roman" w:hAnsi="Times New Roman" w:cs="Times New Roman"/>
-            <w:sz w:val="21"/>
-            <w:szCs w:val="21"/>
-            <w:lang w:val="zh-CN"/>
-          </w:rPr>
-          <w:t>2</w:t>
-        </w:r>
-        <w:r>
-          <w:rPr>
-            <w:rFonts w:ascii="Times New Roman" w:hAnsi="Times New Roman" w:cs="Times New Roman"/>
-            <w:sz w:val="21"/>
-            <w:szCs w:val="21"/>
-          </w:rPr>
-          <w:fldChar w:fldCharType="end"/>
-        </w:r>
-      </w:p>
-    </w:sdtContent>
-  </w:sdt>
-  <w:p>
-    <w:pPr>
-      <w:pStyle w:val="12"/>
-    </w:pPr>
-  </w:p>
-</w:ftr>
-</file>
-
-<file path=word/footer7.xml><?xml version="1.0" encoding="utf-8"?>
-<w:ftr xmlns:wpc="http://schemas.microsoft.com/office/word/2010/wordprocessingCanvas" xmlns:mc="http://schemas.openxmlformats.org/markup-compatibility/2006" xmlns:o="urn:schemas-microsoft-com:office:office" xmlns:r="http://schemas.openxmlformats.org/officeDocument/2006/relationships" xmlns:m="http://schemas.openxmlformats.org/officeDocument/2006/math" xmlns:v="urn:schemas-microsoft-com:vml" xmlns:wp14="http://schemas.microsoft.com/office/word/2010/wordprocessingDrawing" xmlns:wp="http://schemas.openxmlformats.org/drawingml/2006/wordprocessingDrawing" xmlns:w10="urn:schemas-microsoft-com:office:word" xmlns:w="http://schemas.openxmlformats.org/wordprocessingml/2006/main" xmlns:w14="http://schemas.microsoft.com/office/word/2010/wordml" xmlns:w15="http://schemas.microsoft.com/office/word/2012/wordml" xmlns:wpg="http://schemas.microsoft.com/office/word/2010/wordprocessingGroup" xmlns:wpi="http://schemas.microsoft.com/office/word/2010/wordprocessingInk" xmlns:wne="http://schemas.microsoft.com/office/word/2006/wordml" xmlns:wps="http://schemas.microsoft.com/office/word/2010/wordprocessingShape" xmlns:wpsCustomData="http://www.wps.cn/officeDocument/2013/wpsCustomData" mc:Ignorable="w14 w15 wp14">
-  <w:sdt>
-    <w:sdtPr>
-      <w:id w:val="934715698"/>
-    </w:sdtPr>
-    <w:sdtEndPr>
-      <w:rPr>
-        <w:rFonts w:ascii="Times New Roman" w:hAnsi="Times New Roman" w:cs="Times New Roman"/>
-        <w:sz w:val="21"/>
-        <w:szCs w:val="21"/>
-      </w:rPr>
-    </w:sdtEndPr>
-    <w:sdtContent>
-      <w:p>
-        <w:pPr>
-          <w:pStyle w:val="12"/>
-          <w:jc w:val="center"/>
-          <w:rPr>
-            <w:rFonts w:ascii="Times New Roman" w:hAnsi="Times New Roman" w:cs="Times New Roman"/>
-            <w:sz w:val="21"/>
-            <w:szCs w:val="21"/>
-          </w:rPr>
-        </w:pPr>
-        <w:r>
-          <w:rPr>
-            <w:rFonts w:ascii="Times New Roman" w:hAnsi="Times New Roman" w:cs="Times New Roman"/>
-            <w:sz w:val="21"/>
-            <w:szCs w:val="21"/>
-          </w:rPr>
-          <w:fldChar w:fldCharType="begin"/>
-        </w:r>
-        <w:r>
-          <w:rPr>
-            <w:rFonts w:ascii="Times New Roman" w:hAnsi="Times New Roman" w:cs="Times New Roman"/>
-            <w:sz w:val="21"/>
-            <w:szCs w:val="21"/>
-          </w:rPr>
-          <w:instrText xml:space="preserve">PAGE   \* MERGEFORMAT</w:instrText>
-        </w:r>
-        <w:r>
-          <w:rPr>
-            <w:rFonts w:ascii="Times New Roman" w:hAnsi="Times New Roman" w:cs="Times New Roman"/>
-            <w:sz w:val="21"/>
-            <w:szCs w:val="21"/>
-          </w:rPr>
-          <w:fldChar w:fldCharType="separate"/>
-        </w:r>
-        <w:r>
-          <w:rPr>
-            <w:rFonts w:ascii="Times New Roman" w:hAnsi="Times New Roman" w:cs="Times New Roman"/>
-            <w:sz w:val="21"/>
-            <w:szCs w:val="21"/>
-            <w:lang w:val="zh-CN"/>
-          </w:rPr>
-          <w:t>2</w:t>
-        </w:r>
-        <w:r>
-          <w:rPr>
-            <w:rFonts w:ascii="Times New Roman" w:hAnsi="Times New Roman" w:cs="Times New Roman"/>
-            <w:sz w:val="21"/>
-            <w:szCs w:val="21"/>
-          </w:rPr>
-          <w:fldChar w:fldCharType="end"/>
-        </w:r>
-      </w:p>
-    </w:sdtContent>
-  </w:sdt>
-  <w:p>
-    <w:pPr>
-      <w:pStyle w:val="12"/>
-      <w:rPr>
-        <w:rFonts w:ascii="Times New Roman" w:hAnsi="Times New Roman" w:cs="Times New Roman"/>
-        <w:sz w:val="21"/>
-        <w:szCs w:val="21"/>
-      </w:rPr>
-    </w:pPr>
-  </w:p>
-</w:ftr>
-</file>
-
-<file path=word/footer8.xml><?xml version="1.0" encoding="utf-8"?>
-<w:ftr xmlns:wpc="http://schemas.microsoft.com/office/word/2010/wordprocessingCanvas" xmlns:mc="http://schemas.openxmlformats.org/markup-compatibility/2006" xmlns:o="urn:schemas-microsoft-com:office:office" xmlns:r="http://schemas.openxmlformats.org/officeDocument/2006/relationships" xmlns:m="http://schemas.openxmlformats.org/officeDocument/2006/math" xmlns:v="urn:schemas-microsoft-com:vml" xmlns:wp14="http://schemas.microsoft.com/office/word/2010/wordprocessingDrawing" xmlns:wp="http://schemas.openxmlformats.org/drawingml/2006/wordprocessingDrawing" xmlns:w10="urn:schemas-microsoft-com:office:word" xmlns:w="http://schemas.openxmlformats.org/wordprocessingml/2006/main" xmlns:w14="http://schemas.microsoft.com/office/word/2010/wordml" xmlns:w15="http://schemas.microsoft.com/office/word/2012/wordml" xmlns:wpg="http://schemas.microsoft.com/office/word/2010/wordprocessingGroup" xmlns:wpi="http://schemas.microsoft.com/office/word/2010/wordprocessingInk" xmlns:wne="http://schemas.microsoft.com/office/word/2006/wordml" xmlns:wps="http://schemas.microsoft.com/office/word/2010/wordprocessingShape" xmlns:wpsCustomData="http://www.wps.cn/officeDocument/2013/wpsCustomData" mc:Ignorable="w14 w15 wp14">
-  <w:sdt>
-    <w:sdtPr>
-      <w:id w:val="946043662"/>
-    </w:sdtPr>
-    <w:sdtContent>
-      <w:p>
-        <w:pPr>
-          <w:pStyle w:val="12"/>
-          <w:jc w:val="center"/>
-        </w:pPr>
-        <w:r>
-          <w:rPr>
-            <w:rFonts w:ascii="Times New Roman" w:hAnsi="Times New Roman" w:cs="Times New Roman"/>
-            <w:sz w:val="21"/>
-            <w:szCs w:val="21"/>
-          </w:rPr>
-          <w:fldChar w:fldCharType="begin"/>
-        </w:r>
-        <w:r>
-          <w:rPr>
-            <w:rFonts w:ascii="Times New Roman" w:hAnsi="Times New Roman" w:cs="Times New Roman"/>
-            <w:sz w:val="21"/>
-            <w:szCs w:val="21"/>
-          </w:rPr>
-          <w:instrText xml:space="preserve">PAGE   \* MERGEFORMAT</w:instrText>
-        </w:r>
-        <w:r>
-          <w:rPr>
-            <w:rFonts w:ascii="Times New Roman" w:hAnsi="Times New Roman" w:cs="Times New Roman"/>
-            <w:sz w:val="21"/>
-            <w:szCs w:val="21"/>
-          </w:rPr>
-          <w:fldChar w:fldCharType="separate"/>
-        </w:r>
-        <w:r>
-          <w:rPr>
-            <w:rFonts w:ascii="Times New Roman" w:hAnsi="Times New Roman" w:cs="Times New Roman"/>
-            <w:sz w:val="21"/>
-            <w:szCs w:val="21"/>
-            <w:lang w:val="zh-CN"/>
-          </w:rPr>
-          <w:t>2</w:t>
-        </w:r>
-        <w:r>
-          <w:rPr>
-            <w:rFonts w:ascii="Times New Roman" w:hAnsi="Times New Roman" w:cs="Times New Roman"/>
-            <w:sz w:val="21"/>
-            <w:szCs w:val="21"/>
-          </w:rPr>
-          <w:fldChar w:fldCharType="end"/>
-        </w:r>
-      </w:p>
-    </w:sdtContent>
-  </w:sdt>
-  <w:p>
-    <w:pPr>
-      <w:pStyle w:val="12"/>
-    </w:pPr>
   </w:p>
 </w:ftr>
 </file>
@@ -61884,504 +61668,255 @@
 </w:footnotes>
 </file>
 
-<file path=word/header1.xml><?xml version="1.0" encoding="utf-8"?>
-<w:hdr xmlns:w="http://schemas.openxmlformats.org/wordprocessingml/2006/main">
+<file path=word/header_pp_ch2.xml><?xml version="1.0" encoding="utf-8"?>
+<w:hdr xmlns:w="http://schemas.openxmlformats.org/wordprocessingml/2006/main" xmlns:r="http://schemas.openxmlformats.org/officeDocument/2006/relationships">
   <w:p>
     <w:pPr>
       <w:jc w:val="center"/>
       <w:rPr>
         <w:rFonts w:ascii="Times New Roman" w:hAnsi="Times New Roman" w:eastAsia="宋体"/>
-        <w:sz w:val="18"/>
+        <w:sz w:val="21"/>
+        <w:szCs w:val="21"/>
       </w:rPr>
     </w:pPr>
     <w:r>
       <w:rPr>
-        <w:rFonts w:ascii="Times New Roman" w:hAnsi="Times New Roman" w:eastAsia="宋体"/>
-        <w:sz w:val="18"/>
+        <w:rFonts w:ascii="Times New Roman" w:hAnsi="Times New Roman" w:eastAsia="宋体" w:cs="Times New Roman"/>
+        <w:sz w:val="21"/>
+        <w:szCs w:val="21"/>
       </w:rPr>
-      <w:t>北京航空航天大学硕士学位论文</w:t>
+      <w:t xml:space="preserve">第一章　绪论</w:t>
     </w:r>
   </w:p>
 </w:hdr>
 </file>
 
-<file path=word/header10.xml><?xml version="1.0" encoding="utf-8"?>
-<w:hdr xmlns:wpc="http://schemas.microsoft.com/office/word/2010/wordprocessingCanvas" xmlns:mc="http://schemas.openxmlformats.org/markup-compatibility/2006" xmlns:o="urn:schemas-microsoft-com:office:office" xmlns:r="http://schemas.openxmlformats.org/officeDocument/2006/relationships" xmlns:m="http://schemas.openxmlformats.org/officeDocument/2006/math" xmlns:v="urn:schemas-microsoft-com:vml" xmlns:wp14="http://schemas.microsoft.com/office/word/2010/wordprocessingDrawing" xmlns:wp="http://schemas.openxmlformats.org/drawingml/2006/wordprocessingDrawing" xmlns:w10="urn:schemas-microsoft-com:office:word" xmlns:w="http://schemas.openxmlformats.org/wordprocessingml/2006/main" xmlns:w14="http://schemas.microsoft.com/office/word/2010/wordml" xmlns:w15="http://schemas.microsoft.com/office/word/2012/wordml" xmlns:wpg="http://schemas.microsoft.com/office/word/2010/wordprocessingGroup" xmlns:wpi="http://schemas.microsoft.com/office/word/2010/wordprocessingInk" xmlns:wne="http://schemas.microsoft.com/office/word/2006/wordml" xmlns:wps="http://schemas.microsoft.com/office/word/2010/wordprocessingShape" xmlns:wpsCustomData="http://www.wps.cn/officeDocument/2013/wpsCustomData" mc:Ignorable="w14 w15 wp14">
+<file path=word/header_pp_ch3.xml><?xml version="1.0" encoding="utf-8"?>
+<w:hdr xmlns:w="http://schemas.openxmlformats.org/wordprocessingml/2006/main" xmlns:r="http://schemas.openxmlformats.org/officeDocument/2006/relationships">
   <w:p>
     <w:pPr>
-      <w:pStyle w:val="13"/>
-    </w:pPr>
-    <w:r>
+      <w:jc w:val="center"/>
       <w:rPr>
-        <w:rFonts w:hint="eastAsia"/>
-      </w:rPr>
-      <w:t>结论</w:t>
-    </w:r>
-  </w:p>
-  <w:p>
-    <w:pPr>
-      <w:pStyle w:val="13"/>
-      <w:pBdr>
-        <w:bottom w:val="none" w:color="auto" w:sz="0" w:space="0"/>
-      </w:pBdr>
-    </w:pPr>
-  </w:p>
-</w:hdr>
-</file>
-
-<file path=word/header11.xml><?xml version="1.0" encoding="utf-8"?>
-<w:hdr xmlns:wpc="http://schemas.microsoft.com/office/word/2010/wordprocessingCanvas" xmlns:mc="http://schemas.openxmlformats.org/markup-compatibility/2006" xmlns:o="urn:schemas-microsoft-com:office:office" xmlns:r="http://schemas.openxmlformats.org/officeDocument/2006/relationships" xmlns:m="http://schemas.openxmlformats.org/officeDocument/2006/math" xmlns:v="urn:schemas-microsoft-com:vml" xmlns:wp14="http://schemas.microsoft.com/office/word/2010/wordprocessingDrawing" xmlns:wp="http://schemas.openxmlformats.org/drawingml/2006/wordprocessingDrawing" xmlns:w10="urn:schemas-microsoft-com:office:word" xmlns:w="http://schemas.openxmlformats.org/wordprocessingml/2006/main" xmlns:w14="http://schemas.microsoft.com/office/word/2010/wordml" xmlns:w15="http://schemas.microsoft.com/office/word/2012/wordml" xmlns:wpg="http://schemas.microsoft.com/office/word/2010/wordprocessingGroup" xmlns:wpi="http://schemas.microsoft.com/office/word/2010/wordprocessingInk" xmlns:wne="http://schemas.microsoft.com/office/word/2006/wordml" xmlns:wps="http://schemas.microsoft.com/office/word/2010/wordprocessingShape" xmlns:wpsCustomData="http://www.wps.cn/officeDocument/2013/wpsCustomData" mc:Ignorable="w14 w15 wp14">
-  <w:p>
-    <w:pPr>
-      <w:pStyle w:val="13"/>
-      <w:rPr>
-        <w:rFonts w:ascii="宋体" w:hAnsi="宋体" w:eastAsia="宋体"/>
+        <w:rFonts w:ascii="Times New Roman" w:hAnsi="Times New Roman" w:eastAsia="宋体"/>
+        <w:sz w:val="21"/>
+        <w:szCs w:val="21"/>
       </w:rPr>
     </w:pPr>
     <w:r>
       <w:rPr>
-        <w:rFonts w:hint="eastAsia" w:ascii="宋体" w:hAnsi="宋体" w:eastAsia="宋体"/>
+        <w:rFonts w:ascii="Times New Roman" w:hAnsi="Times New Roman" w:eastAsia="宋体" w:cs="Times New Roman"/>
+        <w:sz w:val="21"/>
+        <w:szCs w:val="21"/>
       </w:rPr>
-      <w:t>参考文献</w:t>
-    </w:r>
-  </w:p>
-  <w:p>
-    <w:pPr>
-      <w:pStyle w:val="13"/>
-      <w:pBdr>
-        <w:bottom w:val="none" w:color="auto" w:sz="0" w:space="0"/>
-      </w:pBdr>
-      <w:tabs>
-        <w:tab w:val="left" w:pos="1260"/>
-        <w:tab w:val="clear" w:pos="4153"/>
-        <w:tab w:val="clear" w:pos="8306"/>
-      </w:tabs>
-      <w:jc w:val="both"/>
-    </w:pPr>
-  </w:p>
-</w:hdr>
-</file>
-
-<file path=word/header12.xml><?xml version="1.0" encoding="utf-8"?>
-<w:hdr xmlns:wpc="http://schemas.microsoft.com/office/word/2010/wordprocessingCanvas" xmlns:mc="http://schemas.openxmlformats.org/markup-compatibility/2006" xmlns:o="urn:schemas-microsoft-com:office:office" xmlns:r="http://schemas.openxmlformats.org/officeDocument/2006/relationships" xmlns:m="http://schemas.openxmlformats.org/officeDocument/2006/math" xmlns:v="urn:schemas-microsoft-com:vml" xmlns:wp14="http://schemas.microsoft.com/office/word/2010/wordprocessingDrawing" xmlns:wp="http://schemas.openxmlformats.org/drawingml/2006/wordprocessingDrawing" xmlns:w10="urn:schemas-microsoft-com:office:word" xmlns:w="http://schemas.openxmlformats.org/wordprocessingml/2006/main" xmlns:w14="http://schemas.microsoft.com/office/word/2010/wordml" xmlns:w15="http://schemas.microsoft.com/office/word/2012/wordml" xmlns:wpg="http://schemas.microsoft.com/office/word/2010/wordprocessingGroup" xmlns:wpi="http://schemas.microsoft.com/office/word/2010/wordprocessingInk" xmlns:wne="http://schemas.microsoft.com/office/word/2006/wordml" xmlns:wps="http://schemas.microsoft.com/office/word/2010/wordprocessingShape" xmlns:wpsCustomData="http://www.wps.cn/officeDocument/2013/wpsCustomData" mc:Ignorable="w14 w15 wp14">
-  <w:p>
-    <w:pPr>
-      <w:pStyle w:val="13"/>
-      <w:rPr>
-        <w:rFonts w:ascii="宋体" w:hAnsi="宋体" w:eastAsia="宋体"/>
-      </w:rPr>
-    </w:pPr>
-    <w:r>
-      <w:rPr>
-        <w:rFonts w:hint="eastAsia" w:ascii="宋体" w:hAnsi="宋体" w:eastAsia="宋体"/>
-      </w:rPr>
-      <w:t>附录A  北京市2003年度工业经济统计数据</w:t>
-    </w:r>
-  </w:p>
-  <w:p>
-    <w:pPr>
-      <w:pStyle w:val="13"/>
-      <w:pBdr>
-        <w:bottom w:val="none" w:color="auto" w:sz="0" w:space="0"/>
-      </w:pBdr>
-      <w:tabs>
-        <w:tab w:val="left" w:pos="1260"/>
-        <w:tab w:val="clear" w:pos="4153"/>
-        <w:tab w:val="clear" w:pos="8306"/>
-      </w:tabs>
-      <w:jc w:val="both"/>
-    </w:pPr>
-  </w:p>
-</w:hdr>
-</file>
-
-<file path=word/header13.xml><?xml version="1.0" encoding="utf-8"?>
-<w:hdr xmlns:wpc="http://schemas.microsoft.com/office/word/2010/wordprocessingCanvas" xmlns:mc="http://schemas.openxmlformats.org/markup-compatibility/2006" xmlns:o="urn:schemas-microsoft-com:office:office" xmlns:r="http://schemas.openxmlformats.org/officeDocument/2006/relationships" xmlns:m="http://schemas.openxmlformats.org/officeDocument/2006/math" xmlns:v="urn:schemas-microsoft-com:vml" xmlns:wp14="http://schemas.microsoft.com/office/word/2010/wordprocessingDrawing" xmlns:wp="http://schemas.openxmlformats.org/drawingml/2006/wordprocessingDrawing" xmlns:w10="urn:schemas-microsoft-com:office:word" xmlns:w="http://schemas.openxmlformats.org/wordprocessingml/2006/main" xmlns:w14="http://schemas.microsoft.com/office/word/2010/wordml" xmlns:w15="http://schemas.microsoft.com/office/word/2012/wordml" xmlns:wpg="http://schemas.microsoft.com/office/word/2010/wordprocessingGroup" xmlns:wpi="http://schemas.microsoft.com/office/word/2010/wordprocessingInk" xmlns:wne="http://schemas.microsoft.com/office/word/2006/wordml" xmlns:wps="http://schemas.microsoft.com/office/word/2010/wordprocessingShape" xmlns:wpsCustomData="http://www.wps.cn/officeDocument/2013/wpsCustomData" mc:Ignorable="w14 w15 wp14">
-  <w:p>
-    <w:pPr>
-      <w:pStyle w:val="13"/>
-    </w:pPr>
-    <w:r>
-      <w:rPr>
-        <w:rFonts w:hint="eastAsia"/>
-      </w:rPr>
-      <w:t>附录A  北京市2003年度工业经济统计数据</w:t>
-    </w:r>
-  </w:p>
-  <w:p>
-    <w:pPr>
-      <w:pStyle w:val="13"/>
-      <w:pBdr>
-        <w:bottom w:val="none" w:color="auto" w:sz="0" w:space="0"/>
-      </w:pBdr>
-    </w:pPr>
-  </w:p>
-</w:hdr>
-</file>
-
-<file path=word/header14.xml><?xml version="1.0" encoding="utf-8"?>
-<w:hdr xmlns:wpc="http://schemas.microsoft.com/office/word/2010/wordprocessingCanvas" xmlns:mc="http://schemas.openxmlformats.org/markup-compatibility/2006" xmlns:o="urn:schemas-microsoft-com:office:office" xmlns:r="http://schemas.openxmlformats.org/officeDocument/2006/relationships" xmlns:m="http://schemas.openxmlformats.org/officeDocument/2006/math" xmlns:v="urn:schemas-microsoft-com:vml" xmlns:wp14="http://schemas.microsoft.com/office/word/2010/wordprocessingDrawing" xmlns:wp="http://schemas.openxmlformats.org/drawingml/2006/wordprocessingDrawing" xmlns:w10="urn:schemas-microsoft-com:office:word" xmlns:w="http://schemas.openxmlformats.org/wordprocessingml/2006/main" xmlns:w14="http://schemas.microsoft.com/office/word/2010/wordml" xmlns:w15="http://schemas.microsoft.com/office/word/2012/wordml" xmlns:wpg="http://schemas.microsoft.com/office/word/2010/wordprocessingGroup" xmlns:wpi="http://schemas.microsoft.com/office/word/2010/wordprocessingInk" xmlns:wne="http://schemas.microsoft.com/office/word/2006/wordml" xmlns:wps="http://schemas.microsoft.com/office/word/2010/wordprocessingShape" xmlns:wpsCustomData="http://www.wps.cn/officeDocument/2013/wpsCustomData" mc:Ignorable="w14 w15 wp14">
-  <w:p>
-    <w:pPr>
-      <w:pStyle w:val="13"/>
-      <w:rPr>
-        <w:rFonts w:ascii="宋体" w:hAnsi="宋体" w:eastAsia="宋体"/>
-      </w:rPr>
-    </w:pPr>
-    <w:r>
-      <w:rPr>
-        <w:rFonts w:hint="eastAsia" w:ascii="宋体" w:hAnsi="宋体" w:eastAsia="宋体"/>
-      </w:rPr>
-      <w:t>攻读博士学位期间取得的研究成果</w:t>
-    </w:r>
-  </w:p>
-  <w:p>
-    <w:pPr>
-      <w:pStyle w:val="13"/>
-      <w:pBdr>
-        <w:bottom w:val="none" w:color="auto" w:sz="0" w:space="0"/>
-      </w:pBdr>
-      <w:tabs>
-        <w:tab w:val="left" w:pos="1260"/>
-        <w:tab w:val="clear" w:pos="4153"/>
-        <w:tab w:val="clear" w:pos="8306"/>
-      </w:tabs>
-      <w:jc w:val="both"/>
-    </w:pPr>
-  </w:p>
-</w:hdr>
-</file>
-
-<file path=word/header15.xml><?xml version="1.0" encoding="utf-8"?>
-<w:hdr xmlns:wpc="http://schemas.microsoft.com/office/word/2010/wordprocessingCanvas" xmlns:mc="http://schemas.openxmlformats.org/markup-compatibility/2006" xmlns:o="urn:schemas-microsoft-com:office:office" xmlns:r="http://schemas.openxmlformats.org/officeDocument/2006/relationships" xmlns:m="http://schemas.openxmlformats.org/officeDocument/2006/math" xmlns:v="urn:schemas-microsoft-com:vml" xmlns:wp14="http://schemas.microsoft.com/office/word/2010/wordprocessingDrawing" xmlns:wp="http://schemas.openxmlformats.org/drawingml/2006/wordprocessingDrawing" xmlns:w10="urn:schemas-microsoft-com:office:word" xmlns:w="http://schemas.openxmlformats.org/wordprocessingml/2006/main" xmlns:w14="http://schemas.microsoft.com/office/word/2010/wordml" xmlns:w15="http://schemas.microsoft.com/office/word/2012/wordml" xmlns:wpg="http://schemas.microsoft.com/office/word/2010/wordprocessingGroup" xmlns:wpi="http://schemas.microsoft.com/office/word/2010/wordprocessingInk" xmlns:wne="http://schemas.microsoft.com/office/word/2006/wordml" xmlns:wps="http://schemas.microsoft.com/office/word/2010/wordprocessingShape" xmlns:wpsCustomData="http://www.wps.cn/officeDocument/2013/wpsCustomData" mc:Ignorable="w14 w15 wp14">
-  <w:p>
-    <w:pPr>
-      <w:pStyle w:val="13"/>
-    </w:pPr>
-    <w:r>
-      <w:t>攻读博士期间取得的研究成果</w:t>
-    </w:r>
-  </w:p>
-  <w:p>
-    <w:pPr>
-      <w:pStyle w:val="13"/>
-      <w:pBdr>
-        <w:bottom w:val="none" w:color="auto" w:sz="0" w:space="0"/>
-      </w:pBdr>
-    </w:pPr>
-  </w:p>
-</w:hdr>
-</file>
-
-<file path=word/header16.xml><?xml version="1.0" encoding="utf-8"?>
-<w:hdr xmlns:wpc="http://schemas.microsoft.com/office/word/2010/wordprocessingCanvas" xmlns:mc="http://schemas.openxmlformats.org/markup-compatibility/2006" xmlns:o="urn:schemas-microsoft-com:office:office" xmlns:r="http://schemas.openxmlformats.org/officeDocument/2006/relationships" xmlns:m="http://schemas.openxmlformats.org/officeDocument/2006/math" xmlns:v="urn:schemas-microsoft-com:vml" xmlns:wp14="http://schemas.microsoft.com/office/word/2010/wordprocessingDrawing" xmlns:wp="http://schemas.openxmlformats.org/drawingml/2006/wordprocessingDrawing" xmlns:w10="urn:schemas-microsoft-com:office:word" xmlns:w="http://schemas.openxmlformats.org/wordprocessingml/2006/main" xmlns:w14="http://schemas.microsoft.com/office/word/2010/wordml" xmlns:w15="http://schemas.microsoft.com/office/word/2012/wordml" xmlns:wpg="http://schemas.microsoft.com/office/word/2010/wordprocessingGroup" xmlns:wpi="http://schemas.microsoft.com/office/word/2010/wordprocessingInk" xmlns:wne="http://schemas.microsoft.com/office/word/2006/wordml" xmlns:wps="http://schemas.microsoft.com/office/word/2010/wordprocessingShape" xmlns:wpsCustomData="http://www.wps.cn/officeDocument/2013/wpsCustomData" mc:Ignorable="w14 w15 wp14">
-  <w:p>
-    <w:pPr>
-      <w:pStyle w:val="13"/>
-    </w:pPr>
-    <w:r>
-      <w:rPr>
-        <w:rFonts w:hint="eastAsia"/>
-      </w:rPr>
-      <w:t>致谢</w:t>
-    </w:r>
-  </w:p>
-  <w:p>
-    <w:pPr>
-      <w:pStyle w:val="13"/>
-      <w:pBdr>
-        <w:bottom w:val="none" w:color="auto" w:sz="0" w:space="0"/>
-      </w:pBdr>
-      <w:tabs>
-        <w:tab w:val="left" w:pos="1260"/>
-        <w:tab w:val="clear" w:pos="4153"/>
-        <w:tab w:val="clear" w:pos="8306"/>
-      </w:tabs>
-      <w:jc w:val="both"/>
-    </w:pPr>
-  </w:p>
-</w:hdr>
-</file>
-
-<file path=word/header17.xml><?xml version="1.0" encoding="utf-8"?>
-<w:hdr xmlns:wpc="http://schemas.microsoft.com/office/word/2010/wordprocessingCanvas" xmlns:mc="http://schemas.openxmlformats.org/markup-compatibility/2006" xmlns:o="urn:schemas-microsoft-com:office:office" xmlns:r="http://schemas.openxmlformats.org/officeDocument/2006/relationships" xmlns:m="http://schemas.openxmlformats.org/officeDocument/2006/math" xmlns:v="urn:schemas-microsoft-com:vml" xmlns:wp14="http://schemas.microsoft.com/office/word/2010/wordprocessingDrawing" xmlns:wp="http://schemas.openxmlformats.org/drawingml/2006/wordprocessingDrawing" xmlns:w10="urn:schemas-microsoft-com:office:word" xmlns:w="http://schemas.openxmlformats.org/wordprocessingml/2006/main" xmlns:w14="http://schemas.microsoft.com/office/word/2010/wordml" xmlns:w15="http://schemas.microsoft.com/office/word/2012/wordml" xmlns:wpg="http://schemas.microsoft.com/office/word/2010/wordprocessingGroup" xmlns:wpi="http://schemas.microsoft.com/office/word/2010/wordprocessingInk" xmlns:wne="http://schemas.microsoft.com/office/word/2006/wordml" xmlns:wps="http://schemas.microsoft.com/office/word/2010/wordprocessingShape" xmlns:wpsCustomData="http://www.wps.cn/officeDocument/2013/wpsCustomData" mc:Ignorable="w14 w15 wp14">
-  <w:p>
-    <w:pPr>
-      <w:pStyle w:val="13"/>
-    </w:pPr>
-    <w:r>
-      <w:t>致谢</w:t>
-    </w:r>
-  </w:p>
-  <w:p>
-    <w:pPr>
-      <w:pStyle w:val="13"/>
-      <w:pBdr>
-        <w:bottom w:val="none" w:color="auto" w:sz="0" w:space="0"/>
-      </w:pBdr>
-    </w:pPr>
-  </w:p>
-</w:hdr>
-</file>
-
-<file path=word/header18.xml><?xml version="1.0" encoding="utf-8"?>
-<w:hdr xmlns:wpc="http://schemas.microsoft.com/office/word/2010/wordprocessingCanvas" xmlns:mc="http://schemas.openxmlformats.org/markup-compatibility/2006" xmlns:o="urn:schemas-microsoft-com:office:office" xmlns:r="http://schemas.openxmlformats.org/officeDocument/2006/relationships" xmlns:m="http://schemas.openxmlformats.org/officeDocument/2006/math" xmlns:v="urn:schemas-microsoft-com:vml" xmlns:wp14="http://schemas.microsoft.com/office/word/2010/wordprocessingDrawing" xmlns:wp="http://schemas.openxmlformats.org/drawingml/2006/wordprocessingDrawing" xmlns:w10="urn:schemas-microsoft-com:office:word" xmlns:w="http://schemas.openxmlformats.org/wordprocessingml/2006/main" xmlns:w14="http://schemas.microsoft.com/office/word/2010/wordml" xmlns:w15="http://schemas.microsoft.com/office/word/2012/wordml" xmlns:wpg="http://schemas.microsoft.com/office/word/2010/wordprocessingGroup" xmlns:wpi="http://schemas.microsoft.com/office/word/2010/wordprocessingInk" xmlns:wne="http://schemas.microsoft.com/office/word/2006/wordml" xmlns:wps="http://schemas.microsoft.com/office/word/2010/wordprocessingShape" xmlns:wpsCustomData="http://www.wps.cn/officeDocument/2013/wpsCustomData" mc:Ignorable="w14 w15 wp14">
-  <w:p>
-    <w:pPr>
-      <w:pStyle w:val="13"/>
-    </w:pPr>
-    <w:r>
-      <w:rPr>
-        <w:rFonts w:hint="eastAsia"/>
-      </w:rPr>
-      <w:t>作者简介</w:t>
-    </w:r>
-  </w:p>
-  <w:p>
-    <w:pPr>
-      <w:pStyle w:val="13"/>
-      <w:pBdr>
-        <w:bottom w:val="none" w:color="auto" w:sz="0" w:space="0"/>
-      </w:pBdr>
-      <w:tabs>
-        <w:tab w:val="left" w:pos="1260"/>
-        <w:tab w:val="clear" w:pos="4153"/>
-        <w:tab w:val="clear" w:pos="8306"/>
-      </w:tabs>
-      <w:jc w:val="both"/>
-    </w:pPr>
-  </w:p>
-</w:hdr>
-</file>
-
-<file path=word/header19.xml><?xml version="1.0" encoding="utf-8"?>
-<w:hdr xmlns:wpc="http://schemas.microsoft.com/office/word/2010/wordprocessingCanvas" xmlns:mc="http://schemas.openxmlformats.org/markup-compatibility/2006" xmlns:o="urn:schemas-microsoft-com:office:office" xmlns:r="http://schemas.openxmlformats.org/officeDocument/2006/relationships" xmlns:m="http://schemas.openxmlformats.org/officeDocument/2006/math" xmlns:v="urn:schemas-microsoft-com:vml" xmlns:wp14="http://schemas.microsoft.com/office/word/2010/wordprocessingDrawing" xmlns:wp="http://schemas.openxmlformats.org/drawingml/2006/wordprocessingDrawing" xmlns:w10="urn:schemas-microsoft-com:office:word" xmlns:w="http://schemas.openxmlformats.org/wordprocessingml/2006/main" xmlns:w14="http://schemas.microsoft.com/office/word/2010/wordml" xmlns:w15="http://schemas.microsoft.com/office/word/2012/wordml" xmlns:wpg="http://schemas.microsoft.com/office/word/2010/wordprocessingGroup" xmlns:wpi="http://schemas.microsoft.com/office/word/2010/wordprocessingInk" xmlns:wne="http://schemas.microsoft.com/office/word/2006/wordml" xmlns:wps="http://schemas.microsoft.com/office/word/2010/wordprocessingShape" xmlns:wpsCustomData="http://www.wps.cn/officeDocument/2013/wpsCustomData" mc:Ignorable="w14 w15 wp14">
-  <w:p>
-    <w:pPr>
-      <w:pStyle w:val="13"/>
-    </w:pPr>
-    <w:r>
-      <w:t>致谢</w:t>
-    </w:r>
-  </w:p>
-  <w:p>
-    <w:pPr>
-      <w:pStyle w:val="13"/>
-      <w:pBdr>
-        <w:bottom w:val="none" w:color="auto" w:sz="0" w:space="0"/>
-      </w:pBdr>
-    </w:pPr>
-  </w:p>
-</w:hdr>
-</file>
-
-<file path=word/header2.xml><?xml version="1.0" encoding="utf-8"?>
-<w:hdr xmlns:wpc="http://schemas.microsoft.com/office/word/2010/wordprocessingCanvas" xmlns:mc="http://schemas.openxmlformats.org/markup-compatibility/2006" xmlns:o="urn:schemas-microsoft-com:office:office" xmlns:r="http://schemas.openxmlformats.org/officeDocument/2006/relationships" xmlns:m="http://schemas.openxmlformats.org/officeDocument/2006/math" xmlns:v="urn:schemas-microsoft-com:vml" xmlns:wp14="http://schemas.microsoft.com/office/word/2010/wordprocessingDrawing" xmlns:wp="http://schemas.openxmlformats.org/drawingml/2006/wordprocessingDrawing" xmlns:w10="urn:schemas-microsoft-com:office:word" xmlns:w="http://schemas.openxmlformats.org/wordprocessingml/2006/main" xmlns:w14="http://schemas.microsoft.com/office/word/2010/wordml" xmlns:w15="http://schemas.microsoft.com/office/word/2012/wordml" xmlns:wpg="http://schemas.microsoft.com/office/word/2010/wordprocessingGroup" xmlns:wpi="http://schemas.microsoft.com/office/word/2010/wordprocessingInk" xmlns:wne="http://schemas.microsoft.com/office/word/2006/wordml" xmlns:wps="http://schemas.microsoft.com/office/word/2010/wordprocessingShape" xmlns:wpsCustomData="http://www.wps.cn/officeDocument/2013/wpsCustomData" mc:Ignorable="w14 w15 wp14">
-  <w:p>
-    <w:pPr>
-      <w:pStyle w:val="13"/>
-      <w:pBdr>
-        <w:bottom w:val="none" w:color="auto" w:sz="0" w:space="1"/>
-      </w:pBdr>
-    </w:pPr>
-  </w:p>
-</w:hdr>
-</file>
-
-<file path=word/header20.xml><?xml version="1.0" encoding="utf-8"?>
-<w:hdr xmlns:wpc="http://schemas.microsoft.com/office/word/2010/wordprocessingCanvas" xmlns:mc="http://schemas.openxmlformats.org/markup-compatibility/2006" xmlns:o="urn:schemas-microsoft-com:office:office" xmlns:r="http://schemas.openxmlformats.org/officeDocument/2006/relationships" xmlns:m="http://schemas.openxmlformats.org/officeDocument/2006/math" xmlns:v="urn:schemas-microsoft-com:vml" xmlns:wp14="http://schemas.microsoft.com/office/word/2010/wordprocessingDrawing" xmlns:wp="http://schemas.openxmlformats.org/drawingml/2006/wordprocessingDrawing" xmlns:w10="urn:schemas-microsoft-com:office:word" xmlns:w="http://schemas.openxmlformats.org/wordprocessingml/2006/main" xmlns:w14="http://schemas.microsoft.com/office/word/2010/wordml" xmlns:w15="http://schemas.microsoft.com/office/word/2012/wordml" xmlns:wpg="http://schemas.microsoft.com/office/word/2010/wordprocessingGroup" xmlns:wpi="http://schemas.microsoft.com/office/word/2010/wordprocessingInk" xmlns:wne="http://schemas.microsoft.com/office/word/2006/wordml" xmlns:wps="http://schemas.microsoft.com/office/word/2010/wordprocessingShape" xmlns:wpsCustomData="http://www.wps.cn/officeDocument/2013/wpsCustomData" mc:Ignorable="w14 w15 wp14">
-  <w:p>
-    <w:pPr>
-      <w:pStyle w:val="13"/>
-    </w:pPr>
-    <w:r>
-      <w:rPr>
-        <w:rFonts w:hint="eastAsia"/>
-      </w:rPr>
-      <w:t>导师对学位论文的评语和答辩决议</w:t>
-    </w:r>
-  </w:p>
-  <w:p>
-    <w:pPr>
-      <w:pStyle w:val="13"/>
-      <w:pBdr>
-        <w:bottom w:val="none" w:color="auto" w:sz="0" w:space="0"/>
-      </w:pBdr>
-      <w:tabs>
-        <w:tab w:val="left" w:pos="1260"/>
-        <w:tab w:val="clear" w:pos="4153"/>
-        <w:tab w:val="clear" w:pos="8306"/>
-      </w:tabs>
-      <w:jc w:val="both"/>
-    </w:pPr>
-  </w:p>
-</w:hdr>
-</file>
-
-<file path=word/header21.xml><?xml version="1.0" encoding="utf-8"?>
-<w:hdr xmlns:wpc="http://schemas.microsoft.com/office/word/2010/wordprocessingCanvas" xmlns:mc="http://schemas.openxmlformats.org/markup-compatibility/2006" xmlns:o="urn:schemas-microsoft-com:office:office" xmlns:r="http://schemas.openxmlformats.org/officeDocument/2006/relationships" xmlns:m="http://schemas.openxmlformats.org/officeDocument/2006/math" xmlns:v="urn:schemas-microsoft-com:vml" xmlns:wp14="http://schemas.microsoft.com/office/word/2010/wordprocessingDrawing" xmlns:wp="http://schemas.openxmlformats.org/drawingml/2006/wordprocessingDrawing" xmlns:w10="urn:schemas-microsoft-com:office:word" xmlns:w="http://schemas.openxmlformats.org/wordprocessingml/2006/main" xmlns:w14="http://schemas.microsoft.com/office/word/2010/wordml" xmlns:w15="http://schemas.microsoft.com/office/word/2012/wordml" xmlns:wpg="http://schemas.microsoft.com/office/word/2010/wordprocessingGroup" xmlns:wpi="http://schemas.microsoft.com/office/word/2010/wordprocessingInk" xmlns:wne="http://schemas.microsoft.com/office/word/2006/wordml" xmlns:wps="http://schemas.microsoft.com/office/word/2010/wordprocessingShape" xmlns:wpsCustomData="http://www.wps.cn/officeDocument/2013/wpsCustomData" mc:Ignorable="w14 w15 wp14">
-  <w:p>
-    <w:pPr>
-      <w:pStyle w:val="13"/>
-    </w:pPr>
-    <w:r>
-      <w:rPr>
-        <w:rFonts w:hint="eastAsia"/>
-      </w:rPr>
-      <w:t>导师对学位论文的评语和答辩决议书</w:t>
-    </w:r>
-  </w:p>
-  <w:p>
-    <w:pPr>
-      <w:pStyle w:val="13"/>
-      <w:pBdr>
-        <w:bottom w:val="none" w:color="auto" w:sz="0" w:space="0"/>
-      </w:pBdr>
-    </w:pPr>
-  </w:p>
-</w:hdr>
-</file>
-
-<file path=word/header3.xml><?xml version="1.0" encoding="utf-8"?>
-<w:hdr xmlns:wpc="http://schemas.microsoft.com/office/word/2010/wordprocessingCanvas" xmlns:mc="http://schemas.openxmlformats.org/markup-compatibility/2006" xmlns:o="urn:schemas-microsoft-com:office:office" xmlns:r="http://schemas.openxmlformats.org/officeDocument/2006/relationships" xmlns:m="http://schemas.openxmlformats.org/officeDocument/2006/math" xmlns:v="urn:schemas-microsoft-com:vml" xmlns:wp14="http://schemas.microsoft.com/office/word/2010/wordprocessingDrawing" xmlns:wp="http://schemas.openxmlformats.org/drawingml/2006/wordprocessingDrawing" xmlns:w10="urn:schemas-microsoft-com:office:word" xmlns:w="http://schemas.openxmlformats.org/wordprocessingml/2006/main" xmlns:w14="http://schemas.microsoft.com/office/word/2010/wordml" xmlns:w15="http://schemas.microsoft.com/office/word/2012/wordml" xmlns:wpg="http://schemas.microsoft.com/office/word/2010/wordprocessingGroup" xmlns:wpi="http://schemas.microsoft.com/office/word/2010/wordprocessingInk" xmlns:wne="http://schemas.microsoft.com/office/word/2006/wordml" xmlns:wps="http://schemas.microsoft.com/office/word/2010/wordprocessingShape" xmlns:wpsCustomData="http://www.wps.cn/officeDocument/2013/wpsCustomData" mc:Ignorable="w14 w15 wp14">
-  <w:p>
-    <w:pPr>
-      <w:pStyle w:val="13"/>
-      <w:pBdr>
-        <w:bottom w:val="none" w:color="auto" w:sz="0" w:space="0"/>
-      </w:pBdr>
-      <w:tabs>
-        <w:tab w:val="left" w:pos="1260"/>
-        <w:tab w:val="clear" w:pos="4153"/>
-        <w:tab w:val="clear" w:pos="8306"/>
-      </w:tabs>
-      <w:jc w:val="both"/>
-    </w:pPr>
-  </w:p>
-</w:hdr>
-</file>
-
-<file path=word/header4.xml><?xml version="1.0" encoding="utf-8"?>
-<w:hdr xmlns:wpc="http://schemas.microsoft.com/office/word/2010/wordprocessingCanvas" xmlns:mc="http://schemas.openxmlformats.org/markup-compatibility/2006" xmlns:o="urn:schemas-microsoft-com:office:office" xmlns:r="http://schemas.openxmlformats.org/officeDocument/2006/relationships" xmlns:m="http://schemas.openxmlformats.org/officeDocument/2006/math" xmlns:v="urn:schemas-microsoft-com:vml" xmlns:wp14="http://schemas.microsoft.com/office/word/2010/wordprocessingDrawing" xmlns:wp="http://schemas.openxmlformats.org/drawingml/2006/wordprocessingDrawing" xmlns:w10="urn:schemas-microsoft-com:office:word" xmlns:w="http://schemas.openxmlformats.org/wordprocessingml/2006/main" xmlns:w14="http://schemas.microsoft.com/office/word/2010/wordml" xmlns:w15="http://schemas.microsoft.com/office/word/2012/wordml" xmlns:wpg="http://schemas.microsoft.com/office/word/2010/wordprocessingGroup" xmlns:wpi="http://schemas.microsoft.com/office/word/2010/wordprocessingInk" xmlns:wne="http://schemas.microsoft.com/office/word/2006/wordml" xmlns:wps="http://schemas.microsoft.com/office/word/2010/wordprocessingShape" xmlns:wpsCustomData="http://www.wps.cn/officeDocument/2013/wpsCustomData" mc:Ignorable="w14 w15 wp14">
-  <w:p>
-    <w:pPr>
-      <w:pStyle w:val="13"/>
-      <w:pBdr>
-        <w:bottom w:val="none" w:color="auto" w:sz="0" w:space="0"/>
-      </w:pBdr>
-      <w:tabs>
-        <w:tab w:val="left" w:pos="1260"/>
-        <w:tab w:val="clear" w:pos="4153"/>
-        <w:tab w:val="clear" w:pos="8306"/>
-      </w:tabs>
-      <w:jc w:val="both"/>
-    </w:pPr>
-  </w:p>
-</w:hdr>
-</file>
-
-<file path=word/header5.xml><?xml version="1.0" encoding="utf-8"?>
-<w:hdr xmlns:wpc="http://schemas.microsoft.com/office/word/2010/wordprocessingCanvas" xmlns:mc="http://schemas.openxmlformats.org/markup-compatibility/2006" xmlns:o="urn:schemas-microsoft-com:office:office" xmlns:r="http://schemas.openxmlformats.org/officeDocument/2006/relationships" xmlns:m="http://schemas.openxmlformats.org/officeDocument/2006/math" xmlns:v="urn:schemas-microsoft-com:vml" xmlns:wp14="http://schemas.microsoft.com/office/word/2010/wordprocessingDrawing" xmlns:wp="http://schemas.openxmlformats.org/drawingml/2006/wordprocessingDrawing" xmlns:w10="urn:schemas-microsoft-com:office:word" xmlns:w="http://schemas.openxmlformats.org/wordprocessingml/2006/main" xmlns:w14="http://schemas.microsoft.com/office/word/2010/wordml" xmlns:w15="http://schemas.microsoft.com/office/word/2012/wordml" xmlns:wpg="http://schemas.microsoft.com/office/word/2010/wordprocessingGroup" xmlns:wpi="http://schemas.microsoft.com/office/word/2010/wordprocessingInk" xmlns:wne="http://schemas.microsoft.com/office/word/2006/wordml" xmlns:wps="http://schemas.microsoft.com/office/word/2010/wordprocessingShape" xmlns:wpsCustomData="http://www.wps.cn/officeDocument/2013/wpsCustomData" mc:Ignorable="w14 w15 wp14">
-  <w:p>
-    <w:pPr>
-      <w:pStyle w:val="13"/>
-      <w:pBdr>
-        <w:bottom w:val="none" w:color="auto" w:sz="0" w:space="0"/>
-      </w:pBdr>
-    </w:pPr>
-  </w:p>
-</w:hdr>
-</file>
-
-<file path=word/header6.xml><?xml version="1.0" encoding="utf-8"?>
-<w:hdr xmlns:wpc="http://schemas.microsoft.com/office/word/2010/wordprocessingCanvas" xmlns:mc="http://schemas.openxmlformats.org/markup-compatibility/2006" xmlns:o="urn:schemas-microsoft-com:office:office" xmlns:r="http://schemas.openxmlformats.org/officeDocument/2006/relationships" xmlns:m="http://schemas.openxmlformats.org/officeDocument/2006/math" xmlns:v="urn:schemas-microsoft-com:vml" xmlns:wp14="http://schemas.microsoft.com/office/word/2010/wordprocessingDrawing" xmlns:wp="http://schemas.openxmlformats.org/drawingml/2006/wordprocessingDrawing" xmlns:w10="urn:schemas-microsoft-com:office:word" xmlns:w="http://schemas.openxmlformats.org/wordprocessingml/2006/main" xmlns:w14="http://schemas.microsoft.com/office/word/2010/wordml" xmlns:w15="http://schemas.microsoft.com/office/word/2012/wordml" xmlns:wpg="http://schemas.microsoft.com/office/word/2010/wordprocessingGroup" xmlns:wpi="http://schemas.microsoft.com/office/word/2010/wordprocessingInk" xmlns:wne="http://schemas.microsoft.com/office/word/2006/wordml" xmlns:wps="http://schemas.microsoft.com/office/word/2010/wordprocessingShape" xmlns:wpsCustomData="http://www.wps.cn/officeDocument/2013/wpsCustomData" mc:Ignorable="w14 w15 wp14">
-  <w:p>
-    <w:pPr>
-      <w:pStyle w:val="13"/>
-      <w:pBdr>
-        <w:bottom w:val="none" w:color="auto" w:sz="0" w:space="0"/>
-      </w:pBdr>
-      <w:tabs>
-        <w:tab w:val="left" w:pos="1260"/>
-        <w:tab w:val="clear" w:pos="4153"/>
-        <w:tab w:val="clear" w:pos="8306"/>
-      </w:tabs>
-      <w:jc w:val="both"/>
-    </w:pPr>
-  </w:p>
-</w:hdr>
-</file>
-
-<file path=word/header7.xml><?xml version="1.0" encoding="utf-8"?>
-<w:hdr xmlns:wpc="http://schemas.microsoft.com/office/word/2010/wordprocessingCanvas" xmlns:mc="http://schemas.openxmlformats.org/markup-compatibility/2006" xmlns:o="urn:schemas-microsoft-com:office:office" xmlns:r="http://schemas.openxmlformats.org/officeDocument/2006/relationships" xmlns:m="http://schemas.openxmlformats.org/officeDocument/2006/math" xmlns:v="urn:schemas-microsoft-com:vml" xmlns:wp14="http://schemas.microsoft.com/office/word/2010/wordprocessingDrawing" xmlns:wp="http://schemas.openxmlformats.org/drawingml/2006/wordprocessingDrawing" xmlns:w10="urn:schemas-microsoft-com:office:word" xmlns:w="http://schemas.openxmlformats.org/wordprocessingml/2006/main" xmlns:w14="http://schemas.microsoft.com/office/word/2010/wordml" xmlns:w15="http://schemas.microsoft.com/office/word/2012/wordml" xmlns:wpg="http://schemas.microsoft.com/office/word/2010/wordprocessingGroup" xmlns:wpi="http://schemas.microsoft.com/office/word/2010/wordprocessingInk" xmlns:wne="http://schemas.microsoft.com/office/word/2006/wordml" xmlns:wps="http://schemas.microsoft.com/office/word/2010/wordprocessingShape" xmlns:wpsCustomData="http://www.wps.cn/officeDocument/2013/wpsCustomData" mc:Ignorable="w14 w15 wp14">
-  <w:p>
-    <w:pPr>
-      <w:pStyle w:val="13"/>
-    </w:pPr>
-    <w:r>
-      <w:rPr>
-        <w:rFonts w:ascii="Times New Roman" w:hAnsi="Times New Roman" w:eastAsia="宋体" w:cs="Times New Roman"/>
-        <w:bCs/>
-      </w:rPr>
-      <w:t>Abstract</w:t>
+      <w:t xml:space="preserve">第二章　相关工作与技术依赖</w:t>
     </w:r>
   </w:p>
 </w:hdr>
 </file>
 
-<file path=word/header8.xml><?xml version="1.0" encoding="utf-8"?>
-<w:hdr xmlns:wpc="http://schemas.microsoft.com/office/word/2010/wordprocessingCanvas" xmlns:mc="http://schemas.openxmlformats.org/markup-compatibility/2006" xmlns:o="urn:schemas-microsoft-com:office:office" xmlns:r="http://schemas.openxmlformats.org/officeDocument/2006/relationships" xmlns:m="http://schemas.openxmlformats.org/officeDocument/2006/math" xmlns:v="urn:schemas-microsoft-com:vml" xmlns:wp14="http://schemas.microsoft.com/office/word/2010/wordprocessingDrawing" xmlns:wp="http://schemas.openxmlformats.org/drawingml/2006/wordprocessingDrawing" xmlns:w10="urn:schemas-microsoft-com:office:word" xmlns:w="http://schemas.openxmlformats.org/wordprocessingml/2006/main" xmlns:w14="http://schemas.microsoft.com/office/word/2010/wordml" xmlns:w15="http://schemas.microsoft.com/office/word/2012/wordml" xmlns:wpg="http://schemas.microsoft.com/office/word/2010/wordprocessingGroup" xmlns:wpi="http://schemas.microsoft.com/office/word/2010/wordprocessingInk" xmlns:wne="http://schemas.microsoft.com/office/word/2006/wordml" xmlns:wps="http://schemas.microsoft.com/office/word/2010/wordprocessingShape" xmlns:wpsCustomData="http://www.wps.cn/officeDocument/2013/wpsCustomData" mc:Ignorable="w14 w15 wp14">
+<file path=word/header_pp_ch4.xml><?xml version="1.0" encoding="utf-8"?>
+<w:hdr xmlns:w="http://schemas.openxmlformats.org/wordprocessingml/2006/main" xmlns:r="http://schemas.openxmlformats.org/officeDocument/2006/relationships">
   <w:p>
     <w:pPr>
-      <w:pStyle w:val="13"/>
+      <w:jc w:val="center"/>
       <w:rPr>
-        <w:rFonts w:ascii="宋体" w:hAnsi="宋体" w:eastAsia="宋体"/>
+        <w:rFonts w:ascii="Times New Roman" w:hAnsi="Times New Roman" w:eastAsia="宋体"/>
+        <w:sz w:val="21"/>
+        <w:szCs w:val="21"/>
       </w:rPr>
     </w:pPr>
     <w:r>
       <w:rPr>
-        <w:rFonts w:hint="eastAsia" w:ascii="宋体" w:hAnsi="宋体" w:eastAsia="宋体"/>
+        <w:rFonts w:ascii="Times New Roman" w:hAnsi="Times New Roman" w:eastAsia="宋体" w:cs="Times New Roman"/>
+        <w:sz w:val="21"/>
+        <w:szCs w:val="21"/>
       </w:rPr>
-      <w:t>北京航空航天大学博士学位论文</w:t>
+      <w:t xml:space="preserve">第三章　分布式 Kubernetes 调度器系统架构</w:t>
     </w:r>
-  </w:p>
-  <w:p>
-    <w:pPr>
-      <w:pStyle w:val="13"/>
-      <w:pBdr>
-        <w:bottom w:val="none" w:color="auto" w:sz="0" w:space="0"/>
-      </w:pBdr>
-      <w:tabs>
-        <w:tab w:val="left" w:pos="1260"/>
-        <w:tab w:val="clear" w:pos="4153"/>
-        <w:tab w:val="clear" w:pos="8306"/>
-      </w:tabs>
-      <w:jc w:val="both"/>
-    </w:pPr>
   </w:p>
 </w:hdr>
 </file>
 
-<file path=word/header9.xml><?xml version="1.0" encoding="utf-8"?>
-<w:hdr xmlns:wpc="http://schemas.microsoft.com/office/word/2010/wordprocessingCanvas" xmlns:mc="http://schemas.openxmlformats.org/markup-compatibility/2006" xmlns:o="urn:schemas-microsoft-com:office:office" xmlns:r="http://schemas.openxmlformats.org/officeDocument/2006/relationships" xmlns:m="http://schemas.openxmlformats.org/officeDocument/2006/math" xmlns:v="urn:schemas-microsoft-com:vml" xmlns:wp14="http://schemas.microsoft.com/office/word/2010/wordprocessingDrawing" xmlns:wp="http://schemas.openxmlformats.org/drawingml/2006/wordprocessingDrawing" xmlns:w10="urn:schemas-microsoft-com:office:word" xmlns:w="http://schemas.openxmlformats.org/wordprocessingml/2006/main" xmlns:w14="http://schemas.microsoft.com/office/word/2010/wordml" xmlns:w15="http://schemas.microsoft.com/office/word/2012/wordml" xmlns:wpg="http://schemas.microsoft.com/office/word/2010/wordprocessingGroup" xmlns:wpi="http://schemas.microsoft.com/office/word/2010/wordprocessingInk" xmlns:wne="http://schemas.microsoft.com/office/word/2006/wordml" xmlns:wps="http://schemas.microsoft.com/office/word/2010/wordprocessingShape" xmlns:wpsCustomData="http://www.wps.cn/officeDocument/2013/wpsCustomData" mc:Ignorable="w14 w15 wp14">
+<file path=word/header_pp_ch5.xml><?xml version="1.0" encoding="utf-8"?>
+<w:hdr xmlns:w="http://schemas.openxmlformats.org/wordprocessingml/2006/main" xmlns:r="http://schemas.openxmlformats.org/officeDocument/2006/relationships">
   <w:p>
     <w:pPr>
-      <w:pStyle w:val="13"/>
+      <w:jc w:val="center"/>
+      <w:rPr>
+        <w:rFonts w:ascii="Times New Roman" w:hAnsi="Times New Roman" w:eastAsia="宋体"/>
+        <w:sz w:val="21"/>
+        <w:szCs w:val="21"/>
+      </w:rPr>
     </w:pPr>
     <w:r>
       <w:rPr>
-        <w:rFonts w:hint="eastAsia"/>
+        <w:rFonts w:ascii="Times New Roman" w:hAnsi="Times New Roman" w:eastAsia="宋体" w:cs="Times New Roman"/>
+        <w:sz w:val="21"/>
+        <w:szCs w:val="21"/>
       </w:rPr>
-      <w:t>第一章 绪论</w:t>
+      <w:t xml:space="preserve">第四章　基于 etcd 语义的一致性容错机制</w:t>
     </w:r>
   </w:p>
+</w:hdr>
+</file>
+
+<file path=word/header_pp_ch6.xml><?xml version="1.0" encoding="utf-8"?>
+<w:hdr xmlns:w="http://schemas.openxmlformats.org/wordprocessingml/2006/main" xmlns:r="http://schemas.openxmlformats.org/officeDocument/2006/relationships">
   <w:p>
     <w:pPr>
-      <w:pStyle w:val="13"/>
-      <w:pBdr>
-        <w:bottom w:val="none" w:color="auto" w:sz="0" w:space="0"/>
-      </w:pBdr>
+      <w:jc w:val="center"/>
+      <w:rPr>
+        <w:rFonts w:ascii="Times New Roman" w:hAnsi="Times New Roman" w:eastAsia="宋体"/>
+        <w:sz w:val="21"/>
+        <w:szCs w:val="21"/>
+      </w:rPr>
     </w:pPr>
+    <w:r>
+      <w:rPr>
+        <w:rFonts w:ascii="Times New Roman" w:hAnsi="Times New Roman" w:eastAsia="宋体" w:cs="Times New Roman"/>
+        <w:sz w:val="21"/>
+        <w:szCs w:val="21"/>
+      </w:rPr>
+      <w:t xml:space="preserve">第五章　面向大规模场景的进程内 Binder 架构</w:t>
+    </w:r>
+  </w:p>
+</w:hdr>
+</file>
+
+<file path=word/header_pp_ch7.xml><?xml version="1.0" encoding="utf-8"?>
+<w:hdr xmlns:w="http://schemas.openxmlformats.org/wordprocessingml/2006/main" xmlns:r="http://schemas.openxmlformats.org/officeDocument/2006/relationships">
+  <w:p>
+    <w:pPr>
+      <w:jc w:val="center"/>
+      <w:rPr>
+        <w:rFonts w:ascii="Times New Roman" w:hAnsi="Times New Roman" w:eastAsia="宋体"/>
+        <w:sz w:val="21"/>
+        <w:szCs w:val="21"/>
+      </w:rPr>
+    </w:pPr>
+    <w:r>
+      <w:rPr>
+        <w:rFonts w:ascii="Times New Roman" w:hAnsi="Times New Roman" w:eastAsia="宋体" w:cs="Times New Roman"/>
+        <w:sz w:val="21"/>
+        <w:szCs w:val="21"/>
+      </w:rPr>
+      <w:t xml:space="preserve">第六章　实验设计与评估</w:t>
+    </w:r>
+  </w:p>
+</w:hdr>
+</file>
+
+<file path=word/header_pp_ch8.xml><?xml version="1.0" encoding="utf-8"?>
+<w:hdr xmlns:w="http://schemas.openxmlformats.org/wordprocessingml/2006/main" xmlns:r="http://schemas.openxmlformats.org/officeDocument/2006/relationships">
+  <w:p>
+    <w:pPr>
+      <w:jc w:val="center"/>
+      <w:rPr>
+        <w:rFonts w:ascii="Times New Roman" w:hAnsi="Times New Roman" w:eastAsia="宋体"/>
+        <w:sz w:val="21"/>
+        <w:szCs w:val="21"/>
+      </w:rPr>
+    </w:pPr>
+    <w:r>
+      <w:rPr>
+        <w:rFonts w:ascii="Times New Roman" w:hAnsi="Times New Roman" w:eastAsia="宋体" w:cs="Times New Roman"/>
+        <w:sz w:val="21"/>
+        <w:szCs w:val="21"/>
+      </w:rPr>
+      <w:t xml:space="preserve">第七章　总结与展望</w:t>
+    </w:r>
+  </w:p>
+</w:hdr>
+</file>
+
+<file path=word/header_pp_odd.xml><?xml version="1.0" encoding="utf-8"?>
+<w:hdr xmlns:w="http://schemas.openxmlformats.org/wordprocessingml/2006/main" xmlns:r="http://schemas.openxmlformats.org/officeDocument/2006/relationships">
+  <w:p>
+    <w:pPr>
+      <w:jc w:val="center"/>
+      <w:rPr>
+        <w:rFonts w:ascii="Times New Roman" w:hAnsi="Times New Roman" w:eastAsia="宋体"/>
+        <w:sz w:val="21"/>
+        <w:szCs w:val="21"/>
+      </w:rPr>
+    </w:pPr>
+    <w:r>
+      <w:rPr>
+        <w:rFonts w:ascii="Times New Roman" w:hAnsi="Times New Roman" w:eastAsia="宋体" w:cs="Times New Roman"/>
+        <w:sz w:val="21"/>
+        <w:szCs w:val="21"/>
+      </w:rPr>
+      <w:t xml:space="preserve">北京航空航天大学硕士学位论文</w:t>
+    </w:r>
+  </w:p>
+</w:hdr>
+</file>
+
+<file path=word/header_pp_same10.xml><?xml version="1.0" encoding="utf-8"?>
+<w:hdr xmlns:w="http://schemas.openxmlformats.org/wordprocessingml/2006/main" xmlns:r="http://schemas.openxmlformats.org/officeDocument/2006/relationships">
+  <w:p>
+    <w:pPr>
+      <w:jc w:val="center"/>
+      <w:rPr>
+        <w:rFonts w:ascii="Times New Roman" w:hAnsi="Times New Roman" w:eastAsia="宋体"/>
+        <w:sz w:val="21"/>
+        <w:szCs w:val="21"/>
+      </w:rPr>
+    </w:pPr>
+    <w:r>
+      <w:rPr>
+        <w:rFonts w:ascii="Times New Roman" w:hAnsi="Times New Roman" w:eastAsia="宋体" w:cs="Times New Roman"/>
+        <w:sz w:val="21"/>
+        <w:szCs w:val="21"/>
+      </w:rPr>
+      <w:t xml:space="preserve">附录</w:t>
+    </w:r>
+  </w:p>
+</w:hdr>
+</file>
+
+<file path=word/header_pp_same11.xml><?xml version="1.0" encoding="utf-8"?>
+<w:hdr xmlns:w="http://schemas.openxmlformats.org/wordprocessingml/2006/main" xmlns:r="http://schemas.openxmlformats.org/officeDocument/2006/relationships">
+  <w:p>
+    <w:pPr>
+      <w:jc w:val="center"/>
+      <w:rPr>
+        <w:rFonts w:ascii="Times New Roman" w:hAnsi="Times New Roman" w:eastAsia="宋体"/>
+        <w:sz w:val="21"/>
+        <w:szCs w:val="21"/>
+      </w:rPr>
+    </w:pPr>
+    <w:r>
+      <w:rPr>
+        <w:rFonts w:ascii="Times New Roman" w:hAnsi="Times New Roman" w:eastAsia="宋体" w:cs="Times New Roman"/>
+        <w:sz w:val="21"/>
+        <w:szCs w:val="21"/>
+      </w:rPr>
+      <w:t xml:space="preserve">致谢</w:t>
+    </w:r>
+  </w:p>
+</w:hdr>
+</file>
+
+<file path=word/header_pp_same9.xml><?xml version="1.0" encoding="utf-8"?>
+<w:hdr xmlns:w="http://schemas.openxmlformats.org/wordprocessingml/2006/main" xmlns:r="http://schemas.openxmlformats.org/officeDocument/2006/relationships">
+  <w:p>
+    <w:pPr>
+      <w:jc w:val="center"/>
+      <w:rPr>
+        <w:rFonts w:ascii="Times New Roman" w:hAnsi="Times New Roman" w:eastAsia="宋体"/>
+        <w:sz w:val="21"/>
+        <w:szCs w:val="21"/>
+      </w:rPr>
+    </w:pPr>
+    <w:r>
+      <w:rPr>
+        <w:rFonts w:ascii="Times New Roman" w:hAnsi="Times New Roman" w:eastAsia="宋体" w:cs="Times New Roman"/>
+        <w:sz w:val="21"/>
+        <w:szCs w:val="21"/>
+      </w:rPr>
+      <w:t xml:space="preserve">参考文献</w:t>
+    </w:r>
   </w:p>
 </w:hdr>
 </file>

--- a/docs/thesis/thesis-beihang.docx
+++ b/docs/thesis/thesis-beihang.docx
@@ -755,9 +755,9 @@
             <w:bottom w:space="0" w:sz="0" w:val="none"/>
             <w:right w:space="0" w:sz="0" w:val="none"/>
           </w:pgBorders>
+          <w:pgNumType w:fmt="upperRoman" w:start="1"/>
           <w:cols w:num="1" w:space="425"/>
           <w:docGrid w:charSpace="0" w:linePitch="312" w:type="linesAndChars"/>
-          <w:pgNumType w:fmt="upperRoman" w:start="1"/>
         </w:sectPr>
       </w:pPr>
       <w:r>
@@ -3047,9 +3047,9 @@
             <w:bottom w:space="0" w:sz="0" w:val="none"/>
             <w:right w:space="0" w:sz="0" w:val="none"/>
           </w:pgBorders>
+          <w:pgNumType w:fmt="decimal" w:start="1"/>
           <w:cols w:num="1" w:space="425"/>
           <w:docGrid w:charSpace="0" w:linePitch="312" w:type="linesAndChars"/>
-          <w:pgNumType w:fmt="decimal" w:start="1"/>
         </w:sectPr>
       </w:pPr>
       <w:r>
@@ -61603,7 +61603,7 @@
 </file>
 
 <file path=word/footer_pp_page.xml><?xml version="1.0" encoding="utf-8"?>
-<w:ftr xmlns:w="http://schemas.openxmlformats.org/wordprocessingml/2006/main" xmlns:r="http://schemas.openxmlformats.org/officeDocument/2006/relationships">
+<w:ftr xmlns:wpc="http://schemas.microsoft.com/office/word/2010/wordprocessingCanvas" xmlns:mc="http://schemas.openxmlformats.org/markup-compatibility/2006" xmlns:o="urn:schemas-microsoft-com:office:office" xmlns:r="http://schemas.openxmlformats.org/officeDocument/2006/relationships" xmlns:m="http://schemas.openxmlformats.org/officeDocument/2006/math" xmlns:v="urn:schemas-microsoft-com:vml" xmlns:wp14="http://schemas.microsoft.com/office/word/2010/wordprocessingDrawing" xmlns:wp="http://schemas.openxmlformats.org/drawingml/2006/wordprocessingDrawing" xmlns:w10="urn:schemas-microsoft-com:office:word" xmlns:w="http://schemas.openxmlformats.org/wordprocessingml/2006/main" xmlns:w14="http://schemas.microsoft.com/office/word/2010/wordml" xmlns:w15="http://schemas.microsoft.com/office/word/2012/wordml" xmlns:wpg="http://schemas.microsoft.com/office/word/2010/wordprocessingGroup" xmlns:wpi="http://schemas.microsoft.com/office/word/2010/wordprocessingInk" xmlns:wne="http://schemas.microsoft.com/office/word/2006/wordml" xmlns:wps="http://schemas.microsoft.com/office/word/2010/wordprocessingShape">
   <w:p>
     <w:pPr>
       <w:jc w:val="center"/>
@@ -61669,7 +61669,7 @@
 </file>
 
 <file path=word/header_pp_ch2.xml><?xml version="1.0" encoding="utf-8"?>
-<w:hdr xmlns:w="http://schemas.openxmlformats.org/wordprocessingml/2006/main" xmlns:r="http://schemas.openxmlformats.org/officeDocument/2006/relationships">
+<w:hdr xmlns:wpc="http://schemas.microsoft.com/office/word/2010/wordprocessingCanvas" xmlns:mc="http://schemas.openxmlformats.org/markup-compatibility/2006" xmlns:o="urn:schemas-microsoft-com:office:office" xmlns:r="http://schemas.openxmlformats.org/officeDocument/2006/relationships" xmlns:m="http://schemas.openxmlformats.org/officeDocument/2006/math" xmlns:v="urn:schemas-microsoft-com:vml" xmlns:wp14="http://schemas.microsoft.com/office/word/2010/wordprocessingDrawing" xmlns:wp="http://schemas.openxmlformats.org/drawingml/2006/wordprocessingDrawing" xmlns:w10="urn:schemas-microsoft-com:office:word" xmlns:w="http://schemas.openxmlformats.org/wordprocessingml/2006/main" xmlns:w14="http://schemas.microsoft.com/office/word/2010/wordml" xmlns:w15="http://schemas.microsoft.com/office/word/2012/wordml" xmlns:wpg="http://schemas.microsoft.com/office/word/2010/wordprocessingGroup" xmlns:wpi="http://schemas.microsoft.com/office/word/2010/wordprocessingInk" xmlns:wne="http://schemas.microsoft.com/office/word/2006/wordml" xmlns:wps="http://schemas.microsoft.com/office/word/2010/wordprocessingShape">
   <w:p>
     <w:pPr>
       <w:jc w:val="center"/>
@@ -61692,7 +61692,7 @@
 </file>
 
 <file path=word/header_pp_ch3.xml><?xml version="1.0" encoding="utf-8"?>
-<w:hdr xmlns:w="http://schemas.openxmlformats.org/wordprocessingml/2006/main" xmlns:r="http://schemas.openxmlformats.org/officeDocument/2006/relationships">
+<w:hdr xmlns:wpc="http://schemas.microsoft.com/office/word/2010/wordprocessingCanvas" xmlns:mc="http://schemas.openxmlformats.org/markup-compatibility/2006" xmlns:o="urn:schemas-microsoft-com:office:office" xmlns:r="http://schemas.openxmlformats.org/officeDocument/2006/relationships" xmlns:m="http://schemas.openxmlformats.org/officeDocument/2006/math" xmlns:v="urn:schemas-microsoft-com:vml" xmlns:wp14="http://schemas.microsoft.com/office/word/2010/wordprocessingDrawing" xmlns:wp="http://schemas.openxmlformats.org/drawingml/2006/wordprocessingDrawing" xmlns:w10="urn:schemas-microsoft-com:office:word" xmlns:w="http://schemas.openxmlformats.org/wordprocessingml/2006/main" xmlns:w14="http://schemas.microsoft.com/office/word/2010/wordml" xmlns:w15="http://schemas.microsoft.com/office/word/2012/wordml" xmlns:wpg="http://schemas.microsoft.com/office/word/2010/wordprocessingGroup" xmlns:wpi="http://schemas.microsoft.com/office/word/2010/wordprocessingInk" xmlns:wne="http://schemas.microsoft.com/office/word/2006/wordml" xmlns:wps="http://schemas.microsoft.com/office/word/2010/wordprocessingShape">
   <w:p>
     <w:pPr>
       <w:jc w:val="center"/>
@@ -61715,7 +61715,7 @@
 </file>
 
 <file path=word/header_pp_ch4.xml><?xml version="1.0" encoding="utf-8"?>
-<w:hdr xmlns:w="http://schemas.openxmlformats.org/wordprocessingml/2006/main" xmlns:r="http://schemas.openxmlformats.org/officeDocument/2006/relationships">
+<w:hdr xmlns:wpc="http://schemas.microsoft.com/office/word/2010/wordprocessingCanvas" xmlns:mc="http://schemas.openxmlformats.org/markup-compatibility/2006" xmlns:o="urn:schemas-microsoft-com:office:office" xmlns:r="http://schemas.openxmlformats.org/officeDocument/2006/relationships" xmlns:m="http://schemas.openxmlformats.org/officeDocument/2006/math" xmlns:v="urn:schemas-microsoft-com:vml" xmlns:wp14="http://schemas.microsoft.com/office/word/2010/wordprocessingDrawing" xmlns:wp="http://schemas.openxmlformats.org/drawingml/2006/wordprocessingDrawing" xmlns:w10="urn:schemas-microsoft-com:office:word" xmlns:w="http://schemas.openxmlformats.org/wordprocessingml/2006/main" xmlns:w14="http://schemas.microsoft.com/office/word/2010/wordml" xmlns:w15="http://schemas.microsoft.com/office/word/2012/wordml" xmlns:wpg="http://schemas.microsoft.com/office/word/2010/wordprocessingGroup" xmlns:wpi="http://schemas.microsoft.com/office/word/2010/wordprocessingInk" xmlns:wne="http://schemas.microsoft.com/office/word/2006/wordml" xmlns:wps="http://schemas.microsoft.com/office/word/2010/wordprocessingShape">
   <w:p>
     <w:pPr>
       <w:jc w:val="center"/>
@@ -61738,7 +61738,7 @@
 </file>
 
 <file path=word/header_pp_ch5.xml><?xml version="1.0" encoding="utf-8"?>
-<w:hdr xmlns:w="http://schemas.openxmlformats.org/wordprocessingml/2006/main" xmlns:r="http://schemas.openxmlformats.org/officeDocument/2006/relationships">
+<w:hdr xmlns:wpc="http://schemas.microsoft.com/office/word/2010/wordprocessingCanvas" xmlns:mc="http://schemas.openxmlformats.org/markup-compatibility/2006" xmlns:o="urn:schemas-microsoft-com:office:office" xmlns:r="http://schemas.openxmlformats.org/officeDocument/2006/relationships" xmlns:m="http://schemas.openxmlformats.org/officeDocument/2006/math" xmlns:v="urn:schemas-microsoft-com:vml" xmlns:wp14="http://schemas.microsoft.com/office/word/2010/wordprocessingDrawing" xmlns:wp="http://schemas.openxmlformats.org/drawingml/2006/wordprocessingDrawing" xmlns:w10="urn:schemas-microsoft-com:office:word" xmlns:w="http://schemas.openxmlformats.org/wordprocessingml/2006/main" xmlns:w14="http://schemas.microsoft.com/office/word/2010/wordml" xmlns:w15="http://schemas.microsoft.com/office/word/2012/wordml" xmlns:wpg="http://schemas.microsoft.com/office/word/2010/wordprocessingGroup" xmlns:wpi="http://schemas.microsoft.com/office/word/2010/wordprocessingInk" xmlns:wne="http://schemas.microsoft.com/office/word/2006/wordml" xmlns:wps="http://schemas.microsoft.com/office/word/2010/wordprocessingShape">
   <w:p>
     <w:pPr>
       <w:jc w:val="center"/>
@@ -61761,7 +61761,7 @@
 </file>
 
 <file path=word/header_pp_ch6.xml><?xml version="1.0" encoding="utf-8"?>
-<w:hdr xmlns:w="http://schemas.openxmlformats.org/wordprocessingml/2006/main" xmlns:r="http://schemas.openxmlformats.org/officeDocument/2006/relationships">
+<w:hdr xmlns:wpc="http://schemas.microsoft.com/office/word/2010/wordprocessingCanvas" xmlns:mc="http://schemas.openxmlformats.org/markup-compatibility/2006" xmlns:o="urn:schemas-microsoft-com:office:office" xmlns:r="http://schemas.openxmlformats.org/officeDocument/2006/relationships" xmlns:m="http://schemas.openxmlformats.org/officeDocument/2006/math" xmlns:v="urn:schemas-microsoft-com:vml" xmlns:wp14="http://schemas.microsoft.com/office/word/2010/wordprocessingDrawing" xmlns:wp="http://schemas.openxmlformats.org/drawingml/2006/wordprocessingDrawing" xmlns:w10="urn:schemas-microsoft-com:office:word" xmlns:w="http://schemas.openxmlformats.org/wordprocessingml/2006/main" xmlns:w14="http://schemas.microsoft.com/office/word/2010/wordml" xmlns:w15="http://schemas.microsoft.com/office/word/2012/wordml" xmlns:wpg="http://schemas.microsoft.com/office/word/2010/wordprocessingGroup" xmlns:wpi="http://schemas.microsoft.com/office/word/2010/wordprocessingInk" xmlns:wne="http://schemas.microsoft.com/office/word/2006/wordml" xmlns:wps="http://schemas.microsoft.com/office/word/2010/wordprocessingShape">
   <w:p>
     <w:pPr>
       <w:jc w:val="center"/>
@@ -61784,7 +61784,7 @@
 </file>
 
 <file path=word/header_pp_ch7.xml><?xml version="1.0" encoding="utf-8"?>
-<w:hdr xmlns:w="http://schemas.openxmlformats.org/wordprocessingml/2006/main" xmlns:r="http://schemas.openxmlformats.org/officeDocument/2006/relationships">
+<w:hdr xmlns:wpc="http://schemas.microsoft.com/office/word/2010/wordprocessingCanvas" xmlns:mc="http://schemas.openxmlformats.org/markup-compatibility/2006" xmlns:o="urn:schemas-microsoft-com:office:office" xmlns:r="http://schemas.openxmlformats.org/officeDocument/2006/relationships" xmlns:m="http://schemas.openxmlformats.org/officeDocument/2006/math" xmlns:v="urn:schemas-microsoft-com:vml" xmlns:wp14="http://schemas.microsoft.com/office/word/2010/wordprocessingDrawing" xmlns:wp="http://schemas.openxmlformats.org/drawingml/2006/wordprocessingDrawing" xmlns:w10="urn:schemas-microsoft-com:office:word" xmlns:w="http://schemas.openxmlformats.org/wordprocessingml/2006/main" xmlns:w14="http://schemas.microsoft.com/office/word/2010/wordml" xmlns:w15="http://schemas.microsoft.com/office/word/2012/wordml" xmlns:wpg="http://schemas.microsoft.com/office/word/2010/wordprocessingGroup" xmlns:wpi="http://schemas.microsoft.com/office/word/2010/wordprocessingInk" xmlns:wne="http://schemas.microsoft.com/office/word/2006/wordml" xmlns:wps="http://schemas.microsoft.com/office/word/2010/wordprocessingShape">
   <w:p>
     <w:pPr>
       <w:jc w:val="center"/>
@@ -61807,7 +61807,7 @@
 </file>
 
 <file path=word/header_pp_ch8.xml><?xml version="1.0" encoding="utf-8"?>
-<w:hdr xmlns:w="http://schemas.openxmlformats.org/wordprocessingml/2006/main" xmlns:r="http://schemas.openxmlformats.org/officeDocument/2006/relationships">
+<w:hdr xmlns:wpc="http://schemas.microsoft.com/office/word/2010/wordprocessingCanvas" xmlns:mc="http://schemas.openxmlformats.org/markup-compatibility/2006" xmlns:o="urn:schemas-microsoft-com:office:office" xmlns:r="http://schemas.openxmlformats.org/officeDocument/2006/relationships" xmlns:m="http://schemas.openxmlformats.org/officeDocument/2006/math" xmlns:v="urn:schemas-microsoft-com:vml" xmlns:wp14="http://schemas.microsoft.com/office/word/2010/wordprocessingDrawing" xmlns:wp="http://schemas.openxmlformats.org/drawingml/2006/wordprocessingDrawing" xmlns:w10="urn:schemas-microsoft-com:office:word" xmlns:w="http://schemas.openxmlformats.org/wordprocessingml/2006/main" xmlns:w14="http://schemas.microsoft.com/office/word/2010/wordml" xmlns:w15="http://schemas.microsoft.com/office/word/2012/wordml" xmlns:wpg="http://schemas.microsoft.com/office/word/2010/wordprocessingGroup" xmlns:wpi="http://schemas.microsoft.com/office/word/2010/wordprocessingInk" xmlns:wne="http://schemas.microsoft.com/office/word/2006/wordml" xmlns:wps="http://schemas.microsoft.com/office/word/2010/wordprocessingShape">
   <w:p>
     <w:pPr>
       <w:jc w:val="center"/>
@@ -61830,7 +61830,7 @@
 </file>
 
 <file path=word/header_pp_odd.xml><?xml version="1.0" encoding="utf-8"?>
-<w:hdr xmlns:w="http://schemas.openxmlformats.org/wordprocessingml/2006/main" xmlns:r="http://schemas.openxmlformats.org/officeDocument/2006/relationships">
+<w:hdr xmlns:wpc="http://schemas.microsoft.com/office/word/2010/wordprocessingCanvas" xmlns:mc="http://schemas.openxmlformats.org/markup-compatibility/2006" xmlns:o="urn:schemas-microsoft-com:office:office" xmlns:r="http://schemas.openxmlformats.org/officeDocument/2006/relationships" xmlns:m="http://schemas.openxmlformats.org/officeDocument/2006/math" xmlns:v="urn:schemas-microsoft-com:vml" xmlns:wp14="http://schemas.microsoft.com/office/word/2010/wordprocessingDrawing" xmlns:wp="http://schemas.openxmlformats.org/drawingml/2006/wordprocessingDrawing" xmlns:w10="urn:schemas-microsoft-com:office:word" xmlns:w="http://schemas.openxmlformats.org/wordprocessingml/2006/main" xmlns:w14="http://schemas.microsoft.com/office/word/2010/wordml" xmlns:w15="http://schemas.microsoft.com/office/word/2012/wordml" xmlns:wpg="http://schemas.microsoft.com/office/word/2010/wordprocessingGroup" xmlns:wpi="http://schemas.microsoft.com/office/word/2010/wordprocessingInk" xmlns:wne="http://schemas.microsoft.com/office/word/2006/wordml" xmlns:wps="http://schemas.microsoft.com/office/word/2010/wordprocessingShape">
   <w:p>
     <w:pPr>
       <w:jc w:val="center"/>
@@ -61853,7 +61853,7 @@
 </file>
 
 <file path=word/header_pp_same10.xml><?xml version="1.0" encoding="utf-8"?>
-<w:hdr xmlns:w="http://schemas.openxmlformats.org/wordprocessingml/2006/main" xmlns:r="http://schemas.openxmlformats.org/officeDocument/2006/relationships">
+<w:hdr xmlns:wpc="http://schemas.microsoft.com/office/word/2010/wordprocessingCanvas" xmlns:mc="http://schemas.openxmlformats.org/markup-compatibility/2006" xmlns:o="urn:schemas-microsoft-com:office:office" xmlns:r="http://schemas.openxmlformats.org/officeDocument/2006/relationships" xmlns:m="http://schemas.openxmlformats.org/officeDocument/2006/math" xmlns:v="urn:schemas-microsoft-com:vml" xmlns:wp14="http://schemas.microsoft.com/office/word/2010/wordprocessingDrawing" xmlns:wp="http://schemas.openxmlformats.org/drawingml/2006/wordprocessingDrawing" xmlns:w10="urn:schemas-microsoft-com:office:word" xmlns:w="http://schemas.openxmlformats.org/wordprocessingml/2006/main" xmlns:w14="http://schemas.microsoft.com/office/word/2010/wordml" xmlns:w15="http://schemas.microsoft.com/office/word/2012/wordml" xmlns:wpg="http://schemas.microsoft.com/office/word/2010/wordprocessingGroup" xmlns:wpi="http://schemas.microsoft.com/office/word/2010/wordprocessingInk" xmlns:wne="http://schemas.microsoft.com/office/word/2006/wordml" xmlns:wps="http://schemas.microsoft.com/office/word/2010/wordprocessingShape">
   <w:p>
     <w:pPr>
       <w:jc w:val="center"/>
@@ -61876,7 +61876,7 @@
 </file>
 
 <file path=word/header_pp_same11.xml><?xml version="1.0" encoding="utf-8"?>
-<w:hdr xmlns:w="http://schemas.openxmlformats.org/wordprocessingml/2006/main" xmlns:r="http://schemas.openxmlformats.org/officeDocument/2006/relationships">
+<w:hdr xmlns:wpc="http://schemas.microsoft.com/office/word/2010/wordprocessingCanvas" xmlns:mc="http://schemas.openxmlformats.org/markup-compatibility/2006" xmlns:o="urn:schemas-microsoft-com:office:office" xmlns:r="http://schemas.openxmlformats.org/officeDocument/2006/relationships" xmlns:m="http://schemas.openxmlformats.org/officeDocument/2006/math" xmlns:v="urn:schemas-microsoft-com:vml" xmlns:wp14="http://schemas.microsoft.com/office/word/2010/wordprocessingDrawing" xmlns:wp="http://schemas.openxmlformats.org/drawingml/2006/wordprocessingDrawing" xmlns:w10="urn:schemas-microsoft-com:office:word" xmlns:w="http://schemas.openxmlformats.org/wordprocessingml/2006/main" xmlns:w14="http://schemas.microsoft.com/office/word/2010/wordml" xmlns:w15="http://schemas.microsoft.com/office/word/2012/wordml" xmlns:wpg="http://schemas.microsoft.com/office/word/2010/wordprocessingGroup" xmlns:wpi="http://schemas.microsoft.com/office/word/2010/wordprocessingInk" xmlns:wne="http://schemas.microsoft.com/office/word/2006/wordml" xmlns:wps="http://schemas.microsoft.com/office/word/2010/wordprocessingShape">
   <w:p>
     <w:pPr>
       <w:jc w:val="center"/>
@@ -61899,7 +61899,7 @@
 </file>
 
 <file path=word/header_pp_same9.xml><?xml version="1.0" encoding="utf-8"?>
-<w:hdr xmlns:w="http://schemas.openxmlformats.org/wordprocessingml/2006/main" xmlns:r="http://schemas.openxmlformats.org/officeDocument/2006/relationships">
+<w:hdr xmlns:wpc="http://schemas.microsoft.com/office/word/2010/wordprocessingCanvas" xmlns:mc="http://schemas.openxmlformats.org/markup-compatibility/2006" xmlns:o="urn:schemas-microsoft-com:office:office" xmlns:r="http://schemas.openxmlformats.org/officeDocument/2006/relationships" xmlns:m="http://schemas.openxmlformats.org/officeDocument/2006/math" xmlns:v="urn:schemas-microsoft-com:vml" xmlns:wp14="http://schemas.microsoft.com/office/word/2010/wordprocessingDrawing" xmlns:wp="http://schemas.openxmlformats.org/drawingml/2006/wordprocessingDrawing" xmlns:w10="urn:schemas-microsoft-com:office:word" xmlns:w="http://schemas.openxmlformats.org/wordprocessingml/2006/main" xmlns:w14="http://schemas.microsoft.com/office/word/2010/wordml" xmlns:w15="http://schemas.microsoft.com/office/word/2012/wordml" xmlns:wpg="http://schemas.microsoft.com/office/word/2010/wordprocessingGroup" xmlns:wpi="http://schemas.microsoft.com/office/word/2010/wordprocessingInk" xmlns:wne="http://schemas.microsoft.com/office/word/2006/wordml" xmlns:wps="http://schemas.microsoft.com/office/word/2010/wordprocessingShape">
   <w:p>
     <w:pPr>
       <w:jc w:val="center"/>

--- a/docs/thesis/thesis-beihang.docx
+++ b/docs/thesis/thesis-beihang.docx
@@ -9,7 +9,27 @@
           <w:docPartUnique/>
         </w:docPartObj>
       </w:sdtPr>
-      <w:sdtContent/>
+      <w:sdtContent>
+        <w:p>
+          <w:pPr>
+            <w:pStyle w:val="TOCHeading"/>
+          </w:pPr>
+          <w:r>
+            <w:rPr>
+              <w:rFonts w:hint="eastAsia"/>
+            </w:rPr>
+            <w:t xml:space="preserve">目录</w:t>
+          </w:r>
+        </w:p>
+        <w:p>
+          <w:r>
+            <w:fldChar w:fldCharType="begin" w:dirty="true"/>
+            <w:instrText xml:space="preserve">TOC \o "1-2" \h \z \u</w:instrText>
+            <w:fldChar w:fldCharType="separate"/>
+            <w:fldChar w:fldCharType="end"/>
+          </w:r>
+        </w:p>
+      </w:sdtContent>
     </w:sdt>
     <w:bookmarkStart w:id="49" w:name="摘要"/>
     <w:p>
@@ -723,47 +743,6 @@
     </w:p>
     <w:bookmarkEnd w:id="50"/>
     <w:bookmarkStart w:id="55" w:name="第一章-绪论"/>
-    <w:p>
-      <w:pPr>
-        <w:pStyle w:val="TOCHeading"/>
-      </w:pPr>
-      <w:r>
-        <w:rPr>
-          <w:rFonts w:hint="eastAsia"/>
-        </w:rPr>
-        <w:t xml:space="preserve">目录</w:t>
-      </w:r>
-    </w:p>
-    <w:p>
-      <w:r>
-        <w:fldChar w:fldCharType="begin" w:dirty="true"/>
-        <w:instrText xml:space="preserve">TOC \o "1-2" \h \z \u</w:instrText>
-        <w:fldChar w:fldCharType="separate"/>
-        <w:fldChar w:fldCharType="end"/>
-      </w:r>
-    </w:p>
-    <w:p>
-      <w:pPr>
-        <w:sectPr>
-          <w:footerReference w:type="default" r:id="rIdPp1"/>
-          <w:footerReference w:type="even" r:id="rIdPp1"/>
-          <w:pgSz w:h="16838" w:w="11906"/>
-          <w:pgMar w:bottom="1417" w:footer="851" w:gutter="0" w:header="851" w:left="1417" w:right="1417" w:top="1417"/>
-          <w:pgBorders>
-            <w:top w:space="0" w:sz="0" w:val="none"/>
-            <w:left w:space="0" w:sz="0" w:val="none"/>
-            <w:bottom w:space="0" w:sz="0" w:val="none"/>
-            <w:right w:space="0" w:sz="0" w:val="none"/>
-          </w:pgBorders>
-          <w:pgNumType w:fmt="upperRoman" w:start="1"/>
-          <w:cols w:num="1" w:space="425"/>
-          <w:docGrid w:charSpace="0" w:linePitch="312" w:type="linesAndChars"/>
-        </w:sectPr>
-      </w:pPr>
-      <w:r>
-        <w:br w:type="page"/>
-      </w:r>
-    </w:p>
     <w:p>
       <w:pPr>
         <w:pStyle w:val="Heading1"/>
@@ -3033,25 +3012,6 @@
       </w:r>
     </w:p>
     <w:p>
-      <w:pPr>
-        <w:sectPr>
-          <w:headerReference w:type="default" r:id="rIdPp2"/>
-          <w:headerReference w:type="even" r:id="rIdPp3"/>
-          <w:footerReference w:type="default" r:id="rIdPp1"/>
-          <w:footerReference w:type="even" r:id="rIdPp1"/>
-          <w:pgSz w:h="16838" w:w="11906"/>
-          <w:pgMar w:bottom="1417" w:footer="851" w:gutter="0" w:header="851" w:left="1417" w:right="1417" w:top="1417"/>
-          <w:pgBorders>
-            <w:top w:space="0" w:sz="0" w:val="none"/>
-            <w:left w:space="0" w:sz="0" w:val="none"/>
-            <w:bottom w:space="0" w:sz="0" w:val="none"/>
-            <w:right w:space="0" w:sz="0" w:val="none"/>
-          </w:pgBorders>
-          <w:pgNumType w:fmt="decimal" w:start="1"/>
-          <w:cols w:num="1" w:space="425"/>
-          <w:docGrid w:charSpace="0" w:linePitch="312" w:type="linesAndChars"/>
-        </w:sectPr>
-      </w:pPr>
       <w:r>
         <w:br w:type="page"/>
       </w:r>
@@ -5858,24 +5818,6 @@
       </w:r>
     </w:p>
     <w:p>
-      <w:pPr>
-        <w:sectPr>
-          <w:headerReference w:type="default" r:id="rIdPp2"/>
-          <w:headerReference w:type="even" r:id="rIdPp5"/>
-          <w:footerReference w:type="default" r:id="rIdPp1"/>
-          <w:footerReference w:type="even" r:id="rIdPp1"/>
-          <w:pgSz w:h="16838" w:w="11906"/>
-          <w:pgMar w:bottom="1417" w:footer="851" w:gutter="0" w:header="851" w:left="1417" w:right="1417" w:top="1417"/>
-          <w:pgBorders>
-            <w:top w:space="0" w:sz="0" w:val="none"/>
-            <w:left w:space="0" w:sz="0" w:val="none"/>
-            <w:bottom w:space="0" w:sz="0" w:val="none"/>
-            <w:right w:space="0" w:sz="0" w:val="none"/>
-          </w:pgBorders>
-          <w:cols w:num="1" w:space="425"/>
-          <w:docGrid w:charSpace="0" w:linePitch="312" w:type="linesAndChars"/>
-        </w:sectPr>
-      </w:pPr>
       <w:r>
         <w:br w:type="page"/>
       </w:r>
@@ -9575,24 +9517,6 @@
       </w:r>
     </w:p>
     <w:p>
-      <w:pPr>
-        <w:sectPr>
-          <w:headerReference w:type="default" r:id="rIdPp2"/>
-          <w:headerReference w:type="even" r:id="rIdPp7"/>
-          <w:footerReference w:type="default" r:id="rIdPp1"/>
-          <w:footerReference w:type="even" r:id="rIdPp1"/>
-          <w:pgSz w:h="16838" w:w="11906"/>
-          <w:pgMar w:bottom="1417" w:footer="851" w:gutter="0" w:header="851" w:left="1417" w:right="1417" w:top="1417"/>
-          <w:pgBorders>
-            <w:top w:space="0" w:sz="0" w:val="none"/>
-            <w:left w:space="0" w:sz="0" w:val="none"/>
-            <w:bottom w:space="0" w:sz="0" w:val="none"/>
-            <w:right w:space="0" w:sz="0" w:val="none"/>
-          </w:pgBorders>
-          <w:cols w:num="1" w:space="425"/>
-          <w:docGrid w:charSpace="0" w:linePitch="312" w:type="linesAndChars"/>
-        </w:sectPr>
-      </w:pPr>
       <w:r>
         <w:br w:type="page"/>
       </w:r>
@@ -18183,24 +18107,6 @@
       </w:r>
     </w:p>
     <w:p>
-      <w:pPr>
-        <w:sectPr>
-          <w:headerReference w:type="default" r:id="rIdPp2"/>
-          <w:headerReference w:type="even" r:id="rIdPp9"/>
-          <w:footerReference w:type="default" r:id="rIdPp1"/>
-          <w:footerReference w:type="even" r:id="rIdPp1"/>
-          <w:pgSz w:h="16838" w:w="11906"/>
-          <w:pgMar w:bottom="1417" w:footer="851" w:gutter="0" w:header="851" w:left="1417" w:right="1417" w:top="1417"/>
-          <w:pgBorders>
-            <w:top w:space="0" w:sz="0" w:val="none"/>
-            <w:left w:space="0" w:sz="0" w:val="none"/>
-            <w:bottom w:space="0" w:sz="0" w:val="none"/>
-            <w:right w:space="0" w:sz="0" w:val="none"/>
-          </w:pgBorders>
-          <w:cols w:num="1" w:space="425"/>
-          <w:docGrid w:charSpace="0" w:linePitch="312" w:type="linesAndChars"/>
-        </w:sectPr>
-      </w:pPr>
       <w:r>
         <w:br w:type="page"/>
       </w:r>
@@ -22517,24 +22423,6 @@
       </w:r>
     </w:p>
     <w:p>
-      <w:pPr>
-        <w:sectPr>
-          <w:headerReference w:type="default" r:id="rIdPp2"/>
-          <w:headerReference w:type="even" r:id="rIdPp11"/>
-          <w:footerReference w:type="default" r:id="rIdPp1"/>
-          <w:footerReference w:type="even" r:id="rIdPp1"/>
-          <w:pgSz w:h="16838" w:w="11906"/>
-          <w:pgMar w:bottom="1417" w:footer="851" w:gutter="0" w:header="851" w:left="1417" w:right="1417" w:top="1417"/>
-          <w:pgBorders>
-            <w:top w:space="0" w:sz="0" w:val="none"/>
-            <w:left w:space="0" w:sz="0" w:val="none"/>
-            <w:bottom w:space="0" w:sz="0" w:val="none"/>
-            <w:right w:space="0" w:sz="0" w:val="none"/>
-          </w:pgBorders>
-          <w:cols w:num="1" w:space="425"/>
-          <w:docGrid w:charSpace="0" w:linePitch="312" w:type="linesAndChars"/>
-        </w:sectPr>
-      </w:pPr>
       <w:r>
         <w:br w:type="page"/>
       </w:r>
@@ -48514,24 +48402,6 @@
       </w:r>
     </w:p>
     <w:p>
-      <w:pPr>
-        <w:sectPr>
-          <w:headerReference w:type="default" r:id="rIdPp2"/>
-          <w:headerReference w:type="even" r:id="rIdPp13"/>
-          <w:footerReference w:type="default" r:id="rIdPp1"/>
-          <w:footerReference w:type="even" r:id="rIdPp1"/>
-          <w:pgSz w:h="16838" w:w="11906"/>
-          <w:pgMar w:bottom="1417" w:footer="851" w:gutter="0" w:header="851" w:left="1417" w:right="1417" w:top="1417"/>
-          <w:pgBorders>
-            <w:top w:space="0" w:sz="0" w:val="none"/>
-            <w:left w:space="0" w:sz="0" w:val="none"/>
-            <w:bottom w:space="0" w:sz="0" w:val="none"/>
-            <w:right w:space="0" w:sz="0" w:val="none"/>
-          </w:pgBorders>
-          <w:cols w:num="1" w:space="425"/>
-          <w:docGrid w:charSpace="0" w:linePitch="312" w:type="linesAndChars"/>
-        </w:sectPr>
-      </w:pPr>
       <w:r>
         <w:br w:type="page"/>
       </w:r>
@@ -49726,24 +49596,6 @@
       </w:r>
     </w:p>
     <w:p>
-      <w:pPr>
-        <w:sectPr>
-          <w:headerReference w:type="default" r:id="rIdPp2"/>
-          <w:headerReference w:type="even" r:id="rIdPp15"/>
-          <w:footerReference w:type="default" r:id="rIdPp1"/>
-          <w:footerReference w:type="even" r:id="rIdPp1"/>
-          <w:pgSz w:h="16838" w:w="11906"/>
-          <w:pgMar w:bottom="1417" w:footer="851" w:gutter="0" w:header="851" w:left="1417" w:right="1417" w:top="1417"/>
-          <w:pgBorders>
-            <w:top w:space="0" w:sz="0" w:val="none"/>
-            <w:left w:space="0" w:sz="0" w:val="none"/>
-            <w:bottom w:space="0" w:sz="0" w:val="none"/>
-            <w:right w:space="0" w:sz="0" w:val="none"/>
-          </w:pgBorders>
-          <w:cols w:num="1" w:space="425"/>
-          <w:docGrid w:charSpace="0" w:linePitch="312" w:type="linesAndChars"/>
-        </w:sectPr>
-      </w:pPr>
       <w:r>
         <w:br w:type="page"/>
       </w:r>
@@ -50131,24 +49983,6 @@
       </w:r>
     </w:p>
     <w:p>
-      <w:pPr>
-        <w:sectPr>
-          <w:headerReference w:type="default" r:id="rIdPp16"/>
-          <w:headerReference w:type="even" r:id="rIdPp16"/>
-          <w:footerReference w:type="default" r:id="rIdPp1"/>
-          <w:footerReference w:type="even" r:id="rIdPp1"/>
-          <w:pgSz w:h="16838" w:w="11906"/>
-          <w:pgMar w:bottom="1417" w:footer="851" w:gutter="0" w:header="851" w:left="1417" w:right="1417" w:top="1417"/>
-          <w:pgBorders>
-            <w:top w:space="0" w:sz="0" w:val="none"/>
-            <w:left w:space="0" w:sz="0" w:val="none"/>
-            <w:bottom w:space="0" w:sz="0" w:val="none"/>
-            <w:right w:space="0" w:sz="0" w:val="none"/>
-          </w:pgBorders>
-          <w:cols w:num="1" w:space="425"/>
-          <w:docGrid w:charSpace="0" w:linePitch="312" w:type="linesAndChars"/>
-        </w:sectPr>
-      </w:pPr>
       <w:r>
         <w:br w:type="page"/>
       </w:r>
@@ -61446,24 +61280,6 @@
       </w:r>
     </w:p>
     <w:p>
-      <w:pPr>
-        <w:sectPr>
-          <w:headerReference w:type="default" r:id="rIdPp17"/>
-          <w:headerReference w:type="even" r:id="rIdPp17"/>
-          <w:footerReference w:type="default" r:id="rIdPp1"/>
-          <w:footerReference w:type="even" r:id="rIdPp1"/>
-          <w:pgSz w:h="16838" w:w="11906"/>
-          <w:pgMar w:bottom="1417" w:footer="851" w:gutter="0" w:header="851" w:left="1417" w:right="1417" w:top="1417"/>
-          <w:pgBorders>
-            <w:top w:space="0" w:sz="0" w:val="none"/>
-            <w:left w:space="0" w:sz="0" w:val="none"/>
-            <w:bottom w:space="0" w:sz="0" w:val="none"/>
-            <w:right w:space="0" w:sz="0" w:val="none"/>
-          </w:pgBorders>
-          <w:cols w:num="1" w:space="425"/>
-          <w:docGrid w:charSpace="0" w:linePitch="312" w:type="linesAndChars"/>
-        </w:sectPr>
-      </w:pPr>
       <w:r>
         <w:br w:type="page"/>
       </w:r>
@@ -61579,10 +61395,10 @@
     </w:p>
     <w:bookmarkEnd w:id="281"/>
     <w:sectPr>
-      <w:headerReference w:type="default" r:id="rIdPp18"/>
-      <w:headerReference w:type="even" r:id="rIdPp18"/>
-      <w:footerReference w:type="default" r:id="rIdPp1"/>
-      <w:footerReference w:type="even" r:id="rIdPp1"/>
+      <w:footerReference r:id="rId6" w:type="first"/>
+      <w:headerReference r:id="rId3" w:type="default"/>
+      <w:footerReference r:id="rId4" w:type="default"/>
+      <w:footerReference r:id="rId5" w:type="even"/>
       <w:pgSz w:h="16838" w:w="11906"/>
       <w:pgMar w:bottom="1417" w:footer="851" w:gutter="0" w:header="851" w:left="1417" w:right="1417" w:top="1417"/>
       <w:pgBorders>
@@ -61591,6 +61407,7 @@
         <w:bottom w:space="0" w:sz="0" w:val="none"/>
         <w:right w:space="0" w:sz="0" w:val="none"/>
       </w:pgBorders>
+      <w:pgNumType w:fmt="numberInDash"/>
       <w:cols w:num="1" w:space="425"/>
       <w:docGrid w:charSpace="0" w:linePitch="312" w:type="linesAndChars"/>
     </w:sectPr>
@@ -61602,15 +61419,14 @@
 <w:comments xmlns:w="http://schemas.openxmlformats.org/wordprocessingml/2006/main" xmlns:m="http://schemas.openxmlformats.org/officeDocument/2006/math" xmlns:r="http://schemas.openxmlformats.org/officeDocument/2006/relationships" xmlns:o="urn:schemas-microsoft-com:office:office" xmlns:v="urn:schemas-microsoft-com:vml" xmlns:w10="urn:schemas-microsoft-com:office:word" xmlns:a="http://schemas.openxmlformats.org/drawingml/2006/main" xmlns:pic="http://schemas.openxmlformats.org/drawingml/2006/picture" xmlns:wp="http://schemas.openxmlformats.org/drawingml/2006/wordprocessingDrawing"/>
 </file>
 
-<file path=word/footer_pp_page.xml><?xml version="1.0" encoding="utf-8"?>
-<w:ftr xmlns:wpc="http://schemas.microsoft.com/office/word/2010/wordprocessingCanvas" xmlns:mc="http://schemas.openxmlformats.org/markup-compatibility/2006" xmlns:o="urn:schemas-microsoft-com:office:office" xmlns:r="http://schemas.openxmlformats.org/officeDocument/2006/relationships" xmlns:m="http://schemas.openxmlformats.org/officeDocument/2006/math" xmlns:v="urn:schemas-microsoft-com:vml" xmlns:wp14="http://schemas.microsoft.com/office/word/2010/wordprocessingDrawing" xmlns:wp="http://schemas.openxmlformats.org/drawingml/2006/wordprocessingDrawing" xmlns:w10="urn:schemas-microsoft-com:office:word" xmlns:w="http://schemas.openxmlformats.org/wordprocessingml/2006/main" xmlns:w14="http://schemas.microsoft.com/office/word/2010/wordml" xmlns:w15="http://schemas.microsoft.com/office/word/2012/wordml" xmlns:wpg="http://schemas.microsoft.com/office/word/2010/wordprocessingGroup" xmlns:wpi="http://schemas.microsoft.com/office/word/2010/wordprocessingInk" xmlns:wne="http://schemas.microsoft.com/office/word/2006/wordml" xmlns:wps="http://schemas.microsoft.com/office/word/2010/wordprocessingShape">
+<file path=word/footer1.xml><?xml version="1.0" encoding="utf-8"?>
+<w:ftr xmlns:w="http://schemas.openxmlformats.org/wordprocessingml/2006/main">
   <w:p>
     <w:pPr>
       <w:jc w:val="center"/>
       <w:rPr>
-        <w:rFonts w:ascii="Times New Roman" w:hAnsi="Times New Roman" w:eastAsia="宋体"/>
+        <w:rFonts w:ascii="Times New Roman" w:hAnsi="Times New Roman"/>
         <w:sz w:val="21"/>
-        <w:szCs w:val="21"/>
       </w:rPr>
     </w:pPr>
     <w:r>
@@ -61624,27 +61440,427 @@
       <w:instrText xml:space="preserve"> PAGE </w:instrText>
     </w:r>
     <w:r>
-      <w:rPr>
-        <w:rFonts w:ascii="Times New Roman" w:hAnsi="Times New Roman"/>
-        <w:sz w:val="21"/>
-      </w:rPr>
       <w:fldChar w:fldCharType="separate"/>
-    </w:r>
-    <w:r>
-      <w:rPr>
-        <w:rFonts w:ascii="Times New Roman" w:hAnsi="Times New Roman" w:eastAsia="宋体" w:cs="Times New Roman"/>
-        <w:sz w:val="21"/>
-        <w:szCs w:val="21"/>
-      </w:rPr>
-      <w:t xml:space="preserve">1</w:t>
     </w:r>
     <w:r>
       <w:rPr>
         <w:rFonts w:ascii="Times New Roman" w:hAnsi="Times New Roman"/>
         <w:sz w:val="21"/>
       </w:rPr>
+      <w:t>1</w:t>
+    </w:r>
+    <w:r>
       <w:fldChar w:fldCharType="end"/>
     </w:r>
+  </w:p>
+</w:ftr>
+</file>
+
+<file path=word/footer2.xml><?xml version="1.0" encoding="utf-8"?>
+<w:ftr xmlns:w="http://schemas.openxmlformats.org/wordprocessingml/2006/main">
+  <w:p>
+    <w:pPr>
+      <w:jc w:val="center"/>
+      <w:rPr>
+        <w:rFonts w:ascii="Times New Roman" w:hAnsi="Times New Roman"/>
+        <w:sz w:val="21"/>
+      </w:rPr>
+    </w:pPr>
+    <w:r>
+      <w:rPr>
+        <w:rFonts w:ascii="Times New Roman" w:hAnsi="Times New Roman"/>
+        <w:sz w:val="21"/>
+      </w:rPr>
+      <w:fldChar w:fldCharType="begin"/>
+    </w:r>
+    <w:r>
+      <w:instrText xml:space="preserve"> PAGE </w:instrText>
+    </w:r>
+    <w:r>
+      <w:fldChar w:fldCharType="separate"/>
+    </w:r>
+    <w:r>
+      <w:rPr>
+        <w:rFonts w:ascii="Times New Roman" w:hAnsi="Times New Roman"/>
+        <w:sz w:val="21"/>
+      </w:rPr>
+      <w:t>1</w:t>
+    </w:r>
+    <w:r>
+      <w:fldChar w:fldCharType="end"/>
+    </w:r>
+  </w:p>
+</w:ftr>
+</file>
+
+<file path=word/footer3.xml><?xml version="1.0" encoding="utf-8"?>
+<w:ftr xmlns:w="http://schemas.openxmlformats.org/wordprocessingml/2006/main">
+  <w:p>
+    <w:pPr>
+      <w:jc w:val="center"/>
+      <w:rPr>
+        <w:rFonts w:ascii="Times New Roman" w:hAnsi="Times New Roman"/>
+        <w:sz w:val="21"/>
+      </w:rPr>
+    </w:pPr>
+    <w:r>
+      <w:rPr>
+        <w:rFonts w:ascii="Times New Roman" w:hAnsi="Times New Roman"/>
+        <w:sz w:val="21"/>
+      </w:rPr>
+      <w:fldChar w:fldCharType="begin"/>
+    </w:r>
+    <w:r>
+      <w:instrText xml:space="preserve"> PAGE </w:instrText>
+    </w:r>
+    <w:r>
+      <w:fldChar w:fldCharType="separate"/>
+    </w:r>
+    <w:r>
+      <w:rPr>
+        <w:rFonts w:ascii="Times New Roman" w:hAnsi="Times New Roman"/>
+        <w:sz w:val="21"/>
+      </w:rPr>
+      <w:t>1</w:t>
+    </w:r>
+    <w:r>
+      <w:fldChar w:fldCharType="end"/>
+    </w:r>
+  </w:p>
+</w:ftr>
+</file>
+
+<file path=word/footer4.xml><?xml version="1.0" encoding="utf-8"?>
+<w:ftr xmlns:wpc="http://schemas.microsoft.com/office/word/2010/wordprocessingCanvas" xmlns:mc="http://schemas.openxmlformats.org/markup-compatibility/2006" xmlns:o="urn:schemas-microsoft-com:office:office" xmlns:r="http://schemas.openxmlformats.org/officeDocument/2006/relationships" xmlns:m="http://schemas.openxmlformats.org/officeDocument/2006/math" xmlns:v="urn:schemas-microsoft-com:vml" xmlns:wp14="http://schemas.microsoft.com/office/word/2010/wordprocessingDrawing" xmlns:wp="http://schemas.openxmlformats.org/drawingml/2006/wordprocessingDrawing" xmlns:w10="urn:schemas-microsoft-com:office:word" xmlns:w="http://schemas.openxmlformats.org/wordprocessingml/2006/main" xmlns:w14="http://schemas.microsoft.com/office/word/2010/wordml" xmlns:w15="http://schemas.microsoft.com/office/word/2012/wordml" xmlns:wpg="http://schemas.microsoft.com/office/word/2010/wordprocessingGroup" xmlns:wpi="http://schemas.microsoft.com/office/word/2010/wordprocessingInk" xmlns:wne="http://schemas.microsoft.com/office/word/2006/wordml" xmlns:wps="http://schemas.microsoft.com/office/word/2010/wordprocessingShape" xmlns:wpsCustomData="http://www.wps.cn/officeDocument/2013/wpsCustomData" mc:Ignorable="w14 w15 wp14">
+  <w:p>
+    <w:pPr>
+      <w:pStyle w:val="12"/>
+      <w:tabs>
+        <w:tab w:val="left" w:pos="1046"/>
+        <w:tab w:val="clear" w:pos="4153"/>
+        <w:tab w:val="clear" w:pos="8306"/>
+      </w:tabs>
+    </w:pPr>
+  </w:p>
+  <w:p>
+    <w:pPr>
+      <w:pStyle w:val="12"/>
+      <w:rPr>
+        <w:rFonts w:ascii="Times New Roman" w:hAnsi="Times New Roman" w:cs="Times New Roman"/>
+        <w:sz w:val="21"/>
+        <w:szCs w:val="21"/>
+      </w:rPr>
+    </w:pPr>
+  </w:p>
+</w:ftr>
+</file>
+
+<file path=word/footer5.xml><?xml version="1.0" encoding="utf-8"?>
+<w:ftr xmlns:wpc="http://schemas.microsoft.com/office/word/2010/wordprocessingCanvas" xmlns:mc="http://schemas.openxmlformats.org/markup-compatibility/2006" xmlns:o="urn:schemas-microsoft-com:office:office" xmlns:r="http://schemas.openxmlformats.org/officeDocument/2006/relationships" xmlns:m="http://schemas.openxmlformats.org/officeDocument/2006/math" xmlns:v="urn:schemas-microsoft-com:vml" xmlns:wp14="http://schemas.microsoft.com/office/word/2010/wordprocessingDrawing" xmlns:wp="http://schemas.openxmlformats.org/drawingml/2006/wordprocessingDrawing" xmlns:w10="urn:schemas-microsoft-com:office:word" xmlns:w="http://schemas.openxmlformats.org/wordprocessingml/2006/main" xmlns:w14="http://schemas.microsoft.com/office/word/2010/wordml" xmlns:w15="http://schemas.microsoft.com/office/word/2012/wordml" xmlns:wpg="http://schemas.microsoft.com/office/word/2010/wordprocessingGroup" xmlns:wpi="http://schemas.microsoft.com/office/word/2010/wordprocessingInk" xmlns:wne="http://schemas.microsoft.com/office/word/2006/wordml" xmlns:wps="http://schemas.microsoft.com/office/word/2010/wordprocessingShape" xmlns:wpsCustomData="http://www.wps.cn/officeDocument/2013/wpsCustomData" mc:Ignorable="w14 w15 wp14">
+  <w:sdt>
+    <w:sdtPr>
+      <w:rPr>
+        <w:rFonts w:ascii="Times New Roman" w:hAnsi="Times New Roman" w:cs="Times New Roman"/>
+        <w:sz w:val="21"/>
+        <w:szCs w:val="21"/>
+      </w:rPr>
+      <w:id w:val="-1685890550"/>
+    </w:sdtPr>
+    <w:sdtEndPr>
+      <w:rPr>
+        <w:rFonts w:ascii="Times New Roman" w:hAnsi="Times New Roman" w:cs="Times New Roman"/>
+        <w:sz w:val="21"/>
+        <w:szCs w:val="21"/>
+      </w:rPr>
+    </w:sdtEndPr>
+    <w:sdtContent>
+      <w:p>
+        <w:pPr>
+          <w:pStyle w:val="12"/>
+          <w:jc w:val="center"/>
+          <w:rPr>
+            <w:rFonts w:ascii="Times New Roman" w:hAnsi="Times New Roman" w:cs="Times New Roman"/>
+            <w:sz w:val="21"/>
+            <w:szCs w:val="21"/>
+          </w:rPr>
+        </w:pPr>
+        <w:r>
+          <w:rPr>
+            <w:rFonts w:ascii="Times New Roman" w:hAnsi="Times New Roman" w:cs="Times New Roman"/>
+            <w:sz w:val="21"/>
+            <w:szCs w:val="21"/>
+          </w:rPr>
+          <w:fldChar w:fldCharType="begin"/>
+        </w:r>
+        <w:r>
+          <w:rPr>
+            <w:rFonts w:hint="eastAsia" w:ascii="Times New Roman" w:hAnsi="Times New Roman" w:cs="Times New Roman"/>
+            <w:sz w:val="21"/>
+            <w:szCs w:val="21"/>
+          </w:rPr>
+          <w:instrText xml:space="preserve"> PAGE   \* MERGEFORMAT </w:instrText>
+        </w:r>
+        <w:r>
+          <w:rPr>
+            <w:rFonts w:ascii="Times New Roman" w:hAnsi="Times New Roman" w:cs="Times New Roman"/>
+            <w:sz w:val="21"/>
+            <w:szCs w:val="21"/>
+          </w:rPr>
+          <w:fldChar w:fldCharType="separate"/>
+        </w:r>
+        <w:r>
+          <w:rPr>
+            <w:rFonts w:hint="eastAsia" w:ascii="Times New Roman" w:hAnsi="Times New Roman" w:cs="Times New Roman"/>
+            <w:sz w:val="21"/>
+            <w:szCs w:val="21"/>
+          </w:rPr>
+          <w:t>XV</w:t>
+        </w:r>
+        <w:r>
+          <w:rPr>
+            <w:rFonts w:ascii="Times New Roman" w:hAnsi="Times New Roman" w:cs="Times New Roman"/>
+            <w:sz w:val="21"/>
+            <w:szCs w:val="21"/>
+          </w:rPr>
+          <w:fldChar w:fldCharType="end"/>
+        </w:r>
+      </w:p>
+    </w:sdtContent>
+  </w:sdt>
+  <w:p>
+    <w:pPr>
+      <w:pStyle w:val="12"/>
+      <w:rPr>
+        <w:rFonts w:ascii="Times New Roman" w:hAnsi="Times New Roman" w:cs="Times New Roman"/>
+        <w:sz w:val="21"/>
+        <w:szCs w:val="21"/>
+      </w:rPr>
+    </w:pPr>
+  </w:p>
+</w:ftr>
+</file>
+
+<file path=word/footer6.xml><?xml version="1.0" encoding="utf-8"?>
+<w:ftr xmlns:wpc="http://schemas.microsoft.com/office/word/2010/wordprocessingCanvas" xmlns:mc="http://schemas.openxmlformats.org/markup-compatibility/2006" xmlns:o="urn:schemas-microsoft-com:office:office" xmlns:r="http://schemas.openxmlformats.org/officeDocument/2006/relationships" xmlns:m="http://schemas.openxmlformats.org/officeDocument/2006/math" xmlns:v="urn:schemas-microsoft-com:vml" xmlns:wp14="http://schemas.microsoft.com/office/word/2010/wordprocessingDrawing" xmlns:wp="http://schemas.openxmlformats.org/drawingml/2006/wordprocessingDrawing" xmlns:w10="urn:schemas-microsoft-com:office:word" xmlns:w="http://schemas.openxmlformats.org/wordprocessingml/2006/main" xmlns:w14="http://schemas.microsoft.com/office/word/2010/wordml" xmlns:w15="http://schemas.microsoft.com/office/word/2012/wordml" xmlns:wpg="http://schemas.microsoft.com/office/word/2010/wordprocessingGroup" xmlns:wpi="http://schemas.microsoft.com/office/word/2010/wordprocessingInk" xmlns:wne="http://schemas.microsoft.com/office/word/2006/wordml" xmlns:wps="http://schemas.microsoft.com/office/word/2010/wordprocessingShape" xmlns:wpsCustomData="http://www.wps.cn/officeDocument/2013/wpsCustomData" mc:Ignorable="w14 w15 wp14">
+  <w:sdt>
+    <w:sdtPr>
+      <w:rPr>
+        <w:rFonts w:asciiTheme="minorHAnsi" w:hAnsiTheme="minorHAnsi" w:eastAsiaTheme="minorEastAsia" w:cstheme="minorBidi"/>
+        <w:kern w:val="2"/>
+        <w:sz w:val="21"/>
+        <w:szCs w:val="22"/>
+        <w:lang w:val="en-US" w:eastAsia="zh-CN" w:bidi="ar-SA"/>
+      </w:rPr>
+      <w:id w:val="147476445"/>
+    </w:sdtPr>
+    <w:sdtEndPr>
+      <w:rPr>
+        <w:rFonts w:asciiTheme="minorHAnsi" w:hAnsiTheme="minorHAnsi" w:eastAsiaTheme="minorEastAsia" w:cstheme="minorBidi"/>
+        <w:kern w:val="2"/>
+        <w:sz w:val="21"/>
+        <w:szCs w:val="22"/>
+        <w:lang w:val="en-US" w:eastAsia="zh-CN" w:bidi="ar-SA"/>
+      </w:rPr>
+    </w:sdtEndPr>
+    <w:sdtContent>
+      <w:p>
+        <w:pPr>
+          <w:pStyle w:val="12"/>
+          <w:jc w:val="center"/>
+        </w:pPr>
+        <w:r>
+          <w:rPr>
+            <w:rFonts w:ascii="Times New Roman" w:hAnsi="Times New Roman" w:cs="Times New Roman"/>
+            <w:sz w:val="21"/>
+            <w:szCs w:val="21"/>
+          </w:rPr>
+          <w:fldChar w:fldCharType="begin"/>
+        </w:r>
+        <w:r>
+          <w:rPr>
+            <w:rFonts w:ascii="Times New Roman" w:hAnsi="Times New Roman" w:cs="Times New Roman"/>
+            <w:sz w:val="21"/>
+            <w:szCs w:val="21"/>
+          </w:rPr>
+          <w:instrText xml:space="preserve">PAGE   \* MERGEFORMAT</w:instrText>
+        </w:r>
+        <w:r>
+          <w:rPr>
+            <w:rFonts w:ascii="Times New Roman" w:hAnsi="Times New Roman" w:cs="Times New Roman"/>
+            <w:sz w:val="21"/>
+            <w:szCs w:val="21"/>
+          </w:rPr>
+          <w:fldChar w:fldCharType="separate"/>
+        </w:r>
+        <w:r>
+          <w:rPr>
+            <w:rFonts w:ascii="Times New Roman" w:hAnsi="Times New Roman" w:cs="Times New Roman"/>
+            <w:sz w:val="21"/>
+            <w:szCs w:val="21"/>
+            <w:lang w:val="zh-CN"/>
+          </w:rPr>
+          <w:t>2</w:t>
+        </w:r>
+        <w:r>
+          <w:rPr>
+            <w:rFonts w:ascii="Times New Roman" w:hAnsi="Times New Roman" w:cs="Times New Roman"/>
+            <w:sz w:val="21"/>
+            <w:szCs w:val="21"/>
+          </w:rPr>
+          <w:fldChar w:fldCharType="end"/>
+        </w:r>
+      </w:p>
+    </w:sdtContent>
+  </w:sdt>
+  <w:p>
+    <w:pPr>
+      <w:pStyle w:val="12"/>
+    </w:pPr>
+  </w:p>
+</w:ftr>
+</file>
+
+<file path=word/footer7.xml><?xml version="1.0" encoding="utf-8"?>
+<w:ftr xmlns:wpc="http://schemas.microsoft.com/office/word/2010/wordprocessingCanvas" xmlns:mc="http://schemas.openxmlformats.org/markup-compatibility/2006" xmlns:o="urn:schemas-microsoft-com:office:office" xmlns:r="http://schemas.openxmlformats.org/officeDocument/2006/relationships" xmlns:m="http://schemas.openxmlformats.org/officeDocument/2006/math" xmlns:v="urn:schemas-microsoft-com:vml" xmlns:wp14="http://schemas.microsoft.com/office/word/2010/wordprocessingDrawing" xmlns:wp="http://schemas.openxmlformats.org/drawingml/2006/wordprocessingDrawing" xmlns:w10="urn:schemas-microsoft-com:office:word" xmlns:w="http://schemas.openxmlformats.org/wordprocessingml/2006/main" xmlns:w14="http://schemas.microsoft.com/office/word/2010/wordml" xmlns:w15="http://schemas.microsoft.com/office/word/2012/wordml" xmlns:wpg="http://schemas.microsoft.com/office/word/2010/wordprocessingGroup" xmlns:wpi="http://schemas.microsoft.com/office/word/2010/wordprocessingInk" xmlns:wne="http://schemas.microsoft.com/office/word/2006/wordml" xmlns:wps="http://schemas.microsoft.com/office/word/2010/wordprocessingShape" xmlns:wpsCustomData="http://www.wps.cn/officeDocument/2013/wpsCustomData" mc:Ignorable="w14 w15 wp14">
+  <w:sdt>
+    <w:sdtPr>
+      <w:id w:val="934715698"/>
+    </w:sdtPr>
+    <w:sdtEndPr>
+      <w:rPr>
+        <w:rFonts w:ascii="Times New Roman" w:hAnsi="Times New Roman" w:cs="Times New Roman"/>
+        <w:sz w:val="21"/>
+        <w:szCs w:val="21"/>
+      </w:rPr>
+    </w:sdtEndPr>
+    <w:sdtContent>
+      <w:p>
+        <w:pPr>
+          <w:pStyle w:val="12"/>
+          <w:jc w:val="center"/>
+          <w:rPr>
+            <w:rFonts w:ascii="Times New Roman" w:hAnsi="Times New Roman" w:cs="Times New Roman"/>
+            <w:sz w:val="21"/>
+            <w:szCs w:val="21"/>
+          </w:rPr>
+        </w:pPr>
+        <w:r>
+          <w:rPr>
+            <w:rFonts w:ascii="Times New Roman" w:hAnsi="Times New Roman" w:cs="Times New Roman"/>
+            <w:sz w:val="21"/>
+            <w:szCs w:val="21"/>
+          </w:rPr>
+          <w:fldChar w:fldCharType="begin"/>
+        </w:r>
+        <w:r>
+          <w:rPr>
+            <w:rFonts w:ascii="Times New Roman" w:hAnsi="Times New Roman" w:cs="Times New Roman"/>
+            <w:sz w:val="21"/>
+            <w:szCs w:val="21"/>
+          </w:rPr>
+          <w:instrText xml:space="preserve">PAGE   \* MERGEFORMAT</w:instrText>
+        </w:r>
+        <w:r>
+          <w:rPr>
+            <w:rFonts w:ascii="Times New Roman" w:hAnsi="Times New Roman" w:cs="Times New Roman"/>
+            <w:sz w:val="21"/>
+            <w:szCs w:val="21"/>
+          </w:rPr>
+          <w:fldChar w:fldCharType="separate"/>
+        </w:r>
+        <w:r>
+          <w:rPr>
+            <w:rFonts w:ascii="Times New Roman" w:hAnsi="Times New Roman" w:cs="Times New Roman"/>
+            <w:sz w:val="21"/>
+            <w:szCs w:val="21"/>
+            <w:lang w:val="zh-CN"/>
+          </w:rPr>
+          <w:t>2</w:t>
+        </w:r>
+        <w:r>
+          <w:rPr>
+            <w:rFonts w:ascii="Times New Roman" w:hAnsi="Times New Roman" w:cs="Times New Roman"/>
+            <w:sz w:val="21"/>
+            <w:szCs w:val="21"/>
+          </w:rPr>
+          <w:fldChar w:fldCharType="end"/>
+        </w:r>
+      </w:p>
+    </w:sdtContent>
+  </w:sdt>
+  <w:p>
+    <w:pPr>
+      <w:pStyle w:val="12"/>
+      <w:rPr>
+        <w:rFonts w:ascii="Times New Roman" w:hAnsi="Times New Roman" w:cs="Times New Roman"/>
+        <w:sz w:val="21"/>
+        <w:szCs w:val="21"/>
+      </w:rPr>
+    </w:pPr>
+  </w:p>
+</w:ftr>
+</file>
+
+<file path=word/footer8.xml><?xml version="1.0" encoding="utf-8"?>
+<w:ftr xmlns:wpc="http://schemas.microsoft.com/office/word/2010/wordprocessingCanvas" xmlns:mc="http://schemas.openxmlformats.org/markup-compatibility/2006" xmlns:o="urn:schemas-microsoft-com:office:office" xmlns:r="http://schemas.openxmlformats.org/officeDocument/2006/relationships" xmlns:m="http://schemas.openxmlformats.org/officeDocument/2006/math" xmlns:v="urn:schemas-microsoft-com:vml" xmlns:wp14="http://schemas.microsoft.com/office/word/2010/wordprocessingDrawing" xmlns:wp="http://schemas.openxmlformats.org/drawingml/2006/wordprocessingDrawing" xmlns:w10="urn:schemas-microsoft-com:office:word" xmlns:w="http://schemas.openxmlformats.org/wordprocessingml/2006/main" xmlns:w14="http://schemas.microsoft.com/office/word/2010/wordml" xmlns:w15="http://schemas.microsoft.com/office/word/2012/wordml" xmlns:wpg="http://schemas.microsoft.com/office/word/2010/wordprocessingGroup" xmlns:wpi="http://schemas.microsoft.com/office/word/2010/wordprocessingInk" xmlns:wne="http://schemas.microsoft.com/office/word/2006/wordml" xmlns:wps="http://schemas.microsoft.com/office/word/2010/wordprocessingShape" xmlns:wpsCustomData="http://www.wps.cn/officeDocument/2013/wpsCustomData" mc:Ignorable="w14 w15 wp14">
+  <w:sdt>
+    <w:sdtPr>
+      <w:id w:val="946043662"/>
+    </w:sdtPr>
+    <w:sdtContent>
+      <w:p>
+        <w:pPr>
+          <w:pStyle w:val="12"/>
+          <w:jc w:val="center"/>
+        </w:pPr>
+        <w:r>
+          <w:rPr>
+            <w:rFonts w:ascii="Times New Roman" w:hAnsi="Times New Roman" w:cs="Times New Roman"/>
+            <w:sz w:val="21"/>
+            <w:szCs w:val="21"/>
+          </w:rPr>
+          <w:fldChar w:fldCharType="begin"/>
+        </w:r>
+        <w:r>
+          <w:rPr>
+            <w:rFonts w:ascii="Times New Roman" w:hAnsi="Times New Roman" w:cs="Times New Roman"/>
+            <w:sz w:val="21"/>
+            <w:szCs w:val="21"/>
+          </w:rPr>
+          <w:instrText xml:space="preserve">PAGE   \* MERGEFORMAT</w:instrText>
+        </w:r>
+        <w:r>
+          <w:rPr>
+            <w:rFonts w:ascii="Times New Roman" w:hAnsi="Times New Roman" w:cs="Times New Roman"/>
+            <w:sz w:val="21"/>
+            <w:szCs w:val="21"/>
+          </w:rPr>
+          <w:fldChar w:fldCharType="separate"/>
+        </w:r>
+        <w:r>
+          <w:rPr>
+            <w:rFonts w:ascii="Times New Roman" w:hAnsi="Times New Roman" w:cs="Times New Roman"/>
+            <w:sz w:val="21"/>
+            <w:szCs w:val="21"/>
+            <w:lang w:val="zh-CN"/>
+          </w:rPr>
+          <w:t>2</w:t>
+        </w:r>
+        <w:r>
+          <w:rPr>
+            <w:rFonts w:ascii="Times New Roman" w:hAnsi="Times New Roman" w:cs="Times New Roman"/>
+            <w:sz w:val="21"/>
+            <w:szCs w:val="21"/>
+          </w:rPr>
+          <w:fldChar w:fldCharType="end"/>
+        </w:r>
+      </w:p>
+    </w:sdtContent>
+  </w:sdt>
+  <w:p>
+    <w:pPr>
+      <w:pStyle w:val="12"/>
+    </w:pPr>
   </w:p>
 </w:ftr>
 </file>
@@ -61668,255 +61884,504 @@
 </w:footnotes>
 </file>
 
-<file path=word/header_pp_ch2.xml><?xml version="1.0" encoding="utf-8"?>
-<w:hdr xmlns:wpc="http://schemas.microsoft.com/office/word/2010/wordprocessingCanvas" xmlns:mc="http://schemas.openxmlformats.org/markup-compatibility/2006" xmlns:o="urn:schemas-microsoft-com:office:office" xmlns:r="http://schemas.openxmlformats.org/officeDocument/2006/relationships" xmlns:m="http://schemas.openxmlformats.org/officeDocument/2006/math" xmlns:v="urn:schemas-microsoft-com:vml" xmlns:wp14="http://schemas.microsoft.com/office/word/2010/wordprocessingDrawing" xmlns:wp="http://schemas.openxmlformats.org/drawingml/2006/wordprocessingDrawing" xmlns:w10="urn:schemas-microsoft-com:office:word" xmlns:w="http://schemas.openxmlformats.org/wordprocessingml/2006/main" xmlns:w14="http://schemas.microsoft.com/office/word/2010/wordml" xmlns:w15="http://schemas.microsoft.com/office/word/2012/wordml" xmlns:wpg="http://schemas.microsoft.com/office/word/2010/wordprocessingGroup" xmlns:wpi="http://schemas.microsoft.com/office/word/2010/wordprocessingInk" xmlns:wne="http://schemas.microsoft.com/office/word/2006/wordml" xmlns:wps="http://schemas.microsoft.com/office/word/2010/wordprocessingShape">
+<file path=word/header1.xml><?xml version="1.0" encoding="utf-8"?>
+<w:hdr xmlns:w="http://schemas.openxmlformats.org/wordprocessingml/2006/main">
   <w:p>
     <w:pPr>
       <w:jc w:val="center"/>
       <w:rPr>
         <w:rFonts w:ascii="Times New Roman" w:hAnsi="Times New Roman" w:eastAsia="宋体"/>
-        <w:sz w:val="21"/>
-        <w:szCs w:val="21"/>
+        <w:sz w:val="18"/>
       </w:rPr>
     </w:pPr>
     <w:r>
       <w:rPr>
-        <w:rFonts w:ascii="Times New Roman" w:hAnsi="Times New Roman" w:eastAsia="宋体" w:cs="Times New Roman"/>
-        <w:sz w:val="21"/>
-        <w:szCs w:val="21"/>
+        <w:rFonts w:ascii="Times New Roman" w:hAnsi="Times New Roman" w:eastAsia="宋体"/>
+        <w:sz w:val="18"/>
       </w:rPr>
-      <w:t xml:space="preserve">第一章　绪论</w:t>
+      <w:t>北京航空航天大学硕士学位论文</w:t>
     </w:r>
   </w:p>
 </w:hdr>
 </file>
 
-<file path=word/header_pp_ch3.xml><?xml version="1.0" encoding="utf-8"?>
-<w:hdr xmlns:wpc="http://schemas.microsoft.com/office/word/2010/wordprocessingCanvas" xmlns:mc="http://schemas.openxmlformats.org/markup-compatibility/2006" xmlns:o="urn:schemas-microsoft-com:office:office" xmlns:r="http://schemas.openxmlformats.org/officeDocument/2006/relationships" xmlns:m="http://schemas.openxmlformats.org/officeDocument/2006/math" xmlns:v="urn:schemas-microsoft-com:vml" xmlns:wp14="http://schemas.microsoft.com/office/word/2010/wordprocessingDrawing" xmlns:wp="http://schemas.openxmlformats.org/drawingml/2006/wordprocessingDrawing" xmlns:w10="urn:schemas-microsoft-com:office:word" xmlns:w="http://schemas.openxmlformats.org/wordprocessingml/2006/main" xmlns:w14="http://schemas.microsoft.com/office/word/2010/wordml" xmlns:w15="http://schemas.microsoft.com/office/word/2012/wordml" xmlns:wpg="http://schemas.microsoft.com/office/word/2010/wordprocessingGroup" xmlns:wpi="http://schemas.microsoft.com/office/word/2010/wordprocessingInk" xmlns:wne="http://schemas.microsoft.com/office/word/2006/wordml" xmlns:wps="http://schemas.microsoft.com/office/word/2010/wordprocessingShape">
+<file path=word/header10.xml><?xml version="1.0" encoding="utf-8"?>
+<w:hdr xmlns:wpc="http://schemas.microsoft.com/office/word/2010/wordprocessingCanvas" xmlns:mc="http://schemas.openxmlformats.org/markup-compatibility/2006" xmlns:o="urn:schemas-microsoft-com:office:office" xmlns:r="http://schemas.openxmlformats.org/officeDocument/2006/relationships" xmlns:m="http://schemas.openxmlformats.org/officeDocument/2006/math" xmlns:v="urn:schemas-microsoft-com:vml" xmlns:wp14="http://schemas.microsoft.com/office/word/2010/wordprocessingDrawing" xmlns:wp="http://schemas.openxmlformats.org/drawingml/2006/wordprocessingDrawing" xmlns:w10="urn:schemas-microsoft-com:office:word" xmlns:w="http://schemas.openxmlformats.org/wordprocessingml/2006/main" xmlns:w14="http://schemas.microsoft.com/office/word/2010/wordml" xmlns:w15="http://schemas.microsoft.com/office/word/2012/wordml" xmlns:wpg="http://schemas.microsoft.com/office/word/2010/wordprocessingGroup" xmlns:wpi="http://schemas.microsoft.com/office/word/2010/wordprocessingInk" xmlns:wne="http://schemas.microsoft.com/office/word/2006/wordml" xmlns:wps="http://schemas.microsoft.com/office/word/2010/wordprocessingShape" xmlns:wpsCustomData="http://www.wps.cn/officeDocument/2013/wpsCustomData" mc:Ignorable="w14 w15 wp14">
   <w:p>
     <w:pPr>
-      <w:jc w:val="center"/>
+      <w:pStyle w:val="13"/>
+    </w:pPr>
+    <w:r>
       <w:rPr>
-        <w:rFonts w:ascii="Times New Roman" w:hAnsi="Times New Roman" w:eastAsia="宋体"/>
-        <w:sz w:val="21"/>
-        <w:szCs w:val="21"/>
+        <w:rFonts w:hint="eastAsia"/>
+      </w:rPr>
+      <w:t>结论</w:t>
+    </w:r>
+  </w:p>
+  <w:p>
+    <w:pPr>
+      <w:pStyle w:val="13"/>
+      <w:pBdr>
+        <w:bottom w:val="none" w:color="auto" w:sz="0" w:space="0"/>
+      </w:pBdr>
+    </w:pPr>
+  </w:p>
+</w:hdr>
+</file>
+
+<file path=word/header11.xml><?xml version="1.0" encoding="utf-8"?>
+<w:hdr xmlns:wpc="http://schemas.microsoft.com/office/word/2010/wordprocessingCanvas" xmlns:mc="http://schemas.openxmlformats.org/markup-compatibility/2006" xmlns:o="urn:schemas-microsoft-com:office:office" xmlns:r="http://schemas.openxmlformats.org/officeDocument/2006/relationships" xmlns:m="http://schemas.openxmlformats.org/officeDocument/2006/math" xmlns:v="urn:schemas-microsoft-com:vml" xmlns:wp14="http://schemas.microsoft.com/office/word/2010/wordprocessingDrawing" xmlns:wp="http://schemas.openxmlformats.org/drawingml/2006/wordprocessingDrawing" xmlns:w10="urn:schemas-microsoft-com:office:word" xmlns:w="http://schemas.openxmlformats.org/wordprocessingml/2006/main" xmlns:w14="http://schemas.microsoft.com/office/word/2010/wordml" xmlns:w15="http://schemas.microsoft.com/office/word/2012/wordml" xmlns:wpg="http://schemas.microsoft.com/office/word/2010/wordprocessingGroup" xmlns:wpi="http://schemas.microsoft.com/office/word/2010/wordprocessingInk" xmlns:wne="http://schemas.microsoft.com/office/word/2006/wordml" xmlns:wps="http://schemas.microsoft.com/office/word/2010/wordprocessingShape" xmlns:wpsCustomData="http://www.wps.cn/officeDocument/2013/wpsCustomData" mc:Ignorable="w14 w15 wp14">
+  <w:p>
+    <w:pPr>
+      <w:pStyle w:val="13"/>
+      <w:rPr>
+        <w:rFonts w:ascii="宋体" w:hAnsi="宋体" w:eastAsia="宋体"/>
       </w:rPr>
     </w:pPr>
     <w:r>
       <w:rPr>
+        <w:rFonts w:hint="eastAsia" w:ascii="宋体" w:hAnsi="宋体" w:eastAsia="宋体"/>
+      </w:rPr>
+      <w:t>参考文献</w:t>
+    </w:r>
+  </w:p>
+  <w:p>
+    <w:pPr>
+      <w:pStyle w:val="13"/>
+      <w:pBdr>
+        <w:bottom w:val="none" w:color="auto" w:sz="0" w:space="0"/>
+      </w:pBdr>
+      <w:tabs>
+        <w:tab w:val="left" w:pos="1260"/>
+        <w:tab w:val="clear" w:pos="4153"/>
+        <w:tab w:val="clear" w:pos="8306"/>
+      </w:tabs>
+      <w:jc w:val="both"/>
+    </w:pPr>
+  </w:p>
+</w:hdr>
+</file>
+
+<file path=word/header12.xml><?xml version="1.0" encoding="utf-8"?>
+<w:hdr xmlns:wpc="http://schemas.microsoft.com/office/word/2010/wordprocessingCanvas" xmlns:mc="http://schemas.openxmlformats.org/markup-compatibility/2006" xmlns:o="urn:schemas-microsoft-com:office:office" xmlns:r="http://schemas.openxmlformats.org/officeDocument/2006/relationships" xmlns:m="http://schemas.openxmlformats.org/officeDocument/2006/math" xmlns:v="urn:schemas-microsoft-com:vml" xmlns:wp14="http://schemas.microsoft.com/office/word/2010/wordprocessingDrawing" xmlns:wp="http://schemas.openxmlformats.org/drawingml/2006/wordprocessingDrawing" xmlns:w10="urn:schemas-microsoft-com:office:word" xmlns:w="http://schemas.openxmlformats.org/wordprocessingml/2006/main" xmlns:w14="http://schemas.microsoft.com/office/word/2010/wordml" xmlns:w15="http://schemas.microsoft.com/office/word/2012/wordml" xmlns:wpg="http://schemas.microsoft.com/office/word/2010/wordprocessingGroup" xmlns:wpi="http://schemas.microsoft.com/office/word/2010/wordprocessingInk" xmlns:wne="http://schemas.microsoft.com/office/word/2006/wordml" xmlns:wps="http://schemas.microsoft.com/office/word/2010/wordprocessingShape" xmlns:wpsCustomData="http://www.wps.cn/officeDocument/2013/wpsCustomData" mc:Ignorable="w14 w15 wp14">
+  <w:p>
+    <w:pPr>
+      <w:pStyle w:val="13"/>
+      <w:rPr>
+        <w:rFonts w:ascii="宋体" w:hAnsi="宋体" w:eastAsia="宋体"/>
+      </w:rPr>
+    </w:pPr>
+    <w:r>
+      <w:rPr>
+        <w:rFonts w:hint="eastAsia" w:ascii="宋体" w:hAnsi="宋体" w:eastAsia="宋体"/>
+      </w:rPr>
+      <w:t>附录A  北京市2003年度工业经济统计数据</w:t>
+    </w:r>
+  </w:p>
+  <w:p>
+    <w:pPr>
+      <w:pStyle w:val="13"/>
+      <w:pBdr>
+        <w:bottom w:val="none" w:color="auto" w:sz="0" w:space="0"/>
+      </w:pBdr>
+      <w:tabs>
+        <w:tab w:val="left" w:pos="1260"/>
+        <w:tab w:val="clear" w:pos="4153"/>
+        <w:tab w:val="clear" w:pos="8306"/>
+      </w:tabs>
+      <w:jc w:val="both"/>
+    </w:pPr>
+  </w:p>
+</w:hdr>
+</file>
+
+<file path=word/header13.xml><?xml version="1.0" encoding="utf-8"?>
+<w:hdr xmlns:wpc="http://schemas.microsoft.com/office/word/2010/wordprocessingCanvas" xmlns:mc="http://schemas.openxmlformats.org/markup-compatibility/2006" xmlns:o="urn:schemas-microsoft-com:office:office" xmlns:r="http://schemas.openxmlformats.org/officeDocument/2006/relationships" xmlns:m="http://schemas.openxmlformats.org/officeDocument/2006/math" xmlns:v="urn:schemas-microsoft-com:vml" xmlns:wp14="http://schemas.microsoft.com/office/word/2010/wordprocessingDrawing" xmlns:wp="http://schemas.openxmlformats.org/drawingml/2006/wordprocessingDrawing" xmlns:w10="urn:schemas-microsoft-com:office:word" xmlns:w="http://schemas.openxmlformats.org/wordprocessingml/2006/main" xmlns:w14="http://schemas.microsoft.com/office/word/2010/wordml" xmlns:w15="http://schemas.microsoft.com/office/word/2012/wordml" xmlns:wpg="http://schemas.microsoft.com/office/word/2010/wordprocessingGroup" xmlns:wpi="http://schemas.microsoft.com/office/word/2010/wordprocessingInk" xmlns:wne="http://schemas.microsoft.com/office/word/2006/wordml" xmlns:wps="http://schemas.microsoft.com/office/word/2010/wordprocessingShape" xmlns:wpsCustomData="http://www.wps.cn/officeDocument/2013/wpsCustomData" mc:Ignorable="w14 w15 wp14">
+  <w:p>
+    <w:pPr>
+      <w:pStyle w:val="13"/>
+    </w:pPr>
+    <w:r>
+      <w:rPr>
+        <w:rFonts w:hint="eastAsia"/>
+      </w:rPr>
+      <w:t>附录A  北京市2003年度工业经济统计数据</w:t>
+    </w:r>
+  </w:p>
+  <w:p>
+    <w:pPr>
+      <w:pStyle w:val="13"/>
+      <w:pBdr>
+        <w:bottom w:val="none" w:color="auto" w:sz="0" w:space="0"/>
+      </w:pBdr>
+    </w:pPr>
+  </w:p>
+</w:hdr>
+</file>
+
+<file path=word/header14.xml><?xml version="1.0" encoding="utf-8"?>
+<w:hdr xmlns:wpc="http://schemas.microsoft.com/office/word/2010/wordprocessingCanvas" xmlns:mc="http://schemas.openxmlformats.org/markup-compatibility/2006" xmlns:o="urn:schemas-microsoft-com:office:office" xmlns:r="http://schemas.openxmlformats.org/officeDocument/2006/relationships" xmlns:m="http://schemas.openxmlformats.org/officeDocument/2006/math" xmlns:v="urn:schemas-microsoft-com:vml" xmlns:wp14="http://schemas.microsoft.com/office/word/2010/wordprocessingDrawing" xmlns:wp="http://schemas.openxmlformats.org/drawingml/2006/wordprocessingDrawing" xmlns:w10="urn:schemas-microsoft-com:office:word" xmlns:w="http://schemas.openxmlformats.org/wordprocessingml/2006/main" xmlns:w14="http://schemas.microsoft.com/office/word/2010/wordml" xmlns:w15="http://schemas.microsoft.com/office/word/2012/wordml" xmlns:wpg="http://schemas.microsoft.com/office/word/2010/wordprocessingGroup" xmlns:wpi="http://schemas.microsoft.com/office/word/2010/wordprocessingInk" xmlns:wne="http://schemas.microsoft.com/office/word/2006/wordml" xmlns:wps="http://schemas.microsoft.com/office/word/2010/wordprocessingShape" xmlns:wpsCustomData="http://www.wps.cn/officeDocument/2013/wpsCustomData" mc:Ignorable="w14 w15 wp14">
+  <w:p>
+    <w:pPr>
+      <w:pStyle w:val="13"/>
+      <w:rPr>
+        <w:rFonts w:ascii="宋体" w:hAnsi="宋体" w:eastAsia="宋体"/>
+      </w:rPr>
+    </w:pPr>
+    <w:r>
+      <w:rPr>
+        <w:rFonts w:hint="eastAsia" w:ascii="宋体" w:hAnsi="宋体" w:eastAsia="宋体"/>
+      </w:rPr>
+      <w:t>攻读博士学位期间取得的研究成果</w:t>
+    </w:r>
+  </w:p>
+  <w:p>
+    <w:pPr>
+      <w:pStyle w:val="13"/>
+      <w:pBdr>
+        <w:bottom w:val="none" w:color="auto" w:sz="0" w:space="0"/>
+      </w:pBdr>
+      <w:tabs>
+        <w:tab w:val="left" w:pos="1260"/>
+        <w:tab w:val="clear" w:pos="4153"/>
+        <w:tab w:val="clear" w:pos="8306"/>
+      </w:tabs>
+      <w:jc w:val="both"/>
+    </w:pPr>
+  </w:p>
+</w:hdr>
+</file>
+
+<file path=word/header15.xml><?xml version="1.0" encoding="utf-8"?>
+<w:hdr xmlns:wpc="http://schemas.microsoft.com/office/word/2010/wordprocessingCanvas" xmlns:mc="http://schemas.openxmlformats.org/markup-compatibility/2006" xmlns:o="urn:schemas-microsoft-com:office:office" xmlns:r="http://schemas.openxmlformats.org/officeDocument/2006/relationships" xmlns:m="http://schemas.openxmlformats.org/officeDocument/2006/math" xmlns:v="urn:schemas-microsoft-com:vml" xmlns:wp14="http://schemas.microsoft.com/office/word/2010/wordprocessingDrawing" xmlns:wp="http://schemas.openxmlformats.org/drawingml/2006/wordprocessingDrawing" xmlns:w10="urn:schemas-microsoft-com:office:word" xmlns:w="http://schemas.openxmlformats.org/wordprocessingml/2006/main" xmlns:w14="http://schemas.microsoft.com/office/word/2010/wordml" xmlns:w15="http://schemas.microsoft.com/office/word/2012/wordml" xmlns:wpg="http://schemas.microsoft.com/office/word/2010/wordprocessingGroup" xmlns:wpi="http://schemas.microsoft.com/office/word/2010/wordprocessingInk" xmlns:wne="http://schemas.microsoft.com/office/word/2006/wordml" xmlns:wps="http://schemas.microsoft.com/office/word/2010/wordprocessingShape" xmlns:wpsCustomData="http://www.wps.cn/officeDocument/2013/wpsCustomData" mc:Ignorable="w14 w15 wp14">
+  <w:p>
+    <w:pPr>
+      <w:pStyle w:val="13"/>
+    </w:pPr>
+    <w:r>
+      <w:t>攻读博士期间取得的研究成果</w:t>
+    </w:r>
+  </w:p>
+  <w:p>
+    <w:pPr>
+      <w:pStyle w:val="13"/>
+      <w:pBdr>
+        <w:bottom w:val="none" w:color="auto" w:sz="0" w:space="0"/>
+      </w:pBdr>
+    </w:pPr>
+  </w:p>
+</w:hdr>
+</file>
+
+<file path=word/header16.xml><?xml version="1.0" encoding="utf-8"?>
+<w:hdr xmlns:wpc="http://schemas.microsoft.com/office/word/2010/wordprocessingCanvas" xmlns:mc="http://schemas.openxmlformats.org/markup-compatibility/2006" xmlns:o="urn:schemas-microsoft-com:office:office" xmlns:r="http://schemas.openxmlformats.org/officeDocument/2006/relationships" xmlns:m="http://schemas.openxmlformats.org/officeDocument/2006/math" xmlns:v="urn:schemas-microsoft-com:vml" xmlns:wp14="http://schemas.microsoft.com/office/word/2010/wordprocessingDrawing" xmlns:wp="http://schemas.openxmlformats.org/drawingml/2006/wordprocessingDrawing" xmlns:w10="urn:schemas-microsoft-com:office:word" xmlns:w="http://schemas.openxmlformats.org/wordprocessingml/2006/main" xmlns:w14="http://schemas.microsoft.com/office/word/2010/wordml" xmlns:w15="http://schemas.microsoft.com/office/word/2012/wordml" xmlns:wpg="http://schemas.microsoft.com/office/word/2010/wordprocessingGroup" xmlns:wpi="http://schemas.microsoft.com/office/word/2010/wordprocessingInk" xmlns:wne="http://schemas.microsoft.com/office/word/2006/wordml" xmlns:wps="http://schemas.microsoft.com/office/word/2010/wordprocessingShape" xmlns:wpsCustomData="http://www.wps.cn/officeDocument/2013/wpsCustomData" mc:Ignorable="w14 w15 wp14">
+  <w:p>
+    <w:pPr>
+      <w:pStyle w:val="13"/>
+    </w:pPr>
+    <w:r>
+      <w:rPr>
+        <w:rFonts w:hint="eastAsia"/>
+      </w:rPr>
+      <w:t>致谢</w:t>
+    </w:r>
+  </w:p>
+  <w:p>
+    <w:pPr>
+      <w:pStyle w:val="13"/>
+      <w:pBdr>
+        <w:bottom w:val="none" w:color="auto" w:sz="0" w:space="0"/>
+      </w:pBdr>
+      <w:tabs>
+        <w:tab w:val="left" w:pos="1260"/>
+        <w:tab w:val="clear" w:pos="4153"/>
+        <w:tab w:val="clear" w:pos="8306"/>
+      </w:tabs>
+      <w:jc w:val="both"/>
+    </w:pPr>
+  </w:p>
+</w:hdr>
+</file>
+
+<file path=word/header17.xml><?xml version="1.0" encoding="utf-8"?>
+<w:hdr xmlns:wpc="http://schemas.microsoft.com/office/word/2010/wordprocessingCanvas" xmlns:mc="http://schemas.openxmlformats.org/markup-compatibility/2006" xmlns:o="urn:schemas-microsoft-com:office:office" xmlns:r="http://schemas.openxmlformats.org/officeDocument/2006/relationships" xmlns:m="http://schemas.openxmlformats.org/officeDocument/2006/math" xmlns:v="urn:schemas-microsoft-com:vml" xmlns:wp14="http://schemas.microsoft.com/office/word/2010/wordprocessingDrawing" xmlns:wp="http://schemas.openxmlformats.org/drawingml/2006/wordprocessingDrawing" xmlns:w10="urn:schemas-microsoft-com:office:word" xmlns:w="http://schemas.openxmlformats.org/wordprocessingml/2006/main" xmlns:w14="http://schemas.microsoft.com/office/word/2010/wordml" xmlns:w15="http://schemas.microsoft.com/office/word/2012/wordml" xmlns:wpg="http://schemas.microsoft.com/office/word/2010/wordprocessingGroup" xmlns:wpi="http://schemas.microsoft.com/office/word/2010/wordprocessingInk" xmlns:wne="http://schemas.microsoft.com/office/word/2006/wordml" xmlns:wps="http://schemas.microsoft.com/office/word/2010/wordprocessingShape" xmlns:wpsCustomData="http://www.wps.cn/officeDocument/2013/wpsCustomData" mc:Ignorable="w14 w15 wp14">
+  <w:p>
+    <w:pPr>
+      <w:pStyle w:val="13"/>
+    </w:pPr>
+    <w:r>
+      <w:t>致谢</w:t>
+    </w:r>
+  </w:p>
+  <w:p>
+    <w:pPr>
+      <w:pStyle w:val="13"/>
+      <w:pBdr>
+        <w:bottom w:val="none" w:color="auto" w:sz="0" w:space="0"/>
+      </w:pBdr>
+    </w:pPr>
+  </w:p>
+</w:hdr>
+</file>
+
+<file path=word/header18.xml><?xml version="1.0" encoding="utf-8"?>
+<w:hdr xmlns:wpc="http://schemas.microsoft.com/office/word/2010/wordprocessingCanvas" xmlns:mc="http://schemas.openxmlformats.org/markup-compatibility/2006" xmlns:o="urn:schemas-microsoft-com:office:office" xmlns:r="http://schemas.openxmlformats.org/officeDocument/2006/relationships" xmlns:m="http://schemas.openxmlformats.org/officeDocument/2006/math" xmlns:v="urn:schemas-microsoft-com:vml" xmlns:wp14="http://schemas.microsoft.com/office/word/2010/wordprocessingDrawing" xmlns:wp="http://schemas.openxmlformats.org/drawingml/2006/wordprocessingDrawing" xmlns:w10="urn:schemas-microsoft-com:office:word" xmlns:w="http://schemas.openxmlformats.org/wordprocessingml/2006/main" xmlns:w14="http://schemas.microsoft.com/office/word/2010/wordml" xmlns:w15="http://schemas.microsoft.com/office/word/2012/wordml" xmlns:wpg="http://schemas.microsoft.com/office/word/2010/wordprocessingGroup" xmlns:wpi="http://schemas.microsoft.com/office/word/2010/wordprocessingInk" xmlns:wne="http://schemas.microsoft.com/office/word/2006/wordml" xmlns:wps="http://schemas.microsoft.com/office/word/2010/wordprocessingShape" xmlns:wpsCustomData="http://www.wps.cn/officeDocument/2013/wpsCustomData" mc:Ignorable="w14 w15 wp14">
+  <w:p>
+    <w:pPr>
+      <w:pStyle w:val="13"/>
+    </w:pPr>
+    <w:r>
+      <w:rPr>
+        <w:rFonts w:hint="eastAsia"/>
+      </w:rPr>
+      <w:t>作者简介</w:t>
+    </w:r>
+  </w:p>
+  <w:p>
+    <w:pPr>
+      <w:pStyle w:val="13"/>
+      <w:pBdr>
+        <w:bottom w:val="none" w:color="auto" w:sz="0" w:space="0"/>
+      </w:pBdr>
+      <w:tabs>
+        <w:tab w:val="left" w:pos="1260"/>
+        <w:tab w:val="clear" w:pos="4153"/>
+        <w:tab w:val="clear" w:pos="8306"/>
+      </w:tabs>
+      <w:jc w:val="both"/>
+    </w:pPr>
+  </w:p>
+</w:hdr>
+</file>
+
+<file path=word/header19.xml><?xml version="1.0" encoding="utf-8"?>
+<w:hdr xmlns:wpc="http://schemas.microsoft.com/office/word/2010/wordprocessingCanvas" xmlns:mc="http://schemas.openxmlformats.org/markup-compatibility/2006" xmlns:o="urn:schemas-microsoft-com:office:office" xmlns:r="http://schemas.openxmlformats.org/officeDocument/2006/relationships" xmlns:m="http://schemas.openxmlformats.org/officeDocument/2006/math" xmlns:v="urn:schemas-microsoft-com:vml" xmlns:wp14="http://schemas.microsoft.com/office/word/2010/wordprocessingDrawing" xmlns:wp="http://schemas.openxmlformats.org/drawingml/2006/wordprocessingDrawing" xmlns:w10="urn:schemas-microsoft-com:office:word" xmlns:w="http://schemas.openxmlformats.org/wordprocessingml/2006/main" xmlns:w14="http://schemas.microsoft.com/office/word/2010/wordml" xmlns:w15="http://schemas.microsoft.com/office/word/2012/wordml" xmlns:wpg="http://schemas.microsoft.com/office/word/2010/wordprocessingGroup" xmlns:wpi="http://schemas.microsoft.com/office/word/2010/wordprocessingInk" xmlns:wne="http://schemas.microsoft.com/office/word/2006/wordml" xmlns:wps="http://schemas.microsoft.com/office/word/2010/wordprocessingShape" xmlns:wpsCustomData="http://www.wps.cn/officeDocument/2013/wpsCustomData" mc:Ignorable="w14 w15 wp14">
+  <w:p>
+    <w:pPr>
+      <w:pStyle w:val="13"/>
+    </w:pPr>
+    <w:r>
+      <w:t>致谢</w:t>
+    </w:r>
+  </w:p>
+  <w:p>
+    <w:pPr>
+      <w:pStyle w:val="13"/>
+      <w:pBdr>
+        <w:bottom w:val="none" w:color="auto" w:sz="0" w:space="0"/>
+      </w:pBdr>
+    </w:pPr>
+  </w:p>
+</w:hdr>
+</file>
+
+<file path=word/header2.xml><?xml version="1.0" encoding="utf-8"?>
+<w:hdr xmlns:wpc="http://schemas.microsoft.com/office/word/2010/wordprocessingCanvas" xmlns:mc="http://schemas.openxmlformats.org/markup-compatibility/2006" xmlns:o="urn:schemas-microsoft-com:office:office" xmlns:r="http://schemas.openxmlformats.org/officeDocument/2006/relationships" xmlns:m="http://schemas.openxmlformats.org/officeDocument/2006/math" xmlns:v="urn:schemas-microsoft-com:vml" xmlns:wp14="http://schemas.microsoft.com/office/word/2010/wordprocessingDrawing" xmlns:wp="http://schemas.openxmlformats.org/drawingml/2006/wordprocessingDrawing" xmlns:w10="urn:schemas-microsoft-com:office:word" xmlns:w="http://schemas.openxmlformats.org/wordprocessingml/2006/main" xmlns:w14="http://schemas.microsoft.com/office/word/2010/wordml" xmlns:w15="http://schemas.microsoft.com/office/word/2012/wordml" xmlns:wpg="http://schemas.microsoft.com/office/word/2010/wordprocessingGroup" xmlns:wpi="http://schemas.microsoft.com/office/word/2010/wordprocessingInk" xmlns:wne="http://schemas.microsoft.com/office/word/2006/wordml" xmlns:wps="http://schemas.microsoft.com/office/word/2010/wordprocessingShape" xmlns:wpsCustomData="http://www.wps.cn/officeDocument/2013/wpsCustomData" mc:Ignorable="w14 w15 wp14">
+  <w:p>
+    <w:pPr>
+      <w:pStyle w:val="13"/>
+      <w:pBdr>
+        <w:bottom w:val="none" w:color="auto" w:sz="0" w:space="1"/>
+      </w:pBdr>
+    </w:pPr>
+  </w:p>
+</w:hdr>
+</file>
+
+<file path=word/header20.xml><?xml version="1.0" encoding="utf-8"?>
+<w:hdr xmlns:wpc="http://schemas.microsoft.com/office/word/2010/wordprocessingCanvas" xmlns:mc="http://schemas.openxmlformats.org/markup-compatibility/2006" xmlns:o="urn:schemas-microsoft-com:office:office" xmlns:r="http://schemas.openxmlformats.org/officeDocument/2006/relationships" xmlns:m="http://schemas.openxmlformats.org/officeDocument/2006/math" xmlns:v="urn:schemas-microsoft-com:vml" xmlns:wp14="http://schemas.microsoft.com/office/word/2010/wordprocessingDrawing" xmlns:wp="http://schemas.openxmlformats.org/drawingml/2006/wordprocessingDrawing" xmlns:w10="urn:schemas-microsoft-com:office:word" xmlns:w="http://schemas.openxmlformats.org/wordprocessingml/2006/main" xmlns:w14="http://schemas.microsoft.com/office/word/2010/wordml" xmlns:w15="http://schemas.microsoft.com/office/word/2012/wordml" xmlns:wpg="http://schemas.microsoft.com/office/word/2010/wordprocessingGroup" xmlns:wpi="http://schemas.microsoft.com/office/word/2010/wordprocessingInk" xmlns:wne="http://schemas.microsoft.com/office/word/2006/wordml" xmlns:wps="http://schemas.microsoft.com/office/word/2010/wordprocessingShape" xmlns:wpsCustomData="http://www.wps.cn/officeDocument/2013/wpsCustomData" mc:Ignorable="w14 w15 wp14">
+  <w:p>
+    <w:pPr>
+      <w:pStyle w:val="13"/>
+    </w:pPr>
+    <w:r>
+      <w:rPr>
+        <w:rFonts w:hint="eastAsia"/>
+      </w:rPr>
+      <w:t>导师对学位论文的评语和答辩决议</w:t>
+    </w:r>
+  </w:p>
+  <w:p>
+    <w:pPr>
+      <w:pStyle w:val="13"/>
+      <w:pBdr>
+        <w:bottom w:val="none" w:color="auto" w:sz="0" w:space="0"/>
+      </w:pBdr>
+      <w:tabs>
+        <w:tab w:val="left" w:pos="1260"/>
+        <w:tab w:val="clear" w:pos="4153"/>
+        <w:tab w:val="clear" w:pos="8306"/>
+      </w:tabs>
+      <w:jc w:val="both"/>
+    </w:pPr>
+  </w:p>
+</w:hdr>
+</file>
+
+<file path=word/header21.xml><?xml version="1.0" encoding="utf-8"?>
+<w:hdr xmlns:wpc="http://schemas.microsoft.com/office/word/2010/wordprocessingCanvas" xmlns:mc="http://schemas.openxmlformats.org/markup-compatibility/2006" xmlns:o="urn:schemas-microsoft-com:office:office" xmlns:r="http://schemas.openxmlformats.org/officeDocument/2006/relationships" xmlns:m="http://schemas.openxmlformats.org/officeDocument/2006/math" xmlns:v="urn:schemas-microsoft-com:vml" xmlns:wp14="http://schemas.microsoft.com/office/word/2010/wordprocessingDrawing" xmlns:wp="http://schemas.openxmlformats.org/drawingml/2006/wordprocessingDrawing" xmlns:w10="urn:schemas-microsoft-com:office:word" xmlns:w="http://schemas.openxmlformats.org/wordprocessingml/2006/main" xmlns:w14="http://schemas.microsoft.com/office/word/2010/wordml" xmlns:w15="http://schemas.microsoft.com/office/word/2012/wordml" xmlns:wpg="http://schemas.microsoft.com/office/word/2010/wordprocessingGroup" xmlns:wpi="http://schemas.microsoft.com/office/word/2010/wordprocessingInk" xmlns:wne="http://schemas.microsoft.com/office/word/2006/wordml" xmlns:wps="http://schemas.microsoft.com/office/word/2010/wordprocessingShape" xmlns:wpsCustomData="http://www.wps.cn/officeDocument/2013/wpsCustomData" mc:Ignorable="w14 w15 wp14">
+  <w:p>
+    <w:pPr>
+      <w:pStyle w:val="13"/>
+    </w:pPr>
+    <w:r>
+      <w:rPr>
+        <w:rFonts w:hint="eastAsia"/>
+      </w:rPr>
+      <w:t>导师对学位论文的评语和答辩决议书</w:t>
+    </w:r>
+  </w:p>
+  <w:p>
+    <w:pPr>
+      <w:pStyle w:val="13"/>
+      <w:pBdr>
+        <w:bottom w:val="none" w:color="auto" w:sz="0" w:space="0"/>
+      </w:pBdr>
+    </w:pPr>
+  </w:p>
+</w:hdr>
+</file>
+
+<file path=word/header3.xml><?xml version="1.0" encoding="utf-8"?>
+<w:hdr xmlns:wpc="http://schemas.microsoft.com/office/word/2010/wordprocessingCanvas" xmlns:mc="http://schemas.openxmlformats.org/markup-compatibility/2006" xmlns:o="urn:schemas-microsoft-com:office:office" xmlns:r="http://schemas.openxmlformats.org/officeDocument/2006/relationships" xmlns:m="http://schemas.openxmlformats.org/officeDocument/2006/math" xmlns:v="urn:schemas-microsoft-com:vml" xmlns:wp14="http://schemas.microsoft.com/office/word/2010/wordprocessingDrawing" xmlns:wp="http://schemas.openxmlformats.org/drawingml/2006/wordprocessingDrawing" xmlns:w10="urn:schemas-microsoft-com:office:word" xmlns:w="http://schemas.openxmlformats.org/wordprocessingml/2006/main" xmlns:w14="http://schemas.microsoft.com/office/word/2010/wordml" xmlns:w15="http://schemas.microsoft.com/office/word/2012/wordml" xmlns:wpg="http://schemas.microsoft.com/office/word/2010/wordprocessingGroup" xmlns:wpi="http://schemas.microsoft.com/office/word/2010/wordprocessingInk" xmlns:wne="http://schemas.microsoft.com/office/word/2006/wordml" xmlns:wps="http://schemas.microsoft.com/office/word/2010/wordprocessingShape" xmlns:wpsCustomData="http://www.wps.cn/officeDocument/2013/wpsCustomData" mc:Ignorable="w14 w15 wp14">
+  <w:p>
+    <w:pPr>
+      <w:pStyle w:val="13"/>
+      <w:pBdr>
+        <w:bottom w:val="none" w:color="auto" w:sz="0" w:space="0"/>
+      </w:pBdr>
+      <w:tabs>
+        <w:tab w:val="left" w:pos="1260"/>
+        <w:tab w:val="clear" w:pos="4153"/>
+        <w:tab w:val="clear" w:pos="8306"/>
+      </w:tabs>
+      <w:jc w:val="both"/>
+    </w:pPr>
+  </w:p>
+</w:hdr>
+</file>
+
+<file path=word/header4.xml><?xml version="1.0" encoding="utf-8"?>
+<w:hdr xmlns:wpc="http://schemas.microsoft.com/office/word/2010/wordprocessingCanvas" xmlns:mc="http://schemas.openxmlformats.org/markup-compatibility/2006" xmlns:o="urn:schemas-microsoft-com:office:office" xmlns:r="http://schemas.openxmlformats.org/officeDocument/2006/relationships" xmlns:m="http://schemas.openxmlformats.org/officeDocument/2006/math" xmlns:v="urn:schemas-microsoft-com:vml" xmlns:wp14="http://schemas.microsoft.com/office/word/2010/wordprocessingDrawing" xmlns:wp="http://schemas.openxmlformats.org/drawingml/2006/wordprocessingDrawing" xmlns:w10="urn:schemas-microsoft-com:office:word" xmlns:w="http://schemas.openxmlformats.org/wordprocessingml/2006/main" xmlns:w14="http://schemas.microsoft.com/office/word/2010/wordml" xmlns:w15="http://schemas.microsoft.com/office/word/2012/wordml" xmlns:wpg="http://schemas.microsoft.com/office/word/2010/wordprocessingGroup" xmlns:wpi="http://schemas.microsoft.com/office/word/2010/wordprocessingInk" xmlns:wne="http://schemas.microsoft.com/office/word/2006/wordml" xmlns:wps="http://schemas.microsoft.com/office/word/2010/wordprocessingShape" xmlns:wpsCustomData="http://www.wps.cn/officeDocument/2013/wpsCustomData" mc:Ignorable="w14 w15 wp14">
+  <w:p>
+    <w:pPr>
+      <w:pStyle w:val="13"/>
+      <w:pBdr>
+        <w:bottom w:val="none" w:color="auto" w:sz="0" w:space="0"/>
+      </w:pBdr>
+      <w:tabs>
+        <w:tab w:val="left" w:pos="1260"/>
+        <w:tab w:val="clear" w:pos="4153"/>
+        <w:tab w:val="clear" w:pos="8306"/>
+      </w:tabs>
+      <w:jc w:val="both"/>
+    </w:pPr>
+  </w:p>
+</w:hdr>
+</file>
+
+<file path=word/header5.xml><?xml version="1.0" encoding="utf-8"?>
+<w:hdr xmlns:wpc="http://schemas.microsoft.com/office/word/2010/wordprocessingCanvas" xmlns:mc="http://schemas.openxmlformats.org/markup-compatibility/2006" xmlns:o="urn:schemas-microsoft-com:office:office" xmlns:r="http://schemas.openxmlformats.org/officeDocument/2006/relationships" xmlns:m="http://schemas.openxmlformats.org/officeDocument/2006/math" xmlns:v="urn:schemas-microsoft-com:vml" xmlns:wp14="http://schemas.microsoft.com/office/word/2010/wordprocessingDrawing" xmlns:wp="http://schemas.openxmlformats.org/drawingml/2006/wordprocessingDrawing" xmlns:w10="urn:schemas-microsoft-com:office:word" xmlns:w="http://schemas.openxmlformats.org/wordprocessingml/2006/main" xmlns:w14="http://schemas.microsoft.com/office/word/2010/wordml" xmlns:w15="http://schemas.microsoft.com/office/word/2012/wordml" xmlns:wpg="http://schemas.microsoft.com/office/word/2010/wordprocessingGroup" xmlns:wpi="http://schemas.microsoft.com/office/word/2010/wordprocessingInk" xmlns:wne="http://schemas.microsoft.com/office/word/2006/wordml" xmlns:wps="http://schemas.microsoft.com/office/word/2010/wordprocessingShape" xmlns:wpsCustomData="http://www.wps.cn/officeDocument/2013/wpsCustomData" mc:Ignorable="w14 w15 wp14">
+  <w:p>
+    <w:pPr>
+      <w:pStyle w:val="13"/>
+      <w:pBdr>
+        <w:bottom w:val="none" w:color="auto" w:sz="0" w:space="0"/>
+      </w:pBdr>
+    </w:pPr>
+  </w:p>
+</w:hdr>
+</file>
+
+<file path=word/header6.xml><?xml version="1.0" encoding="utf-8"?>
+<w:hdr xmlns:wpc="http://schemas.microsoft.com/office/word/2010/wordprocessingCanvas" xmlns:mc="http://schemas.openxmlformats.org/markup-compatibility/2006" xmlns:o="urn:schemas-microsoft-com:office:office" xmlns:r="http://schemas.openxmlformats.org/officeDocument/2006/relationships" xmlns:m="http://schemas.openxmlformats.org/officeDocument/2006/math" xmlns:v="urn:schemas-microsoft-com:vml" xmlns:wp14="http://schemas.microsoft.com/office/word/2010/wordprocessingDrawing" xmlns:wp="http://schemas.openxmlformats.org/drawingml/2006/wordprocessingDrawing" xmlns:w10="urn:schemas-microsoft-com:office:word" xmlns:w="http://schemas.openxmlformats.org/wordprocessingml/2006/main" xmlns:w14="http://schemas.microsoft.com/office/word/2010/wordml" xmlns:w15="http://schemas.microsoft.com/office/word/2012/wordml" xmlns:wpg="http://schemas.microsoft.com/office/word/2010/wordprocessingGroup" xmlns:wpi="http://schemas.microsoft.com/office/word/2010/wordprocessingInk" xmlns:wne="http://schemas.microsoft.com/office/word/2006/wordml" xmlns:wps="http://schemas.microsoft.com/office/word/2010/wordprocessingShape" xmlns:wpsCustomData="http://www.wps.cn/officeDocument/2013/wpsCustomData" mc:Ignorable="w14 w15 wp14">
+  <w:p>
+    <w:pPr>
+      <w:pStyle w:val="13"/>
+      <w:pBdr>
+        <w:bottom w:val="none" w:color="auto" w:sz="0" w:space="0"/>
+      </w:pBdr>
+      <w:tabs>
+        <w:tab w:val="left" w:pos="1260"/>
+        <w:tab w:val="clear" w:pos="4153"/>
+        <w:tab w:val="clear" w:pos="8306"/>
+      </w:tabs>
+      <w:jc w:val="both"/>
+    </w:pPr>
+  </w:p>
+</w:hdr>
+</file>
+
+<file path=word/header7.xml><?xml version="1.0" encoding="utf-8"?>
+<w:hdr xmlns:wpc="http://schemas.microsoft.com/office/word/2010/wordprocessingCanvas" xmlns:mc="http://schemas.openxmlformats.org/markup-compatibility/2006" xmlns:o="urn:schemas-microsoft-com:office:office" xmlns:r="http://schemas.openxmlformats.org/officeDocument/2006/relationships" xmlns:m="http://schemas.openxmlformats.org/officeDocument/2006/math" xmlns:v="urn:schemas-microsoft-com:vml" xmlns:wp14="http://schemas.microsoft.com/office/word/2010/wordprocessingDrawing" xmlns:wp="http://schemas.openxmlformats.org/drawingml/2006/wordprocessingDrawing" xmlns:w10="urn:schemas-microsoft-com:office:word" xmlns:w="http://schemas.openxmlformats.org/wordprocessingml/2006/main" xmlns:w14="http://schemas.microsoft.com/office/word/2010/wordml" xmlns:w15="http://schemas.microsoft.com/office/word/2012/wordml" xmlns:wpg="http://schemas.microsoft.com/office/word/2010/wordprocessingGroup" xmlns:wpi="http://schemas.microsoft.com/office/word/2010/wordprocessingInk" xmlns:wne="http://schemas.microsoft.com/office/word/2006/wordml" xmlns:wps="http://schemas.microsoft.com/office/word/2010/wordprocessingShape" xmlns:wpsCustomData="http://www.wps.cn/officeDocument/2013/wpsCustomData" mc:Ignorable="w14 w15 wp14">
+  <w:p>
+    <w:pPr>
+      <w:pStyle w:val="13"/>
+    </w:pPr>
+    <w:r>
+      <w:rPr>
         <w:rFonts w:ascii="Times New Roman" w:hAnsi="Times New Roman" w:eastAsia="宋体" w:cs="Times New Roman"/>
-        <w:sz w:val="21"/>
-        <w:szCs w:val="21"/>
+        <w:bCs/>
       </w:rPr>
-      <w:t xml:space="preserve">第二章　相关工作与技术依赖</w:t>
+      <w:t>Abstract</w:t>
     </w:r>
   </w:p>
 </w:hdr>
 </file>
 
-<file path=word/header_pp_ch4.xml><?xml version="1.0" encoding="utf-8"?>
-<w:hdr xmlns:wpc="http://schemas.microsoft.com/office/word/2010/wordprocessingCanvas" xmlns:mc="http://schemas.openxmlformats.org/markup-compatibility/2006" xmlns:o="urn:schemas-microsoft-com:office:office" xmlns:r="http://schemas.openxmlformats.org/officeDocument/2006/relationships" xmlns:m="http://schemas.openxmlformats.org/officeDocument/2006/math" xmlns:v="urn:schemas-microsoft-com:vml" xmlns:wp14="http://schemas.microsoft.com/office/word/2010/wordprocessingDrawing" xmlns:wp="http://schemas.openxmlformats.org/drawingml/2006/wordprocessingDrawing" xmlns:w10="urn:schemas-microsoft-com:office:word" xmlns:w="http://schemas.openxmlformats.org/wordprocessingml/2006/main" xmlns:w14="http://schemas.microsoft.com/office/word/2010/wordml" xmlns:w15="http://schemas.microsoft.com/office/word/2012/wordml" xmlns:wpg="http://schemas.microsoft.com/office/word/2010/wordprocessingGroup" xmlns:wpi="http://schemas.microsoft.com/office/word/2010/wordprocessingInk" xmlns:wne="http://schemas.microsoft.com/office/word/2006/wordml" xmlns:wps="http://schemas.microsoft.com/office/word/2010/wordprocessingShape">
+<file path=word/header8.xml><?xml version="1.0" encoding="utf-8"?>
+<w:hdr xmlns:wpc="http://schemas.microsoft.com/office/word/2010/wordprocessingCanvas" xmlns:mc="http://schemas.openxmlformats.org/markup-compatibility/2006" xmlns:o="urn:schemas-microsoft-com:office:office" xmlns:r="http://schemas.openxmlformats.org/officeDocument/2006/relationships" xmlns:m="http://schemas.openxmlformats.org/officeDocument/2006/math" xmlns:v="urn:schemas-microsoft-com:vml" xmlns:wp14="http://schemas.microsoft.com/office/word/2010/wordprocessingDrawing" xmlns:wp="http://schemas.openxmlformats.org/drawingml/2006/wordprocessingDrawing" xmlns:w10="urn:schemas-microsoft-com:office:word" xmlns:w="http://schemas.openxmlformats.org/wordprocessingml/2006/main" xmlns:w14="http://schemas.microsoft.com/office/word/2010/wordml" xmlns:w15="http://schemas.microsoft.com/office/word/2012/wordml" xmlns:wpg="http://schemas.microsoft.com/office/word/2010/wordprocessingGroup" xmlns:wpi="http://schemas.microsoft.com/office/word/2010/wordprocessingInk" xmlns:wne="http://schemas.microsoft.com/office/word/2006/wordml" xmlns:wps="http://schemas.microsoft.com/office/word/2010/wordprocessingShape" xmlns:wpsCustomData="http://www.wps.cn/officeDocument/2013/wpsCustomData" mc:Ignorable="w14 w15 wp14">
   <w:p>
     <w:pPr>
-      <w:jc w:val="center"/>
+      <w:pStyle w:val="13"/>
       <w:rPr>
-        <w:rFonts w:ascii="Times New Roman" w:hAnsi="Times New Roman" w:eastAsia="宋体"/>
-        <w:sz w:val="21"/>
-        <w:szCs w:val="21"/>
+        <w:rFonts w:ascii="宋体" w:hAnsi="宋体" w:eastAsia="宋体"/>
       </w:rPr>
     </w:pPr>
     <w:r>
       <w:rPr>
-        <w:rFonts w:ascii="Times New Roman" w:hAnsi="Times New Roman" w:eastAsia="宋体" w:cs="Times New Roman"/>
-        <w:sz w:val="21"/>
-        <w:szCs w:val="21"/>
+        <w:rFonts w:hint="eastAsia" w:ascii="宋体" w:hAnsi="宋体" w:eastAsia="宋体"/>
       </w:rPr>
-      <w:t xml:space="preserve">第三章　分布式 Kubernetes 调度器系统架构</w:t>
+      <w:t>北京航空航天大学博士学位论文</w:t>
     </w:r>
+  </w:p>
+  <w:p>
+    <w:pPr>
+      <w:pStyle w:val="13"/>
+      <w:pBdr>
+        <w:bottom w:val="none" w:color="auto" w:sz="0" w:space="0"/>
+      </w:pBdr>
+      <w:tabs>
+        <w:tab w:val="left" w:pos="1260"/>
+        <w:tab w:val="clear" w:pos="4153"/>
+        <w:tab w:val="clear" w:pos="8306"/>
+      </w:tabs>
+      <w:jc w:val="both"/>
+    </w:pPr>
   </w:p>
 </w:hdr>
 </file>
 
-<file path=word/header_pp_ch5.xml><?xml version="1.0" encoding="utf-8"?>
-<w:hdr xmlns:wpc="http://schemas.microsoft.com/office/word/2010/wordprocessingCanvas" xmlns:mc="http://schemas.openxmlformats.org/markup-compatibility/2006" xmlns:o="urn:schemas-microsoft-com:office:office" xmlns:r="http://schemas.openxmlformats.org/officeDocument/2006/relationships" xmlns:m="http://schemas.openxmlformats.org/officeDocument/2006/math" xmlns:v="urn:schemas-microsoft-com:vml" xmlns:wp14="http://schemas.microsoft.com/office/word/2010/wordprocessingDrawing" xmlns:wp="http://schemas.openxmlformats.org/drawingml/2006/wordprocessingDrawing" xmlns:w10="urn:schemas-microsoft-com:office:word" xmlns:w="http://schemas.openxmlformats.org/wordprocessingml/2006/main" xmlns:w14="http://schemas.microsoft.com/office/word/2010/wordml" xmlns:w15="http://schemas.microsoft.com/office/word/2012/wordml" xmlns:wpg="http://schemas.microsoft.com/office/word/2010/wordprocessingGroup" xmlns:wpi="http://schemas.microsoft.com/office/word/2010/wordprocessingInk" xmlns:wne="http://schemas.microsoft.com/office/word/2006/wordml" xmlns:wps="http://schemas.microsoft.com/office/word/2010/wordprocessingShape">
+<file path=word/header9.xml><?xml version="1.0" encoding="utf-8"?>
+<w:hdr xmlns:wpc="http://schemas.microsoft.com/office/word/2010/wordprocessingCanvas" xmlns:mc="http://schemas.openxmlformats.org/markup-compatibility/2006" xmlns:o="urn:schemas-microsoft-com:office:office" xmlns:r="http://schemas.openxmlformats.org/officeDocument/2006/relationships" xmlns:m="http://schemas.openxmlformats.org/officeDocument/2006/math" xmlns:v="urn:schemas-microsoft-com:vml" xmlns:wp14="http://schemas.microsoft.com/office/word/2010/wordprocessingDrawing" xmlns:wp="http://schemas.openxmlformats.org/drawingml/2006/wordprocessingDrawing" xmlns:w10="urn:schemas-microsoft-com:office:word" xmlns:w="http://schemas.openxmlformats.org/wordprocessingml/2006/main" xmlns:w14="http://schemas.microsoft.com/office/word/2010/wordml" xmlns:w15="http://schemas.microsoft.com/office/word/2012/wordml" xmlns:wpg="http://schemas.microsoft.com/office/word/2010/wordprocessingGroup" xmlns:wpi="http://schemas.microsoft.com/office/word/2010/wordprocessingInk" xmlns:wne="http://schemas.microsoft.com/office/word/2006/wordml" xmlns:wps="http://schemas.microsoft.com/office/word/2010/wordprocessingShape" xmlns:wpsCustomData="http://www.wps.cn/officeDocument/2013/wpsCustomData" mc:Ignorable="w14 w15 wp14">
   <w:p>
     <w:pPr>
-      <w:jc w:val="center"/>
-      <w:rPr>
-        <w:rFonts w:ascii="Times New Roman" w:hAnsi="Times New Roman" w:eastAsia="宋体"/>
-        <w:sz w:val="21"/>
-        <w:szCs w:val="21"/>
-      </w:rPr>
+      <w:pStyle w:val="13"/>
     </w:pPr>
     <w:r>
       <w:rPr>
-        <w:rFonts w:ascii="Times New Roman" w:hAnsi="Times New Roman" w:eastAsia="宋体" w:cs="Times New Roman"/>
-        <w:sz w:val="21"/>
-        <w:szCs w:val="21"/>
+        <w:rFonts w:hint="eastAsia"/>
       </w:rPr>
-      <w:t xml:space="preserve">第四章　基于 etcd 语义的一致性容错机制</w:t>
+      <w:t>第一章 绪论</w:t>
     </w:r>
   </w:p>
-</w:hdr>
-</file>
-
-<file path=word/header_pp_ch6.xml><?xml version="1.0" encoding="utf-8"?>
-<w:hdr xmlns:wpc="http://schemas.microsoft.com/office/word/2010/wordprocessingCanvas" xmlns:mc="http://schemas.openxmlformats.org/markup-compatibility/2006" xmlns:o="urn:schemas-microsoft-com:office:office" xmlns:r="http://schemas.openxmlformats.org/officeDocument/2006/relationships" xmlns:m="http://schemas.openxmlformats.org/officeDocument/2006/math" xmlns:v="urn:schemas-microsoft-com:vml" xmlns:wp14="http://schemas.microsoft.com/office/word/2010/wordprocessingDrawing" xmlns:wp="http://schemas.openxmlformats.org/drawingml/2006/wordprocessingDrawing" xmlns:w10="urn:schemas-microsoft-com:office:word" xmlns:w="http://schemas.openxmlformats.org/wordprocessingml/2006/main" xmlns:w14="http://schemas.microsoft.com/office/word/2010/wordml" xmlns:w15="http://schemas.microsoft.com/office/word/2012/wordml" xmlns:wpg="http://schemas.microsoft.com/office/word/2010/wordprocessingGroup" xmlns:wpi="http://schemas.microsoft.com/office/word/2010/wordprocessingInk" xmlns:wne="http://schemas.microsoft.com/office/word/2006/wordml" xmlns:wps="http://schemas.microsoft.com/office/word/2010/wordprocessingShape">
   <w:p>
     <w:pPr>
-      <w:jc w:val="center"/>
-      <w:rPr>
-        <w:rFonts w:ascii="Times New Roman" w:hAnsi="Times New Roman" w:eastAsia="宋体"/>
-        <w:sz w:val="21"/>
-        <w:szCs w:val="21"/>
-      </w:rPr>
+      <w:pStyle w:val="13"/>
+      <w:pBdr>
+        <w:bottom w:val="none" w:color="auto" w:sz="0" w:space="0"/>
+      </w:pBdr>
     </w:pPr>
-    <w:r>
-      <w:rPr>
-        <w:rFonts w:ascii="Times New Roman" w:hAnsi="Times New Roman" w:eastAsia="宋体" w:cs="Times New Roman"/>
-        <w:sz w:val="21"/>
-        <w:szCs w:val="21"/>
-      </w:rPr>
-      <w:t xml:space="preserve">第五章　面向大规模场景的进程内 Binder 架构</w:t>
-    </w:r>
-  </w:p>
-</w:hdr>
-</file>
-
-<file path=word/header_pp_ch7.xml><?xml version="1.0" encoding="utf-8"?>
-<w:hdr xmlns:wpc="http://schemas.microsoft.com/office/word/2010/wordprocessingCanvas" xmlns:mc="http://schemas.openxmlformats.org/markup-compatibility/2006" xmlns:o="urn:schemas-microsoft-com:office:office" xmlns:r="http://schemas.openxmlformats.org/officeDocument/2006/relationships" xmlns:m="http://schemas.openxmlformats.org/officeDocument/2006/math" xmlns:v="urn:schemas-microsoft-com:vml" xmlns:wp14="http://schemas.microsoft.com/office/word/2010/wordprocessingDrawing" xmlns:wp="http://schemas.openxmlformats.org/drawingml/2006/wordprocessingDrawing" xmlns:w10="urn:schemas-microsoft-com:office:word" xmlns:w="http://schemas.openxmlformats.org/wordprocessingml/2006/main" xmlns:w14="http://schemas.microsoft.com/office/word/2010/wordml" xmlns:w15="http://schemas.microsoft.com/office/word/2012/wordml" xmlns:wpg="http://schemas.microsoft.com/office/word/2010/wordprocessingGroup" xmlns:wpi="http://schemas.microsoft.com/office/word/2010/wordprocessingInk" xmlns:wne="http://schemas.microsoft.com/office/word/2006/wordml" xmlns:wps="http://schemas.microsoft.com/office/word/2010/wordprocessingShape">
-  <w:p>
-    <w:pPr>
-      <w:jc w:val="center"/>
-      <w:rPr>
-        <w:rFonts w:ascii="Times New Roman" w:hAnsi="Times New Roman" w:eastAsia="宋体"/>
-        <w:sz w:val="21"/>
-        <w:szCs w:val="21"/>
-      </w:rPr>
-    </w:pPr>
-    <w:r>
-      <w:rPr>
-        <w:rFonts w:ascii="Times New Roman" w:hAnsi="Times New Roman" w:eastAsia="宋体" w:cs="Times New Roman"/>
-        <w:sz w:val="21"/>
-        <w:szCs w:val="21"/>
-      </w:rPr>
-      <w:t xml:space="preserve">第六章　实验设计与评估</w:t>
-    </w:r>
-  </w:p>
-</w:hdr>
-</file>
-
-<file path=word/header_pp_ch8.xml><?xml version="1.0" encoding="utf-8"?>
-<w:hdr xmlns:wpc="http://schemas.microsoft.com/office/word/2010/wordprocessingCanvas" xmlns:mc="http://schemas.openxmlformats.org/markup-compatibility/2006" xmlns:o="urn:schemas-microsoft-com:office:office" xmlns:r="http://schemas.openxmlformats.org/officeDocument/2006/relationships" xmlns:m="http://schemas.openxmlformats.org/officeDocument/2006/math" xmlns:v="urn:schemas-microsoft-com:vml" xmlns:wp14="http://schemas.microsoft.com/office/word/2010/wordprocessingDrawing" xmlns:wp="http://schemas.openxmlformats.org/drawingml/2006/wordprocessingDrawing" xmlns:w10="urn:schemas-microsoft-com:office:word" xmlns:w="http://schemas.openxmlformats.org/wordprocessingml/2006/main" xmlns:w14="http://schemas.microsoft.com/office/word/2010/wordml" xmlns:w15="http://schemas.microsoft.com/office/word/2012/wordml" xmlns:wpg="http://schemas.microsoft.com/office/word/2010/wordprocessingGroup" xmlns:wpi="http://schemas.microsoft.com/office/word/2010/wordprocessingInk" xmlns:wne="http://schemas.microsoft.com/office/word/2006/wordml" xmlns:wps="http://schemas.microsoft.com/office/word/2010/wordprocessingShape">
-  <w:p>
-    <w:pPr>
-      <w:jc w:val="center"/>
-      <w:rPr>
-        <w:rFonts w:ascii="Times New Roman" w:hAnsi="Times New Roman" w:eastAsia="宋体"/>
-        <w:sz w:val="21"/>
-        <w:szCs w:val="21"/>
-      </w:rPr>
-    </w:pPr>
-    <w:r>
-      <w:rPr>
-        <w:rFonts w:ascii="Times New Roman" w:hAnsi="Times New Roman" w:eastAsia="宋体" w:cs="Times New Roman"/>
-        <w:sz w:val="21"/>
-        <w:szCs w:val="21"/>
-      </w:rPr>
-      <w:t xml:space="preserve">第七章　总结与展望</w:t>
-    </w:r>
-  </w:p>
-</w:hdr>
-</file>
-
-<file path=word/header_pp_odd.xml><?xml version="1.0" encoding="utf-8"?>
-<w:hdr xmlns:wpc="http://schemas.microsoft.com/office/word/2010/wordprocessingCanvas" xmlns:mc="http://schemas.openxmlformats.org/markup-compatibility/2006" xmlns:o="urn:schemas-microsoft-com:office:office" xmlns:r="http://schemas.openxmlformats.org/officeDocument/2006/relationships" xmlns:m="http://schemas.openxmlformats.org/officeDocument/2006/math" xmlns:v="urn:schemas-microsoft-com:vml" xmlns:wp14="http://schemas.microsoft.com/office/word/2010/wordprocessingDrawing" xmlns:wp="http://schemas.openxmlformats.org/drawingml/2006/wordprocessingDrawing" xmlns:w10="urn:schemas-microsoft-com:office:word" xmlns:w="http://schemas.openxmlformats.org/wordprocessingml/2006/main" xmlns:w14="http://schemas.microsoft.com/office/word/2010/wordml" xmlns:w15="http://schemas.microsoft.com/office/word/2012/wordml" xmlns:wpg="http://schemas.microsoft.com/office/word/2010/wordprocessingGroup" xmlns:wpi="http://schemas.microsoft.com/office/word/2010/wordprocessingInk" xmlns:wne="http://schemas.microsoft.com/office/word/2006/wordml" xmlns:wps="http://schemas.microsoft.com/office/word/2010/wordprocessingShape">
-  <w:p>
-    <w:pPr>
-      <w:jc w:val="center"/>
-      <w:rPr>
-        <w:rFonts w:ascii="Times New Roman" w:hAnsi="Times New Roman" w:eastAsia="宋体"/>
-        <w:sz w:val="21"/>
-        <w:szCs w:val="21"/>
-      </w:rPr>
-    </w:pPr>
-    <w:r>
-      <w:rPr>
-        <w:rFonts w:ascii="Times New Roman" w:hAnsi="Times New Roman" w:eastAsia="宋体" w:cs="Times New Roman"/>
-        <w:sz w:val="21"/>
-        <w:szCs w:val="21"/>
-      </w:rPr>
-      <w:t xml:space="preserve">北京航空航天大学硕士学位论文</w:t>
-    </w:r>
-  </w:p>
-</w:hdr>
-</file>
-
-<file path=word/header_pp_same10.xml><?xml version="1.0" encoding="utf-8"?>
-<w:hdr xmlns:wpc="http://schemas.microsoft.com/office/word/2010/wordprocessingCanvas" xmlns:mc="http://schemas.openxmlformats.org/markup-compatibility/2006" xmlns:o="urn:schemas-microsoft-com:office:office" xmlns:r="http://schemas.openxmlformats.org/officeDocument/2006/relationships" xmlns:m="http://schemas.openxmlformats.org/officeDocument/2006/math" xmlns:v="urn:schemas-microsoft-com:vml" xmlns:wp14="http://schemas.microsoft.com/office/word/2010/wordprocessingDrawing" xmlns:wp="http://schemas.openxmlformats.org/drawingml/2006/wordprocessingDrawing" xmlns:w10="urn:schemas-microsoft-com:office:word" xmlns:w="http://schemas.openxmlformats.org/wordprocessingml/2006/main" xmlns:w14="http://schemas.microsoft.com/office/word/2010/wordml" xmlns:w15="http://schemas.microsoft.com/office/word/2012/wordml" xmlns:wpg="http://schemas.microsoft.com/office/word/2010/wordprocessingGroup" xmlns:wpi="http://schemas.microsoft.com/office/word/2010/wordprocessingInk" xmlns:wne="http://schemas.microsoft.com/office/word/2006/wordml" xmlns:wps="http://schemas.microsoft.com/office/word/2010/wordprocessingShape">
-  <w:p>
-    <w:pPr>
-      <w:jc w:val="center"/>
-      <w:rPr>
-        <w:rFonts w:ascii="Times New Roman" w:hAnsi="Times New Roman" w:eastAsia="宋体"/>
-        <w:sz w:val="21"/>
-        <w:szCs w:val="21"/>
-      </w:rPr>
-    </w:pPr>
-    <w:r>
-      <w:rPr>
-        <w:rFonts w:ascii="Times New Roman" w:hAnsi="Times New Roman" w:eastAsia="宋体" w:cs="Times New Roman"/>
-        <w:sz w:val="21"/>
-        <w:szCs w:val="21"/>
-      </w:rPr>
-      <w:t xml:space="preserve">附录</w:t>
-    </w:r>
-  </w:p>
-</w:hdr>
-</file>
-
-<file path=word/header_pp_same11.xml><?xml version="1.0" encoding="utf-8"?>
-<w:hdr xmlns:wpc="http://schemas.microsoft.com/office/word/2010/wordprocessingCanvas" xmlns:mc="http://schemas.openxmlformats.org/markup-compatibility/2006" xmlns:o="urn:schemas-microsoft-com:office:office" xmlns:r="http://schemas.openxmlformats.org/officeDocument/2006/relationships" xmlns:m="http://schemas.openxmlformats.org/officeDocument/2006/math" xmlns:v="urn:schemas-microsoft-com:vml" xmlns:wp14="http://schemas.microsoft.com/office/word/2010/wordprocessingDrawing" xmlns:wp="http://schemas.openxmlformats.org/drawingml/2006/wordprocessingDrawing" xmlns:w10="urn:schemas-microsoft-com:office:word" xmlns:w="http://schemas.openxmlformats.org/wordprocessingml/2006/main" xmlns:w14="http://schemas.microsoft.com/office/word/2010/wordml" xmlns:w15="http://schemas.microsoft.com/office/word/2012/wordml" xmlns:wpg="http://schemas.microsoft.com/office/word/2010/wordprocessingGroup" xmlns:wpi="http://schemas.microsoft.com/office/word/2010/wordprocessingInk" xmlns:wne="http://schemas.microsoft.com/office/word/2006/wordml" xmlns:wps="http://schemas.microsoft.com/office/word/2010/wordprocessingShape">
-  <w:p>
-    <w:pPr>
-      <w:jc w:val="center"/>
-      <w:rPr>
-        <w:rFonts w:ascii="Times New Roman" w:hAnsi="Times New Roman" w:eastAsia="宋体"/>
-        <w:sz w:val="21"/>
-        <w:szCs w:val="21"/>
-      </w:rPr>
-    </w:pPr>
-    <w:r>
-      <w:rPr>
-        <w:rFonts w:ascii="Times New Roman" w:hAnsi="Times New Roman" w:eastAsia="宋体" w:cs="Times New Roman"/>
-        <w:sz w:val="21"/>
-        <w:szCs w:val="21"/>
-      </w:rPr>
-      <w:t xml:space="preserve">致谢</w:t>
-    </w:r>
-  </w:p>
-</w:hdr>
-</file>
-
-<file path=word/header_pp_same9.xml><?xml version="1.0" encoding="utf-8"?>
-<w:hdr xmlns:wpc="http://schemas.microsoft.com/office/word/2010/wordprocessingCanvas" xmlns:mc="http://schemas.openxmlformats.org/markup-compatibility/2006" xmlns:o="urn:schemas-microsoft-com:office:office" xmlns:r="http://schemas.openxmlformats.org/officeDocument/2006/relationships" xmlns:m="http://schemas.openxmlformats.org/officeDocument/2006/math" xmlns:v="urn:schemas-microsoft-com:vml" xmlns:wp14="http://schemas.microsoft.com/office/word/2010/wordprocessingDrawing" xmlns:wp="http://schemas.openxmlformats.org/drawingml/2006/wordprocessingDrawing" xmlns:w10="urn:schemas-microsoft-com:office:word" xmlns:w="http://schemas.openxmlformats.org/wordprocessingml/2006/main" xmlns:w14="http://schemas.microsoft.com/office/word/2010/wordml" xmlns:w15="http://schemas.microsoft.com/office/word/2012/wordml" xmlns:wpg="http://schemas.microsoft.com/office/word/2010/wordprocessingGroup" xmlns:wpi="http://schemas.microsoft.com/office/word/2010/wordprocessingInk" xmlns:wne="http://schemas.microsoft.com/office/word/2006/wordml" xmlns:wps="http://schemas.microsoft.com/office/word/2010/wordprocessingShape">
-  <w:p>
-    <w:pPr>
-      <w:jc w:val="center"/>
-      <w:rPr>
-        <w:rFonts w:ascii="Times New Roman" w:hAnsi="Times New Roman" w:eastAsia="宋体"/>
-        <w:sz w:val="21"/>
-        <w:szCs w:val="21"/>
-      </w:rPr>
-    </w:pPr>
-    <w:r>
-      <w:rPr>
-        <w:rFonts w:ascii="Times New Roman" w:hAnsi="Times New Roman" w:eastAsia="宋体" w:cs="Times New Roman"/>
-        <w:sz w:val="21"/>
-        <w:szCs w:val="21"/>
-      </w:rPr>
-      <w:t xml:space="preserve">参考文献</w:t>
-    </w:r>
   </w:p>
 </w:hdr>
 </file>

--- a/docs/thesis/thesis-beihang.docx
+++ b/docs/thesis/thesis-beihang.docx
@@ -18113,7 +18113,7 @@
     </w:p>
     <w:bookmarkEnd w:id="117"/>
     <w:bookmarkEnd w:id="118"/>
-    <w:bookmarkStart w:id="145" w:name="第五章-面向大规模场景的进程内-binder-架构"/>
+    <w:bookmarkStart w:id="140" w:name="第五章-面向大规模场景的进程内-binder-架构"/>
     <w:p>
       <w:pPr>
         <w:pStyle w:val="Heading1"/>
@@ -21013,7 +21013,7 @@
       </w:r>
     </w:p>
     <w:bookmarkEnd w:id="138"/>
-    <w:bookmarkStart w:id="144" w:name="eno-下四层容错的进程内实现"/>
+    <w:bookmarkStart w:id="139" w:name="eno-下四层容错的进程内实现"/>
     <w:p>
       <w:pPr>
         <w:pStyle w:val="Heading2"/>
@@ -21185,14 +21185,12 @@
         </w:rPr>
         <w:t xml:space="preserve">（</w:t>
       </w:r>
-      <w:hyperlink r:id="rId139">
-        <w:r>
-          <w:rPr>
-            <w:rStyle w:val="25"/>
-          </w:rPr>
-          <w:t xml:space="preserve">pkg/binder/node_validator.go</w:t>
-        </w:r>
-      </w:hyperlink>
+      <w:r>
+        <w:rPr>
+          <w:rStyle w:val="VerbatimChar"/>
+        </w:rPr>
+        <w:t xml:space="preserve">pkg/binder/node_validator.go</w:t>
+      </w:r>
       <w:r>
         <w:rPr>
           <w:rFonts w:hint="eastAsia"/>
@@ -21289,14 +21287,12 @@
         </w:rPr>
         <w:t xml:space="preserve">辅助函数（</w:t>
       </w:r>
-      <w:hyperlink r:id="rId140">
-        <w:r>
-          <w:rPr>
-            <w:rStyle w:val="25"/>
-          </w:rPr>
-          <w:t xml:space="preserve">pkg/binder/utils/util.go</w:t>
-        </w:r>
-      </w:hyperlink>
+      <w:r>
+        <w:rPr>
+          <w:rStyle w:val="VerbatimChar"/>
+        </w:rPr>
+        <w:t xml:space="preserve">pkg/binder/utils/util.go</w:t>
+      </w:r>
       <w:r>
         <w:rPr>
           <w:rFonts w:hint="eastAsia"/>
@@ -21587,14 +21583,12 @@
         </w:rPr>
         <w:t xml:space="preserve">包裹返回错误（</w:t>
       </w:r>
-      <w:hyperlink r:id="rId141">
-        <w:r>
-          <w:rPr>
-            <w:rStyle w:val="25"/>
-          </w:rPr>
-          <w:t xml:space="preserve">pkg/binder/binder_interface.go</w:t>
-        </w:r>
-      </w:hyperlink>
+      <w:r>
+        <w:rPr>
+          <w:rStyle w:val="VerbatimChar"/>
+        </w:rPr>
+        <w:t xml:space="preserve">pkg/binder/binder_interface.go</w:t>
+      </w:r>
       <w:r>
         <w:rPr>
           <w:rFonts w:hint="eastAsia"/>
@@ -21660,14 +21654,12 @@
         </w:rPr>
         <w:t xml:space="preserve">构造（</w:t>
       </w:r>
-      <w:hyperlink r:id="rId142">
-        <w:r>
-          <w:rPr>
-            <w:rStyle w:val="25"/>
-          </w:rPr>
-          <w:t xml:space="preserve">pkg/binder/binder_reconciler.go</w:t>
-        </w:r>
-      </w:hyperlink>
+      <w:r>
+        <w:rPr>
+          <w:rStyle w:val="VerbatimChar"/>
+        </w:rPr>
+        <w:t xml:space="preserve">pkg/binder/binder_reconciler.go</w:t>
+      </w:r>
       <w:r>
         <w:rPr>
           <w:rFonts w:hint="eastAsia"/>
@@ -22066,14 +22058,12 @@
       <w:r>
         <w:t xml:space="preserve"> </w:t>
       </w:r>
-      <w:hyperlink r:id="rId143">
-        <w:r>
-          <w:rPr>
-            <w:rStyle w:val="25"/>
-          </w:rPr>
-          <w:t xml:space="preserve">embedded_binder_config.go</w:t>
-        </w:r>
-      </w:hyperlink>
+      <w:r>
+        <w:rPr>
+          <w:rStyle w:val="VerbatimChar"/>
+        </w:rPr>
+        <w:t xml:space="preserve">embedded_binder_config.go</w:t>
+      </w:r>
       <w:r>
         <w:rPr>
           <w:rFonts w:hint="eastAsia"/>
@@ -22427,9 +22417,9 @@
         <w:br w:type="page"/>
       </w:r>
     </w:p>
-    <w:bookmarkEnd w:id="144"/>
-    <w:bookmarkEnd w:id="145"/>
-    <w:bookmarkStart w:id="270" w:name="第六章-实验设计与评估"/>
+    <w:bookmarkEnd w:id="139"/>
+    <w:bookmarkEnd w:id="140"/>
+    <w:bookmarkStart w:id="265" w:name="第六章-实验设计与评估"/>
     <w:p>
       <w:pPr>
         <w:pStyle w:val="Heading1"/>
@@ -22470,7 +22460,7 @@
         <w:t xml:space="preserve">架构与四层容错机制。</w:t>
       </w:r>
     </w:p>
-    <w:bookmarkStart w:id="149" w:name="实验环境"/>
+    <w:bookmarkStart w:id="144" w:name="实验环境"/>
     <w:p>
       <w:pPr>
         <w:pStyle w:val="Heading2"/>
@@ -22485,7 +22475,7 @@
         <w:t xml:space="preserve">实验环境</w:t>
       </w:r>
     </w:p>
-    <w:bookmarkStart w:id="146" w:name="硬件与仿真栈"/>
+    <w:bookmarkStart w:id="141" w:name="硬件与仿真栈"/>
     <w:p>
       <w:pPr>
         <w:pStyle w:val="Heading3"/>
@@ -22649,8 +22639,8 @@
         <w:t xml:space="preserve">提供了公平的评估基准。</w:t>
       </w:r>
     </w:p>
-    <w:bookmarkEnd w:id="146"/>
-    <w:bookmarkStart w:id="147" w:name="观测栈"/>
+    <w:bookmarkEnd w:id="141"/>
+    <w:bookmarkStart w:id="142" w:name="观测栈"/>
     <w:p>
       <w:pPr>
         <w:pStyle w:val="Heading3"/>
@@ -23116,8 +23106,8 @@
         <w:t xml:space="preserve">节。</w:t>
       </w:r>
     </w:p>
-    <w:bookmarkEnd w:id="147"/>
-    <w:bookmarkStart w:id="148" w:name="五组调度器部署"/>
+    <w:bookmarkEnd w:id="142"/>
+    <w:bookmarkStart w:id="143" w:name="五组调度器部署"/>
     <w:p>
       <w:pPr>
         <w:pStyle w:val="Heading3"/>
@@ -23746,9 +23736,9 @@
         <w:t xml:space="preserve">等环境变量统一注入。</w:t>
       </w:r>
     </w:p>
-    <w:bookmarkEnd w:id="148"/>
-    <w:bookmarkEnd w:id="149"/>
-    <w:bookmarkStart w:id="156" w:name="工作负载与规模梯度"/>
+    <w:bookmarkEnd w:id="143"/>
+    <w:bookmarkEnd w:id="144"/>
+    <w:bookmarkStart w:id="151" w:name="工作负载与规模梯度"/>
     <w:p>
       <w:pPr>
         <w:pStyle w:val="Heading2"/>
@@ -23763,7 +23753,7 @@
         <w:t xml:space="preserve">工作负载与规模梯度</w:t>
       </w:r>
     </w:p>
-    <w:bookmarkStart w:id="150" w:name="集群规模梯度"/>
+    <w:bookmarkStart w:id="145" w:name="集群规模梯度"/>
     <w:p>
       <w:pPr>
         <w:pStyle w:val="Heading3"/>
@@ -24051,8 +24041,8 @@
         <w:t xml:space="preserve">10×），能够充分展现调度器在不同规模下的行为差异与扩展性边界。</w:t>
       </w:r>
     </w:p>
-    <w:bookmarkEnd w:id="150"/>
-    <w:bookmarkStart w:id="151" w:name="工作负载"/>
+    <w:bookmarkEnd w:id="145"/>
+    <w:bookmarkStart w:id="146" w:name="工作负载"/>
     <w:p>
       <w:pPr>
         <w:pStyle w:val="Heading3"/>
@@ -24699,8 +24689,8 @@
         <w:t xml:space="preserve">w7（异构资源）等场景，以覆盖更复杂的负载形态。</w:t>
       </w:r>
     </w:p>
-    <w:bookmarkEnd w:id="151"/>
-    <w:bookmarkStart w:id="155" w:name="实验矩阵"/>
+    <w:bookmarkEnd w:id="146"/>
+    <w:bookmarkStart w:id="150" w:name="实验矩阵"/>
     <w:p>
       <w:pPr>
         <w:pStyle w:val="Heading3"/>
@@ -26869,18 +26859,18 @@
           <wp:inline>
             <wp:extent cx="5753100" cy="4209373"/>
             <wp:effectExtent b="0" l="0" r="0" t="0"/>
-            <wp:docPr descr="图 13 单次实验流程时序（run-experiment.sh 的 12 个 Step）" title="" id="153" name="Picture"/>
+            <wp:docPr descr="图 13 单次实验流程时序（run-experiment.sh 的 12 个 Step）" title="" id="148" name="Picture"/>
             <a:graphic>
               <a:graphicData uri="http://schemas.openxmlformats.org/drawingml/2006/picture">
                 <pic:pic>
                   <pic:nvPicPr>
-                    <pic:cNvPr descr="../figures/fig6-1-experiment-flow.png" id="154" name="Picture"/>
+                    <pic:cNvPr descr="../figures/fig6-1-experiment-flow.png" id="149" name="Picture"/>
                     <pic:cNvPicPr>
                       <a:picLocks noChangeArrowheads="1" noChangeAspect="1"/>
                     </pic:cNvPicPr>
                   </pic:nvPicPr>
                   <pic:blipFill>
-                    <a:blip r:embed="rId152"/>
+                    <a:blip r:embed="rId147"/>
                     <a:stretch>
                       <a:fillRect/>
                     </a:stretch>
@@ -26954,9 +26944,9 @@
         <w:t xml:space="preserve">Step）</w:t>
       </w:r>
     </w:p>
-    <w:bookmarkEnd w:id="155"/>
-    <w:bookmarkEnd w:id="156"/>
-    <w:bookmarkStart w:id="158" w:name="评估指标"/>
+    <w:bookmarkEnd w:id="150"/>
+    <w:bookmarkEnd w:id="151"/>
+    <w:bookmarkStart w:id="153" w:name="评估指标"/>
     <w:p>
       <w:pPr>
         <w:pStyle w:val="Heading2"/>
@@ -27507,7 +27497,7 @@
         <w:t xml:space="preserve">的场景清单生成。</w:t>
       </w:r>
     </w:p>
-    <w:bookmarkStart w:id="157" w:name="关于跨调度器延迟对比的方法学说明"/>
+    <w:bookmarkStart w:id="152" w:name="关于跨调度器延迟对比的方法学说明"/>
     <w:p>
       <w:pPr>
         <w:pStyle w:val="Heading3"/>
@@ -28000,9 +27990,9 @@
         <w:t xml:space="preserve">节）。</w:t>
       </w:r>
     </w:p>
-    <w:bookmarkEnd w:id="157"/>
-    <w:bookmarkEnd w:id="158"/>
-    <w:bookmarkStart w:id="188" w:name="综合对比"/>
+    <w:bookmarkEnd w:id="152"/>
+    <w:bookmarkEnd w:id="153"/>
+    <w:bookmarkStart w:id="183" w:name="综合对比"/>
     <w:p>
       <w:pPr>
         <w:pStyle w:val="Heading2"/>
@@ -28064,7 +28054,7 @@
         <w:t xml:space="preserve">到时序图，用于回答”某个具体场景下差距的分布形态如何”。</w:t>
       </w:r>
     </w:p>
-    <w:bookmarkStart w:id="162" w:name="五组调度器基线对比场景-15"/>
+    <w:bookmarkStart w:id="157" w:name="五组调度器基线对比场景-15"/>
     <w:p>
       <w:pPr>
         <w:pStyle w:val="Heading3"/>
@@ -28144,18 +28134,18 @@
           <wp:inline>
             <wp:extent cx="5753100" cy="2655276"/>
             <wp:effectExtent b="0" l="0" r="0" t="0"/>
-            <wp:docPr descr="图 14 五组调度器有效吞吐对比（全组基线场景，n=3 中位数）" title="" id="160" name="Picture"/>
+            <wp:docPr descr="图 14 五组调度器有效吞吐对比（全组基线场景，n=3 中位数）" title="" id="155" name="Picture"/>
             <a:graphic>
               <a:graphicData uri="http://schemas.openxmlformats.org/drawingml/2006/picture">
                 <pic:pic>
                   <pic:nvPicPr>
-                    <pic:cNvPr descr="../figures/fig6-3-throughput-5group.png" id="161" name="Picture"/>
+                    <pic:cNvPr descr="../figures/fig6-3-throughput-5group.png" id="156" name="Picture"/>
                     <pic:cNvPicPr>
                       <a:picLocks noChangeArrowheads="1" noChangeAspect="1"/>
                     </pic:cNvPicPr>
                   </pic:nvPicPr>
                   <pic:blipFill>
-                    <a:blip r:embed="rId159"/>
+                    <a:blip r:embed="rId154"/>
                     <a:stretch>
                       <a:fillRect/>
                     </a:stretch>
@@ -29008,8 +28998,8 @@
         <w:t xml:space="preserve">稳态负载为准。</w:t>
       </w:r>
     </w:p>
-    <w:bookmarkEnd w:id="162"/>
-    <w:bookmarkStart w:id="169" w:name="gang-调度专项对比场景-6abd"/>
+    <w:bookmarkEnd w:id="157"/>
+    <w:bookmarkStart w:id="164" w:name="gang-调度专项对比场景-6abd"/>
     <w:p>
       <w:pPr>
         <w:pStyle w:val="Heading3"/>
@@ -29134,18 +29124,18 @@
           <wp:inline>
             <wp:extent cx="5753100" cy="4012090"/>
             <wp:effectExtent b="0" l="0" r="0" t="0"/>
-            <wp:docPr descr="图 15 a/b/d 三组调度器 w6 有效吞吐对比（s3, inst1）" title="" id="164" name="Picture"/>
+            <wp:docPr descr="图 15 a/b/d 三组调度器 w6 有效吞吐对比（s3, inst1）" title="" id="159" name="Picture"/>
             <a:graphic>
               <a:graphicData uri="http://schemas.openxmlformats.org/drawingml/2006/picture">
                 <pic:pic>
                   <pic:nvPicPr>
-                    <pic:cNvPr descr="../figures/fig6-18-w6-throughput-bar.png" id="165" name="Picture"/>
+                    <pic:cNvPr descr="../figures/fig6-18-w6-throughput-bar.png" id="160" name="Picture"/>
                     <pic:cNvPicPr>
                       <a:picLocks noChangeArrowheads="1" noChangeAspect="1"/>
                     </pic:cNvPicPr>
                   </pic:nvPicPr>
                   <pic:blipFill>
-                    <a:blip r:embed="rId163"/>
+                    <a:blip r:embed="rId158"/>
                     <a:stretch>
                       <a:fillRect/>
                     </a:stretch>
@@ -29219,18 +29209,18 @@
           <wp:inline>
             <wp:extent cx="5753100" cy="4008906"/>
             <wp:effectExtent b="0" l="0" r="0" t="0"/>
-            <wp:docPr descr="图 16 a/b/d 三组调度器 w6 P99 调度延迟对比（s3, inst1）" title="" id="167" name="Picture"/>
+            <wp:docPr descr="图 16 a/b/d 三组调度器 w6 P99 调度延迟对比（s3, inst1）" title="" id="162" name="Picture"/>
             <a:graphic>
               <a:graphicData uri="http://schemas.openxmlformats.org/drawingml/2006/picture">
                 <pic:pic>
                   <pic:nvPicPr>
-                    <pic:cNvPr descr="../figures/fig6-19-w6-latency-p99-bar.png" id="168" name="Picture"/>
+                    <pic:cNvPr descr="../figures/fig6-19-w6-latency-p99-bar.png" id="163" name="Picture"/>
                     <pic:cNvPicPr>
                       <a:picLocks noChangeArrowheads="1" noChangeAspect="1"/>
                     </pic:cNvPicPr>
                   </pic:nvPicPr>
                   <pic:blipFill>
-                    <a:blip r:embed="rId166"/>
+                    <a:blip r:embed="rId161"/>
                     <a:stretch>
                       <a:fillRect/>
                     </a:stretch>
@@ -29664,8 +29654,8 @@
         <w:t xml:space="preserve">节第（2）条的入计口径讨论。</w:t>
       </w:r>
     </w:p>
-    <w:bookmarkEnd w:id="169"/>
-    <w:bookmarkStart w:id="187" w:name="eno-与-gödel-全场景对比"/>
+    <w:bookmarkEnd w:id="164"/>
+    <w:bookmarkStart w:id="182" w:name="eno-与-gödel-全场景对比"/>
     <w:p>
       <w:pPr>
         <w:pStyle w:val="Heading3"/>
@@ -29763,7 +29753,7 @@
         <w:t xml:space="preserve">延迟、绑定成功率五项指标依次展开。</w:t>
       </w:r>
     </w:p>
-    <w:bookmarkStart w:id="173" w:name="有效吞吐"/>
+    <w:bookmarkStart w:id="168" w:name="有效吞吐"/>
     <w:p>
       <w:pPr>
         <w:pStyle w:val="Heading4"/>
@@ -29787,18 +29777,18 @@
           <wp:inline>
             <wp:extent cx="5753100" cy="2655276"/>
             <wp:effectExtent b="0" l="0" r="0" t="0"/>
-            <wp:docPr descr="图 17 ENO 与 Gödel 各场景有效吞吐对比（总工作量 / 总完成时间，n=3 中位数）" title="" id="171" name="Picture"/>
+            <wp:docPr descr="图 17 ENO 与 Gödel 各场景有效吞吐对比（总工作量 / 总完成时间，n=3 中位数）" title="" id="166" name="Picture"/>
             <a:graphic>
               <a:graphicData uri="http://schemas.openxmlformats.org/drawingml/2006/picture">
                 <pic:pic>
                   <pic:nvPicPr>
-                    <pic:cNvPr descr="../figures/fig6-2-effective-throughput.png" id="172" name="Picture"/>
+                    <pic:cNvPr descr="../figures/fig6-2-effective-throughput.png" id="167" name="Picture"/>
                     <pic:cNvPicPr>
                       <a:picLocks noChangeArrowheads="1" noChangeAspect="1"/>
                     </pic:cNvPicPr>
                   </pic:nvPicPr>
                   <pic:blipFill>
-                    <a:blip r:embed="rId170"/>
+                    <a:blip r:embed="rId165"/>
                     <a:stretch>
                       <a:fillRect/>
                     </a:stretch>
@@ -30879,8 +30869,8 @@
         <w:t xml:space="preserve">+4.3%~+19.1%。低负载场景两者接近，原因是负载未使调度器饱和，完成时间主要由负载注入速率决定。</w:t>
       </w:r>
     </w:p>
-    <w:bookmarkEnd w:id="173"/>
-    <w:bookmarkStart w:id="177" w:name="峰值吞吐"/>
+    <w:bookmarkEnd w:id="168"/>
+    <w:bookmarkStart w:id="172" w:name="峰值吞吐"/>
     <w:p>
       <w:pPr>
         <w:pStyle w:val="Heading4"/>
@@ -30904,18 +30894,18 @@
           <wp:inline>
             <wp:extent cx="5753100" cy="2120477"/>
             <wp:effectExtent b="0" l="0" r="0" t="0"/>
-            <wp:docPr descr="图 18 ENO 与 Gödel 峰值吞吐 15 场景对比（scheduling_peak_throughput，n=3 中位数，s1/w1 无有效采样）" title="" id="175" name="Picture"/>
+            <wp:docPr descr="图 18 ENO 与 Gödel 峰值吞吐 15 场景对比（scheduling_peak_throughput，n=3 中位数，s1/w1 无有效采样）" title="" id="170" name="Picture"/>
             <a:graphic>
               <a:graphicData uri="http://schemas.openxmlformats.org/drawingml/2006/picture">
                 <pic:pic>
                   <pic:nvPicPr>
-                    <pic:cNvPr descr="../figures/fig6-20-peak-throughput-a-vs-b-all.png" id="176" name="Picture"/>
+                    <pic:cNvPr descr="../figures/fig6-20-peak-throughput-a-vs-b-all.png" id="171" name="Picture"/>
                     <pic:cNvPicPr>
                       <a:picLocks noChangeArrowheads="1" noChangeAspect="1"/>
                     </pic:cNvPicPr>
                   </pic:nvPicPr>
                   <pic:blipFill>
-                    <a:blip r:embed="rId174"/>
+                    <a:blip r:embed="rId169"/>
                     <a:stretch>
                       <a:fillRect/>
                     </a:stretch>
@@ -31192,8 +31182,8 @@
         <w:t xml:space="preserve">第（7）条中作为局限进一步说明。</w:t>
       </w:r>
     </w:p>
-    <w:bookmarkEnd w:id="177"/>
-    <w:bookmarkStart w:id="181" w:name="调度延迟分布p90p99"/>
+    <w:bookmarkEnd w:id="172"/>
+    <w:bookmarkStart w:id="176" w:name="调度延迟分布p90p99"/>
     <w:p>
       <w:pPr>
         <w:pStyle w:val="Heading4"/>
@@ -31217,18 +31207,18 @@
           <wp:inline>
             <wp:extent cx="5753100" cy="2671082"/>
             <wp:effectExtent b="0" l="0" r="0" t="0"/>
-            <wp:docPr descr="图 19 全场景 ENO 与 Gödel P99 调度延迟对比（scheduling_latency_p99，n=3 中位数，log 纵轴）" title="" id="179" name="Picture"/>
+            <wp:docPr descr="图 19 全场景 ENO 与 Gödel P99 调度延迟对比（scheduling_latency_p99，n=3 中位数，log 纵轴）" title="" id="174" name="Picture"/>
             <a:graphic>
               <a:graphicData uri="http://schemas.openxmlformats.org/drawingml/2006/picture">
                 <pic:pic>
                   <pic:nvPicPr>
-                    <pic:cNvPr descr="../figures/fig6-4-latency-p99-all.png" id="180" name="Picture"/>
+                    <pic:cNvPr descr="../figures/fig6-4-latency-p99-all.png" id="175" name="Picture"/>
                     <pic:cNvPicPr>
                       <a:picLocks noChangeArrowheads="1" noChangeAspect="1"/>
                     </pic:cNvPicPr>
                   </pic:nvPicPr>
                   <pic:blipFill>
-                    <a:blip r:embed="rId178"/>
+                    <a:blip r:embed="rId173"/>
                     <a:stretch>
                       <a:fillRect/>
                     </a:stretch>
@@ -33175,8 +33165,8 @@
         <w:t xml:space="preserve">节第（2）条。</w:t>
       </w:r>
     </w:p>
-    <w:bookmarkEnd w:id="181"/>
-    <w:bookmarkStart w:id="185" w:name="pod-e2e-延迟dispatcher-bound"/>
+    <w:bookmarkEnd w:id="176"/>
+    <w:bookmarkStart w:id="180" w:name="pod-e2e-延迟dispatcher-bound"/>
     <w:p>
       <w:pPr>
         <w:pStyle w:val="Heading4"/>
@@ -33209,18 +33199,18 @@
           <wp:inline>
             <wp:extent cx="5753100" cy="2113659"/>
             <wp:effectExtent b="0" l="0" r="0" t="0"/>
-            <wp:docPr descr="图 20 ENO 与 Gödel Pod E2E 延迟 P99 15 场景对比（pod_e2e_latency_p99，n=3 中位数，s1/w1 无有效采样，log 纵轴）" title="" id="183" name="Picture"/>
+            <wp:docPr descr="图 20 ENO 与 Gödel Pod E2E 延迟 P99 15 场景对比（pod_e2e_latency_p99，n=3 中位数，s1/w1 无有效采样，log 纵轴）" title="" id="178" name="Picture"/>
             <a:graphic>
               <a:graphicData uri="http://schemas.openxmlformats.org/drawingml/2006/picture">
                 <pic:pic>
                   <pic:nvPicPr>
-                    <pic:cNvPr descr="../figures/fig6-8-e2e-latency-p99-all.png" id="184" name="Picture"/>
+                    <pic:cNvPr descr="../figures/fig6-8-e2e-latency-p99-all.png" id="179" name="Picture"/>
                     <pic:cNvPicPr>
                       <a:picLocks noChangeArrowheads="1" noChangeAspect="1"/>
                     </pic:cNvPicPr>
                   </pic:nvPicPr>
                   <pic:blipFill>
-                    <a:blip r:embed="rId182"/>
+                    <a:blip r:embed="rId177"/>
                     <a:stretch>
                       <a:fillRect/>
                     </a:stretch>
@@ -34570,8 +34560,8 @@
         <w:t xml:space="preserve">节第（2）条）。</w:t>
       </w:r>
     </w:p>
-    <w:bookmarkEnd w:id="185"/>
-    <w:bookmarkStart w:id="186" w:name="绑定成功率"/>
+    <w:bookmarkEnd w:id="180"/>
+    <w:bookmarkStart w:id="181" w:name="绑定成功率"/>
     <w:p>
       <w:pPr>
         <w:pStyle w:val="Heading4"/>
@@ -34663,10 +34653,10 @@
         <w:t xml:space="preserve">的架构改造未引入任何正确性回退。</w:t>
       </w:r>
     </w:p>
-    <w:bookmarkEnd w:id="186"/>
-    <w:bookmarkEnd w:id="187"/>
-    <w:bookmarkEnd w:id="188"/>
-    <w:bookmarkStart w:id="254" w:name="分场景-drill-down时序图"/>
+    <w:bookmarkEnd w:id="181"/>
+    <w:bookmarkEnd w:id="182"/>
+    <w:bookmarkEnd w:id="183"/>
+    <w:bookmarkStart w:id="249" w:name="分场景-drill-down时序图"/>
     <w:p>
       <w:pPr>
         <w:pStyle w:val="Heading2"/>
@@ -34749,7 +34739,7 @@
         <w:t xml:space="preserve">）。</w:t>
       </w:r>
     </w:p>
-    <w:bookmarkStart w:id="198" w:name="主对比场景s3w3-inst1"/>
+    <w:bookmarkStart w:id="193" w:name="主对比场景s3w3-inst1"/>
     <w:p>
       <w:pPr>
         <w:pStyle w:val="Heading3"/>
@@ -34942,18 +34932,18 @@
           <wp:inline>
             <wp:extent cx="5753100" cy="2359417"/>
             <wp:effectExtent b="0" l="0" r="0" t="0"/>
-            <wp:docPr descr="图 21 ENO 与 Gödel 调度吞吐时序（s3, w3, inst1，n=3 中位数）" title="" id="190" name="Picture"/>
+            <wp:docPr descr="图 21 ENO 与 Gödel 调度吞吐时序（s3, w3, inst1，n=3 中位数）" title="" id="185" name="Picture"/>
             <a:graphic>
               <a:graphicData uri="http://schemas.openxmlformats.org/drawingml/2006/picture">
                 <pic:pic>
                   <pic:nvPicPr>
-                    <pic:cNvPr descr="../figures/fig6-throughput-s3-w3.png" id="191" name="Picture"/>
+                    <pic:cNvPr descr="../figures/fig6-throughput-s3-w3.png" id="186" name="Picture"/>
                     <pic:cNvPicPr>
                       <a:picLocks noChangeArrowheads="1" noChangeAspect="1"/>
                     </pic:cNvPicPr>
                   </pic:nvPicPr>
                   <pic:blipFill>
-                    <a:blip r:embed="rId189"/>
+                    <a:blip r:embed="rId184"/>
                     <a:stretch>
                       <a:fillRect/>
                     </a:stretch>
@@ -35071,18 +35061,18 @@
           <wp:inline>
             <wp:extent cx="5753100" cy="2358092"/>
             <wp:effectExtent b="0" l="0" r="0" t="0"/>
-            <wp:docPr descr="图 22 P90 调度延迟时序（s3, w3, inst1，n=3 中位数）" title="" id="193" name="Picture"/>
+            <wp:docPr descr="图 22 P90 调度延迟时序（s3, w3, inst1，n=3 中位数）" title="" id="188" name="Picture"/>
             <a:graphic>
               <a:graphicData uri="http://schemas.openxmlformats.org/drawingml/2006/picture">
                 <pic:pic>
                   <pic:nvPicPr>
-                    <pic:cNvPr descr="../figures/fig6-5-latency-p90-s3-w3.png" id="194" name="Picture"/>
+                    <pic:cNvPr descr="../figures/fig6-5-latency-p90-s3-w3.png" id="189" name="Picture"/>
                     <pic:cNvPicPr>
                       <a:picLocks noChangeArrowheads="1" noChangeAspect="1"/>
                     </pic:cNvPicPr>
                   </pic:nvPicPr>
                   <pic:blipFill>
-                    <a:blip r:embed="rId192"/>
+                    <a:blip r:embed="rId187"/>
                     <a:stretch>
                       <a:fillRect/>
                     </a:stretch>
@@ -35191,18 +35181,18 @@
           <wp:inline>
             <wp:extent cx="5753100" cy="2358092"/>
             <wp:effectExtent b="0" l="0" r="0" t="0"/>
-            <wp:docPr descr="图 23 P99 调度延迟时序（s3, w3, inst1，n=3 中位数）" title="" id="196" name="Picture"/>
+            <wp:docPr descr="图 23 P99 调度延迟时序（s3, w3, inst1，n=3 中位数）" title="" id="191" name="Picture"/>
             <a:graphic>
               <a:graphicData uri="http://schemas.openxmlformats.org/drawingml/2006/picture">
                 <pic:pic>
                   <pic:nvPicPr>
-                    <pic:cNvPr descr="../figures/fig6-6-latency-p99-s3-w3.png" id="197" name="Picture"/>
+                    <pic:cNvPr descr="../figures/fig6-6-latency-p99-s3-w3.png" id="192" name="Picture"/>
                     <pic:cNvPicPr>
                       <a:picLocks noChangeArrowheads="1" noChangeAspect="1"/>
                     </pic:cNvPicPr>
                   </pic:nvPicPr>
                   <pic:blipFill>
-                    <a:blip r:embed="rId195"/>
+                    <a:blip r:embed="rId190"/>
                     <a:stretch>
                       <a:fillRect/>
                     </a:stretch>
@@ -35267,8 +35257,8 @@
         <w:t xml:space="preserve">中位数）</w:t>
       </w:r>
     </w:p>
-    <w:bookmarkEnd w:id="198"/>
-    <w:bookmarkStart w:id="208" w:name="中等规模对照s2w3-inst1"/>
+    <w:bookmarkEnd w:id="193"/>
+    <w:bookmarkStart w:id="203" w:name="中等规模对照s2w3-inst1"/>
     <w:p>
       <w:pPr>
         <w:pStyle w:val="Heading3"/>
@@ -35398,18 +35388,18 @@
           <wp:inline>
             <wp:extent cx="5753100" cy="2359417"/>
             <wp:effectExtent b="0" l="0" r="0" t="0"/>
-            <wp:docPr descr="图 24 ENO 与 Gödel 调度吞吐时序（s2, w3, inst1，n=3 中位数）" title="" id="200" name="Picture"/>
+            <wp:docPr descr="图 24 ENO 与 Gödel 调度吞吐时序（s2, w3, inst1，n=3 中位数）" title="" id="195" name="Picture"/>
             <a:graphic>
               <a:graphicData uri="http://schemas.openxmlformats.org/drawingml/2006/picture">
                 <pic:pic>
                   <pic:nvPicPr>
-                    <pic:cNvPr descr="../figures/fig6-throughput-s2-w3.png" id="201" name="Picture"/>
+                    <pic:cNvPr descr="../figures/fig6-throughput-s2-w3.png" id="196" name="Picture"/>
                     <pic:cNvPicPr>
                       <a:picLocks noChangeArrowheads="1" noChangeAspect="1"/>
                     </pic:cNvPicPr>
                   </pic:nvPicPr>
                   <pic:blipFill>
-                    <a:blip r:embed="rId199"/>
+                    <a:blip r:embed="rId194"/>
                     <a:stretch>
                       <a:fillRect/>
                     </a:stretch>
@@ -35527,18 +35517,18 @@
           <wp:inline>
             <wp:extent cx="5753100" cy="2358092"/>
             <wp:effectExtent b="0" l="0" r="0" t="0"/>
-            <wp:docPr descr="图 25 P90 调度延迟时序（s2, w3, inst1，n=3 中位数）" title="" id="203" name="Picture"/>
+            <wp:docPr descr="图 25 P90 调度延迟时序（s2, w3, inst1，n=3 中位数）" title="" id="198" name="Picture"/>
             <a:graphic>
               <a:graphicData uri="http://schemas.openxmlformats.org/drawingml/2006/picture">
                 <pic:pic>
                   <pic:nvPicPr>
-                    <pic:cNvPr descr="../figures/fig6-latency-p90-s2-w3.png" id="204" name="Picture"/>
+                    <pic:cNvPr descr="../figures/fig6-latency-p90-s2-w3.png" id="199" name="Picture"/>
                     <pic:cNvPicPr>
                       <a:picLocks noChangeArrowheads="1" noChangeAspect="1"/>
                     </pic:cNvPicPr>
                   </pic:nvPicPr>
                   <pic:blipFill>
-                    <a:blip r:embed="rId202"/>
+                    <a:blip r:embed="rId197"/>
                     <a:stretch>
                       <a:fillRect/>
                     </a:stretch>
@@ -35647,18 +35637,18 @@
           <wp:inline>
             <wp:extent cx="5753100" cy="2358092"/>
             <wp:effectExtent b="0" l="0" r="0" t="0"/>
-            <wp:docPr descr="图 26 P99 调度延迟时序（s2, w3, inst1，n=3 中位数）" title="" id="206" name="Picture"/>
+            <wp:docPr descr="图 26 P99 调度延迟时序（s2, w3, inst1，n=3 中位数）" title="" id="201" name="Picture"/>
             <a:graphic>
               <a:graphicData uri="http://schemas.openxmlformats.org/drawingml/2006/picture">
                 <pic:pic>
                   <pic:nvPicPr>
-                    <pic:cNvPr descr="../figures/fig6-11-latency-p99-s2-w3.png" id="207" name="Picture"/>
+                    <pic:cNvPr descr="../figures/fig6-11-latency-p99-s2-w3.png" id="202" name="Picture"/>
                     <pic:cNvPicPr>
                       <a:picLocks noChangeArrowheads="1" noChangeAspect="1"/>
                     </pic:cNvPicPr>
                   </pic:nvPicPr>
                   <pic:blipFill>
-                    <a:blip r:embed="rId205"/>
+                    <a:blip r:embed="rId200"/>
                     <a:stretch>
                       <a:fillRect/>
                     </a:stretch>
@@ -35723,8 +35713,8 @@
         <w:t xml:space="preserve">中位数）</w:t>
       </w:r>
     </w:p>
-    <w:bookmarkEnd w:id="208"/>
-    <w:bookmarkStart w:id="218" w:name="集群规模扩展s3-s4w3-inst3"/>
+    <w:bookmarkEnd w:id="203"/>
+    <w:bookmarkStart w:id="213" w:name="集群规模扩展s3-s4w3-inst3"/>
     <w:p>
       <w:pPr>
         <w:pStyle w:val="Heading3"/>
@@ -36153,18 +36143,18 @@
           <wp:inline>
             <wp:extent cx="5753100" cy="2359417"/>
             <wp:effectExtent b="0" l="0" r="0" t="0"/>
-            <wp:docPr descr="图 27 ENO 与 Gödel 调度吞吐时序（s4, w3, inst3，n=3 中位数）" title="" id="210" name="Picture"/>
+            <wp:docPr descr="图 27 ENO 与 Gödel 调度吞吐时序（s4, w3, inst3，n=3 中位数）" title="" id="205" name="Picture"/>
             <a:graphic>
               <a:graphicData uri="http://schemas.openxmlformats.org/drawingml/2006/picture">
                 <pic:pic>
                   <pic:nvPicPr>
-                    <pic:cNvPr descr="../figures/fig6-12-throughput-s4-w3-inst3.png" id="211" name="Picture"/>
+                    <pic:cNvPr descr="../figures/fig6-12-throughput-s4-w3-inst3.png" id="206" name="Picture"/>
                     <pic:cNvPicPr>
                       <a:picLocks noChangeArrowheads="1" noChangeAspect="1"/>
                     </pic:cNvPicPr>
                   </pic:nvPicPr>
                   <pic:blipFill>
-                    <a:blip r:embed="rId209"/>
+                    <a:blip r:embed="rId204"/>
                     <a:stretch>
                       <a:fillRect/>
                     </a:stretch>
@@ -36282,18 +36272,18 @@
           <wp:inline>
             <wp:extent cx="5753100" cy="2359417"/>
             <wp:effectExtent b="0" l="0" r="0" t="0"/>
-            <wp:docPr descr="图 28 P90 调度延迟时序（s4, w3, inst3，n=3 中位数）" title="" id="213" name="Picture"/>
+            <wp:docPr descr="图 28 P90 调度延迟时序（s4, w3, inst3，n=3 中位数）" title="" id="208" name="Picture"/>
             <a:graphic>
               <a:graphicData uri="http://schemas.openxmlformats.org/drawingml/2006/picture">
                 <pic:pic>
                   <pic:nvPicPr>
-                    <pic:cNvPr descr="../figures/fig6-latency-p90-s4-w3-inst3.png" id="214" name="Picture"/>
+                    <pic:cNvPr descr="../figures/fig6-latency-p90-s4-w3-inst3.png" id="209" name="Picture"/>
                     <pic:cNvPicPr>
                       <a:picLocks noChangeArrowheads="1" noChangeAspect="1"/>
                     </pic:cNvPicPr>
                   </pic:nvPicPr>
                   <pic:blipFill>
-                    <a:blip r:embed="rId212"/>
+                    <a:blip r:embed="rId207"/>
                     <a:stretch>
                       <a:fillRect/>
                     </a:stretch>
@@ -36402,18 +36392,18 @@
           <wp:inline>
             <wp:extent cx="5753100" cy="2359417"/>
             <wp:effectExtent b="0" l="0" r="0" t="0"/>
-            <wp:docPr descr="图 29 ENO 与 Gödel P99 调度延迟时序（s4, w3, inst3，n=3 中位数）" title="" id="216" name="Picture"/>
+            <wp:docPr descr="图 29 ENO 与 Gödel P99 调度延迟时序（s4, w3, inst3，n=3 中位数）" title="" id="211" name="Picture"/>
             <a:graphic>
               <a:graphicData uri="http://schemas.openxmlformats.org/drawingml/2006/picture">
                 <pic:pic>
                   <pic:nvPicPr>
-                    <pic:cNvPr descr="../figures/fig6-13-latency-p99-s4-w3-inst3.png" id="217" name="Picture"/>
+                    <pic:cNvPr descr="../figures/fig6-13-latency-p99-s4-w3-inst3.png" id="212" name="Picture"/>
                     <pic:cNvPicPr>
                       <a:picLocks noChangeArrowheads="1" noChangeAspect="1"/>
                     </pic:cNvPicPr>
                   </pic:nvPicPr>
                   <pic:blipFill>
-                    <a:blip r:embed="rId215"/>
+                    <a:blip r:embed="rId210"/>
                     <a:stretch>
                       <a:fillRect/>
                     </a:stretch>
@@ -36696,8 +36686,8 @@
         <w:t xml:space="preserve">节）。</w:t>
       </w:r>
     </w:p>
-    <w:bookmarkEnd w:id="218"/>
-    <w:bookmarkStart w:id="228" w:name="实例数扩展inst1-inst3s3-w3"/>
+    <w:bookmarkEnd w:id="213"/>
+    <w:bookmarkStart w:id="223" w:name="实例数扩展inst1-inst3s3-w3"/>
     <w:p>
       <w:pPr>
         <w:pStyle w:val="Heading3"/>
@@ -37212,18 +37202,18 @@
           <wp:inline>
             <wp:extent cx="5753100" cy="2359417"/>
             <wp:effectExtent b="0" l="0" r="0" t="0"/>
-            <wp:docPr descr="图 30 ENO 与 Gödel 调度吞吐时序（s3, w3, inst3，n=3 中位数）" title="" id="220" name="Picture"/>
+            <wp:docPr descr="图 30 ENO 与 Gödel 调度吞吐时序（s3, w3, inst3，n=3 中位数）" title="" id="215" name="Picture"/>
             <a:graphic>
               <a:graphicData uri="http://schemas.openxmlformats.org/drawingml/2006/picture">
                 <pic:pic>
                   <pic:nvPicPr>
-                    <pic:cNvPr descr="../figures/fig6-16-throughput-s3-w3-inst3.png" id="221" name="Picture"/>
+                    <pic:cNvPr descr="../figures/fig6-16-throughput-s3-w3-inst3.png" id="216" name="Picture"/>
                     <pic:cNvPicPr>
                       <a:picLocks noChangeArrowheads="1" noChangeAspect="1"/>
                     </pic:cNvPicPr>
                   </pic:nvPicPr>
                   <pic:blipFill>
-                    <a:blip r:embed="rId219"/>
+                    <a:blip r:embed="rId214"/>
                     <a:stretch>
                       <a:fillRect/>
                     </a:stretch>
@@ -37341,18 +37331,18 @@
           <wp:inline>
             <wp:extent cx="5753100" cy="2359417"/>
             <wp:effectExtent b="0" l="0" r="0" t="0"/>
-            <wp:docPr descr="图 31 P90 调度延迟时序（s3, w3, inst3，n=3 中位数）" title="" id="223" name="Picture"/>
+            <wp:docPr descr="图 31 P90 调度延迟时序（s3, w3, inst3，n=3 中位数）" title="" id="218" name="Picture"/>
             <a:graphic>
               <a:graphicData uri="http://schemas.openxmlformats.org/drawingml/2006/picture">
                 <pic:pic>
                   <pic:nvPicPr>
-                    <pic:cNvPr descr="../figures/fig6-latency-p90-s3-w3-inst3.png" id="224" name="Picture"/>
+                    <pic:cNvPr descr="../figures/fig6-latency-p90-s3-w3-inst3.png" id="219" name="Picture"/>
                     <pic:cNvPicPr>
                       <a:picLocks noChangeArrowheads="1" noChangeAspect="1"/>
                     </pic:cNvPicPr>
                   </pic:nvPicPr>
                   <pic:blipFill>
-                    <a:blip r:embed="rId222"/>
+                    <a:blip r:embed="rId217"/>
                     <a:stretch>
                       <a:fillRect/>
                     </a:stretch>
@@ -37461,18 +37451,18 @@
           <wp:inline>
             <wp:extent cx="5753100" cy="2359417"/>
             <wp:effectExtent b="0" l="0" r="0" t="0"/>
-            <wp:docPr descr="图 32 ENO 与 Gödel P99 调度延迟时序（s3, w3, inst3，n=3 中位数）" title="" id="226" name="Picture"/>
+            <wp:docPr descr="图 32 ENO 与 Gödel P99 调度延迟时序（s3, w3, inst3，n=3 中位数）" title="" id="221" name="Picture"/>
             <a:graphic>
               <a:graphicData uri="http://schemas.openxmlformats.org/drawingml/2006/picture">
                 <pic:pic>
                   <pic:nvPicPr>
-                    <pic:cNvPr descr="../figures/fig6-17-latency-p99-s3-w3-inst3.png" id="227" name="Picture"/>
+                    <pic:cNvPr descr="../figures/fig6-17-latency-p99-s3-w3-inst3.png" id="222" name="Picture"/>
                     <pic:cNvPicPr>
                       <a:picLocks noChangeArrowheads="1" noChangeAspect="1"/>
                     </pic:cNvPicPr>
                   </pic:nvPicPr>
                   <pic:blipFill>
-                    <a:blip r:embed="rId225"/>
+                    <a:blip r:embed="rId220"/>
                     <a:stretch>
                       <a:fillRect/>
                     </a:stretch>
@@ -37683,8 +37673,8 @@
         <w:t xml:space="preserve">的串行绑定环节吸收。</w:t>
       </w:r>
     </w:p>
-    <w:bookmarkEnd w:id="228"/>
-    <w:bookmarkStart w:id="253" w:name="复杂负载场景w4-极限-w5-突发"/>
+    <w:bookmarkEnd w:id="223"/>
+    <w:bookmarkStart w:id="248" w:name="复杂负载场景w4-极限-w5-突发"/>
     <w:p>
       <w:pPr>
         <w:pStyle w:val="Heading3"/>
@@ -38989,18 +38979,18 @@
           <wp:inline>
             <wp:extent cx="5753100" cy="2359417"/>
             <wp:effectExtent b="0" l="0" r="0" t="0"/>
-            <wp:docPr descr="图 33 ENO 与 Gödel 调度吞吐时序（s3, w4 极限负载, inst3，n=3 中位数）" title="" id="230" name="Picture"/>
+            <wp:docPr descr="图 33 ENO 与 Gödel 调度吞吐时序（s3, w4 极限负载, inst3，n=3 中位数）" title="" id="225" name="Picture"/>
             <a:graphic>
               <a:graphicData uri="http://schemas.openxmlformats.org/drawingml/2006/picture">
                 <pic:pic>
                   <pic:nvPicPr>
-                    <pic:cNvPr descr="../figures/fig6-14-throughput-s3-w4-inst3.png" id="231" name="Picture"/>
+                    <pic:cNvPr descr="../figures/fig6-14-throughput-s3-w4-inst3.png" id="226" name="Picture"/>
                     <pic:cNvPicPr>
                       <a:picLocks noChangeArrowheads="1" noChangeAspect="1"/>
                     </pic:cNvPicPr>
                   </pic:nvPicPr>
                   <pic:blipFill>
-                    <a:blip r:embed="rId229"/>
+                    <a:blip r:embed="rId224"/>
                     <a:stretch>
                       <a:fillRect/>
                     </a:stretch>
@@ -39135,18 +39125,18 @@
           <wp:inline>
             <wp:extent cx="5753100" cy="2358092"/>
             <wp:effectExtent b="0" l="0" r="0" t="0"/>
-            <wp:docPr descr="图 34 ENO 与 Gödel P99 调度延迟时序（s3, w4 极限负载, inst3，n=3 中位数）" title="" id="233" name="Picture"/>
+            <wp:docPr descr="图 34 ENO 与 Gödel P99 调度延迟时序（s3, w4 极限负载, inst3，n=3 中位数）" title="" id="228" name="Picture"/>
             <a:graphic>
               <a:graphicData uri="http://schemas.openxmlformats.org/drawingml/2006/picture">
                 <pic:pic>
                   <pic:nvPicPr>
-                    <pic:cNvPr descr="../figures/fig6-latency-p99-s3-w4-inst3.png" id="234" name="Picture"/>
+                    <pic:cNvPr descr="../figures/fig6-latency-p99-s3-w4-inst3.png" id="229" name="Picture"/>
                     <pic:cNvPicPr>
                       <a:picLocks noChangeArrowheads="1" noChangeAspect="1"/>
                     </pic:cNvPicPr>
                   </pic:nvPicPr>
                   <pic:blipFill>
-                    <a:blip r:embed="rId232"/>
+                    <a:blip r:embed="rId227"/>
                     <a:stretch>
                       <a:fillRect/>
                     </a:stretch>
@@ -39266,18 +39256,18 @@
           <wp:inline>
             <wp:extent cx="5753100" cy="2359417"/>
             <wp:effectExtent b="0" l="0" r="0" t="0"/>
-            <wp:docPr descr="图 35 ENO 与 Gödel 调度吞吐时序（s4, w4 极限负载, inst3，n=3 中位数）" title="" id="236" name="Picture"/>
+            <wp:docPr descr="图 35 ENO 与 Gödel 调度吞吐时序（s4, w4 极限负载, inst3，n=3 中位数）" title="" id="231" name="Picture"/>
             <a:graphic>
               <a:graphicData uri="http://schemas.openxmlformats.org/drawingml/2006/picture">
                 <pic:pic>
                   <pic:nvPicPr>
-                    <pic:cNvPr descr="../figures/fig6-throughput-s4-w4-inst3.png" id="237" name="Picture"/>
+                    <pic:cNvPr descr="../figures/fig6-throughput-s4-w4-inst3.png" id="232" name="Picture"/>
                     <pic:cNvPicPr>
                       <a:picLocks noChangeArrowheads="1" noChangeAspect="1"/>
                     </pic:cNvPicPr>
                   </pic:nvPicPr>
                   <pic:blipFill>
-                    <a:blip r:embed="rId235"/>
+                    <a:blip r:embed="rId230"/>
                     <a:stretch>
                       <a:fillRect/>
                     </a:stretch>
@@ -39412,18 +39402,18 @@
           <wp:inline>
             <wp:extent cx="5753100" cy="2358092"/>
             <wp:effectExtent b="0" l="0" r="0" t="0"/>
-            <wp:docPr descr="图 36 ENO 与 Gödel P99 调度延迟时序（s4, w4 极限负载, inst3，n=3 中位数）" title="" id="239" name="Picture"/>
+            <wp:docPr descr="图 36 ENO 与 Gödel P99 调度延迟时序（s4, w4 极限负载, inst3，n=3 中位数）" title="" id="234" name="Picture"/>
             <a:graphic>
               <a:graphicData uri="http://schemas.openxmlformats.org/drawingml/2006/picture">
                 <pic:pic>
                   <pic:nvPicPr>
-                    <pic:cNvPr descr="../figures/fig6-latency-p99-s4-w4-inst3.png" id="240" name="Picture"/>
+                    <pic:cNvPr descr="../figures/fig6-latency-p99-s4-w4-inst3.png" id="235" name="Picture"/>
                     <pic:cNvPicPr>
                       <a:picLocks noChangeArrowheads="1" noChangeAspect="1"/>
                     </pic:cNvPicPr>
                   </pic:nvPicPr>
                   <pic:blipFill>
-                    <a:blip r:embed="rId238"/>
+                    <a:blip r:embed="rId233"/>
                     <a:stretch>
                       <a:fillRect/>
                     </a:stretch>
@@ -39543,18 +39533,18 @@
           <wp:inline>
             <wp:extent cx="5753100" cy="2359417"/>
             <wp:effectExtent b="0" l="0" r="0" t="0"/>
-            <wp:docPr descr="图 37 ENO 与 Gödel 调度吞吐时序（s3, w5 突发洪峰, inst3，n=3 中位数）" title="" id="242" name="Picture"/>
+            <wp:docPr descr="图 37 ENO 与 Gödel 调度吞吐时序（s3, w5 突发洪峰, inst3，n=3 中位数）" title="" id="237" name="Picture"/>
             <a:graphic>
               <a:graphicData uri="http://schemas.openxmlformats.org/drawingml/2006/picture">
                 <pic:pic>
                   <pic:nvPicPr>
-                    <pic:cNvPr descr="../figures/fig6-throughput-s3-w5-inst3.png" id="243" name="Picture"/>
+                    <pic:cNvPr descr="../figures/fig6-throughput-s3-w5-inst3.png" id="238" name="Picture"/>
                     <pic:cNvPicPr>
                       <a:picLocks noChangeArrowheads="1" noChangeAspect="1"/>
                     </pic:cNvPicPr>
                   </pic:nvPicPr>
                   <pic:blipFill>
-                    <a:blip r:embed="rId241"/>
+                    <a:blip r:embed="rId236"/>
                     <a:stretch>
                       <a:fillRect/>
                     </a:stretch>
@@ -39689,18 +39679,18 @@
           <wp:inline>
             <wp:extent cx="5753100" cy="2359417"/>
             <wp:effectExtent b="0" l="0" r="0" t="0"/>
-            <wp:docPr descr="图 38 ENO 与 Gödel P99 调度延迟时序（s3, w5 突发洪峰, inst3，n=3 中位数）" title="" id="245" name="Picture"/>
+            <wp:docPr descr="图 38 ENO 与 Gödel P99 调度延迟时序（s3, w5 突发洪峰, inst3，n=3 中位数）" title="" id="240" name="Picture"/>
             <a:graphic>
               <a:graphicData uri="http://schemas.openxmlformats.org/drawingml/2006/picture">
                 <pic:pic>
                   <pic:nvPicPr>
-                    <pic:cNvPr descr="../figures/fig6-latency-p99-s3-w5-inst3.png" id="246" name="Picture"/>
+                    <pic:cNvPr descr="../figures/fig6-latency-p99-s3-w5-inst3.png" id="241" name="Picture"/>
                     <pic:cNvPicPr>
                       <a:picLocks noChangeArrowheads="1" noChangeAspect="1"/>
                     </pic:cNvPicPr>
                   </pic:nvPicPr>
                   <pic:blipFill>
-                    <a:blip r:embed="rId244"/>
+                    <a:blip r:embed="rId239"/>
                     <a:stretch>
                       <a:fillRect/>
                     </a:stretch>
@@ -39820,18 +39810,18 @@
           <wp:inline>
             <wp:extent cx="5753100" cy="2359417"/>
             <wp:effectExtent b="0" l="0" r="0" t="0"/>
-            <wp:docPr descr="图 39 ENO 与 Gödel 调度吞吐时序（s4, w5 突发洪峰, inst3，n=3 中位数）" title="" id="248" name="Picture"/>
+            <wp:docPr descr="图 39 ENO 与 Gödel 调度吞吐时序（s4, w5 突发洪峰, inst3，n=3 中位数）" title="" id="243" name="Picture"/>
             <a:graphic>
               <a:graphicData uri="http://schemas.openxmlformats.org/drawingml/2006/picture">
                 <pic:pic>
                   <pic:nvPicPr>
-                    <pic:cNvPr descr="../figures/fig6-15-throughput-s4-w5-inst3.png" id="249" name="Picture"/>
+                    <pic:cNvPr descr="../figures/fig6-15-throughput-s4-w5-inst3.png" id="244" name="Picture"/>
                     <pic:cNvPicPr>
                       <a:picLocks noChangeArrowheads="1" noChangeAspect="1"/>
                     </pic:cNvPicPr>
                   </pic:nvPicPr>
                   <pic:blipFill>
-                    <a:blip r:embed="rId247"/>
+                    <a:blip r:embed="rId242"/>
                     <a:stretch>
                       <a:fillRect/>
                     </a:stretch>
@@ -39966,18 +39956,18 @@
           <wp:inline>
             <wp:extent cx="5753100" cy="2359417"/>
             <wp:effectExtent b="0" l="0" r="0" t="0"/>
-            <wp:docPr descr="图 40 ENO 与 Gödel P99 调度延迟时序（s4, w5 突发洪峰, inst3，n=3 中位数）" title="" id="251" name="Picture"/>
+            <wp:docPr descr="图 40 ENO 与 Gödel P99 调度延迟时序（s4, w5 突发洪峰, inst3，n=3 中位数）" title="" id="246" name="Picture"/>
             <a:graphic>
               <a:graphicData uri="http://schemas.openxmlformats.org/drawingml/2006/picture">
                 <pic:pic>
                   <pic:nvPicPr>
-                    <pic:cNvPr descr="../figures/fig6-latency-p99-s4-w5-inst3.png" id="252" name="Picture"/>
+                    <pic:cNvPr descr="../figures/fig6-latency-p99-s4-w5-inst3.png" id="247" name="Picture"/>
                     <pic:cNvPicPr>
                       <a:picLocks noChangeArrowheads="1" noChangeAspect="1"/>
                     </pic:cNvPicPr>
                   </pic:nvPicPr>
                   <pic:blipFill>
-                    <a:blip r:embed="rId250"/>
+                    <a:blip r:embed="rId245"/>
                     <a:stretch>
                       <a:fillRect/>
                     </a:stretch>
@@ -40509,9 +40499,9 @@
         <w:t xml:space="preserve">规模。</w:t>
       </w:r>
     </w:p>
-    <w:bookmarkEnd w:id="253"/>
-    <w:bookmarkEnd w:id="254"/>
-    <w:bookmarkStart w:id="267" w:name="一致性容错机制的专项验证"/>
+    <w:bookmarkEnd w:id="248"/>
+    <w:bookmarkEnd w:id="249"/>
+    <w:bookmarkStart w:id="262" w:name="一致性容错机制的专项验证"/>
     <w:p>
       <w:pPr>
         <w:pStyle w:val="Heading2"/>
@@ -41383,7 +41373,7 @@
         <w:t xml:space="preserve">。</w:t>
       </w:r>
     </w:p>
-    <w:bookmarkStart w:id="258" w:name="layer-0-触发验证"/>
+    <w:bookmarkStart w:id="253" w:name="layer-0-触发验证"/>
     <w:p>
       <w:pPr>
         <w:pStyle w:val="Heading3"/>
@@ -42999,18 +42989,18 @@
           <wp:inline>
             <wp:extent cx="5753100" cy="2416301"/>
             <wp:effectExtent b="0" l="0" r="0" t="0"/>
-            <wp:docPr descr="图 41 Layer 0 触发验证（节点归属漂移，s2/w2/inst3，n=1）" title="" id="256" name="Picture"/>
+            <wp:docPr descr="图 41 Layer 0 触发验证（节点归属漂移，s2/w2/inst3，n=1）" title="" id="251" name="Picture"/>
             <a:graphic>
               <a:graphicData uri="http://schemas.openxmlformats.org/drawingml/2006/picture">
                 <pic:pic>
                   <pic:nvPicPr>
-                    <pic:cNvPr descr="../figures/fig6-29a-layer0-timeseries.png" id="257" name="Picture"/>
+                    <pic:cNvPr descr="../figures/fig6-29a-layer0-timeseries.png" id="252" name="Picture"/>
                     <pic:cNvPicPr>
                       <a:picLocks noChangeArrowheads="1" noChangeAspect="1"/>
                     </pic:cNvPicPr>
                   </pic:nvPicPr>
                   <pic:blipFill>
-                    <a:blip r:embed="rId255"/>
+                    <a:blip r:embed="rId250"/>
                     <a:stretch>
                       <a:fillRect/>
                     </a:stretch>
@@ -43057,8 +43047,8 @@
         <w:t xml:space="preserve">触发验证（节点归属漂移，s2/w2/inst3，n=1）</w:t>
       </w:r>
     </w:p>
-    <w:bookmarkEnd w:id="258"/>
-    <w:bookmarkStart w:id="265" w:name="layer-3-触发验证"/>
+    <w:bookmarkEnd w:id="253"/>
+    <w:bookmarkStart w:id="260" w:name="layer-3-触发验证"/>
     <w:p>
       <w:pPr>
         <w:pStyle w:val="Heading3"/>
@@ -44907,18 +44897,18 @@
           <wp:inline>
             <wp:extent cx="5753100" cy="2416301"/>
             <wp:effectExtent b="0" l="0" r="0" t="0"/>
-            <wp:docPr descr="图 42 Layer 3 触发验证（scheduler-0 停机 180 s，s2/w2/inst3，n=1）" title="" id="260" name="Picture"/>
+            <wp:docPr descr="图 42 Layer 3 触发验证（scheduler-0 停机 180 s，s2/w2/inst3，n=1）" title="" id="255" name="Picture"/>
             <a:graphic>
               <a:graphicData uri="http://schemas.openxmlformats.org/drawingml/2006/picture">
                 <pic:pic>
                   <pic:nvPicPr>
-                    <pic:cNvPr descr="../figures/fig6-29b-layer3-timeseries.png" id="261" name="Picture"/>
+                    <pic:cNvPr descr="../figures/fig6-29b-layer3-timeseries.png" id="256" name="Picture"/>
                     <pic:cNvPicPr>
                       <a:picLocks noChangeArrowheads="1" noChangeAspect="1"/>
                     </pic:cNvPicPr>
                   </pic:nvPicPr>
                   <pic:blipFill>
-                    <a:blip r:embed="rId259"/>
+                    <a:blip r:embed="rId254"/>
                     <a:stretch>
                       <a:fillRect/>
                     </a:stretch>
@@ -44992,18 +44982,18 @@
           <wp:inline>
             <wp:extent cx="5753100" cy="1789853"/>
             <wp:effectExtent b="0" l="0" r="0" t="0"/>
-            <wp:docPr descr="图 43 Layer 0 / Layer 3 故障注入三项定量对比（s2/w2/inst3，n=1）" title="" id="263" name="Picture"/>
+            <wp:docPr descr="图 43 Layer 0 / Layer 3 故障注入三项定量对比（s2/w2/inst3，n=1）" title="" id="258" name="Picture"/>
             <a:graphic>
               <a:graphicData uri="http://schemas.openxmlformats.org/drawingml/2006/picture">
                 <pic:pic>
                   <pic:nvPicPr>
-                    <pic:cNvPr descr="../figures/fig6-30-fault-recovery-comparison.png" id="264" name="Picture"/>
+                    <pic:cNvPr descr="../figures/fig6-30-fault-recovery-comparison.png" id="259" name="Picture"/>
                     <pic:cNvPicPr>
                       <a:picLocks noChangeArrowheads="1" noChangeAspect="1"/>
                     </pic:cNvPicPr>
                   </pic:nvPicPr>
                   <pic:blipFill>
-                    <a:blip r:embed="rId262"/>
+                    <a:blip r:embed="rId257"/>
                     <a:stretch>
                       <a:fillRect/>
                     </a:stretch>
@@ -45050,8 +45040,8 @@
         <w:t xml:space="preserve">故障注入三项定量对比（s2/w2/inst3，n=1）</w:t>
       </w:r>
     </w:p>
-    <w:bookmarkEnd w:id="265"/>
-    <w:bookmarkStart w:id="266" w:name="实验编排与可复现性"/>
+    <w:bookmarkEnd w:id="260"/>
+    <w:bookmarkStart w:id="261" w:name="实验编排与可复现性"/>
     <w:p>
       <w:pPr>
         <w:pStyle w:val="Heading3"/>
@@ -46013,9 +46003,9 @@
         <w:t xml:space="preserve">维度剥离。</w:t>
       </w:r>
     </w:p>
-    <w:bookmarkEnd w:id="266"/>
-    <w:bookmarkEnd w:id="267"/>
-    <w:bookmarkStart w:id="268" w:name="讨论局限性与威胁效力"/>
+    <w:bookmarkEnd w:id="261"/>
+    <w:bookmarkEnd w:id="262"/>
+    <w:bookmarkStart w:id="263" w:name="讨论局限性与威胁效力"/>
     <w:p>
       <w:pPr>
         <w:pStyle w:val="Heading2"/>
@@ -47733,8 +47723,8 @@
         <w:t xml:space="preserve">的创建与绑定时间戳，从而把启动段与稳态段分别统计。</w:t>
       </w:r>
     </w:p>
-    <w:bookmarkEnd w:id="268"/>
-    <w:bookmarkStart w:id="269" w:name="本章小结-2"/>
+    <w:bookmarkEnd w:id="263"/>
+    <w:bookmarkStart w:id="264" w:name="本章小结-2"/>
     <w:p>
       <w:pPr>
         <w:pStyle w:val="Heading2"/>
@@ -48406,9 +48396,9 @@
         <w:br w:type="page"/>
       </w:r>
     </w:p>
-    <w:bookmarkEnd w:id="269"/>
-    <w:bookmarkEnd w:id="270"/>
-    <w:bookmarkStart w:id="275" w:name="第七章-总结与展望"/>
+    <w:bookmarkEnd w:id="264"/>
+    <w:bookmarkEnd w:id="265"/>
+    <w:bookmarkStart w:id="270" w:name="第七章-总结与展望"/>
     <w:p>
       <w:pPr>
         <w:pStyle w:val="Heading1"/>
@@ -48429,7 +48419,7 @@
         <w:t xml:space="preserve">总结与展望</w:t>
       </w:r>
     </w:p>
-    <w:bookmarkStart w:id="271" w:name="工作总结"/>
+    <w:bookmarkStart w:id="266" w:name="工作总结"/>
     <w:p>
       <w:pPr>
         <w:pStyle w:val="Heading2"/>
@@ -48967,8 +48957,8 @@
         <w:t xml:space="preserve">的完整数据。</w:t>
       </w:r>
     </w:p>
-    <w:bookmarkEnd w:id="271"/>
-    <w:bookmarkStart w:id="272" w:name="主要贡献"/>
+    <w:bookmarkEnd w:id="266"/>
+    <w:bookmarkStart w:id="267" w:name="主要贡献"/>
     <w:p>
       <w:pPr>
         <w:pStyle w:val="Heading2"/>
@@ -49188,8 +49178,8 @@
         <w:t xml:space="preserve">个基准场景的原始数据与脚本均随本文一起开源，供后续研究复用。</w:t>
       </w:r>
     </w:p>
-    <w:bookmarkEnd w:id="272"/>
-    <w:bookmarkStart w:id="273" w:name="局限性"/>
+    <w:bookmarkEnd w:id="267"/>
+    <w:bookmarkStart w:id="268" w:name="局限性"/>
     <w:p>
       <w:pPr>
         <w:pStyle w:val="Heading2"/>
@@ -49408,8 +49398,8 @@
         <w:t xml:space="preserve">在集群总资源开销上带来的收益。</w:t>
       </w:r>
     </w:p>
-    <w:bookmarkEnd w:id="273"/>
-    <w:bookmarkStart w:id="274" w:name="未来工作"/>
+    <w:bookmarkEnd w:id="268"/>
+    <w:bookmarkStart w:id="269" w:name="未来工作"/>
     <w:p>
       <w:pPr>
         <w:pStyle w:val="Heading2"/>
@@ -49600,9 +49590,9 @@
         <w:br w:type="page"/>
       </w:r>
     </w:p>
-    <w:bookmarkEnd w:id="274"/>
-    <w:bookmarkEnd w:id="275"/>
-    <w:bookmarkStart w:id="276" w:name="参考文献"/>
+    <w:bookmarkEnd w:id="269"/>
+    <w:bookmarkEnd w:id="270"/>
+    <w:bookmarkStart w:id="271" w:name="参考文献"/>
     <w:p>
       <w:pPr>
         <w:pStyle w:val="Heading1"/>
@@ -49987,8 +49977,8 @@
         <w:br w:type="page"/>
       </w:r>
     </w:p>
-    <w:bookmarkEnd w:id="276"/>
-    <w:bookmarkStart w:id="280" w:name="附录"/>
+    <w:bookmarkEnd w:id="271"/>
+    <w:bookmarkStart w:id="275" w:name="附录"/>
     <w:p>
       <w:pPr>
         <w:pStyle w:val="Heading1"/>
@@ -50000,7 +49990,7 @@
         <w:t xml:space="preserve">附录</w:t>
       </w:r>
     </w:p>
-    <w:bookmarkStart w:id="277" w:name="附录-a-完整实验数据表"/>
+    <w:bookmarkStart w:id="272" w:name="附录-a-完整实验数据表"/>
     <w:p>
       <w:pPr>
         <w:pStyle w:val="Heading2"/>
@@ -59617,8 +59607,8 @@
         <w:t xml:space="preserve">节），表中数值仅供参考，正文未据此做跨调度器延迟的等价性比较。</w:t>
       </w:r>
     </w:p>
-    <w:bookmarkEnd w:id="277"/>
-    <w:bookmarkStart w:id="278" w:name="附录-b-核心代码片段"/>
+    <w:bookmarkEnd w:id="272"/>
+    <w:bookmarkStart w:id="273" w:name="附录-b-核心代码片段"/>
     <w:p>
       <w:pPr>
         <w:pStyle w:val="Heading2"/>
@@ -60954,8 +60944,8 @@
         <w:t xml:space="preserve"> 10 s。</w:t>
       </w:r>
     </w:p>
-    <w:bookmarkEnd w:id="278"/>
-    <w:bookmarkStart w:id="279" w:name="附录-c-prometheus-recording-rules-示例"/>
+    <w:bookmarkEnd w:id="273"/>
+    <w:bookmarkStart w:id="274" w:name="附录-c-prometheus-recording-rules-示例"/>
     <w:p>
       <w:pPr>
         <w:pStyle w:val="Heading2"/>
@@ -61284,9 +61274,9 @@
         <w:br w:type="page"/>
       </w:r>
     </w:p>
-    <w:bookmarkEnd w:id="279"/>
-    <w:bookmarkEnd w:id="280"/>
-    <w:bookmarkStart w:id="281" w:name="致谢"/>
+    <w:bookmarkEnd w:id="274"/>
+    <w:bookmarkEnd w:id="275"/>
+    <w:bookmarkStart w:id="276" w:name="致谢"/>
     <w:p>
       <w:pPr>
         <w:pStyle w:val="Heading1"/>
@@ -61393,7 +61383,7 @@
         <w:t xml:space="preserve">由于本人水平有限，论文中难免存在不足之处，恳请各位专家和老师批评指正。</w:t>
       </w:r>
     </w:p>
-    <w:bookmarkEnd w:id="281"/>
+    <w:bookmarkEnd w:id="276"/>
     <w:sectPr>
       <w:footerReference r:id="rId6" w:type="first"/>
       <w:headerReference r:id="rId3" w:type="default"/>

--- a/docs/thesis/thesis-beihang.docx
+++ b/docs/thesis/thesis-beihang.docx
@@ -1202,12 +1202,16 @@
         </w:rPr>
         <w:t xml:space="preserve">论文</w:t>
       </w:r>
-      <w:r>
-        <w:rPr>
-          <w:vertAlign w:val="superscript"/>
-        </w:rPr>
-        <w:t xml:space="preserve">[1]</w:t>
-      </w:r>
+      <w:hyperlink w:anchor="ref1">
+        <w:r>
+          <w:rPr>
+            <w:color w:val="auto"/>
+            <w:u w:val="none"/>
+            <w:vertAlign w:val="superscript"/>
+          </w:rPr>
+          <w:t xml:space="preserve">[1]</w:t>
+        </w:r>
+      </w:hyperlink>
       <w:r>
         <w:t xml:space="preserve"> </w:t>
       </w:r>
@@ -1229,12 +1233,16 @@
       <w:r>
         <w:t xml:space="preserve"> Scheduling Framework</w:t>
       </w:r>
-      <w:r>
-        <w:rPr>
-          <w:vertAlign w:val="superscript"/>
-        </w:rPr>
-        <w:t xml:space="preserve">[2]</w:t>
-      </w:r>
+      <w:hyperlink w:anchor="ref2">
+        <w:r>
+          <w:rPr>
+            <w:color w:val="auto"/>
+            <w:u w:val="none"/>
+            <w:vertAlign w:val="superscript"/>
+          </w:rPr>
+          <w:t xml:space="preserve">[2]</w:t>
+        </w:r>
+      </w:hyperlink>
       <w:r>
         <w:t xml:space="preserve"> </w:t>
       </w:r>
@@ -1285,12 +1293,16 @@
       <w:r>
         <w:t xml:space="preserve"> Gödel Scheduler</w:t>
       </w:r>
-      <w:r>
-        <w:rPr>
-          <w:vertAlign w:val="superscript"/>
-        </w:rPr>
-        <w:t xml:space="preserve">[3]</w:t>
-      </w:r>
+      <w:hyperlink w:anchor="ref3">
+        <w:r>
+          <w:rPr>
+            <w:color w:val="auto"/>
+            <w:u w:val="none"/>
+            <w:vertAlign w:val="superscript"/>
+          </w:rPr>
+          <w:t xml:space="preserve">[3]</w:t>
+        </w:r>
+      </w:hyperlink>
       <w:r>
         <w:t xml:space="preserve"> </w:t>
       </w:r>
@@ -1363,12 +1375,16 @@
         </w:rPr>
         <w:t xml:space="preserve">万节点级别的生产集群运行</w:t>
       </w:r>
-      <w:r>
-        <w:rPr>
-          <w:vertAlign w:val="superscript"/>
-        </w:rPr>
-        <w:t xml:space="preserve">[4]</w:t>
-      </w:r>
+      <w:hyperlink w:anchor="ref4">
+        <w:r>
+          <w:rPr>
+            <w:color w:val="auto"/>
+            <w:u w:val="none"/>
+            <w:vertAlign w:val="superscript"/>
+          </w:rPr>
+          <w:t xml:space="preserve">[4]</w:t>
+        </w:r>
+      </w:hyperlink>
       <w:r>
         <w:t xml:space="preserve">。</w:t>
       </w:r>
@@ -1544,12 +1560,16 @@
       <w:r>
         <w:t xml:space="preserve"> Volcano</w:t>
       </w:r>
-      <w:r>
-        <w:rPr>
-          <w:vertAlign w:val="superscript"/>
-        </w:rPr>
-        <w:t xml:space="preserve">[5]</w:t>
-      </w:r>
+      <w:hyperlink w:anchor="ref5">
+        <w:r>
+          <w:rPr>
+            <w:color w:val="auto"/>
+            <w:u w:val="none"/>
+            <w:vertAlign w:val="superscript"/>
+          </w:rPr>
+          <w:t xml:space="preserve">[5]</w:t>
+        </w:r>
+      </w:hyperlink>
       <w:r>
         <w:t xml:space="preserve"> </w:t>
       </w:r>
@@ -1589,12 +1609,16 @@
       <w:r>
         <w:t xml:space="preserve"> Koordinator</w:t>
       </w:r>
-      <w:r>
-        <w:rPr>
-          <w:vertAlign w:val="superscript"/>
-        </w:rPr>
-        <w:t xml:space="preserve">[6]</w:t>
-      </w:r>
+      <w:hyperlink w:anchor="ref6">
+        <w:r>
+          <w:rPr>
+            <w:color w:val="auto"/>
+            <w:u w:val="none"/>
+            <w:vertAlign w:val="superscript"/>
+          </w:rPr>
+          <w:t xml:space="preserve">[6]</w:t>
+        </w:r>
+      </w:hyperlink>
       <w:r>
         <w:t xml:space="preserve"> </w:t>
       </w:r>
@@ -3105,12 +3129,16 @@
         </w:rPr>
         <w:t xml:space="preserve">集群中的默认调度器</w:t>
       </w:r>
-      <w:r>
-        <w:rPr>
-          <w:vertAlign w:val="superscript"/>
-        </w:rPr>
-        <w:t xml:space="preserve">[7]</w:t>
-      </w:r>
+      <w:hyperlink w:anchor="ref7">
+        <w:r>
+          <w:rPr>
+            <w:color w:val="auto"/>
+            <w:u w:val="none"/>
+            <w:vertAlign w:val="superscript"/>
+          </w:rPr>
+          <w:t xml:space="preserve">[7]</w:t>
+        </w:r>
+      </w:hyperlink>
       <w:r>
         <w:rPr>
           <w:rFonts w:hint="eastAsia"/>
@@ -3392,12 +3420,16 @@
         </w:rPr>
         <w:t xml:space="preserve">的测量结果处于同一量级</w:t>
       </w:r>
-      <w:r>
-        <w:rPr>
-          <w:vertAlign w:val="superscript"/>
-        </w:rPr>
-        <w:t xml:space="preserve">[3]</w:t>
-      </w:r>
+      <w:hyperlink w:anchor="ref3">
+        <w:r>
+          <w:rPr>
+            <w:color w:val="auto"/>
+            <w:u w:val="none"/>
+            <w:vertAlign w:val="superscript"/>
+          </w:rPr>
+          <w:t xml:space="preserve">[3]</w:t>
+        </w:r>
+      </w:hyperlink>
       <w:r>
         <w:t xml:space="preserve">。Burns </w:t>
       </w:r>
@@ -3425,12 +3457,16 @@
         </w:rPr>
         <w:t xml:space="preserve">的单实例架构与调度流程</w:t>
       </w:r>
-      <w:r>
-        <w:rPr>
-          <w:vertAlign w:val="superscript"/>
-        </w:rPr>
-        <w:t xml:space="preserve">[8]</w:t>
-      </w:r>
+      <w:hyperlink w:anchor="ref8">
+        <w:r>
+          <w:rPr>
+            <w:color w:val="auto"/>
+            <w:u w:val="none"/>
+            <w:vertAlign w:val="superscript"/>
+          </w:rPr>
+          <w:t xml:space="preserve">[8]</w:t>
+        </w:r>
+      </w:hyperlink>
       <w:r>
         <w:rPr>
           <w:rFonts w:hint="eastAsia"/>
@@ -3446,36 +3482,48 @@
         </w:rPr>
         <w:t xml:space="preserve">的内部实现进行了源码级剖析</w:t>
       </w:r>
-      <w:r>
-        <w:rPr>
-          <w:vertAlign w:val="superscript"/>
-        </w:rPr>
-        <w:t xml:space="preserve">[9]</w:t>
-      </w:r>
+      <w:hyperlink w:anchor="ref9">
+        <w:r>
+          <w:rPr>
+            <w:color w:val="auto"/>
+            <w:u w:val="none"/>
+            <w:vertAlign w:val="superscript"/>
+          </w:rPr>
+          <w:t xml:space="preserve">[9]</w:t>
+        </w:r>
+      </w:hyperlink>
       <w:r>
         <w:rPr>
           <w:rFonts w:hint="eastAsia"/>
         </w:rPr>
         <w:t xml:space="preserve">。调度约束通过污点容忍</w:t>
       </w:r>
-      <w:r>
-        <w:rPr>
-          <w:vertAlign w:val="superscript"/>
-        </w:rPr>
-        <w:t xml:space="preserve">[10]</w:t>
-      </w:r>
+      <w:hyperlink w:anchor="ref10">
+        <w:r>
+          <w:rPr>
+            <w:color w:val="auto"/>
+            <w:u w:val="none"/>
+            <w:vertAlign w:val="superscript"/>
+          </w:rPr>
+          <w:t xml:space="preserve">[10]</w:t>
+        </w:r>
+      </w:hyperlink>
       <w:r>
         <w:rPr>
           <w:rFonts w:hint="eastAsia"/>
         </w:rPr>
         <w:t xml:space="preserve">与节点亲和/反亲和</w:t>
       </w:r>
-      <w:r>
-        <w:rPr>
-          <w:vertAlign w:val="superscript"/>
-        </w:rPr>
-        <w:t xml:space="preserve">[11]</w:t>
-      </w:r>
+      <w:hyperlink w:anchor="ref11">
+        <w:r>
+          <w:rPr>
+            <w:color w:val="auto"/>
+            <w:u w:val="none"/>
+            <w:vertAlign w:val="superscript"/>
+          </w:rPr>
+          <w:t xml:space="preserve">[11]</w:t>
+        </w:r>
+      </w:hyperlink>
       <w:r>
         <w:rPr>
           <w:rFonts w:hint="eastAsia"/>
@@ -3491,12 +3539,16 @@
         </w:rPr>
         <w:t xml:space="preserve">优先级与抢占</w:t>
       </w:r>
-      <w:r>
-        <w:rPr>
-          <w:vertAlign w:val="superscript"/>
-        </w:rPr>
-        <w:t xml:space="preserve">[12]</w:t>
-      </w:r>
+      <w:hyperlink w:anchor="ref12">
+        <w:r>
+          <w:rPr>
+            <w:color w:val="auto"/>
+            <w:u w:val="none"/>
+            <w:vertAlign w:val="superscript"/>
+          </w:rPr>
+          <w:t xml:space="preserve">[12]</w:t>
+        </w:r>
+      </w:hyperlink>
       <w:r>
         <w:rPr>
           <w:rFonts w:hint="eastAsia"/>
@@ -3520,12 +3572,34 @@
       <w:r>
         <w:t xml:space="preserve"> Scheduling Framework</w:t>
       </w:r>
-      <w:r>
-        <w:rPr>
+      <w:hyperlink w:anchor="ref2">
+        <w:r>
+          <w:rPr>
+            <w:color w:val="auto"/>
+            <w:u w:val="none"/>
+            <w:vertAlign w:val="superscript"/>
+          </w:rPr>
+          <w:t xml:space="preserve">[2]</w:t>
+        </w:r>
+      </w:hyperlink>
+      <w:r>
+        <w:rPr>
+          <w:color w:val="auto"/>
+          <w:u w:val="none"/>
           <w:vertAlign w:val="superscript"/>
         </w:rPr>
-        <w:t xml:space="preserve">[2,13]</w:t>
-      </w:r>
+        <w:t xml:space="preserve">,</w:t>
+      </w:r>
+      <w:hyperlink w:anchor="ref13">
+        <w:r>
+          <w:rPr>
+            <w:color w:val="auto"/>
+            <w:u w:val="none"/>
+            <w:vertAlign w:val="superscript"/>
+          </w:rPr>
+          <w:t xml:space="preserve">[13]</w:t>
+        </w:r>
+      </w:hyperlink>
       <w:r>
         <w:t xml:space="preserve"> </w:t>
       </w:r>
@@ -3604,12 +3678,16 @@
         </w:rPr>
         <w:t xml:space="preserve">批处理调度器</w:t>
       </w:r>
-      <w:r>
-        <w:rPr>
-          <w:vertAlign w:val="superscript"/>
-        </w:rPr>
-        <w:t xml:space="preserve">[5]</w:t>
-      </w:r>
+      <w:hyperlink w:anchor="ref5">
+        <w:r>
+          <w:rPr>
+            <w:color w:val="auto"/>
+            <w:u w:val="none"/>
+            <w:vertAlign w:val="superscript"/>
+          </w:rPr>
+          <w:t xml:space="preserve">[5]</w:t>
+        </w:r>
+      </w:hyperlink>
       <w:r>
         <w:rPr>
           <w:rFonts w:hint="eastAsia"/>
@@ -3697,12 +3775,16 @@
         </w:rPr>
         <w:t xml:space="preserve">约束</w:t>
       </w:r>
-      <w:r>
-        <w:rPr>
-          <w:vertAlign w:val="superscript"/>
-        </w:rPr>
-        <w:t xml:space="preserve">[14]</w:t>
-      </w:r>
+      <w:hyperlink w:anchor="ref14">
+        <w:r>
+          <w:rPr>
+            <w:color w:val="auto"/>
+            <w:u w:val="none"/>
+            <w:vertAlign w:val="superscript"/>
+          </w:rPr>
+          <w:t xml:space="preserve">[14]</w:t>
+        </w:r>
+      </w:hyperlink>
       <w:r>
         <w:rPr>
           <w:rFonts w:hint="eastAsia"/>
@@ -3781,12 +3863,16 @@
         </w:rPr>
         <w:t xml:space="preserve">Fairness）</w:t>
       </w:r>
-      <w:r>
-        <w:rPr>
-          <w:vertAlign w:val="superscript"/>
-        </w:rPr>
-        <w:t xml:space="preserve">[15]</w:t>
-      </w:r>
+      <w:hyperlink w:anchor="ref15">
+        <w:r>
+          <w:rPr>
+            <w:color w:val="auto"/>
+            <w:u w:val="none"/>
+            <w:vertAlign w:val="superscript"/>
+          </w:rPr>
+          <w:t xml:space="preserve">[15]</w:t>
+        </w:r>
+      </w:hyperlink>
       <w:r>
         <w:t xml:space="preserve"> </w:t>
       </w:r>
@@ -3897,12 +3983,16 @@
         </w:rPr>
         <w:t xml:space="preserve">调度器</w:t>
       </w:r>
-      <w:r>
-        <w:rPr>
-          <w:vertAlign w:val="superscript"/>
-        </w:rPr>
-        <w:t xml:space="preserve">[6]</w:t>
-      </w:r>
+      <w:hyperlink w:anchor="ref6">
+        <w:r>
+          <w:rPr>
+            <w:color w:val="auto"/>
+            <w:u w:val="none"/>
+            <w:vertAlign w:val="superscript"/>
+          </w:rPr>
+          <w:t xml:space="preserve">[6]</w:t>
+        </w:r>
+      </w:hyperlink>
       <w:r>
         <w:rPr>
           <w:rFonts w:hint="eastAsia"/>
@@ -3927,12 +4017,16 @@
         </w:rPr>
         <w:t xml:space="preserve">感知调度</w:t>
       </w:r>
-      <w:r>
-        <w:rPr>
-          <w:vertAlign w:val="superscript"/>
-        </w:rPr>
-        <w:t xml:space="preserve">[16]</w:t>
-      </w:r>
+      <w:hyperlink w:anchor="ref16">
+        <w:r>
+          <w:rPr>
+            <w:color w:val="auto"/>
+            <w:u w:val="none"/>
+            <w:vertAlign w:val="superscript"/>
+          </w:rPr>
+          <w:t xml:space="preserve">[16]</w:t>
+        </w:r>
+      </w:hyperlink>
       <w:r>
         <w:rPr>
           <w:rFonts w:hint="eastAsia"/>
@@ -4076,12 +4170,16 @@
       <w:r>
         <w:t xml:space="preserve"> Borg</w:t>
       </w:r>
-      <w:r>
-        <w:rPr>
-          <w:vertAlign w:val="superscript"/>
-        </w:rPr>
-        <w:t xml:space="preserve">[17]</w:t>
-      </w:r>
+      <w:hyperlink w:anchor="ref17">
+        <w:r>
+          <w:rPr>
+            <w:color w:val="auto"/>
+            <w:u w:val="none"/>
+            <w:vertAlign w:val="superscript"/>
+          </w:rPr>
+          <w:t xml:space="preserve">[17]</w:t>
+        </w:r>
+      </w:hyperlink>
       <w:r>
         <w:t xml:space="preserve"> </w:t>
       </w:r>
@@ -4091,12 +4189,16 @@
         </w:rPr>
         <w:t xml:space="preserve">采用集中式架构并以成熟的工程实践支撑超大规模集群；Omega</w:t>
       </w:r>
-      <w:r>
-        <w:rPr>
-          <w:vertAlign w:val="superscript"/>
-        </w:rPr>
-        <w:t xml:space="preserve">[1]</w:t>
-      </w:r>
+      <w:hyperlink w:anchor="ref1">
+        <w:r>
+          <w:rPr>
+            <w:color w:val="auto"/>
+            <w:u w:val="none"/>
+            <w:vertAlign w:val="superscript"/>
+          </w:rPr>
+          <w:t xml:space="preserve">[1]</w:t>
+        </w:r>
+      </w:hyperlink>
       <w:r>
         <w:t xml:space="preserve"> </w:t>
       </w:r>
@@ -4106,12 +4208,16 @@
         </w:rPr>
         <w:t xml:space="preserve">提出共享状态与乐观并发控制的调度模型；Mesos</w:t>
       </w:r>
-      <w:r>
-        <w:rPr>
-          <w:vertAlign w:val="superscript"/>
-        </w:rPr>
-        <w:t xml:space="preserve">[18]</w:t>
-      </w:r>
+      <w:hyperlink w:anchor="ref18">
+        <w:r>
+          <w:rPr>
+            <w:color w:val="auto"/>
+            <w:u w:val="none"/>
+            <w:vertAlign w:val="superscript"/>
+          </w:rPr>
+          <w:t xml:space="preserve">[18]</w:t>
+        </w:r>
+      </w:hyperlink>
       <w:r>
         <w:t xml:space="preserve"> </w:t>
       </w:r>
@@ -4121,12 +4227,16 @@
         </w:rPr>
         <w:t xml:space="preserve">采用双层架构，通过资源拍卖机制支持多框架共享集群；基于一致性哈希</w:t>
       </w:r>
-      <w:r>
-        <w:rPr>
-          <w:vertAlign w:val="superscript"/>
-        </w:rPr>
-        <w:t xml:space="preserve">[19]</w:t>
-      </w:r>
+      <w:hyperlink w:anchor="ref19">
+        <w:r>
+          <w:rPr>
+            <w:color w:val="auto"/>
+            <w:u w:val="none"/>
+            <w:vertAlign w:val="superscript"/>
+          </w:rPr>
+          <w:t xml:space="preserve">[19]</w:t>
+        </w:r>
+      </w:hyperlink>
       <w:r>
         <w:t xml:space="preserve"> </w:t>
       </w:r>
@@ -4136,12 +4246,16 @@
         </w:rPr>
         <w:t xml:space="preserve">等分片思想的资源划分进一步降低了全局竞争，Sparrow</w:t>
       </w:r>
-      <w:r>
-        <w:rPr>
-          <w:vertAlign w:val="superscript"/>
-        </w:rPr>
-        <w:t xml:space="preserve">[20]</w:t>
-      </w:r>
+      <w:hyperlink w:anchor="ref20">
+        <w:r>
+          <w:rPr>
+            <w:color w:val="auto"/>
+            <w:u w:val="none"/>
+            <w:vertAlign w:val="superscript"/>
+          </w:rPr>
+          <w:t xml:space="preserve">[20]</w:t>
+        </w:r>
+      </w:hyperlink>
       <w:r>
         <w:t xml:space="preserve"> </w:t>
       </w:r>
@@ -4151,12 +4265,16 @@
         </w:rPr>
         <w:t xml:space="preserve">通过批采样实现分布式低延迟调度，YARN</w:t>
       </w:r>
-      <w:r>
-        <w:rPr>
-          <w:vertAlign w:val="superscript"/>
-        </w:rPr>
-        <w:t xml:space="preserve">[21]</w:t>
-      </w:r>
+      <w:hyperlink w:anchor="ref21">
+        <w:r>
+          <w:rPr>
+            <w:color w:val="auto"/>
+            <w:u w:val="none"/>
+            <w:vertAlign w:val="superscript"/>
+          </w:rPr>
+          <w:t xml:space="preserve">[21]</w:t>
+        </w:r>
+      </w:hyperlink>
       <w:r>
         <w:t xml:space="preserve"> </w:t>
       </w:r>
@@ -4166,21 +4284,29 @@
         </w:rPr>
         <w:t xml:space="preserve">将资源管理从任务调度中解耦。近年来，BeeHive</w:t>
       </w:r>
-      <w:r>
-        <w:rPr>
-          <w:vertAlign w:val="superscript"/>
-        </w:rPr>
-        <w:t xml:space="preserve">[22]</w:t>
-      </w:r>
+      <w:hyperlink w:anchor="ref22">
+        <w:r>
+          <w:rPr>
+            <w:color w:val="auto"/>
+            <w:u w:val="none"/>
+            <w:vertAlign w:val="superscript"/>
+          </w:rPr>
+          <w:t xml:space="preserve">[22]</w:t>
+        </w:r>
+      </w:hyperlink>
       <w:r>
         <w:t xml:space="preserve">、YuniKorn</w:t>
       </w:r>
-      <w:r>
-        <w:rPr>
-          <w:vertAlign w:val="superscript"/>
-        </w:rPr>
-        <w:t xml:space="preserve">[23]</w:t>
-      </w:r>
+      <w:hyperlink w:anchor="ref23">
+        <w:r>
+          <w:rPr>
+            <w:color w:val="auto"/>
+            <w:u w:val="none"/>
+            <w:vertAlign w:val="superscript"/>
+          </w:rPr>
+          <w:t xml:space="preserve">[23]</w:t>
+        </w:r>
+      </w:hyperlink>
       <w:r>
         <w:t xml:space="preserve"> </w:t>
       </w:r>
@@ -4217,12 +4343,16 @@
         </w:rPr>
         <w:t xml:space="preserve">三代集群管理系统的演进</w:t>
       </w:r>
-      <w:r>
-        <w:rPr>
-          <w:vertAlign w:val="superscript"/>
-        </w:rPr>
-        <w:t xml:space="preserve">[24]</w:t>
-      </w:r>
+      <w:hyperlink w:anchor="ref24">
+        <w:r>
+          <w:rPr>
+            <w:color w:val="auto"/>
+            <w:u w:val="none"/>
+            <w:vertAlign w:val="superscript"/>
+          </w:rPr>
+          <w:t xml:space="preserve">[24]</w:t>
+        </w:r>
+      </w:hyperlink>
       <w:r>
         <w:rPr>
           <w:rFonts w:hint="eastAsia"/>
@@ -4247,24 +4377,32 @@
         </w:rPr>
         <w:t xml:space="preserve">在超大规模生产环境中的最新实践</w:t>
       </w:r>
-      <w:r>
-        <w:rPr>
-          <w:vertAlign w:val="superscript"/>
-        </w:rPr>
-        <w:t xml:space="preserve">[25]</w:t>
-      </w:r>
+      <w:hyperlink w:anchor="ref25">
+        <w:r>
+          <w:rPr>
+            <w:color w:val="auto"/>
+            <w:u w:val="none"/>
+            <w:vertAlign w:val="superscript"/>
+          </w:rPr>
+          <w:t xml:space="preserve">[25]</w:t>
+        </w:r>
+      </w:hyperlink>
       <w:r>
         <w:rPr>
           <w:rFonts w:hint="eastAsia"/>
         </w:rPr>
         <w:t xml:space="preserve">；在调度策略优化方面，Tetris</w:t>
       </w:r>
-      <w:r>
-        <w:rPr>
-          <w:vertAlign w:val="superscript"/>
-        </w:rPr>
-        <w:t xml:space="preserve">[26]</w:t>
-      </w:r>
+      <w:hyperlink w:anchor="ref26">
+        <w:r>
+          <w:rPr>
+            <w:color w:val="auto"/>
+            <w:u w:val="none"/>
+            <w:vertAlign w:val="superscript"/>
+          </w:rPr>
+          <w:t xml:space="preserve">[26]</w:t>
+        </w:r>
+      </w:hyperlink>
       <w:r>
         <w:t xml:space="preserve"> </w:t>
       </w:r>
@@ -4288,12 +4426,16 @@
       <w:r>
         <w:t xml:space="preserve"> Gödel Scheduler</w:t>
       </w:r>
-      <w:r>
-        <w:rPr>
-          <w:vertAlign w:val="superscript"/>
-        </w:rPr>
-        <w:t xml:space="preserve">[3]</w:t>
-      </w:r>
+      <w:hyperlink w:anchor="ref3">
+        <w:r>
+          <w:rPr>
+            <w:color w:val="auto"/>
+            <w:u w:val="none"/>
+            <w:vertAlign w:val="superscript"/>
+          </w:rPr>
+          <w:t xml:space="preserve">[3]</w:t>
+        </w:r>
+      </w:hyperlink>
       <w:r>
         <w:t xml:space="preserve"> </w:t>
       </w:r>
@@ -4542,12 +4684,16 @@
         </w:rPr>
         <w:t xml:space="preserve">万节点级别的生产集群中稳定运行</w:t>
       </w:r>
-      <w:r>
-        <w:rPr>
-          <w:vertAlign w:val="superscript"/>
-        </w:rPr>
-        <w:t xml:space="preserve">[4]</w:t>
-      </w:r>
+      <w:hyperlink w:anchor="ref4">
+        <w:r>
+          <w:rPr>
+            <w:color w:val="auto"/>
+            <w:u w:val="none"/>
+            <w:vertAlign w:val="superscript"/>
+          </w:rPr>
+          <w:t xml:space="preserve">[4]</w:t>
+        </w:r>
+      </w:hyperlink>
       <w:r>
         <w:t xml:space="preserve">。</w:t>
       </w:r>
@@ -4646,12 +4792,16 @@
         </w:rPr>
         <w:t xml:space="preserve">协议</w:t>
       </w:r>
-      <w:r>
-        <w:rPr>
-          <w:vertAlign w:val="superscript"/>
-        </w:rPr>
-        <w:t xml:space="preserve">[27]</w:t>
-      </w:r>
+      <w:hyperlink w:anchor="ref27">
+        <w:r>
+          <w:rPr>
+            <w:color w:val="auto"/>
+            <w:u w:val="none"/>
+            <w:vertAlign w:val="superscript"/>
+          </w:rPr>
+          <w:t xml:space="preserve">[27]</w:t>
+        </w:r>
+      </w:hyperlink>
       <w:r>
         <w:rPr>
           <w:rFonts w:hint="eastAsia"/>
@@ -4721,12 +4871,16 @@
         </w:rPr>
         <w:t xml:space="preserve">官方文档</w:t>
       </w:r>
-      <w:r>
-        <w:rPr>
-          <w:vertAlign w:val="superscript"/>
-        </w:rPr>
-        <w:t xml:space="preserve">[28]</w:t>
-      </w:r>
+      <w:hyperlink w:anchor="ref28">
+        <w:r>
+          <w:rPr>
+            <w:color w:val="auto"/>
+            <w:u w:val="none"/>
+            <w:vertAlign w:val="superscript"/>
+          </w:rPr>
+          <w:t xml:space="preserve">[28]</w:t>
+        </w:r>
+      </w:hyperlink>
       <w:r>
         <w:rPr>
           <w:rFonts w:hint="eastAsia"/>
@@ -4736,12 +4890,16 @@
       <w:r>
         <w:t xml:space="preserve"> </w:t>
       </w:r>
-      <w:r>
-        <w:rPr>
-          <w:vertAlign w:val="superscript"/>
-        </w:rPr>
-        <w:t xml:space="preserve">[31]</w:t>
-      </w:r>
+      <w:hyperlink w:anchor="ref31">
+        <w:r>
+          <w:rPr>
+            <w:color w:val="auto"/>
+            <w:u w:val="none"/>
+            <w:vertAlign w:val="superscript"/>
+          </w:rPr>
+          <w:t xml:space="preserve">[31]</w:t>
+        </w:r>
+      </w:hyperlink>
       <w:r>
         <w:rPr>
           <w:rFonts w:hint="eastAsia"/>
@@ -5217,12 +5375,16 @@
         </w:rPr>
         <w:t xml:space="preserve">等基于概率传播的最终一致性协议</w:t>
       </w:r>
-      <w:r>
-        <w:rPr>
-          <w:vertAlign w:val="superscript"/>
-        </w:rPr>
-        <w:t xml:space="preserve">[29]</w:t>
-      </w:r>
+      <w:hyperlink w:anchor="ref29">
+        <w:r>
+          <w:rPr>
+            <w:color w:val="auto"/>
+            <w:u w:val="none"/>
+            <w:vertAlign w:val="superscript"/>
+          </w:rPr>
+          <w:t xml:space="preserve">[29]</w:t>
+        </w:r>
+      </w:hyperlink>
       <w:r>
         <w:rPr>
           <w:rFonts w:hint="eastAsia"/>
@@ -5250,12 +5412,16 @@
       <w:r>
         <w:t xml:space="preserve"> Paxos</w:t>
       </w:r>
-      <w:r>
-        <w:rPr>
-          <w:vertAlign w:val="superscript"/>
-        </w:rPr>
-        <w:t xml:space="preserve">[30]</w:t>
-      </w:r>
+      <w:hyperlink w:anchor="ref30">
+        <w:r>
+          <w:rPr>
+            <w:color w:val="auto"/>
+            <w:u w:val="none"/>
+            <w:vertAlign w:val="superscript"/>
+          </w:rPr>
+          <w:t xml:space="preserve">[30]</w:t>
+        </w:r>
+      </w:hyperlink>
       <w:r>
         <w:t xml:space="preserve"> </w:t>
       </w:r>
@@ -5742,36 +5908,48 @@
         </w:rPr>
         <w:t xml:space="preserve">此外，任务级调度优化亦有大量研究积累，如异构环境下的慢任务（straggler）缓解</w:t>
       </w:r>
-      <w:r>
-        <w:rPr>
-          <w:vertAlign w:val="superscript"/>
-        </w:rPr>
-        <w:t xml:space="preserve">[32]</w:t>
-      </w:r>
+      <w:hyperlink w:anchor="ref32">
+        <w:r>
+          <w:rPr>
+            <w:color w:val="auto"/>
+            <w:u w:val="none"/>
+            <w:vertAlign w:val="superscript"/>
+          </w:rPr>
+          <w:t xml:space="preserve">[32]</w:t>
+        </w:r>
+      </w:hyperlink>
       <w:r>
         <w:rPr>
           <w:rFonts w:hint="eastAsia"/>
         </w:rPr>
         <w:t xml:space="preserve">、大规模共享集群中调度速度与质量的权衡</w:t>
       </w:r>
-      <w:r>
-        <w:rPr>
-          <w:vertAlign w:val="superscript"/>
-        </w:rPr>
-        <w:t xml:space="preserve">[33]</w:t>
-      </w:r>
+      <w:hyperlink w:anchor="ref33">
+        <w:r>
+          <w:rPr>
+            <w:color w:val="auto"/>
+            <w:u w:val="none"/>
+            <w:vertAlign w:val="superscript"/>
+          </w:rPr>
+          <w:t xml:space="preserve">[33]</w:t>
+        </w:r>
+      </w:hyperlink>
       <w:r>
         <w:rPr>
           <w:rFonts w:hint="eastAsia"/>
         </w:rPr>
         <w:t xml:space="preserve">、以及异构数据中心的混合调度</w:t>
       </w:r>
-      <w:r>
-        <w:rPr>
-          <w:vertAlign w:val="superscript"/>
-        </w:rPr>
-        <w:t xml:space="preserve">[34]</w:t>
-      </w:r>
+      <w:hyperlink w:anchor="ref34">
+        <w:r>
+          <w:rPr>
+            <w:color w:val="auto"/>
+            <w:u w:val="none"/>
+            <w:vertAlign w:val="superscript"/>
+          </w:rPr>
+          <w:t xml:space="preserve">[34]</w:t>
+        </w:r>
+      </w:hyperlink>
       <w:r>
         <w:rPr>
           <w:rFonts w:hint="eastAsia"/>
@@ -7359,12 +7537,16 @@
         </w:rPr>
         <w:t xml:space="preserve">定义的特殊子资源</w:t>
       </w:r>
-      <w:r>
-        <w:rPr>
-          <w:vertAlign w:val="superscript"/>
-        </w:rPr>
-        <w:t xml:space="preserve">[35]</w:t>
-      </w:r>
+      <w:hyperlink w:anchor="ref35">
+        <w:r>
+          <w:rPr>
+            <w:color w:val="auto"/>
+            <w:u w:val="none"/>
+            <w:vertAlign w:val="superscript"/>
+          </w:rPr>
+          <w:t xml:space="preserve">[35]</w:t>
+        </w:r>
+      </w:hyperlink>
       <w:r>
         <w:rPr>
           <w:rFonts w:hint="eastAsia"/>
@@ -13287,12 +13469,16 @@
       <w:r>
         <w:t xml:space="preserve"> client-go workqueue</w:t>
       </w:r>
-      <w:r>
-        <w:rPr>
-          <w:vertAlign w:val="superscript"/>
-        </w:rPr>
-        <w:t xml:space="preserve">[36]</w:t>
-      </w:r>
+      <w:hyperlink w:anchor="ref36">
+        <w:r>
+          <w:rPr>
+            <w:color w:val="auto"/>
+            <w:u w:val="none"/>
+            <w:vertAlign w:val="superscript"/>
+          </w:rPr>
+          <w:t xml:space="preserve">[36]</w:t>
+        </w:r>
+      </w:hyperlink>
       <w:r>
         <w:t xml:space="preserve"> </w:t>
       </w:r>
@@ -22518,12 +22704,16 @@
         </w:rPr>
         <w:t xml:space="preserve">Kubelet）仿真环境</w:t>
       </w:r>
-      <w:r>
-        <w:rPr>
-          <w:vertAlign w:val="superscript"/>
-        </w:rPr>
-        <w:t xml:space="preserve">[37]</w:t>
-      </w:r>
+      <w:hyperlink w:anchor="ref37">
+        <w:r>
+          <w:rPr>
+            <w:color w:val="auto"/>
+            <w:u w:val="none"/>
+            <w:vertAlign w:val="superscript"/>
+          </w:rPr>
+          <w:t xml:space="preserve">[37]</w:t>
+        </w:r>
+      </w:hyperlink>
       <w:r>
         <w:rPr>
           <w:rFonts w:hint="eastAsia"/>
@@ -22785,12 +22975,16 @@
       <w:r>
         <w:t xml:space="preserve">Prometheus</w:t>
       </w:r>
-      <w:r>
-        <w:rPr>
-          <w:vertAlign w:val="superscript"/>
-        </w:rPr>
-        <w:t xml:space="preserve">[38]</w:t>
-      </w:r>
+      <w:hyperlink w:anchor="ref38">
+        <w:r>
+          <w:rPr>
+            <w:color w:val="auto"/>
+            <w:u w:val="none"/>
+            <w:vertAlign w:val="superscript"/>
+          </w:rPr>
+          <w:t xml:space="preserve">[38]</w:t>
+        </w:r>
+      </w:hyperlink>
       <w:r>
         <w:rPr>
           <w:rFonts w:hint="eastAsia"/>
@@ -22956,12 +23150,16 @@
       <w:r>
         <w:t xml:space="preserve">Grafana</w:t>
       </w:r>
-      <w:r>
-        <w:rPr>
-          <w:vertAlign w:val="superscript"/>
-        </w:rPr>
-        <w:t xml:space="preserve">[39]</w:t>
-      </w:r>
+      <w:hyperlink w:anchor="ref39">
+        <w:r>
+          <w:rPr>
+            <w:color w:val="auto"/>
+            <w:u w:val="none"/>
+            <w:vertAlign w:val="superscript"/>
+          </w:rPr>
+          <w:t xml:space="preserve">[39]</w:t>
+        </w:r>
+      </w:hyperlink>
       <w:r>
         <w:rPr>
           <w:rFonts w:hint="eastAsia"/>
@@ -49592,7 +49790,7 @@
     </w:p>
     <w:bookmarkEnd w:id="269"/>
     <w:bookmarkEnd w:id="270"/>
-    <w:bookmarkStart w:id="271" w:name="参考文献"/>
+    <w:bookmarkStart w:id="310" w:name="参考文献"/>
     <w:p>
       <w:pPr>
         <w:pStyle w:val="Heading1"/>
@@ -49624,6 +49822,7 @@
         <w:t xml:space="preserve">顺序编码制，编号与正文中的上标引用一一对应。</w:t>
       </w:r>
     </w:p>
+    <w:bookmarkStart w:id="271" w:name="ref1"/>
     <w:p>
       <w:pPr>
         <w:pStyle w:val="Bibliography"/>
@@ -49632,6 +49831,8 @@
         <w:t xml:space="preserve">[1] SCHWARZKOPF M, KONWINSKI A, ABD-EL-MALEK M, et al. Omega: Flexible, Scalable Schedulers for Large Compute Clusters[C]//Proceedings of the 8th ACM European Conference on Computer Systems (EuroSys 2013). 2013: 351-364.</w:t>
       </w:r>
     </w:p>
+    <w:bookmarkEnd w:id="271"/>
+    <w:bookmarkStart w:id="272" w:name="ref2"/>
     <w:p>
       <w:pPr>
         <w:pStyle w:val="Bibliography"/>
@@ -49640,6 +49841,8 @@
         <w:t xml:space="preserve">[2] KUBERNETES. Scheduling Framework[EB/OL]. https://kubernetes.io/docs/concepts/scheduling-eviction/scheduling-framework/ [2026-08-25].</w:t>
       </w:r>
     </w:p>
+    <w:bookmarkEnd w:id="272"/>
+    <w:bookmarkStart w:id="273" w:name="ref3"/>
     <w:p>
       <w:pPr>
         <w:pStyle w:val="Bibliography"/>
@@ -49648,6 +49851,8 @@
         <w:t xml:space="preserve">[3] KUBEWHARF. godel-scheduler: a unified scheduler for online and offline tasks[EB/OL]. https://github.com/kubewharf/godel-scheduler [2026-08-25].</w:t>
       </w:r>
     </w:p>
+    <w:bookmarkEnd w:id="273"/>
+    <w:bookmarkStart w:id="274" w:name="ref4"/>
     <w:p>
       <w:pPr>
         <w:pStyle w:val="Bibliography"/>
@@ -49656,6 +49861,8 @@
         <w:t xml:space="preserve">[4] Gödel: Unified Large-Scale Resource Management and Scheduling at ByteDance[C]//Proceedings of the ACM Symposium on Cloud Computing (SoCC 2024). 2024.</w:t>
       </w:r>
     </w:p>
+    <w:bookmarkEnd w:id="274"/>
+    <w:bookmarkStart w:id="275" w:name="ref5"/>
     <w:p>
       <w:pPr>
         <w:pStyle w:val="Bibliography"/>
@@ -49664,6 +49871,8 @@
         <w:t xml:space="preserve">[5] VOLCANO-SH C/. Volcano: A Kubernetes Native Batch System[EB/OL]. https://github.com/volcano-sh/volcano [2026-08-25].</w:t>
       </w:r>
     </w:p>
+    <w:bookmarkEnd w:id="275"/>
+    <w:bookmarkStart w:id="276" w:name="ref6"/>
     <w:p>
       <w:pPr>
         <w:pStyle w:val="Bibliography"/>
@@ -49672,6 +49881,8 @@
         <w:t xml:space="preserve">[6] KOORDINATOR-SH. Koordinator: Improve Container Performance and Reduce Costs[EB/OL]. https://github.com/koordinator-sh/koordinator [2026-08-25].</w:t>
       </w:r>
     </w:p>
+    <w:bookmarkEnd w:id="276"/>
+    <w:bookmarkStart w:id="277" w:name="ref7"/>
     <w:p>
       <w:pPr>
         <w:pStyle w:val="Bibliography"/>
@@ -49680,6 +49891,8 @@
         <w:t xml:space="preserve">[7] KUBERNETES. Kubernetes Scheduler[EB/OL]. https://kubernetes.io/docs/concepts/scheduling-eviction/kube-scheduler/ [2026-08-25].</w:t>
       </w:r>
     </w:p>
+    <w:bookmarkEnd w:id="277"/>
+    <w:bookmarkStart w:id="278" w:name="ref8"/>
     <w:p>
       <w:pPr>
         <w:pStyle w:val="Bibliography"/>
@@ -49688,6 +49901,8 @@
         <w:t xml:space="preserve">[8] BURNS B, BEDA J, HIGHTOWER K. Kubernetes: Up and Running[M]. Sebastopol: O’Reilly Media, 2019.</w:t>
       </w:r>
     </w:p>
+    <w:bookmarkEnd w:id="278"/>
+    <w:bookmarkStart w:id="279" w:name="ref9"/>
     <w:p>
       <w:pPr>
         <w:pStyle w:val="Bibliography"/>
@@ -49732,6 +49947,8 @@
         <w:t xml:space="preserve"> 2021.</w:t>
       </w:r>
     </w:p>
+    <w:bookmarkEnd w:id="279"/>
+    <w:bookmarkStart w:id="280" w:name="ref10"/>
     <w:p>
       <w:pPr>
         <w:pStyle w:val="Bibliography"/>
@@ -49740,6 +49957,8 @@
         <w:t xml:space="preserve">[10] KUBERNETES. Taints and Tolerations[EB/OL]. https://kubernetes.io/docs/concepts/scheduling-eviction/taint-and-toleration/ [2026-08-25].</w:t>
       </w:r>
     </w:p>
+    <w:bookmarkEnd w:id="280"/>
+    <w:bookmarkStart w:id="281" w:name="ref11"/>
     <w:p>
       <w:pPr>
         <w:pStyle w:val="Bibliography"/>
@@ -49748,6 +49967,8 @@
         <w:t xml:space="preserve">[11] KUBERNETES. Assigning Pods to Nodes[EB/OL]. https://kubernetes.io/docs/concepts/scheduling-eviction/assign-pod-node/ [2026-08-25].</w:t>
       </w:r>
     </w:p>
+    <w:bookmarkEnd w:id="281"/>
+    <w:bookmarkStart w:id="282" w:name="ref12"/>
     <w:p>
       <w:pPr>
         <w:pStyle w:val="Bibliography"/>
@@ -49756,6 +49977,8 @@
         <w:t xml:space="preserve">[12] KUBERNETES. Pod Priority and Preemption[EB/OL]. https://kubernetes.io/docs/concepts/scheduling-eviction/pod-priority-preemption/ [2026-08-25].</w:t>
       </w:r>
     </w:p>
+    <w:bookmarkEnd w:id="282"/>
+    <w:bookmarkStart w:id="283" w:name="ref13"/>
     <w:p>
       <w:pPr>
         <w:pStyle w:val="Bibliography"/>
@@ -49764,6 +49987,8 @@
         <w:t xml:space="preserve">[13] KUBERNETES. KEP-2926: Scheduling Framework[EB/OL]. https://github.com/kubernetes/enhancements/tree/master/keps/sig-scheduling/2926-scheduling-framework [2026-08-25].</w:t>
       </w:r>
     </w:p>
+    <w:bookmarkEnd w:id="283"/>
+    <w:bookmarkStart w:id="284" w:name="ref14"/>
     <w:p>
       <w:pPr>
         <w:pStyle w:val="Bibliography"/>
@@ -49772,6 +49997,8 @@
         <w:t xml:space="preserve">[14] VOLCANO-SH. Volcano Documentation[EB/OL]. https://volcano.sh/ [2026-08-25].</w:t>
       </w:r>
     </w:p>
+    <w:bookmarkEnd w:id="284"/>
+    <w:bookmarkStart w:id="285" w:name="ref15"/>
     <w:p>
       <w:pPr>
         <w:pStyle w:val="Bibliography"/>
@@ -49780,6 +50007,8 @@
         <w:t xml:space="preserve">[15] GHODSI A, ZAHARIA M, HINDMAN B, et al. Dominant Resource Fairness: Fair Allocation of Multiple Resource Types[C]//Proceedings of the 8th USENIX Symposium on Networked Systems Design and Implementation (NSDI 2011). 2011: 323-336.</w:t>
       </w:r>
     </w:p>
+    <w:bookmarkEnd w:id="285"/>
+    <w:bookmarkStart w:id="286" w:name="ref16"/>
     <w:p>
       <w:pPr>
         <w:pStyle w:val="Bibliography"/>
@@ -49788,6 +50017,8 @@
         <w:t xml:space="preserve">[16] KOORDINATOR-SH. Koordinator Documentation[EB/OL]. https://koordinator.sh/ [2026-08-25].</w:t>
       </w:r>
     </w:p>
+    <w:bookmarkEnd w:id="286"/>
+    <w:bookmarkStart w:id="287" w:name="ref17"/>
     <w:p>
       <w:pPr>
         <w:pStyle w:val="Bibliography"/>
@@ -49796,6 +50027,8 @@
         <w:t xml:space="preserve">[17] VERMA A, PEDROSA L, KORUPOLU M, et al. Large-Scale Cluster Management at Google with Borg[C]//Proceedings of the Tenth European Conference on Computer Systems (EuroSys 2015). 2015: 1-17.</w:t>
       </w:r>
     </w:p>
+    <w:bookmarkEnd w:id="287"/>
+    <w:bookmarkStart w:id="288" w:name="ref18"/>
     <w:p>
       <w:pPr>
         <w:pStyle w:val="Bibliography"/>
@@ -49804,6 +50037,8 @@
         <w:t xml:space="preserve">[18] HINDMAN B, KONWINSKI A, ZAHARIA M, et al. Mesos: A Platform for Fine-Grained Resource Sharing in the Data Center[C]//Proceedings of the 8th USENIX Symposium on Networked Systems Design and Implementation (NSDI 2011). 2011: 295-308.</w:t>
       </w:r>
     </w:p>
+    <w:bookmarkEnd w:id="288"/>
+    <w:bookmarkStart w:id="289" w:name="ref19"/>
     <w:p>
       <w:pPr>
         <w:pStyle w:val="Bibliography"/>
@@ -49812,6 +50047,8 @@
         <w:t xml:space="preserve">[19] KARGER D, LEHMAN E, LEIGHTON T, et al. Consistent Hashing and Random Trees: Distributed Caching Protocols for Relieving Hot Spots on the World Wide Web[C]//Proceedings of the 29th Annual ACM Symposium on Theory of Computing (STOC 1997). 1997: 654-663.</w:t>
       </w:r>
     </w:p>
+    <w:bookmarkEnd w:id="289"/>
+    <w:bookmarkStart w:id="290" w:name="ref20"/>
     <w:p>
       <w:pPr>
         <w:pStyle w:val="Bibliography"/>
@@ -49820,6 +50057,8 @@
         <w:t xml:space="preserve">[20] OUSTERHOUT K, WENDELL P, ZAHARIA M, et al. Sparrow: Distributed, Low Latency Scheduling[C]//Proceedings of the 24th ACM Symposium on Operating Systems Principles (SOSP 2013). 2013: 69-84.</w:t>
       </w:r>
     </w:p>
+    <w:bookmarkEnd w:id="290"/>
+    <w:bookmarkStart w:id="291" w:name="ref21"/>
     <w:p>
       <w:pPr>
         <w:pStyle w:val="Bibliography"/>
@@ -49828,6 +50067,8 @@
         <w:t xml:space="preserve">[21] VAVILAPALLI VK, MURTHY AC, DOUGLAS C, et al. Apache Hadoop YARN: Yet Another Resource Negotiator[C]//Proceedings of the 4th Annual Symposium on Cloud Computing (SoCC 2013). 2013: 1-16.</w:t>
       </w:r>
     </w:p>
+    <w:bookmarkEnd w:id="291"/>
+    <w:bookmarkStart w:id="292" w:name="ref22"/>
     <w:p>
       <w:pPr>
         <w:pStyle w:val="Bibliography"/>
@@ -49836,6 +50077,8 @@
         <w:t xml:space="preserve">[22] LU C, YE K, XU G, et al. BeeHive: Sub-Second Elasticity for Web Services with Semi-FaaS Execution[C]//Proceedings of the 13th ACM SIGOPS Asia-Pacific Workshop on Systems (APSys 2022). 2022.</w:t>
       </w:r>
     </w:p>
+    <w:bookmarkEnd w:id="292"/>
+    <w:bookmarkStart w:id="293" w:name="ref23"/>
     <w:p>
       <w:pPr>
         <w:pStyle w:val="Bibliography"/>
@@ -49844,6 +50087,8 @@
         <w:t xml:space="preserve">[23] FOUNDATION AS. Apache YuniKorn: Universal Resource Scheduler[EB/OL]. https://yunikorn.apache.org/ [2026-08-25].</w:t>
       </w:r>
     </w:p>
+    <w:bookmarkEnd w:id="293"/>
+    <w:bookmarkStart w:id="294" w:name="ref24"/>
     <w:p>
       <w:pPr>
         <w:pStyle w:val="Bibliography"/>
@@ -49852,6 +50097,8 @@
         <w:t xml:space="preserve">[24] BURNS B, GRANT B, OPPENHEIMER D, et al. Borg, Omega, and Kubernetes[J]. ACM Queue, 2016, 14(1): 70-93.</w:t>
       </w:r>
     </w:p>
+    <w:bookmarkEnd w:id="294"/>
+    <w:bookmarkStart w:id="295" w:name="ref25"/>
     <w:p>
       <w:pPr>
         <w:pStyle w:val="Bibliography"/>
@@ -49860,6 +50107,8 @@
         <w:t xml:space="preserve">[25] TIRMAZI M, BARKER A, DENG N, et al. Borg: The Next Generation[C]//Proceedings of the Fourteenth EuroSys Conference (EuroSys 2019). 2019: 1-14.</w:t>
       </w:r>
     </w:p>
+    <w:bookmarkEnd w:id="295"/>
+    <w:bookmarkStart w:id="296" w:name="ref26"/>
     <w:p>
       <w:pPr>
         <w:pStyle w:val="Bibliography"/>
@@ -49868,6 +50117,8 @@
         <w:t xml:space="preserve">[26] GRANDL R, ANANTHANARAYANAN G, KANDULA S, et al. Multi-Resource Packing for Cluster Schedulers[C]//Proceedings of the ACM SIGCOMM Conference (SIGCOMM 2014). 2014: 455-466.</w:t>
       </w:r>
     </w:p>
+    <w:bookmarkEnd w:id="296"/>
+    <w:bookmarkStart w:id="297" w:name="ref27"/>
     <w:p>
       <w:pPr>
         <w:pStyle w:val="Bibliography"/>
@@ -49876,6 +50127,8 @@
         <w:t xml:space="preserve">[27] ONGARO D, OUSTERHOUT J. In Search of an Understandable Consensus Algorithm[C]//Proceedings of the 2014 USENIX Annual Technical Conference (ATC 2014). 2014: 305-319.</w:t>
       </w:r>
     </w:p>
+    <w:bookmarkEnd w:id="297"/>
+    <w:bookmarkStart w:id="298" w:name="ref28"/>
     <w:p>
       <w:pPr>
         <w:pStyle w:val="Bibliography"/>
@@ -49884,6 +50137,8 @@
         <w:t xml:space="preserve">[28] AUTHORS E. etcd Documentation[EB/OL]. https://etcd.io/docs/ [2026-08-25].</w:t>
       </w:r>
     </w:p>
+    <w:bookmarkEnd w:id="298"/>
+    <w:bookmarkStart w:id="299" w:name="ref29"/>
     <w:p>
       <w:pPr>
         <w:pStyle w:val="Bibliography"/>
@@ -49892,6 +50147,8 @@
         <w:t xml:space="preserve">[29] BIRMAN KP. The Promise, and Limitations, of Gossip Protocols[J]. ACM SIGOPS Operating Systems Review, 2007, 41(5): 8-13.</w:t>
       </w:r>
     </w:p>
+    <w:bookmarkEnd w:id="299"/>
+    <w:bookmarkStart w:id="300" w:name="ref30"/>
     <w:p>
       <w:pPr>
         <w:pStyle w:val="Bibliography"/>
@@ -49900,6 +50157,8 @@
         <w:t xml:space="preserve">[30] LAMPORT L. The Part-Time Parliament[J]. ACM Transactions on Computer Systems, 1998, 16(2): 133-169.</w:t>
       </w:r>
     </w:p>
+    <w:bookmarkEnd w:id="300"/>
+    <w:bookmarkStart w:id="301" w:name="ref31"/>
     <w:p>
       <w:pPr>
         <w:pStyle w:val="Bibliography"/>
@@ -49908,6 +50167,8 @@
         <w:t xml:space="preserve">[31] ETCD-IO. etcd: A Distributed, Reliable Key-Value Store[EB/OL]. https://github.com/etcd-io/etcd [2026-08-25].</w:t>
       </w:r>
     </w:p>
+    <w:bookmarkEnd w:id="301"/>
+    <w:bookmarkStart w:id="302" w:name="ref32"/>
     <w:p>
       <w:pPr>
         <w:pStyle w:val="Bibliography"/>
@@ -49916,6 +50177,8 @@
         <w:t xml:space="preserve">[32] ZAHARIA M, KONWINSKI A, JOSEPH AD, et al. Improving MapReduce Performance in Heterogeneous Environments[C]//Proceedings of the 8th USENIX Symposium on Operating Systems Design and Implementation (OSDI 2008). 2008: 29-42.</w:t>
       </w:r>
     </w:p>
+    <w:bookmarkEnd w:id="302"/>
+    <w:bookmarkStart w:id="303" w:name="ref33"/>
     <w:p>
       <w:pPr>
         <w:pStyle w:val="Bibliography"/>
@@ -49924,6 +50187,8 @@
         <w:t xml:space="preserve">[33] DELGADO P, DINU F, KERMARREC AM, et al. Tarcil: Reconciling Scheduling Speed and Quality in Large Shared Clusters[C]//Proceedings of the 13th USENIX Symposium on Operating Systems Design and Implementation (OSDI 2018). 2018: 97-112.</w:t>
       </w:r>
     </w:p>
+    <w:bookmarkEnd w:id="303"/>
+    <w:bookmarkStart w:id="304" w:name="ref34"/>
     <w:p>
       <w:pPr>
         <w:pStyle w:val="Bibliography"/>
@@ -49932,6 +50197,8 @@
         <w:t xml:space="preserve">[34] DELGADO P, DINU F, KERMARREC AM, et al. HAWK: Hybrid Datacenter Scheduling[C]//Proceedings of the 2015 USENIX Annual Technical Conference (ATC 2015). 2015: 499-504.</w:t>
       </w:r>
     </w:p>
+    <w:bookmarkEnd w:id="304"/>
+    <w:bookmarkStart w:id="305" w:name="ref35"/>
     <w:p>
       <w:pPr>
         <w:pStyle w:val="Bibliography"/>
@@ -49940,6 +50207,8 @@
         <w:t xml:space="preserve">[35] FOUNDATION TL. Kubernetes API Concepts[EB/OL]. https://kubernetes.io/docs/reference/using-api/api-concepts/ [2026-08-25].</w:t>
       </w:r>
     </w:p>
+    <w:bookmarkEnd w:id="305"/>
+    <w:bookmarkStart w:id="306" w:name="ref36"/>
     <w:p>
       <w:pPr>
         <w:pStyle w:val="Bibliography"/>
@@ -49948,6 +50217,8 @@
         <w:t xml:space="preserve">[36] KUBERNETES. client-go workqueue[EB/OL]. https://github.com/kubernetes/client-go/tree/master/util/workqueue [2026-08-25].</w:t>
       </w:r>
     </w:p>
+    <w:bookmarkEnd w:id="306"/>
+    <w:bookmarkStart w:id="307" w:name="ref37"/>
     <w:p>
       <w:pPr>
         <w:pStyle w:val="Bibliography"/>
@@ -49956,6 +50227,8 @@
         <w:t xml:space="preserve">[37] SIG K. KWOK: Kubernetes WithOut Kubelet[EB/OL]. https://kwok.sigs.k8s.io/ [2026-08-25].</w:t>
       </w:r>
     </w:p>
+    <w:bookmarkEnd w:id="307"/>
+    <w:bookmarkStart w:id="308" w:name="ref38"/>
     <w:p>
       <w:pPr>
         <w:pStyle w:val="Bibliography"/>
@@ -49964,6 +50237,8 @@
         <w:t xml:space="preserve">[38] AUTHORS P. Prometheus Documentation[EB/OL]. https://prometheus.io/docs/ [2026-08-25].</w:t>
       </w:r>
     </w:p>
+    <w:bookmarkEnd w:id="308"/>
+    <w:bookmarkStart w:id="309" w:name="ref39"/>
     <w:p>
       <w:pPr>
         <w:pStyle w:val="Bibliography"/>
@@ -49972,13 +50247,14 @@
         <w:t xml:space="preserve">[39] LABS G. Grafana Documentation[EB/OL]. https://grafana.com/docs/ [2026-08-25].</w:t>
       </w:r>
     </w:p>
+    <w:bookmarkEnd w:id="309"/>
     <w:p>
       <w:r>
         <w:br w:type="page"/>
       </w:r>
     </w:p>
-    <w:bookmarkEnd w:id="271"/>
-    <w:bookmarkStart w:id="275" w:name="附录"/>
+    <w:bookmarkEnd w:id="310"/>
+    <w:bookmarkStart w:id="314" w:name="附录"/>
     <w:p>
       <w:pPr>
         <w:pStyle w:val="Heading1"/>
@@ -49990,7 +50266,7 @@
         <w:t xml:space="preserve">附录</w:t>
       </w:r>
     </w:p>
-    <w:bookmarkStart w:id="272" w:name="附录-a-完整实验数据表"/>
+    <w:bookmarkStart w:id="311" w:name="附录-a-完整实验数据表"/>
     <w:p>
       <w:pPr>
         <w:pStyle w:val="Heading2"/>
@@ -59607,8 +59883,8 @@
         <w:t xml:space="preserve">节），表中数值仅供参考，正文未据此做跨调度器延迟的等价性比较。</w:t>
       </w:r>
     </w:p>
-    <w:bookmarkEnd w:id="272"/>
-    <w:bookmarkStart w:id="273" w:name="附录-b-核心代码片段"/>
+    <w:bookmarkEnd w:id="311"/>
+    <w:bookmarkStart w:id="312" w:name="附录-b-核心代码片段"/>
     <w:p>
       <w:pPr>
         <w:pStyle w:val="Heading2"/>
@@ -60944,8 +61220,8 @@
         <w:t xml:space="preserve"> 10 s。</w:t>
       </w:r>
     </w:p>
-    <w:bookmarkEnd w:id="273"/>
-    <w:bookmarkStart w:id="274" w:name="附录-c-prometheus-recording-rules-示例"/>
+    <w:bookmarkEnd w:id="312"/>
+    <w:bookmarkStart w:id="313" w:name="附录-c-prometheus-recording-rules-示例"/>
     <w:p>
       <w:pPr>
         <w:pStyle w:val="Heading2"/>
@@ -61274,9 +61550,9 @@
         <w:br w:type="page"/>
       </w:r>
     </w:p>
-    <w:bookmarkEnd w:id="274"/>
-    <w:bookmarkEnd w:id="275"/>
-    <w:bookmarkStart w:id="276" w:name="致谢"/>
+    <w:bookmarkEnd w:id="313"/>
+    <w:bookmarkEnd w:id="314"/>
+    <w:bookmarkStart w:id="315" w:name="致谢"/>
     <w:p>
       <w:pPr>
         <w:pStyle w:val="Heading1"/>
@@ -61383,7 +61659,7 @@
         <w:t xml:space="preserve">由于本人水平有限，论文中难免存在不足之处，恳请各位专家和老师批评指正。</w:t>
       </w:r>
     </w:p>
-    <w:bookmarkEnd w:id="276"/>
+    <w:bookmarkEnd w:id="315"/>
     <w:sectPr>
       <w:footerReference r:id="rId6" w:type="first"/>
       <w:headerReference r:id="rId3" w:type="default"/>

--- a/docs/thesis/thesis-beihang.docx
+++ b/docs/thesis/thesis-beihang.docx
@@ -2,6 +2,672 @@
 <file path=word/document.xml><?xml version="1.0" encoding="utf-8"?>
 <w:document xmlns:w="http://schemas.openxmlformats.org/wordprocessingml/2006/main" xmlns:m="http://schemas.openxmlformats.org/officeDocument/2006/math" xmlns:r="http://schemas.openxmlformats.org/officeDocument/2006/relationships" xmlns:o="urn:schemas-microsoft-com:office:office" xmlns:v="urn:schemas-microsoft-com:vml" xmlns:w10="urn:schemas-microsoft-com:office:word" xmlns:a="http://schemas.openxmlformats.org/drawingml/2006/main" xmlns:pic="http://schemas.openxmlformats.org/drawingml/2006/picture" xmlns:wp="http://schemas.openxmlformats.org/drawingml/2006/wordprocessingDrawing">
   <w:body>
+    <w:bookmarkStart w:id="49" w:name="摘要"/>
+    <w:p>
+      <w:pPr>
+        <w:pStyle w:val="Heading1"/>
+      </w:pPr>
+      <w:r>
+        <w:rPr>
+          <w:rFonts w:hint="eastAsia"/>
+        </w:rPr>
+        <w:t xml:space="preserve">摘要</w:t>
+      </w:r>
+    </w:p>
+    <w:p>
+      <w:pPr>
+        <w:pStyle w:val="FirstParagraph"/>
+      </w:pPr>
+      <w:r>
+        <w:rPr>
+          <w:rFonts w:hint="eastAsia"/>
+        </w:rPr>
+        <w:t xml:space="preserve">随着云原生应用规模的持续增长，头部互联网与云服务商的</w:t>
+      </w:r>
+      <w:r>
+        <w:t xml:space="preserve"> Kubernetes </w:t>
+      </w:r>
+      <w:r>
+        <w:rPr>
+          <w:rFonts w:hint="eastAsia"/>
+        </w:rPr>
+        <w:t xml:space="preserve">集群已普遍达到万节点乃至数万节点的规模，业务对调度器提出了双重要求：秒级承接海量</w:t>
+      </w:r>
+      <w:r>
+        <w:t xml:space="preserve"> Pod </w:t>
+      </w:r>
+      <w:r>
+        <w:rPr>
+          <w:rFonts w:hint="eastAsia"/>
+        </w:rPr>
+        <w:t xml:space="preserve">的高吞吐能力，以及长期运行中不因单点失效而中断服务的高可用性。原生</w:t>
+      </w:r>
+      <w:r>
+        <w:t xml:space="preserve"> kube-scheduler </w:t>
+      </w:r>
+      <w:r>
+        <w:rPr>
+          <w:rFonts w:hint="eastAsia"/>
+        </w:rPr>
+        <w:t xml:space="preserve">采用单实例串行架构，其调度吞吐存在明确上限、延迟随集群规模线性抬升；Leader</w:t>
+      </w:r>
+      <w:r>
+        <w:t xml:space="preserve"> Election </w:t>
+      </w:r>
+      <w:r>
+        <w:rPr>
+          <w:rFonts w:hint="eastAsia"/>
+        </w:rPr>
+        <w:t xml:space="preserve">单活跃实例的部署形态又使集群面临单点故障风险——吞吐见顶与单点故障共同构成亟待突破的可扩展性瓶颈。为突破上述瓶颈，业界向多实例分布式架构演进；字节跳动开源的</w:t>
+      </w:r>
+      <w:r>
+        <w:t xml:space="preserve"> Gödel Scheduler </w:t>
+      </w:r>
+      <w:r>
+        <w:rPr>
+          <w:rFonts w:hint="eastAsia"/>
+        </w:rPr>
+        <w:t xml:space="preserve">通过</w:t>
+      </w:r>
+      <w:r>
+        <w:t xml:space="preserve"> Dispatcher/Scheduler/Binder </w:t>
+      </w:r>
+      <w:r>
+        <w:rPr>
+          <w:rFonts w:hint="eastAsia"/>
+        </w:rPr>
+        <w:t xml:space="preserve">三层解耦与节点分区机制实现了多实例并发调度，是目前最具代表性的开源分布式实现。然而，其独立部署的</w:t>
+      </w:r>
+      <w:r>
+        <w:t xml:space="preserve"> Binder </w:t>
+      </w:r>
+      <w:r>
+        <w:rPr>
+          <w:rFonts w:hint="eastAsia"/>
+        </w:rPr>
+        <w:t xml:space="preserve">组件在超高并发场景下重新引入了绑定阶段的串行化瓶颈与跨进程通信开销；同时，节点分区归属在运行时动态漂移场景下的严格一致性保证仍缺乏完整论证。</w:t>
+      </w:r>
+    </w:p>
+    <w:p>
+      <w:pPr>
+        <w:pStyle w:val="BodyText"/>
+      </w:pPr>
+      <w:r>
+        <w:rPr>
+          <w:rFonts w:hint="eastAsia"/>
+        </w:rPr>
+        <w:t xml:space="preserve">针对以上问题，本文提出</w:t>
+      </w:r>
+      <w:r>
+        <w:t xml:space="preserve"> ENO </w:t>
+      </w:r>
+      <w:r>
+        <w:rPr>
+          <w:rFonts w:hint="eastAsia"/>
+        </w:rPr>
+        <w:t xml:space="preserve">架构与配套的分层绑定容错机制。架构上，ENO</w:t>
+      </w:r>
+      <w:r>
+        <w:t xml:space="preserve"> </w:t>
+      </w:r>
+      <w:r>
+        <w:rPr>
+          <w:rFonts w:hint="eastAsia"/>
+        </w:rPr>
+        <w:t xml:space="preserve">采用”单</w:t>
+      </w:r>
+      <w:r>
+        <w:t xml:space="preserve"> </w:t>
+      </w:r>
+      <w:r>
+        <w:rPr>
+          <w:rFonts w:hint="eastAsia"/>
+        </w:rPr>
+        <w:t xml:space="preserve">Dispatcher、多独立</w:t>
+      </w:r>
+      <w:r>
+        <w:t xml:space="preserve"> </w:t>
+      </w:r>
+      <w:r>
+        <w:rPr>
+          <w:rFonts w:hint="eastAsia"/>
+        </w:rPr>
+        <w:t xml:space="preserve">Scheduler”的分发-执行解耦模型，将</w:t>
+      </w:r>
+      <w:r>
+        <w:t xml:space="preserve"> Binder </w:t>
+      </w:r>
+      <w:r>
+        <w:rPr>
+          <w:rFonts w:hint="eastAsia"/>
+        </w:rPr>
+        <w:t xml:space="preserve">绑定执行链路与</w:t>
+      </w:r>
+      <w:r>
+        <w:t xml:space="preserve"> Scheduler </w:t>
+      </w:r>
+      <w:r>
+        <w:rPr>
+          <w:rFonts w:hint="eastAsia"/>
+        </w:rPr>
+        <w:t xml:space="preserve">决策实例同域化，消除跨组件的事件传递与序列化开销；并通过</w:t>
+      </w:r>
+      <w:r>
+        <w:t xml:space="preserve"> CacheAdapter </w:t>
+      </w:r>
+      <w:r>
+        <w:rPr>
+          <w:rFonts w:hint="eastAsia"/>
+        </w:rPr>
+        <w:t xml:space="preserve">共享缓存适配层，使</w:t>
+      </w:r>
+      <w:r>
+        <w:t xml:space="preserve"> Scheduler </w:t>
+      </w:r>
+      <w:r>
+        <w:rPr>
+          <w:rFonts w:hint="eastAsia"/>
+        </w:rPr>
+        <w:t xml:space="preserve">与进程内</w:t>
+      </w:r>
+      <w:r>
+        <w:t xml:space="preserve"> Binder </w:t>
+      </w:r>
+      <w:r>
+        <w:rPr>
+          <w:rFonts w:hint="eastAsia"/>
+        </w:rPr>
+        <w:t xml:space="preserve">通过对象引用共享同一份</w:t>
+      </w:r>
+      <w:r>
+        <w:t xml:space="preserve"> SchedulerCache </w:t>
+      </w:r>
+      <w:r>
+        <w:rPr>
+          <w:rFonts w:hint="eastAsia"/>
+        </w:rPr>
+        <w:t xml:space="preserve">内存实例，实现零拷贝的状态复用。机制上，本文基于</w:t>
+      </w:r>
+      <w:r>
+        <w:t xml:space="preserve"> etcd </w:t>
+      </w:r>
+      <w:r>
+        <w:rPr>
+          <w:rFonts w:hint="eastAsia"/>
+        </w:rPr>
+        <w:t xml:space="preserve">提供的原子性语义，构建覆盖</w:t>
+      </w:r>
+      <w:r>
+        <w:t xml:space="preserve"> Bind </w:t>
+      </w:r>
+      <w:r>
+        <w:rPr>
+          <w:rFonts w:hint="eastAsia"/>
+        </w:rPr>
+        <w:t xml:space="preserve">前后完整链路的四层结构化容错，并给出核心不变量”任一</w:t>
+      </w:r>
+      <w:r>
+        <w:t xml:space="preserve"> Pod </w:t>
+      </w:r>
+      <w:r>
+        <w:rPr>
+          <w:rFonts w:hint="eastAsia"/>
+        </w:rPr>
+        <w:t xml:space="preserve">至多绑定到一个节点”的完整证明要点，明确每一层如何依赖</w:t>
+      </w:r>
+      <w:r>
+        <w:t xml:space="preserve"> etcd </w:t>
+      </w:r>
+      <w:r>
+        <w:rPr>
+          <w:rFonts w:hint="eastAsia"/>
+        </w:rPr>
+        <w:t xml:space="preserve">语义维护该不变量。</w:t>
+      </w:r>
+    </w:p>
+    <w:p>
+      <w:pPr>
+        <w:pStyle w:val="BodyText"/>
+      </w:pPr>
+      <w:r>
+        <w:rPr>
+          <w:rFonts w:hint="eastAsia"/>
+        </w:rPr>
+        <w:t xml:space="preserve">实验验证与性能评估在</w:t>
+      </w:r>
+      <w:r>
+        <w:t xml:space="preserve"> KWOK </w:t>
+      </w:r>
+      <w:r>
+        <w:rPr>
+          <w:rFonts w:hint="eastAsia"/>
+        </w:rPr>
+        <w:t xml:space="preserve">仿真集群上进行，覆盖</w:t>
+      </w:r>
+      <w:r>
+        <w:t xml:space="preserve"> 100 </w:t>
+      </w:r>
+      <w:r>
+        <w:rPr>
+          <w:rFonts w:hint="eastAsia"/>
+        </w:rPr>
+        <w:t xml:space="preserve">至</w:t>
+      </w:r>
+      <w:r>
+        <w:t xml:space="preserve"> 10000 </w:t>
+      </w:r>
+      <w:r>
+        <w:rPr>
+          <w:rFonts w:hint="eastAsia"/>
+        </w:rPr>
+        <w:t xml:space="preserve">节点、7</w:t>
+      </w:r>
+      <w:r>
+        <w:t xml:space="preserve"> </w:t>
+      </w:r>
+      <w:r>
+        <w:rPr>
+          <w:rFonts w:hint="eastAsia"/>
+        </w:rPr>
+        <w:t xml:space="preserve">类工作负载与</w:t>
+      </w:r>
+      <w:r>
+        <w:t xml:space="preserve"> 1/3 </w:t>
+      </w:r>
+      <w:r>
+        <w:rPr>
+          <w:rFonts w:hint="eastAsia"/>
+        </w:rPr>
+        <w:t xml:space="preserve">两种实例配置的</w:t>
+      </w:r>
+      <w:r>
+        <w:t xml:space="preserve"> 16 </w:t>
+      </w:r>
+      <w:r>
+        <w:rPr>
+          <w:rFonts w:hint="eastAsia"/>
+        </w:rPr>
+        <w:t xml:space="preserve">个对比场景，与</w:t>
+      </w:r>
+      <w:r>
+        <w:t xml:space="preserve"> Gödel、kube-scheduler、Volcano、Koordinator </w:t>
+      </w:r>
+      <w:r>
+        <w:rPr>
+          <w:rFonts w:hint="eastAsia"/>
+        </w:rPr>
+        <w:t xml:space="preserve">四类基线对照。正确性方面，全部</w:t>
+      </w:r>
+      <w:r>
+        <w:t xml:space="preserve"> 144 </w:t>
+      </w:r>
+      <w:r>
+        <w:rPr>
+          <w:rFonts w:hint="eastAsia"/>
+        </w:rPr>
+        <w:t xml:space="preserve">次</w:t>
+      </w:r>
+      <w:r>
+        <w:t xml:space="preserve"> run </w:t>
+      </w:r>
+      <w:r>
+        <w:rPr>
+          <w:rFonts w:hint="eastAsia"/>
+        </w:rPr>
+        <w:t xml:space="preserve">的绑定成功率均为</w:t>
+      </w:r>
+      <w:r>
+        <w:t xml:space="preserve"> </w:t>
+      </w:r>
+      <w:r>
+        <w:rPr>
+          <w:rFonts w:hint="eastAsia"/>
+        </w:rPr>
+        <w:t xml:space="preserve">100%，核心不变量「任一</w:t>
+      </w:r>
+      <w:r>
+        <w:t xml:space="preserve"> Pod </w:t>
+      </w:r>
+      <w:r>
+        <w:rPr>
+          <w:rFonts w:hint="eastAsia"/>
+        </w:rPr>
+        <w:t xml:space="preserve">至多绑定到一个节点」的</w:t>
+      </w:r>
+      <w:r>
+        <w:t xml:space="preserve"> apiserver </w:t>
+      </w:r>
+      <w:r>
+        <w:rPr>
+          <w:rFonts w:hint="eastAsia"/>
+        </w:rPr>
+        <w:t xml:space="preserve">断言全部通过，Layer</w:t>
+      </w:r>
+      <w:r>
+        <w:t xml:space="preserve"> 0 </w:t>
+      </w:r>
+      <w:r>
+        <w:rPr>
+          <w:rFonts w:hint="eastAsia"/>
+        </w:rPr>
+        <w:t xml:space="preserve">与</w:t>
+      </w:r>
+      <w:r>
+        <w:t xml:space="preserve"> Layer 3 </w:t>
+      </w:r>
+      <w:r>
+        <w:rPr>
+          <w:rFonts w:hint="eastAsia"/>
+        </w:rPr>
+        <w:t xml:space="preserve">的故障注入专项各六项判据全部达标。性能方面，吞吐采用与实验时长无关的有效吞吐口径（总工作量除以总完成时间）。结果显示：单实例场景下，ENO</w:t>
+      </w:r>
+      <w:r>
+        <w:t xml:space="preserve"> </w:t>
+      </w:r>
+      <w:r>
+        <w:rPr>
+          <w:rFonts w:hint="eastAsia"/>
+        </w:rPr>
+        <w:t xml:space="preserve">有效吞吐较</w:t>
+      </w:r>
+      <w:r>
+        <w:t xml:space="preserve"> kube-scheduler </w:t>
+      </w:r>
+      <w:r>
+        <w:rPr>
+          <w:rFonts w:hint="eastAsia"/>
+        </w:rPr>
+        <w:t xml:space="preserve">高</w:t>
+      </w:r>
+      <w:r>
+        <w:t xml:space="preserve"> </w:t>
+      </w:r>
+      <w:r>
+        <w:rPr>
+          <w:rFonts w:hint="eastAsia"/>
+        </w:rPr>
+        <w:t xml:space="preserve">1.8%~22.5%，较</w:t>
+      </w:r>
+      <w:r>
+        <w:t xml:space="preserve"> Volcano、Koordinator </w:t>
+      </w:r>
+      <w:r>
+        <w:rPr>
+          <w:rFonts w:hint="eastAsia"/>
+        </w:rPr>
+        <w:t xml:space="preserve">分别高约</w:t>
+      </w:r>
+      <w:r>
+        <w:t xml:space="preserve"> 6 </w:t>
+      </w:r>
+      <w:r>
+        <w:rPr>
+          <w:rFonts w:hint="eastAsia"/>
+        </w:rPr>
+        <w:t xml:space="preserve">倍与</w:t>
+      </w:r>
+      <w:r>
+        <w:t xml:space="preserve"> 12 </w:t>
+      </w:r>
+      <w:r>
+        <w:rPr>
+          <w:rFonts w:hint="eastAsia"/>
+        </w:rPr>
+        <w:t xml:space="preserve">倍以上；ENO</w:t>
+      </w:r>
+      <w:r>
+        <w:t xml:space="preserve"> </w:t>
+      </w:r>
+      <w:r>
+        <w:rPr>
+          <w:rFonts w:hint="eastAsia"/>
+        </w:rPr>
+        <w:t xml:space="preserve">在</w:t>
+      </w:r>
+      <w:r>
+        <w:t xml:space="preserve"> 16 </w:t>
+      </w:r>
+      <w:r>
+        <w:rPr>
+          <w:rFonts w:hint="eastAsia"/>
+        </w:rPr>
+        <w:t xml:space="preserve">个场景中</w:t>
+      </w:r>
+      <w:r>
+        <w:t xml:space="preserve"> 14 </w:t>
+      </w:r>
+      <w:r>
+        <w:rPr>
+          <w:rFonts w:hint="eastAsia"/>
+        </w:rPr>
+        <w:t xml:space="preserve">个高于</w:t>
+      </w:r>
+      <w:r>
+        <w:t xml:space="preserve"> </w:t>
+      </w:r>
+      <w:r>
+        <w:rPr>
+          <w:rFonts w:hint="eastAsia"/>
+        </w:rPr>
+        <w:t xml:space="preserve">Gödel，平均提升约</w:t>
+      </w:r>
+      <w:r>
+        <w:t xml:space="preserve"> </w:t>
+      </w:r>
+      <w:r>
+        <w:rPr>
+          <w:rFonts w:hint="eastAsia"/>
+        </w:rPr>
+        <w:t xml:space="preserve">12%；主评估场景</w:t>
+      </w:r>
+      <w:r>
+        <w:t xml:space="preserve"> s3/w3 </w:t>
+      </w:r>
+      <w:r>
+        <w:rPr>
+          <w:rFonts w:hint="eastAsia"/>
+        </w:rPr>
+        <w:t xml:space="preserve">的</w:t>
+      </w:r>
+      <w:r>
+        <w:t xml:space="preserve"> P99 </w:t>
+      </w:r>
+      <w:r>
+        <w:rPr>
+          <w:rFonts w:hint="eastAsia"/>
+        </w:rPr>
+        <w:t xml:space="preserve">调度延迟由</w:t>
+      </w:r>
+      <w:r>
+        <w:t xml:space="preserve"> 32.57 s </w:t>
+      </w:r>
+      <w:r>
+        <w:rPr>
+          <w:rFonts w:hint="eastAsia"/>
+        </w:rPr>
+        <w:t xml:space="preserve">降至</w:t>
+      </w:r>
+      <w:r>
+        <w:t xml:space="preserve"> 16.22 </w:t>
+      </w:r>
+      <w:r>
+        <w:rPr>
+          <w:rFonts w:hint="eastAsia"/>
+        </w:rPr>
+        <w:t xml:space="preserve">s；当实例数由</w:t>
+      </w:r>
+      <w:r>
+        <w:t xml:space="preserve"> 1 </w:t>
+      </w:r>
+      <w:r>
+        <w:rPr>
+          <w:rFonts w:hint="eastAsia"/>
+        </w:rPr>
+        <w:t xml:space="preserve">增至</w:t>
+      </w:r>
+      <w:r>
+        <w:t xml:space="preserve"> 3 </w:t>
+      </w:r>
+      <w:r>
+        <w:rPr>
+          <w:rFonts w:hint="eastAsia"/>
+        </w:rPr>
+        <w:t xml:space="preserve">时，ENO</w:t>
+      </w:r>
+      <w:r>
+        <w:t xml:space="preserve"> </w:t>
+      </w:r>
+      <w:r>
+        <w:rPr>
+          <w:rFonts w:hint="eastAsia"/>
+        </w:rPr>
+        <w:t xml:space="preserve">有效吞吐提升</w:t>
+      </w:r>
+      <w:r>
+        <w:t xml:space="preserve"> </w:t>
+      </w:r>
+      <w:r>
+        <w:rPr>
+          <w:rFonts w:hint="eastAsia"/>
+        </w:rPr>
+        <w:t xml:space="preserve">17.5%，而</w:t>
+      </w:r>
+      <w:r>
+        <w:t xml:space="preserve"> Gödel </w:t>
+      </w:r>
+      <w:r>
+        <w:rPr>
+          <w:rFonts w:hint="eastAsia"/>
+        </w:rPr>
+        <w:t xml:space="preserve">仅提升</w:t>
+      </w:r>
+      <w:r>
+        <w:t xml:space="preserve"> </w:t>
+      </w:r>
+      <w:r>
+        <w:rPr>
+          <w:rFonts w:hint="eastAsia"/>
+        </w:rPr>
+        <w:t xml:space="preserve">1.4%。上述结果表明本文所提架构与容错机制在超大规模场景下同时具备性能优势与一致性保证。</w:t>
+      </w:r>
+    </w:p>
+    <w:p>
+      <w:pPr>
+        <w:pStyle w:val="BodyText"/>
+      </w:pPr>
+      <w:r>
+        <w:rPr>
+          <w:rFonts w:hint="eastAsia"/>
+        </w:rPr>
+        <w:t xml:space="preserve">关键词：Kubernetes</w:t>
+      </w:r>
+      <w:r>
+        <w:t xml:space="preserve"> </w:t>
+      </w:r>
+      <w:r>
+        <w:rPr>
+          <w:rFonts w:hint="eastAsia"/>
+        </w:rPr>
+        <w:t xml:space="preserve">调度器，分布式调度，etcd</w:t>
+      </w:r>
+      <w:r>
+        <w:t xml:space="preserve"> </w:t>
+      </w:r>
+      <w:r>
+        <w:rPr>
+          <w:rFonts w:hint="eastAsia"/>
+        </w:rPr>
+        <w:t xml:space="preserve">一致性，绑定容错，进程内绑定，大规模集群</w:t>
+      </w:r>
+    </w:p>
+    <w:p>
+      <w:r>
+        <w:pict>
+          <v:rect style="width:0;height:1.5pt" o:hralign="center" o:hrstd="t" o:hr="t"/>
+        </w:pict>
+      </w:r>
+    </w:p>
+    <w:p>
+      <w:r>
+        <w:br w:type="page"/>
+      </w:r>
+    </w:p>
+    <w:bookmarkEnd w:id="49"/>
+    <w:bookmarkStart w:id="50" w:name="abstract"/>
+    <w:p>
+      <w:pPr>
+        <w:pStyle w:val="Heading1"/>
+      </w:pPr>
+      <w:r>
+        <w:t xml:space="preserve">Abstract</w:t>
+      </w:r>
+    </w:p>
+    <w:p>
+      <w:pPr>
+        <w:pStyle w:val="FirstParagraph"/>
+      </w:pPr>
+      <w:r>
+        <w:t xml:space="preserve">As cloud-native applications continue to grow, production Kubernetes clusters at leading internet companies and cloud providers now routinely reach tens of thousands of nodes, placing a two-fold demand on the scheduler: enough throughput to sustain massive Pod-scheduling requests at second-level granularity, and enough availability to keep the cluster schedulable in the face of single-point failures. The native kube-scheduler adopts a single-instance serial architecture whose scheduling throughput has a definite upper bound and whose latency rises linearly with cluster size; its Leader-Election-based single-active deployment further exposes the cluster to single-point-of-failure risk — throughput saturation and single-point failure together form the scalability bottleneck that must be broken through. To break through this bottleneck, the community has evolved toward multi-instance distributed architectures; ByteDance’s open-source Gödel Scheduler achieves concurrent multi-instance scheduling through a Dispatcher/Scheduler/Binder three-layer decoupling and node-partition mechanism, and stands as the most representative open-source distributed implementation to date. However, its independently deployed Binder reintroduces a binding-phase serialization bottleneck and cross-process communication overhead under very-high concurrency; meanwhile, strict consistency guarantees under runtime dynamic drift of node-partition ownership still lack a complete analysis.</w:t>
+      </w:r>
+    </w:p>
+    <w:p>
+      <w:pPr>
+        <w:pStyle w:val="BodyText"/>
+      </w:pPr>
+      <w:r>
+        <w:t xml:space="preserve">To address these problems, this thesis proposes the ENO architecture together with a companion layered binding fault-tolerance mechanism. Architecturally, ENO adopts a</w:t>
+      </w:r>
+      <w:r>
+        <w:t xml:space="preserve"> </w:t>
+      </w:r>
+      <w:r>
+        <w:t xml:space="preserve">“single-Dispatcher, multi-independent-Scheduler”</w:t>
+      </w:r>
+      <w:r>
+        <w:t xml:space="preserve"> </w:t>
+      </w:r>
+      <w:r>
+        <w:t xml:space="preserve">dispatch–execution-decoupled model, co-locating the Binder’s binding execution path with the Scheduler decision instance to eliminate cross-component event passing and serialization overhead; a CacheAdapter shared-cache adaptation layer additionally allows the Scheduler and the in-process Binder to share the same SchedulerCache memory instance by object reference, achieving zero-copy state reuse. Mechanism-wise, based on the atomic semantics provided by etcd, this thesis constructs a four-layer structured fault-tolerance chain covering the full path around Bind, and provides a complete proof outline for the core invariant</w:t>
+      </w:r>
+      <w:r>
+        <w:t xml:space="preserve"> </w:t>
+      </w:r>
+      <w:r>
+        <w:t xml:space="preserve">“each Pod is bound to at most one node”</w:t>
+      </w:r>
+      <w:r>
+        <w:t xml:space="preserve">, explicitly showing how each layer preserves this invariant through etcd semantics.</w:t>
+      </w:r>
+    </w:p>
+    <w:p>
+      <w:pPr>
+        <w:pStyle w:val="BodyText"/>
+      </w:pPr>
+      <w:r>
+        <w:t xml:space="preserve">Experimental verification and performance evaluation are carried out on KWOK-simulated clusters covering 100 to 10,000 nodes, seven workload classes, and two instance configurations (1 and 3 instances), for a total of 16 comparison scenarios against Gödel, kube-scheduler, Volcano, and Koordinator. For correctness, the binding success rate stays at 100% across all 144 runs, the apiserver-side invariant assertion (</w:t>
+      </w:r>
+      <w:r>
+        <w:t xml:space="preserve">“each Pod is bound to at most one node”</w:t>
+      </w:r>
+      <w:r>
+        <w:t xml:space="preserve">) passes on every run, and the six-criterion fault-injection suites for Layer 0 and Layer 3 are each fully satisfied. For performance, throughput is measured under the duration-independent effective-throughput convention — total workload divided by total completion time. Results show that in the single-instance case, ENO’s effective throughput is 1.8%–22.5% higher than kube-scheduler and roughly 6× and 12× higher than Volcano and Koordinator, respectively; ENO exceeds Gödel in 14 of the 16 scenarios with an average improvement of about 12%; in the primary scenario s3/w3, P99 scheduling latency drops from 32.57 s to 16.22 s; and when the instance count rises from 1 to 3, ENO’s effective throughput improves by 17.5% while Gödel’s improves by only 1.4%. These results confirm that the proposed architecture and fault-tolerance mechanism deliver both performance gains and consistency guarantees at very-large scale.</w:t>
+      </w:r>
+    </w:p>
+    <w:p>
+      <w:pPr>
+        <w:pStyle w:val="BodyText"/>
+      </w:pPr>
+      <w:r>
+        <w:t xml:space="preserve">Keywords: Kubernetes scheduler; distributed scheduling; etcd consistency; binding fault tolerance; in-process binding; large-scale cluster</w:t>
+      </w:r>
+    </w:p>
+    <w:p>
+      <w:r>
+        <w:br w:type="page"/>
+      </w:r>
+    </w:p>
+    <w:bookmarkEnd w:id="50"/>
+    <w:bookmarkStart w:id="54" w:name="第一章-绪论"/>
     <w:sdt>
       <w:sdtPr>
         <w:docPartObj>
@@ -31,672 +697,28 @@
         </w:p>
       </w:sdtContent>
     </w:sdt>
-    <w:bookmarkStart w:id="49" w:name="摘要"/>
     <w:p>
       <w:pPr>
-        <w:pStyle w:val="Heading1"/>
+        <w:sectPr>
+          <w:footerReference w:type="default" r:id="rIdPp1"/>
+          <w:footerReference w:type="even" r:id="rIdPp1"/>
+          <w:pgSz w:h="16838" w:w="11906"/>
+          <w:pgMar w:bottom="1417" w:footer="851" w:gutter="0" w:header="851" w:left="1417" w:right="1417" w:top="1417"/>
+          <w:pgBorders>
+            <w:top w:space="0" w:sz="0" w:val="none"/>
+            <w:left w:space="0" w:sz="0" w:val="none"/>
+            <w:bottom w:space="0" w:sz="0" w:val="none"/>
+            <w:right w:space="0" w:sz="0" w:val="none"/>
+          </w:pgBorders>
+          <w:pgNumType w:fmt="upperRoman" w:start="1"/>
+          <w:cols w:num="1" w:space="425"/>
+          <w:docGrid w:charSpace="0" w:linePitch="312" w:type="linesAndChars"/>
+        </w:sectPr>
       </w:pPr>
       <w:r>
-        <w:rPr>
-          <w:rFonts w:hint="eastAsia"/>
-        </w:rPr>
-        <w:t xml:space="preserve">摘要</w:t>
+        <w:br w:type="page"/>
       </w:r>
     </w:p>
-    <w:p>
-      <w:pPr>
-        <w:pStyle w:val="FirstParagraph"/>
-      </w:pPr>
-      <w:r>
-        <w:rPr>
-          <w:rFonts w:hint="eastAsia"/>
-        </w:rPr>
-        <w:t xml:space="preserve">随着云原生应用规模的持续增长，头部互联网与云服务商的</w:t>
-      </w:r>
-      <w:r>
-        <w:t xml:space="preserve"> Kubernetes </w:t>
-      </w:r>
-      <w:r>
-        <w:rPr>
-          <w:rFonts w:hint="eastAsia"/>
-        </w:rPr>
-        <w:t xml:space="preserve">集群已普遍达到万节点乃至数万节点的规模，业务对调度器提出了双重要求：秒级承接海量</w:t>
-      </w:r>
-      <w:r>
-        <w:t xml:space="preserve"> Pod </w:t>
-      </w:r>
-      <w:r>
-        <w:rPr>
-          <w:rFonts w:hint="eastAsia"/>
-        </w:rPr>
-        <w:t xml:space="preserve">的高吞吐能力，以及长期运行中不因单点失效而中断服务的高可用性。原生</w:t>
-      </w:r>
-      <w:r>
-        <w:t xml:space="preserve"> kube-scheduler </w:t>
-      </w:r>
-      <w:r>
-        <w:rPr>
-          <w:rFonts w:hint="eastAsia"/>
-        </w:rPr>
-        <w:t xml:space="preserve">采用单实例串行架构，其调度吞吐存在明确上限、延迟随集群规模线性抬升；Leader</w:t>
-      </w:r>
-      <w:r>
-        <w:t xml:space="preserve"> Election </w:t>
-      </w:r>
-      <w:r>
-        <w:rPr>
-          <w:rFonts w:hint="eastAsia"/>
-        </w:rPr>
-        <w:t xml:space="preserve">单活跃实例的部署形态又使集群面临单点故障风险——吞吐见顶与单点故障共同构成亟待突破的可扩展性瓶颈。为突破上述瓶颈，业界向多实例分布式架构演进；字节跳动开源的</w:t>
-      </w:r>
-      <w:r>
-        <w:t xml:space="preserve"> Gödel Scheduler </w:t>
-      </w:r>
-      <w:r>
-        <w:rPr>
-          <w:rFonts w:hint="eastAsia"/>
-        </w:rPr>
-        <w:t xml:space="preserve">通过</w:t>
-      </w:r>
-      <w:r>
-        <w:t xml:space="preserve"> Dispatcher/Scheduler/Binder </w:t>
-      </w:r>
-      <w:r>
-        <w:rPr>
-          <w:rFonts w:hint="eastAsia"/>
-        </w:rPr>
-        <w:t xml:space="preserve">三层解耦与节点分区机制实现了多实例并发调度，是目前最具代表性的开源分布式实现。然而，其独立部署的</w:t>
-      </w:r>
-      <w:r>
-        <w:t xml:space="preserve"> Binder </w:t>
-      </w:r>
-      <w:r>
-        <w:rPr>
-          <w:rFonts w:hint="eastAsia"/>
-        </w:rPr>
-        <w:t xml:space="preserve">组件在超高并发场景下重新引入了绑定阶段的串行化瓶颈与跨进程通信开销；同时，节点分区归属在运行时动态漂移场景下的严格一致性保证仍缺乏完整论证。</w:t>
-      </w:r>
-    </w:p>
-    <w:p>
-      <w:pPr>
-        <w:pStyle w:val="BodyText"/>
-      </w:pPr>
-      <w:r>
-        <w:rPr>
-          <w:rFonts w:hint="eastAsia"/>
-        </w:rPr>
-        <w:t xml:space="preserve">针对以上问题，本文提出</w:t>
-      </w:r>
-      <w:r>
-        <w:t xml:space="preserve"> ENO </w:t>
-      </w:r>
-      <w:r>
-        <w:rPr>
-          <w:rFonts w:hint="eastAsia"/>
-        </w:rPr>
-        <w:t xml:space="preserve">架构与配套的分层绑定容错机制。架构上，ENO</w:t>
-      </w:r>
-      <w:r>
-        <w:t xml:space="preserve"> </w:t>
-      </w:r>
-      <w:r>
-        <w:rPr>
-          <w:rFonts w:hint="eastAsia"/>
-        </w:rPr>
-        <w:t xml:space="preserve">采用”单</w:t>
-      </w:r>
-      <w:r>
-        <w:t xml:space="preserve"> </w:t>
-      </w:r>
-      <w:r>
-        <w:rPr>
-          <w:rFonts w:hint="eastAsia"/>
-        </w:rPr>
-        <w:t xml:space="preserve">Dispatcher、多独立</w:t>
-      </w:r>
-      <w:r>
-        <w:t xml:space="preserve"> </w:t>
-      </w:r>
-      <w:r>
-        <w:rPr>
-          <w:rFonts w:hint="eastAsia"/>
-        </w:rPr>
-        <w:t xml:space="preserve">Scheduler”的分发-执行解耦模型，将</w:t>
-      </w:r>
-      <w:r>
-        <w:t xml:space="preserve"> Binder </w:t>
-      </w:r>
-      <w:r>
-        <w:rPr>
-          <w:rFonts w:hint="eastAsia"/>
-        </w:rPr>
-        <w:t xml:space="preserve">绑定执行链路与</w:t>
-      </w:r>
-      <w:r>
-        <w:t xml:space="preserve"> Scheduler </w:t>
-      </w:r>
-      <w:r>
-        <w:rPr>
-          <w:rFonts w:hint="eastAsia"/>
-        </w:rPr>
-        <w:t xml:space="preserve">决策实例同域化，消除跨组件的事件传递与序列化开销；并通过</w:t>
-      </w:r>
-      <w:r>
-        <w:t xml:space="preserve"> CacheAdapter </w:t>
-      </w:r>
-      <w:r>
-        <w:rPr>
-          <w:rFonts w:hint="eastAsia"/>
-        </w:rPr>
-        <w:t xml:space="preserve">共享缓存适配层，使</w:t>
-      </w:r>
-      <w:r>
-        <w:t xml:space="preserve"> Scheduler </w:t>
-      </w:r>
-      <w:r>
-        <w:rPr>
-          <w:rFonts w:hint="eastAsia"/>
-        </w:rPr>
-        <w:t xml:space="preserve">与进程内</w:t>
-      </w:r>
-      <w:r>
-        <w:t xml:space="preserve"> Binder </w:t>
-      </w:r>
-      <w:r>
-        <w:rPr>
-          <w:rFonts w:hint="eastAsia"/>
-        </w:rPr>
-        <w:t xml:space="preserve">通过对象引用共享同一份</w:t>
-      </w:r>
-      <w:r>
-        <w:t xml:space="preserve"> SchedulerCache </w:t>
-      </w:r>
-      <w:r>
-        <w:rPr>
-          <w:rFonts w:hint="eastAsia"/>
-        </w:rPr>
-        <w:t xml:space="preserve">内存实例，实现零拷贝的状态复用。机制上，本文基于</w:t>
-      </w:r>
-      <w:r>
-        <w:t xml:space="preserve"> etcd </w:t>
-      </w:r>
-      <w:r>
-        <w:rPr>
-          <w:rFonts w:hint="eastAsia"/>
-        </w:rPr>
-        <w:t xml:space="preserve">提供的原子性语义，构建覆盖</w:t>
-      </w:r>
-      <w:r>
-        <w:t xml:space="preserve"> Bind </w:t>
-      </w:r>
-      <w:r>
-        <w:rPr>
-          <w:rFonts w:hint="eastAsia"/>
-        </w:rPr>
-        <w:t xml:space="preserve">前后完整链路的四层结构化容错，并给出核心不变量”任一</w:t>
-      </w:r>
-      <w:r>
-        <w:t xml:space="preserve"> Pod </w:t>
-      </w:r>
-      <w:r>
-        <w:rPr>
-          <w:rFonts w:hint="eastAsia"/>
-        </w:rPr>
-        <w:t xml:space="preserve">至多绑定到一个节点”的完整证明要点，明确每一层如何依赖</w:t>
-      </w:r>
-      <w:r>
-        <w:t xml:space="preserve"> etcd </w:t>
-      </w:r>
-      <w:r>
-        <w:rPr>
-          <w:rFonts w:hint="eastAsia"/>
-        </w:rPr>
-        <w:t xml:space="preserve">语义维护该不变量。</w:t>
-      </w:r>
-    </w:p>
-    <w:p>
-      <w:pPr>
-        <w:pStyle w:val="BodyText"/>
-      </w:pPr>
-      <w:r>
-        <w:rPr>
-          <w:rFonts w:hint="eastAsia"/>
-        </w:rPr>
-        <w:t xml:space="preserve">实验验证与性能评估在</w:t>
-      </w:r>
-      <w:r>
-        <w:t xml:space="preserve"> KWOK </w:t>
-      </w:r>
-      <w:r>
-        <w:rPr>
-          <w:rFonts w:hint="eastAsia"/>
-        </w:rPr>
-        <w:t xml:space="preserve">仿真集群上进行，覆盖</w:t>
-      </w:r>
-      <w:r>
-        <w:t xml:space="preserve"> 100 </w:t>
-      </w:r>
-      <w:r>
-        <w:rPr>
-          <w:rFonts w:hint="eastAsia"/>
-        </w:rPr>
-        <w:t xml:space="preserve">至</w:t>
-      </w:r>
-      <w:r>
-        <w:t xml:space="preserve"> 10000 </w:t>
-      </w:r>
-      <w:r>
-        <w:rPr>
-          <w:rFonts w:hint="eastAsia"/>
-        </w:rPr>
-        <w:t xml:space="preserve">节点、7</w:t>
-      </w:r>
-      <w:r>
-        <w:t xml:space="preserve"> </w:t>
-      </w:r>
-      <w:r>
-        <w:rPr>
-          <w:rFonts w:hint="eastAsia"/>
-        </w:rPr>
-        <w:t xml:space="preserve">类工作负载与</w:t>
-      </w:r>
-      <w:r>
-        <w:t xml:space="preserve"> 1/3 </w:t>
-      </w:r>
-      <w:r>
-        <w:rPr>
-          <w:rFonts w:hint="eastAsia"/>
-        </w:rPr>
-        <w:t xml:space="preserve">两种实例配置的</w:t>
-      </w:r>
-      <w:r>
-        <w:t xml:space="preserve"> 16 </w:t>
-      </w:r>
-      <w:r>
-        <w:rPr>
-          <w:rFonts w:hint="eastAsia"/>
-        </w:rPr>
-        <w:t xml:space="preserve">个对比场景，与</w:t>
-      </w:r>
-      <w:r>
-        <w:t xml:space="preserve"> Gödel、kube-scheduler、Volcano、Koordinator </w:t>
-      </w:r>
-      <w:r>
-        <w:rPr>
-          <w:rFonts w:hint="eastAsia"/>
-        </w:rPr>
-        <w:t xml:space="preserve">四类基线对照。正确性方面，全部</w:t>
-      </w:r>
-      <w:r>
-        <w:t xml:space="preserve"> 144 </w:t>
-      </w:r>
-      <w:r>
-        <w:rPr>
-          <w:rFonts w:hint="eastAsia"/>
-        </w:rPr>
-        <w:t xml:space="preserve">次</w:t>
-      </w:r>
-      <w:r>
-        <w:t xml:space="preserve"> run </w:t>
-      </w:r>
-      <w:r>
-        <w:rPr>
-          <w:rFonts w:hint="eastAsia"/>
-        </w:rPr>
-        <w:t xml:space="preserve">的绑定成功率均为</w:t>
-      </w:r>
-      <w:r>
-        <w:t xml:space="preserve"> </w:t>
-      </w:r>
-      <w:r>
-        <w:rPr>
-          <w:rFonts w:hint="eastAsia"/>
-        </w:rPr>
-        <w:t xml:space="preserve">100%，核心不变量「任一</w:t>
-      </w:r>
-      <w:r>
-        <w:t xml:space="preserve"> Pod </w:t>
-      </w:r>
-      <w:r>
-        <w:rPr>
-          <w:rFonts w:hint="eastAsia"/>
-        </w:rPr>
-        <w:t xml:space="preserve">至多绑定到一个节点」的</w:t>
-      </w:r>
-      <w:r>
-        <w:t xml:space="preserve"> apiserver </w:t>
-      </w:r>
-      <w:r>
-        <w:rPr>
-          <w:rFonts w:hint="eastAsia"/>
-        </w:rPr>
-        <w:t xml:space="preserve">断言全部通过，Layer</w:t>
-      </w:r>
-      <w:r>
-        <w:t xml:space="preserve"> 0 </w:t>
-      </w:r>
-      <w:r>
-        <w:rPr>
-          <w:rFonts w:hint="eastAsia"/>
-        </w:rPr>
-        <w:t xml:space="preserve">与</w:t>
-      </w:r>
-      <w:r>
-        <w:t xml:space="preserve"> Layer 3 </w:t>
-      </w:r>
-      <w:r>
-        <w:rPr>
-          <w:rFonts w:hint="eastAsia"/>
-        </w:rPr>
-        <w:t xml:space="preserve">的故障注入专项各六项判据全部达标。性能方面，吞吐采用与实验时长无关的有效吞吐口径（总工作量除以总完成时间）。结果显示：单实例场景下，ENO</w:t>
-      </w:r>
-      <w:r>
-        <w:t xml:space="preserve"> </w:t>
-      </w:r>
-      <w:r>
-        <w:rPr>
-          <w:rFonts w:hint="eastAsia"/>
-        </w:rPr>
-        <w:t xml:space="preserve">有效吞吐较</w:t>
-      </w:r>
-      <w:r>
-        <w:t xml:space="preserve"> kube-scheduler </w:t>
-      </w:r>
-      <w:r>
-        <w:rPr>
-          <w:rFonts w:hint="eastAsia"/>
-        </w:rPr>
-        <w:t xml:space="preserve">高</w:t>
-      </w:r>
-      <w:r>
-        <w:t xml:space="preserve"> </w:t>
-      </w:r>
-      <w:r>
-        <w:rPr>
-          <w:rFonts w:hint="eastAsia"/>
-        </w:rPr>
-        <w:t xml:space="preserve">1.8%~22.5%，较</w:t>
-      </w:r>
-      <w:r>
-        <w:t xml:space="preserve"> Volcano、Koordinator </w:t>
-      </w:r>
-      <w:r>
-        <w:rPr>
-          <w:rFonts w:hint="eastAsia"/>
-        </w:rPr>
-        <w:t xml:space="preserve">分别高约</w:t>
-      </w:r>
-      <w:r>
-        <w:t xml:space="preserve"> 6 </w:t>
-      </w:r>
-      <w:r>
-        <w:rPr>
-          <w:rFonts w:hint="eastAsia"/>
-        </w:rPr>
-        <w:t xml:space="preserve">倍与</w:t>
-      </w:r>
-      <w:r>
-        <w:t xml:space="preserve"> 12 </w:t>
-      </w:r>
-      <w:r>
-        <w:rPr>
-          <w:rFonts w:hint="eastAsia"/>
-        </w:rPr>
-        <w:t xml:space="preserve">倍以上；ENO</w:t>
-      </w:r>
-      <w:r>
-        <w:t xml:space="preserve"> </w:t>
-      </w:r>
-      <w:r>
-        <w:rPr>
-          <w:rFonts w:hint="eastAsia"/>
-        </w:rPr>
-        <w:t xml:space="preserve">在</w:t>
-      </w:r>
-      <w:r>
-        <w:t xml:space="preserve"> 16 </w:t>
-      </w:r>
-      <w:r>
-        <w:rPr>
-          <w:rFonts w:hint="eastAsia"/>
-        </w:rPr>
-        <w:t xml:space="preserve">个场景中</w:t>
-      </w:r>
-      <w:r>
-        <w:t xml:space="preserve"> 14 </w:t>
-      </w:r>
-      <w:r>
-        <w:rPr>
-          <w:rFonts w:hint="eastAsia"/>
-        </w:rPr>
-        <w:t xml:space="preserve">个高于</w:t>
-      </w:r>
-      <w:r>
-        <w:t xml:space="preserve"> </w:t>
-      </w:r>
-      <w:r>
-        <w:rPr>
-          <w:rFonts w:hint="eastAsia"/>
-        </w:rPr>
-        <w:t xml:space="preserve">Gödel，平均提升约</w:t>
-      </w:r>
-      <w:r>
-        <w:t xml:space="preserve"> </w:t>
-      </w:r>
-      <w:r>
-        <w:rPr>
-          <w:rFonts w:hint="eastAsia"/>
-        </w:rPr>
-        <w:t xml:space="preserve">12%；主评估场景</w:t>
-      </w:r>
-      <w:r>
-        <w:t xml:space="preserve"> s3/w3 </w:t>
-      </w:r>
-      <w:r>
-        <w:rPr>
-          <w:rFonts w:hint="eastAsia"/>
-        </w:rPr>
-        <w:t xml:space="preserve">的</w:t>
-      </w:r>
-      <w:r>
-        <w:t xml:space="preserve"> P99 </w:t>
-      </w:r>
-      <w:r>
-        <w:rPr>
-          <w:rFonts w:hint="eastAsia"/>
-        </w:rPr>
-        <w:t xml:space="preserve">调度延迟由</w:t>
-      </w:r>
-      <w:r>
-        <w:t xml:space="preserve"> 32.57 s </w:t>
-      </w:r>
-      <w:r>
-        <w:rPr>
-          <w:rFonts w:hint="eastAsia"/>
-        </w:rPr>
-        <w:t xml:space="preserve">降至</w:t>
-      </w:r>
-      <w:r>
-        <w:t xml:space="preserve"> 16.22 </w:t>
-      </w:r>
-      <w:r>
-        <w:rPr>
-          <w:rFonts w:hint="eastAsia"/>
-        </w:rPr>
-        <w:t xml:space="preserve">s；当实例数由</w:t>
-      </w:r>
-      <w:r>
-        <w:t xml:space="preserve"> 1 </w:t>
-      </w:r>
-      <w:r>
-        <w:rPr>
-          <w:rFonts w:hint="eastAsia"/>
-        </w:rPr>
-        <w:t xml:space="preserve">增至</w:t>
-      </w:r>
-      <w:r>
-        <w:t xml:space="preserve"> 3 </w:t>
-      </w:r>
-      <w:r>
-        <w:rPr>
-          <w:rFonts w:hint="eastAsia"/>
-        </w:rPr>
-        <w:t xml:space="preserve">时，ENO</w:t>
-      </w:r>
-      <w:r>
-        <w:t xml:space="preserve"> </w:t>
-      </w:r>
-      <w:r>
-        <w:rPr>
-          <w:rFonts w:hint="eastAsia"/>
-        </w:rPr>
-        <w:t xml:space="preserve">有效吞吐提升</w:t>
-      </w:r>
-      <w:r>
-        <w:t xml:space="preserve"> </w:t>
-      </w:r>
-      <w:r>
-        <w:rPr>
-          <w:rFonts w:hint="eastAsia"/>
-        </w:rPr>
-        <w:t xml:space="preserve">17.5%，而</w:t>
-      </w:r>
-      <w:r>
-        <w:t xml:space="preserve"> Gödel </w:t>
-      </w:r>
-      <w:r>
-        <w:rPr>
-          <w:rFonts w:hint="eastAsia"/>
-        </w:rPr>
-        <w:t xml:space="preserve">仅提升</w:t>
-      </w:r>
-      <w:r>
-        <w:t xml:space="preserve"> </w:t>
-      </w:r>
-      <w:r>
-        <w:rPr>
-          <w:rFonts w:hint="eastAsia"/>
-        </w:rPr>
-        <w:t xml:space="preserve">1.4%。上述结果表明本文所提架构与容错机制在超大规模场景下同时具备性能优势与一致性保证。</w:t>
-      </w:r>
-    </w:p>
-    <w:p>
-      <w:pPr>
-        <w:pStyle w:val="BodyText"/>
-      </w:pPr>
-      <w:r>
-        <w:rPr>
-          <w:rFonts w:hint="eastAsia"/>
-        </w:rPr>
-        <w:t xml:space="preserve">关键词：Kubernetes</w:t>
-      </w:r>
-      <w:r>
-        <w:t xml:space="preserve"> </w:t>
-      </w:r>
-      <w:r>
-        <w:rPr>
-          <w:rFonts w:hint="eastAsia"/>
-        </w:rPr>
-        <w:t xml:space="preserve">调度器，分布式调度，etcd</w:t>
-      </w:r>
-      <w:r>
-        <w:t xml:space="preserve"> </w:t>
-      </w:r>
-      <w:r>
-        <w:rPr>
-          <w:rFonts w:hint="eastAsia"/>
-        </w:rPr>
-        <w:t xml:space="preserve">一致性，绑定容错，进程内绑定，大规模集群</w:t>
-      </w:r>
-    </w:p>
-    <w:p>
-      <w:r>
-        <w:pict>
-          <v:rect style="width:0;height:1.5pt" o:hralign="center" o:hrstd="t" o:hr="t"/>
-        </w:pict>
-      </w:r>
-    </w:p>
-    <w:p>
-      <w:r>
-        <w:br w:type="page"/>
-      </w:r>
-    </w:p>
-    <w:bookmarkEnd w:id="49"/>
-    <w:bookmarkStart w:id="50" w:name="abstract"/>
-    <w:p>
-      <w:pPr>
-        <w:pStyle w:val="Heading1"/>
-      </w:pPr>
-      <w:r>
-        <w:t xml:space="preserve">Abstract</w:t>
-      </w:r>
-    </w:p>
-    <w:p>
-      <w:pPr>
-        <w:pStyle w:val="FirstParagraph"/>
-      </w:pPr>
-      <w:r>
-        <w:t xml:space="preserve">As cloud-native applications continue to grow, production Kubernetes clusters at leading internet companies and cloud providers now routinely reach tens of thousands of nodes, placing a two-fold demand on the scheduler: enough throughput to sustain massive Pod-scheduling requests at second-level granularity, and enough availability to keep the cluster schedulable in the face of single-point failures. The native kube-scheduler adopts a single-instance serial architecture whose scheduling throughput has a definite upper bound and whose latency rises linearly with cluster size; its Leader-Election-based single-active deployment further exposes the cluster to single-point-of-failure risk — throughput saturation and single-point failure together form the scalability bottleneck that must be broken through. To break through this bottleneck, the community has evolved toward multi-instance distributed architectures; ByteDance’s open-source Gödel Scheduler achieves concurrent multi-instance scheduling through a Dispatcher/Scheduler/Binder three-layer decoupling and node-partition mechanism, and stands as the most representative open-source distributed implementation to date. However, its independently deployed Binder reintroduces a binding-phase serialization bottleneck and cross-process communication overhead under very-high concurrency; meanwhile, strict consistency guarantees under runtime dynamic drift of node-partition ownership still lack a complete analysis.</w:t>
-      </w:r>
-    </w:p>
-    <w:p>
-      <w:pPr>
-        <w:pStyle w:val="BodyText"/>
-      </w:pPr>
-      <w:r>
-        <w:t xml:space="preserve">To address these problems, this thesis proposes the ENO architecture together with a companion layered binding fault-tolerance mechanism. Architecturally, ENO adopts a</w:t>
-      </w:r>
-      <w:r>
-        <w:t xml:space="preserve"> </w:t>
-      </w:r>
-      <w:r>
-        <w:t xml:space="preserve">“single-Dispatcher, multi-independent-Scheduler”</w:t>
-      </w:r>
-      <w:r>
-        <w:t xml:space="preserve"> </w:t>
-      </w:r>
-      <w:r>
-        <w:t xml:space="preserve">dispatch–execution-decoupled model, co-locating the Binder’s binding execution path with the Scheduler decision instance to eliminate cross-component event passing and serialization overhead; a CacheAdapter shared-cache adaptation layer additionally allows the Scheduler and the in-process Binder to share the same SchedulerCache memory instance by object reference, achieving zero-copy state reuse. Mechanism-wise, based on the atomic semantics provided by etcd, this thesis constructs a four-layer structured fault-tolerance chain covering the full path around Bind, and provides a complete proof outline for the core invariant</w:t>
-      </w:r>
-      <w:r>
-        <w:t xml:space="preserve"> </w:t>
-      </w:r>
-      <w:r>
-        <w:t xml:space="preserve">“each Pod is bound to at most one node”</w:t>
-      </w:r>
-      <w:r>
-        <w:t xml:space="preserve">, explicitly showing how each layer preserves this invariant through etcd semantics.</w:t>
-      </w:r>
-    </w:p>
-    <w:p>
-      <w:pPr>
-        <w:pStyle w:val="BodyText"/>
-      </w:pPr>
-      <w:r>
-        <w:t xml:space="preserve">Experimental verification and performance evaluation are carried out on KWOK-simulated clusters covering 100 to 10,000 nodes, seven workload classes, and two instance configurations (1 and 3 instances), for a total of 16 comparison scenarios against Gödel, kube-scheduler, Volcano, and Koordinator. For correctness, the binding success rate stays at 100% across all 144 runs, the apiserver-side invariant assertion (</w:t>
-      </w:r>
-      <w:r>
-        <w:t xml:space="preserve">“each Pod is bound to at most one node”</w:t>
-      </w:r>
-      <w:r>
-        <w:t xml:space="preserve">) passes on every run, and the six-criterion fault-injection suites for Layer 0 and Layer 3 are each fully satisfied. For performance, throughput is measured under the duration-independent effective-throughput convention — total workload divided by total completion time. Results show that in the single-instance case, ENO’s effective throughput is 1.8%–22.5% higher than kube-scheduler and roughly 6× and 12× higher than Volcano and Koordinator, respectively; ENO exceeds Gödel in 14 of the 16 scenarios with an average improvement of about 12%; in the primary scenario s3/w3, P99 scheduling latency drops from 32.57 s to 16.22 s; and when the instance count rises from 1 to 3, ENO’s effective throughput improves by 17.5% while Gödel’s improves by only 1.4%. These results confirm that the proposed architecture and fault-tolerance mechanism deliver both performance gains and consistency guarantees at very-large scale.</w:t>
-      </w:r>
-    </w:p>
-    <w:p>
-      <w:pPr>
-        <w:pStyle w:val="BodyText"/>
-      </w:pPr>
-      <w:r>
-        <w:t xml:space="preserve">Keywords: Kubernetes scheduler; distributed scheduling; etcd consistency; binding fault tolerance; in-process binding; large-scale cluster</w:t>
-      </w:r>
-    </w:p>
-    <w:p>
-      <w:r>
-        <w:br w:type="page"/>
-      </w:r>
-    </w:p>
-    <w:bookmarkEnd w:id="50"/>
-    <w:bookmarkStart w:id="54" w:name="第一章-绪论"/>
     <w:p>
       <w:pPr>
         <w:pStyle w:val="Heading1"/>
@@ -1869,6 +1891,25 @@
       </w:r>
     </w:p>
     <w:p>
+      <w:pPr>
+        <w:sectPr>
+          <w:headerReference w:type="default" r:id="rIdPp2"/>
+          <w:headerReference w:type="even" r:id="rIdPp3"/>
+          <w:footerReference w:type="default" r:id="rIdPp1"/>
+          <w:footerReference w:type="even" r:id="rIdPp1"/>
+          <w:pgSz w:h="16838" w:w="11906"/>
+          <w:pgMar w:bottom="1417" w:footer="851" w:gutter="0" w:header="851" w:left="1417" w:right="1417" w:top="1417"/>
+          <w:pgBorders>
+            <w:top w:space="0" w:sz="0" w:val="none"/>
+            <w:left w:space="0" w:sz="0" w:val="none"/>
+            <w:bottom w:space="0" w:sz="0" w:val="none"/>
+            <w:right w:space="0" w:sz="0" w:val="none"/>
+          </w:pgBorders>
+          <w:pgNumType w:fmt="decimal" w:start="1"/>
+          <w:cols w:num="1" w:space="425"/>
+          <w:docGrid w:charSpace="0" w:linePitch="312" w:type="linesAndChars"/>
+        </w:sectPr>
+      </w:pPr>
       <w:r>
         <w:br w:type="page"/>
       </w:r>
@@ -5655,6 +5696,24 @@
       </w:r>
     </w:p>
     <w:p>
+      <w:pPr>
+        <w:sectPr>
+          <w:headerReference w:type="default" r:id="rIdPp2"/>
+          <w:headerReference w:type="even" r:id="rIdPp5"/>
+          <w:footerReference w:type="default" r:id="rIdPp1"/>
+          <w:footerReference w:type="even" r:id="rIdPp1"/>
+          <w:pgSz w:h="16838" w:w="11906"/>
+          <w:pgMar w:bottom="1417" w:footer="851" w:gutter="0" w:header="851" w:left="1417" w:right="1417" w:top="1417"/>
+          <w:pgBorders>
+            <w:top w:space="0" w:sz="0" w:val="none"/>
+            <w:left w:space="0" w:sz="0" w:val="none"/>
+            <w:bottom w:space="0" w:sz="0" w:val="none"/>
+            <w:right w:space="0" w:sz="0" w:val="none"/>
+          </w:pgBorders>
+          <w:cols w:num="1" w:space="425"/>
+          <w:docGrid w:charSpace="0" w:linePitch="312" w:type="linesAndChars"/>
+        </w:sectPr>
+      </w:pPr>
       <w:r>
         <w:br w:type="page"/>
       </w:r>
@@ -9358,6 +9417,24 @@
       </w:r>
     </w:p>
     <w:p>
+      <w:pPr>
+        <w:sectPr>
+          <w:headerReference w:type="default" r:id="rIdPp2"/>
+          <w:headerReference w:type="even" r:id="rIdPp7"/>
+          <w:footerReference w:type="default" r:id="rIdPp1"/>
+          <w:footerReference w:type="even" r:id="rIdPp1"/>
+          <w:pgSz w:h="16838" w:w="11906"/>
+          <w:pgMar w:bottom="1417" w:footer="851" w:gutter="0" w:header="851" w:left="1417" w:right="1417" w:top="1417"/>
+          <w:pgBorders>
+            <w:top w:space="0" w:sz="0" w:val="none"/>
+            <w:left w:space="0" w:sz="0" w:val="none"/>
+            <w:bottom w:space="0" w:sz="0" w:val="none"/>
+            <w:right w:space="0" w:sz="0" w:val="none"/>
+          </w:pgBorders>
+          <w:cols w:num="1" w:space="425"/>
+          <w:docGrid w:charSpace="0" w:linePitch="312" w:type="linesAndChars"/>
+        </w:sectPr>
+      </w:pPr>
       <w:r>
         <w:br w:type="page"/>
       </w:r>
@@ -18105,6 +18182,24 @@
       </w:r>
     </w:p>
     <w:p>
+      <w:pPr>
+        <w:sectPr>
+          <w:headerReference w:type="default" r:id="rIdPp2"/>
+          <w:headerReference w:type="even" r:id="rIdPp9"/>
+          <w:footerReference w:type="default" r:id="rIdPp1"/>
+          <w:footerReference w:type="even" r:id="rIdPp1"/>
+          <w:pgSz w:h="16838" w:w="11906"/>
+          <w:pgMar w:bottom="1417" w:footer="851" w:gutter="0" w:header="851" w:left="1417" w:right="1417" w:top="1417"/>
+          <w:pgBorders>
+            <w:top w:space="0" w:sz="0" w:val="none"/>
+            <w:left w:space="0" w:sz="0" w:val="none"/>
+            <w:bottom w:space="0" w:sz="0" w:val="none"/>
+            <w:right w:space="0" w:sz="0" w:val="none"/>
+          </w:pgBorders>
+          <w:cols w:num="1" w:space="425"/>
+          <w:docGrid w:charSpace="0" w:linePitch="312" w:type="linesAndChars"/>
+        </w:sectPr>
+      </w:pPr>
       <w:r>
         <w:br w:type="page"/>
       </w:r>
@@ -22420,6 +22515,24 @@
       </w:r>
     </w:p>
     <w:p>
+      <w:pPr>
+        <w:sectPr>
+          <w:headerReference w:type="default" r:id="rIdPp2"/>
+          <w:headerReference w:type="even" r:id="rIdPp11"/>
+          <w:footerReference w:type="default" r:id="rIdPp1"/>
+          <w:footerReference w:type="even" r:id="rIdPp1"/>
+          <w:pgSz w:h="16838" w:w="11906"/>
+          <w:pgMar w:bottom="1417" w:footer="851" w:gutter="0" w:header="851" w:left="1417" w:right="1417" w:top="1417"/>
+          <w:pgBorders>
+            <w:top w:space="0" w:sz="0" w:val="none"/>
+            <w:left w:space="0" w:sz="0" w:val="none"/>
+            <w:bottom w:space="0" w:sz="0" w:val="none"/>
+            <w:right w:space="0" w:sz="0" w:val="none"/>
+          </w:pgBorders>
+          <w:cols w:num="1" w:space="425"/>
+          <w:docGrid w:charSpace="0" w:linePitch="312" w:type="linesAndChars"/>
+        </w:sectPr>
+      </w:pPr>
       <w:r>
         <w:br w:type="page"/>
       </w:r>
@@ -48755,6 +48868,24 @@
       </w:r>
     </w:p>
     <w:p>
+      <w:pPr>
+        <w:sectPr>
+          <w:headerReference w:type="default" r:id="rIdPp2"/>
+          <w:headerReference w:type="even" r:id="rIdPp13"/>
+          <w:footerReference w:type="default" r:id="rIdPp1"/>
+          <w:footerReference w:type="even" r:id="rIdPp1"/>
+          <w:pgSz w:h="16838" w:w="11906"/>
+          <w:pgMar w:bottom="1417" w:footer="851" w:gutter="0" w:header="851" w:left="1417" w:right="1417" w:top="1417"/>
+          <w:pgBorders>
+            <w:top w:space="0" w:sz="0" w:val="none"/>
+            <w:left w:space="0" w:sz="0" w:val="none"/>
+            <w:bottom w:space="0" w:sz="0" w:val="none"/>
+            <w:right w:space="0" w:sz="0" w:val="none"/>
+          </w:pgBorders>
+          <w:cols w:num="1" w:space="425"/>
+          <w:docGrid w:charSpace="0" w:linePitch="312" w:type="linesAndChars"/>
+        </w:sectPr>
+      </w:pPr>
       <w:r>
         <w:br w:type="page"/>
       </w:r>
@@ -49949,6 +50080,24 @@
       </w:r>
     </w:p>
     <w:p>
+      <w:pPr>
+        <w:sectPr>
+          <w:headerReference w:type="default" r:id="rIdPp2"/>
+          <w:headerReference w:type="even" r:id="rIdPp15"/>
+          <w:footerReference w:type="default" r:id="rIdPp1"/>
+          <w:footerReference w:type="even" r:id="rIdPp1"/>
+          <w:pgSz w:h="16838" w:w="11906"/>
+          <w:pgMar w:bottom="1417" w:footer="851" w:gutter="0" w:header="851" w:left="1417" w:right="1417" w:top="1417"/>
+          <w:pgBorders>
+            <w:top w:space="0" w:sz="0" w:val="none"/>
+            <w:left w:space="0" w:sz="0" w:val="none"/>
+            <w:bottom w:space="0" w:sz="0" w:val="none"/>
+            <w:right w:space="0" w:sz="0" w:val="none"/>
+          </w:pgBorders>
+          <w:cols w:num="1" w:space="425"/>
+          <w:docGrid w:charSpace="0" w:linePitch="312" w:type="linesAndChars"/>
+        </w:sectPr>
+      </w:pPr>
       <w:r>
         <w:br w:type="page"/>
       </w:r>
@@ -50358,6 +50507,24 @@
     </w:p>
     <w:bookmarkEnd w:id="306"/>
     <w:p>
+      <w:pPr>
+        <w:sectPr>
+          <w:headerReference w:type="default" r:id="rIdPp16"/>
+          <w:headerReference w:type="even" r:id="rIdPp16"/>
+          <w:footerReference w:type="default" r:id="rIdPp1"/>
+          <w:footerReference w:type="even" r:id="rIdPp1"/>
+          <w:pgSz w:h="16838" w:w="11906"/>
+          <w:pgMar w:bottom="1417" w:footer="851" w:gutter="0" w:header="851" w:left="1417" w:right="1417" w:top="1417"/>
+          <w:pgBorders>
+            <w:top w:space="0" w:sz="0" w:val="none"/>
+            <w:left w:space="0" w:sz="0" w:val="none"/>
+            <w:bottom w:space="0" w:sz="0" w:val="none"/>
+            <w:right w:space="0" w:sz="0" w:val="none"/>
+          </w:pgBorders>
+          <w:cols w:num="1" w:space="425"/>
+          <w:docGrid w:charSpace="0" w:linePitch="312" w:type="linesAndChars"/>
+        </w:sectPr>
+      </w:pPr>
       <w:r>
         <w:br w:type="page"/>
       </w:r>
@@ -61655,6 +61822,24 @@
       </w:r>
     </w:p>
     <w:p>
+      <w:pPr>
+        <w:sectPr>
+          <w:headerReference w:type="default" r:id="rIdPp17"/>
+          <w:headerReference w:type="even" r:id="rIdPp17"/>
+          <w:footerReference w:type="default" r:id="rIdPp1"/>
+          <w:footerReference w:type="even" r:id="rIdPp1"/>
+          <w:pgSz w:h="16838" w:w="11906"/>
+          <w:pgMar w:bottom="1417" w:footer="851" w:gutter="0" w:header="851" w:left="1417" w:right="1417" w:top="1417"/>
+          <w:pgBorders>
+            <w:top w:space="0" w:sz="0" w:val="none"/>
+            <w:left w:space="0" w:sz="0" w:val="none"/>
+            <w:bottom w:space="0" w:sz="0" w:val="none"/>
+            <w:right w:space="0" w:sz="0" w:val="none"/>
+          </w:pgBorders>
+          <w:cols w:num="1" w:space="425"/>
+          <w:docGrid w:charSpace="0" w:linePitch="312" w:type="linesAndChars"/>
+        </w:sectPr>
+      </w:pPr>
       <w:r>
         <w:br w:type="page"/>
       </w:r>
@@ -61770,10 +61955,10 @@
     </w:p>
     <w:bookmarkEnd w:id="312"/>
     <w:sectPr>
-      <w:footerReference r:id="rId6" w:type="first"/>
-      <w:headerReference r:id="rId3" w:type="default"/>
-      <w:footerReference r:id="rId4" w:type="default"/>
-      <w:footerReference r:id="rId5" w:type="even"/>
+      <w:headerReference w:type="default" r:id="rIdPp18"/>
+      <w:headerReference w:type="even" r:id="rIdPp18"/>
+      <w:footerReference w:type="default" r:id="rIdPp1"/>
+      <w:footerReference w:type="even" r:id="rIdPp1"/>
       <w:pgSz w:h="16838" w:w="11906"/>
       <w:pgMar w:bottom="1417" w:footer="851" w:gutter="0" w:header="851" w:left="1417" w:right="1417" w:top="1417"/>
       <w:pgBorders>
@@ -61782,7 +61967,6 @@
         <w:bottom w:space="0" w:sz="0" w:val="none"/>
         <w:right w:space="0" w:sz="0" w:val="none"/>
       </w:pgBorders>
-      <w:pgNumType w:fmt="numberInDash"/>
       <w:cols w:num="1" w:space="425"/>
       <w:docGrid w:charSpace="0" w:linePitch="312" w:type="linesAndChars"/>
     </w:sectPr>
@@ -61794,14 +61978,15 @@
 <w:comments xmlns:w="http://schemas.openxmlformats.org/wordprocessingml/2006/main" xmlns:m="http://schemas.openxmlformats.org/officeDocument/2006/math" xmlns:r="http://schemas.openxmlformats.org/officeDocument/2006/relationships" xmlns:o="urn:schemas-microsoft-com:office:office" xmlns:v="urn:schemas-microsoft-com:vml" xmlns:w10="urn:schemas-microsoft-com:office:word" xmlns:a="http://schemas.openxmlformats.org/drawingml/2006/main" xmlns:pic="http://schemas.openxmlformats.org/drawingml/2006/picture" xmlns:wp="http://schemas.openxmlformats.org/drawingml/2006/wordprocessingDrawing"/>
 </file>
 
-<file path=word/footer1.xml><?xml version="1.0" encoding="utf-8"?>
-<w:ftr xmlns:w="http://schemas.openxmlformats.org/wordprocessingml/2006/main">
+<file path=word/footer_pp_page.xml><?xml version="1.0" encoding="utf-8"?>
+<w:ftr xmlns:wpc="http://schemas.microsoft.com/office/word/2010/wordprocessingCanvas" xmlns:mc="http://schemas.openxmlformats.org/markup-compatibility/2006" xmlns:o="urn:schemas-microsoft-com:office:office" xmlns:r="http://schemas.openxmlformats.org/officeDocument/2006/relationships" xmlns:m="http://schemas.openxmlformats.org/officeDocument/2006/math" xmlns:v="urn:schemas-microsoft-com:vml" xmlns:wp14="http://schemas.microsoft.com/office/word/2010/wordprocessingDrawing" xmlns:wp="http://schemas.openxmlformats.org/drawingml/2006/wordprocessingDrawing" xmlns:w10="urn:schemas-microsoft-com:office:word" xmlns:w="http://schemas.openxmlformats.org/wordprocessingml/2006/main" xmlns:w14="http://schemas.microsoft.com/office/word/2010/wordml" xmlns:w15="http://schemas.microsoft.com/office/word/2012/wordml" xmlns:wpg="http://schemas.microsoft.com/office/word/2010/wordprocessingGroup" xmlns:wpi="http://schemas.microsoft.com/office/word/2010/wordprocessingInk" xmlns:wne="http://schemas.microsoft.com/office/word/2006/wordml" xmlns:wps="http://schemas.microsoft.com/office/word/2010/wordprocessingShape">
   <w:p>
     <w:pPr>
       <w:jc w:val="center"/>
       <w:rPr>
-        <w:rFonts w:ascii="Times New Roman" w:hAnsi="Times New Roman"/>
+        <w:rFonts w:ascii="Times New Roman" w:hAnsi="Times New Roman" w:eastAsia="宋体"/>
         <w:sz w:val="21"/>
+        <w:szCs w:val="21"/>
       </w:rPr>
     </w:pPr>
     <w:r>
@@ -61815,427 +62000,27 @@
       <w:instrText xml:space="preserve"> PAGE </w:instrText>
     </w:r>
     <w:r>
+      <w:rPr>
+        <w:rFonts w:ascii="Times New Roman" w:hAnsi="Times New Roman"/>
+        <w:sz w:val="21"/>
+      </w:rPr>
       <w:fldChar w:fldCharType="separate"/>
+    </w:r>
+    <w:r>
+      <w:rPr>
+        <w:rFonts w:ascii="Times New Roman" w:hAnsi="Times New Roman" w:eastAsia="宋体" w:cs="Times New Roman"/>
+        <w:sz w:val="21"/>
+        <w:szCs w:val="21"/>
+      </w:rPr>
+      <w:t xml:space="preserve">1</w:t>
     </w:r>
     <w:r>
       <w:rPr>
         <w:rFonts w:ascii="Times New Roman" w:hAnsi="Times New Roman"/>
         <w:sz w:val="21"/>
       </w:rPr>
-      <w:t>1</w:t>
-    </w:r>
-    <w:r>
       <w:fldChar w:fldCharType="end"/>
     </w:r>
-  </w:p>
-</w:ftr>
-</file>
-
-<file path=word/footer2.xml><?xml version="1.0" encoding="utf-8"?>
-<w:ftr xmlns:w="http://schemas.openxmlformats.org/wordprocessingml/2006/main">
-  <w:p>
-    <w:pPr>
-      <w:jc w:val="center"/>
-      <w:rPr>
-        <w:rFonts w:ascii="Times New Roman" w:hAnsi="Times New Roman"/>
-        <w:sz w:val="21"/>
-      </w:rPr>
-    </w:pPr>
-    <w:r>
-      <w:rPr>
-        <w:rFonts w:ascii="Times New Roman" w:hAnsi="Times New Roman"/>
-        <w:sz w:val="21"/>
-      </w:rPr>
-      <w:fldChar w:fldCharType="begin"/>
-    </w:r>
-    <w:r>
-      <w:instrText xml:space="preserve"> PAGE </w:instrText>
-    </w:r>
-    <w:r>
-      <w:fldChar w:fldCharType="separate"/>
-    </w:r>
-    <w:r>
-      <w:rPr>
-        <w:rFonts w:ascii="Times New Roman" w:hAnsi="Times New Roman"/>
-        <w:sz w:val="21"/>
-      </w:rPr>
-      <w:t>1</w:t>
-    </w:r>
-    <w:r>
-      <w:fldChar w:fldCharType="end"/>
-    </w:r>
-  </w:p>
-</w:ftr>
-</file>
-
-<file path=word/footer3.xml><?xml version="1.0" encoding="utf-8"?>
-<w:ftr xmlns:w="http://schemas.openxmlformats.org/wordprocessingml/2006/main">
-  <w:p>
-    <w:pPr>
-      <w:jc w:val="center"/>
-      <w:rPr>
-        <w:rFonts w:ascii="Times New Roman" w:hAnsi="Times New Roman"/>
-        <w:sz w:val="21"/>
-      </w:rPr>
-    </w:pPr>
-    <w:r>
-      <w:rPr>
-        <w:rFonts w:ascii="Times New Roman" w:hAnsi="Times New Roman"/>
-        <w:sz w:val="21"/>
-      </w:rPr>
-      <w:fldChar w:fldCharType="begin"/>
-    </w:r>
-    <w:r>
-      <w:instrText xml:space="preserve"> PAGE </w:instrText>
-    </w:r>
-    <w:r>
-      <w:fldChar w:fldCharType="separate"/>
-    </w:r>
-    <w:r>
-      <w:rPr>
-        <w:rFonts w:ascii="Times New Roman" w:hAnsi="Times New Roman"/>
-        <w:sz w:val="21"/>
-      </w:rPr>
-      <w:t>1</w:t>
-    </w:r>
-    <w:r>
-      <w:fldChar w:fldCharType="end"/>
-    </w:r>
-  </w:p>
-</w:ftr>
-</file>
-
-<file path=word/footer4.xml><?xml version="1.0" encoding="utf-8"?>
-<w:ftr xmlns:wpc="http://schemas.microsoft.com/office/word/2010/wordprocessingCanvas" xmlns:mc="http://schemas.openxmlformats.org/markup-compatibility/2006" xmlns:o="urn:schemas-microsoft-com:office:office" xmlns:r="http://schemas.openxmlformats.org/officeDocument/2006/relationships" xmlns:m="http://schemas.openxmlformats.org/officeDocument/2006/math" xmlns:v="urn:schemas-microsoft-com:vml" xmlns:wp14="http://schemas.microsoft.com/office/word/2010/wordprocessingDrawing" xmlns:wp="http://schemas.openxmlformats.org/drawingml/2006/wordprocessingDrawing" xmlns:w10="urn:schemas-microsoft-com:office:word" xmlns:w="http://schemas.openxmlformats.org/wordprocessingml/2006/main" xmlns:w14="http://schemas.microsoft.com/office/word/2010/wordml" xmlns:w15="http://schemas.microsoft.com/office/word/2012/wordml" xmlns:wpg="http://schemas.microsoft.com/office/word/2010/wordprocessingGroup" xmlns:wpi="http://schemas.microsoft.com/office/word/2010/wordprocessingInk" xmlns:wne="http://schemas.microsoft.com/office/word/2006/wordml" xmlns:wps="http://schemas.microsoft.com/office/word/2010/wordprocessingShape" xmlns:wpsCustomData="http://www.wps.cn/officeDocument/2013/wpsCustomData" mc:Ignorable="w14 w15 wp14">
-  <w:p>
-    <w:pPr>
-      <w:pStyle w:val="12"/>
-      <w:tabs>
-        <w:tab w:val="left" w:pos="1046"/>
-        <w:tab w:val="clear" w:pos="4153"/>
-        <w:tab w:val="clear" w:pos="8306"/>
-      </w:tabs>
-    </w:pPr>
-  </w:p>
-  <w:p>
-    <w:pPr>
-      <w:pStyle w:val="12"/>
-      <w:rPr>
-        <w:rFonts w:ascii="Times New Roman" w:hAnsi="Times New Roman" w:cs="Times New Roman"/>
-        <w:sz w:val="21"/>
-        <w:szCs w:val="21"/>
-      </w:rPr>
-    </w:pPr>
-  </w:p>
-</w:ftr>
-</file>
-
-<file path=word/footer5.xml><?xml version="1.0" encoding="utf-8"?>
-<w:ftr xmlns:wpc="http://schemas.microsoft.com/office/word/2010/wordprocessingCanvas" xmlns:mc="http://schemas.openxmlformats.org/markup-compatibility/2006" xmlns:o="urn:schemas-microsoft-com:office:office" xmlns:r="http://schemas.openxmlformats.org/officeDocument/2006/relationships" xmlns:m="http://schemas.openxmlformats.org/officeDocument/2006/math" xmlns:v="urn:schemas-microsoft-com:vml" xmlns:wp14="http://schemas.microsoft.com/office/word/2010/wordprocessingDrawing" xmlns:wp="http://schemas.openxmlformats.org/drawingml/2006/wordprocessingDrawing" xmlns:w10="urn:schemas-microsoft-com:office:word" xmlns:w="http://schemas.openxmlformats.org/wordprocessingml/2006/main" xmlns:w14="http://schemas.microsoft.com/office/word/2010/wordml" xmlns:w15="http://schemas.microsoft.com/office/word/2012/wordml" xmlns:wpg="http://schemas.microsoft.com/office/word/2010/wordprocessingGroup" xmlns:wpi="http://schemas.microsoft.com/office/word/2010/wordprocessingInk" xmlns:wne="http://schemas.microsoft.com/office/word/2006/wordml" xmlns:wps="http://schemas.microsoft.com/office/word/2010/wordprocessingShape" xmlns:wpsCustomData="http://www.wps.cn/officeDocument/2013/wpsCustomData" mc:Ignorable="w14 w15 wp14">
-  <w:sdt>
-    <w:sdtPr>
-      <w:rPr>
-        <w:rFonts w:ascii="Times New Roman" w:hAnsi="Times New Roman" w:cs="Times New Roman"/>
-        <w:sz w:val="21"/>
-        <w:szCs w:val="21"/>
-      </w:rPr>
-      <w:id w:val="-1685890550"/>
-    </w:sdtPr>
-    <w:sdtEndPr>
-      <w:rPr>
-        <w:rFonts w:ascii="Times New Roman" w:hAnsi="Times New Roman" w:cs="Times New Roman"/>
-        <w:sz w:val="21"/>
-        <w:szCs w:val="21"/>
-      </w:rPr>
-    </w:sdtEndPr>
-    <w:sdtContent>
-      <w:p>
-        <w:pPr>
-          <w:pStyle w:val="12"/>
-          <w:jc w:val="center"/>
-          <w:rPr>
-            <w:rFonts w:ascii="Times New Roman" w:hAnsi="Times New Roman" w:cs="Times New Roman"/>
-            <w:sz w:val="21"/>
-            <w:szCs w:val="21"/>
-          </w:rPr>
-        </w:pPr>
-        <w:r>
-          <w:rPr>
-            <w:rFonts w:ascii="Times New Roman" w:hAnsi="Times New Roman" w:cs="Times New Roman"/>
-            <w:sz w:val="21"/>
-            <w:szCs w:val="21"/>
-          </w:rPr>
-          <w:fldChar w:fldCharType="begin"/>
-        </w:r>
-        <w:r>
-          <w:rPr>
-            <w:rFonts w:hint="eastAsia" w:ascii="Times New Roman" w:hAnsi="Times New Roman" w:cs="Times New Roman"/>
-            <w:sz w:val="21"/>
-            <w:szCs w:val="21"/>
-          </w:rPr>
-          <w:instrText xml:space="preserve"> PAGE   \* MERGEFORMAT </w:instrText>
-        </w:r>
-        <w:r>
-          <w:rPr>
-            <w:rFonts w:ascii="Times New Roman" w:hAnsi="Times New Roman" w:cs="Times New Roman"/>
-            <w:sz w:val="21"/>
-            <w:szCs w:val="21"/>
-          </w:rPr>
-          <w:fldChar w:fldCharType="separate"/>
-        </w:r>
-        <w:r>
-          <w:rPr>
-            <w:rFonts w:hint="eastAsia" w:ascii="Times New Roman" w:hAnsi="Times New Roman" w:cs="Times New Roman"/>
-            <w:sz w:val="21"/>
-            <w:szCs w:val="21"/>
-          </w:rPr>
-          <w:t>XV</w:t>
-        </w:r>
-        <w:r>
-          <w:rPr>
-            <w:rFonts w:ascii="Times New Roman" w:hAnsi="Times New Roman" w:cs="Times New Roman"/>
-            <w:sz w:val="21"/>
-            <w:szCs w:val="21"/>
-          </w:rPr>
-          <w:fldChar w:fldCharType="end"/>
-        </w:r>
-      </w:p>
-    </w:sdtContent>
-  </w:sdt>
-  <w:p>
-    <w:pPr>
-      <w:pStyle w:val="12"/>
-      <w:rPr>
-        <w:rFonts w:ascii="Times New Roman" w:hAnsi="Times New Roman" w:cs="Times New Roman"/>
-        <w:sz w:val="21"/>
-        <w:szCs w:val="21"/>
-      </w:rPr>
-    </w:pPr>
-  </w:p>
-</w:ftr>
-</file>
-
-<file path=word/footer6.xml><?xml version="1.0" encoding="utf-8"?>
-<w:ftr xmlns:wpc="http://schemas.microsoft.com/office/word/2010/wordprocessingCanvas" xmlns:mc="http://schemas.openxmlformats.org/markup-compatibility/2006" xmlns:o="urn:schemas-microsoft-com:office:office" xmlns:r="http://schemas.openxmlformats.org/officeDocument/2006/relationships" xmlns:m="http://schemas.openxmlformats.org/officeDocument/2006/math" xmlns:v="urn:schemas-microsoft-com:vml" xmlns:wp14="http://schemas.microsoft.com/office/word/2010/wordprocessingDrawing" xmlns:wp="http://schemas.openxmlformats.org/drawingml/2006/wordprocessingDrawing" xmlns:w10="urn:schemas-microsoft-com:office:word" xmlns:w="http://schemas.openxmlformats.org/wordprocessingml/2006/main" xmlns:w14="http://schemas.microsoft.com/office/word/2010/wordml" xmlns:w15="http://schemas.microsoft.com/office/word/2012/wordml" xmlns:wpg="http://schemas.microsoft.com/office/word/2010/wordprocessingGroup" xmlns:wpi="http://schemas.microsoft.com/office/word/2010/wordprocessingInk" xmlns:wne="http://schemas.microsoft.com/office/word/2006/wordml" xmlns:wps="http://schemas.microsoft.com/office/word/2010/wordprocessingShape" xmlns:wpsCustomData="http://www.wps.cn/officeDocument/2013/wpsCustomData" mc:Ignorable="w14 w15 wp14">
-  <w:sdt>
-    <w:sdtPr>
-      <w:rPr>
-        <w:rFonts w:asciiTheme="minorHAnsi" w:hAnsiTheme="minorHAnsi" w:eastAsiaTheme="minorEastAsia" w:cstheme="minorBidi"/>
-        <w:kern w:val="2"/>
-        <w:sz w:val="21"/>
-        <w:szCs w:val="22"/>
-        <w:lang w:val="en-US" w:eastAsia="zh-CN" w:bidi="ar-SA"/>
-      </w:rPr>
-      <w:id w:val="147476445"/>
-    </w:sdtPr>
-    <w:sdtEndPr>
-      <w:rPr>
-        <w:rFonts w:asciiTheme="minorHAnsi" w:hAnsiTheme="minorHAnsi" w:eastAsiaTheme="minorEastAsia" w:cstheme="minorBidi"/>
-        <w:kern w:val="2"/>
-        <w:sz w:val="21"/>
-        <w:szCs w:val="22"/>
-        <w:lang w:val="en-US" w:eastAsia="zh-CN" w:bidi="ar-SA"/>
-      </w:rPr>
-    </w:sdtEndPr>
-    <w:sdtContent>
-      <w:p>
-        <w:pPr>
-          <w:pStyle w:val="12"/>
-          <w:jc w:val="center"/>
-        </w:pPr>
-        <w:r>
-          <w:rPr>
-            <w:rFonts w:ascii="Times New Roman" w:hAnsi="Times New Roman" w:cs="Times New Roman"/>
-            <w:sz w:val="21"/>
-            <w:szCs w:val="21"/>
-          </w:rPr>
-          <w:fldChar w:fldCharType="begin"/>
-        </w:r>
-        <w:r>
-          <w:rPr>
-            <w:rFonts w:ascii="Times New Roman" w:hAnsi="Times New Roman" w:cs="Times New Roman"/>
-            <w:sz w:val="21"/>
-            <w:szCs w:val="21"/>
-          </w:rPr>
-          <w:instrText xml:space="preserve">PAGE   \* MERGEFORMAT</w:instrText>
-        </w:r>
-        <w:r>
-          <w:rPr>
-            <w:rFonts w:ascii="Times New Roman" w:hAnsi="Times New Roman" w:cs="Times New Roman"/>
-            <w:sz w:val="21"/>
-            <w:szCs w:val="21"/>
-          </w:rPr>
-          <w:fldChar w:fldCharType="separate"/>
-        </w:r>
-        <w:r>
-          <w:rPr>
-            <w:rFonts w:ascii="Times New Roman" w:hAnsi="Times New Roman" w:cs="Times New Roman"/>
-            <w:sz w:val="21"/>
-            <w:szCs w:val="21"/>
-            <w:lang w:val="zh-CN"/>
-          </w:rPr>
-          <w:t>2</w:t>
-        </w:r>
-        <w:r>
-          <w:rPr>
-            <w:rFonts w:ascii="Times New Roman" w:hAnsi="Times New Roman" w:cs="Times New Roman"/>
-            <w:sz w:val="21"/>
-            <w:szCs w:val="21"/>
-          </w:rPr>
-          <w:fldChar w:fldCharType="end"/>
-        </w:r>
-      </w:p>
-    </w:sdtContent>
-  </w:sdt>
-  <w:p>
-    <w:pPr>
-      <w:pStyle w:val="12"/>
-    </w:pPr>
-  </w:p>
-</w:ftr>
-</file>
-
-<file path=word/footer7.xml><?xml version="1.0" encoding="utf-8"?>
-<w:ftr xmlns:wpc="http://schemas.microsoft.com/office/word/2010/wordprocessingCanvas" xmlns:mc="http://schemas.openxmlformats.org/markup-compatibility/2006" xmlns:o="urn:schemas-microsoft-com:office:office" xmlns:r="http://schemas.openxmlformats.org/officeDocument/2006/relationships" xmlns:m="http://schemas.openxmlformats.org/officeDocument/2006/math" xmlns:v="urn:schemas-microsoft-com:vml" xmlns:wp14="http://schemas.microsoft.com/office/word/2010/wordprocessingDrawing" xmlns:wp="http://schemas.openxmlformats.org/drawingml/2006/wordprocessingDrawing" xmlns:w10="urn:schemas-microsoft-com:office:word" xmlns:w="http://schemas.openxmlformats.org/wordprocessingml/2006/main" xmlns:w14="http://schemas.microsoft.com/office/word/2010/wordml" xmlns:w15="http://schemas.microsoft.com/office/word/2012/wordml" xmlns:wpg="http://schemas.microsoft.com/office/word/2010/wordprocessingGroup" xmlns:wpi="http://schemas.microsoft.com/office/word/2010/wordprocessingInk" xmlns:wne="http://schemas.microsoft.com/office/word/2006/wordml" xmlns:wps="http://schemas.microsoft.com/office/word/2010/wordprocessingShape" xmlns:wpsCustomData="http://www.wps.cn/officeDocument/2013/wpsCustomData" mc:Ignorable="w14 w15 wp14">
-  <w:sdt>
-    <w:sdtPr>
-      <w:id w:val="934715698"/>
-    </w:sdtPr>
-    <w:sdtEndPr>
-      <w:rPr>
-        <w:rFonts w:ascii="Times New Roman" w:hAnsi="Times New Roman" w:cs="Times New Roman"/>
-        <w:sz w:val="21"/>
-        <w:szCs w:val="21"/>
-      </w:rPr>
-    </w:sdtEndPr>
-    <w:sdtContent>
-      <w:p>
-        <w:pPr>
-          <w:pStyle w:val="12"/>
-          <w:jc w:val="center"/>
-          <w:rPr>
-            <w:rFonts w:ascii="Times New Roman" w:hAnsi="Times New Roman" w:cs="Times New Roman"/>
-            <w:sz w:val="21"/>
-            <w:szCs w:val="21"/>
-          </w:rPr>
-        </w:pPr>
-        <w:r>
-          <w:rPr>
-            <w:rFonts w:ascii="Times New Roman" w:hAnsi="Times New Roman" w:cs="Times New Roman"/>
-            <w:sz w:val="21"/>
-            <w:szCs w:val="21"/>
-          </w:rPr>
-          <w:fldChar w:fldCharType="begin"/>
-        </w:r>
-        <w:r>
-          <w:rPr>
-            <w:rFonts w:ascii="Times New Roman" w:hAnsi="Times New Roman" w:cs="Times New Roman"/>
-            <w:sz w:val="21"/>
-            <w:szCs w:val="21"/>
-          </w:rPr>
-          <w:instrText xml:space="preserve">PAGE   \* MERGEFORMAT</w:instrText>
-        </w:r>
-        <w:r>
-          <w:rPr>
-            <w:rFonts w:ascii="Times New Roman" w:hAnsi="Times New Roman" w:cs="Times New Roman"/>
-            <w:sz w:val="21"/>
-            <w:szCs w:val="21"/>
-          </w:rPr>
-          <w:fldChar w:fldCharType="separate"/>
-        </w:r>
-        <w:r>
-          <w:rPr>
-            <w:rFonts w:ascii="Times New Roman" w:hAnsi="Times New Roman" w:cs="Times New Roman"/>
-            <w:sz w:val="21"/>
-            <w:szCs w:val="21"/>
-            <w:lang w:val="zh-CN"/>
-          </w:rPr>
-          <w:t>2</w:t>
-        </w:r>
-        <w:r>
-          <w:rPr>
-            <w:rFonts w:ascii="Times New Roman" w:hAnsi="Times New Roman" w:cs="Times New Roman"/>
-            <w:sz w:val="21"/>
-            <w:szCs w:val="21"/>
-          </w:rPr>
-          <w:fldChar w:fldCharType="end"/>
-        </w:r>
-      </w:p>
-    </w:sdtContent>
-  </w:sdt>
-  <w:p>
-    <w:pPr>
-      <w:pStyle w:val="12"/>
-      <w:rPr>
-        <w:rFonts w:ascii="Times New Roman" w:hAnsi="Times New Roman" w:cs="Times New Roman"/>
-        <w:sz w:val="21"/>
-        <w:szCs w:val="21"/>
-      </w:rPr>
-    </w:pPr>
-  </w:p>
-</w:ftr>
-</file>
-
-<file path=word/footer8.xml><?xml version="1.0" encoding="utf-8"?>
-<w:ftr xmlns:wpc="http://schemas.microsoft.com/office/word/2010/wordprocessingCanvas" xmlns:mc="http://schemas.openxmlformats.org/markup-compatibility/2006" xmlns:o="urn:schemas-microsoft-com:office:office" xmlns:r="http://schemas.openxmlformats.org/officeDocument/2006/relationships" xmlns:m="http://schemas.openxmlformats.org/officeDocument/2006/math" xmlns:v="urn:schemas-microsoft-com:vml" xmlns:wp14="http://schemas.microsoft.com/office/word/2010/wordprocessingDrawing" xmlns:wp="http://schemas.openxmlformats.org/drawingml/2006/wordprocessingDrawing" xmlns:w10="urn:schemas-microsoft-com:office:word" xmlns:w="http://schemas.openxmlformats.org/wordprocessingml/2006/main" xmlns:w14="http://schemas.microsoft.com/office/word/2010/wordml" xmlns:w15="http://schemas.microsoft.com/office/word/2012/wordml" xmlns:wpg="http://schemas.microsoft.com/office/word/2010/wordprocessingGroup" xmlns:wpi="http://schemas.microsoft.com/office/word/2010/wordprocessingInk" xmlns:wne="http://schemas.microsoft.com/office/word/2006/wordml" xmlns:wps="http://schemas.microsoft.com/office/word/2010/wordprocessingShape" xmlns:wpsCustomData="http://www.wps.cn/officeDocument/2013/wpsCustomData" mc:Ignorable="w14 w15 wp14">
-  <w:sdt>
-    <w:sdtPr>
-      <w:id w:val="946043662"/>
-    </w:sdtPr>
-    <w:sdtContent>
-      <w:p>
-        <w:pPr>
-          <w:pStyle w:val="12"/>
-          <w:jc w:val="center"/>
-        </w:pPr>
-        <w:r>
-          <w:rPr>
-            <w:rFonts w:ascii="Times New Roman" w:hAnsi="Times New Roman" w:cs="Times New Roman"/>
-            <w:sz w:val="21"/>
-            <w:szCs w:val="21"/>
-          </w:rPr>
-          <w:fldChar w:fldCharType="begin"/>
-        </w:r>
-        <w:r>
-          <w:rPr>
-            <w:rFonts w:ascii="Times New Roman" w:hAnsi="Times New Roman" w:cs="Times New Roman"/>
-            <w:sz w:val="21"/>
-            <w:szCs w:val="21"/>
-          </w:rPr>
-          <w:instrText xml:space="preserve">PAGE   \* MERGEFORMAT</w:instrText>
-        </w:r>
-        <w:r>
-          <w:rPr>
-            <w:rFonts w:ascii="Times New Roman" w:hAnsi="Times New Roman" w:cs="Times New Roman"/>
-            <w:sz w:val="21"/>
-            <w:szCs w:val="21"/>
-          </w:rPr>
-          <w:fldChar w:fldCharType="separate"/>
-        </w:r>
-        <w:r>
-          <w:rPr>
-            <w:rFonts w:ascii="Times New Roman" w:hAnsi="Times New Roman" w:cs="Times New Roman"/>
-            <w:sz w:val="21"/>
-            <w:szCs w:val="21"/>
-            <w:lang w:val="zh-CN"/>
-          </w:rPr>
-          <w:t>2</w:t>
-        </w:r>
-        <w:r>
-          <w:rPr>
-            <w:rFonts w:ascii="Times New Roman" w:hAnsi="Times New Roman" w:cs="Times New Roman"/>
-            <w:sz w:val="21"/>
-            <w:szCs w:val="21"/>
-          </w:rPr>
-          <w:fldChar w:fldCharType="end"/>
-        </w:r>
-      </w:p>
-    </w:sdtContent>
-  </w:sdt>
-  <w:p>
-    <w:pPr>
-      <w:pStyle w:val="12"/>
-    </w:pPr>
   </w:p>
 </w:ftr>
 </file>
@@ -62259,504 +62044,255 @@
 </w:footnotes>
 </file>
 
-<file path=word/header1.xml><?xml version="1.0" encoding="utf-8"?>
-<w:hdr xmlns:w="http://schemas.openxmlformats.org/wordprocessingml/2006/main">
+<file path=word/header_pp_ch2.xml><?xml version="1.0" encoding="utf-8"?>
+<w:hdr xmlns:wpc="http://schemas.microsoft.com/office/word/2010/wordprocessingCanvas" xmlns:mc="http://schemas.openxmlformats.org/markup-compatibility/2006" xmlns:o="urn:schemas-microsoft-com:office:office" xmlns:r="http://schemas.openxmlformats.org/officeDocument/2006/relationships" xmlns:m="http://schemas.openxmlformats.org/officeDocument/2006/math" xmlns:v="urn:schemas-microsoft-com:vml" xmlns:wp14="http://schemas.microsoft.com/office/word/2010/wordprocessingDrawing" xmlns:wp="http://schemas.openxmlformats.org/drawingml/2006/wordprocessingDrawing" xmlns:w10="urn:schemas-microsoft-com:office:word" xmlns:w="http://schemas.openxmlformats.org/wordprocessingml/2006/main" xmlns:w14="http://schemas.microsoft.com/office/word/2010/wordml" xmlns:w15="http://schemas.microsoft.com/office/word/2012/wordml" xmlns:wpg="http://schemas.microsoft.com/office/word/2010/wordprocessingGroup" xmlns:wpi="http://schemas.microsoft.com/office/word/2010/wordprocessingInk" xmlns:wne="http://schemas.microsoft.com/office/word/2006/wordml" xmlns:wps="http://schemas.microsoft.com/office/word/2010/wordprocessingShape">
   <w:p>
     <w:pPr>
       <w:jc w:val="center"/>
       <w:rPr>
         <w:rFonts w:ascii="Times New Roman" w:hAnsi="Times New Roman" w:eastAsia="宋体"/>
-        <w:sz w:val="18"/>
+        <w:sz w:val="21"/>
+        <w:szCs w:val="21"/>
       </w:rPr>
     </w:pPr>
     <w:r>
       <w:rPr>
-        <w:rFonts w:ascii="Times New Roman" w:hAnsi="Times New Roman" w:eastAsia="宋体"/>
-        <w:sz w:val="18"/>
+        <w:rFonts w:ascii="Times New Roman" w:hAnsi="Times New Roman" w:eastAsia="宋体" w:cs="Times New Roman"/>
+        <w:sz w:val="21"/>
+        <w:szCs w:val="21"/>
       </w:rPr>
-      <w:t>北京航空航天大学硕士学位论文</w:t>
+      <w:t xml:space="preserve">第一章　绪论</w:t>
     </w:r>
   </w:p>
 </w:hdr>
 </file>
 
-<file path=word/header10.xml><?xml version="1.0" encoding="utf-8"?>
-<w:hdr xmlns:wpc="http://schemas.microsoft.com/office/word/2010/wordprocessingCanvas" xmlns:mc="http://schemas.openxmlformats.org/markup-compatibility/2006" xmlns:o="urn:schemas-microsoft-com:office:office" xmlns:r="http://schemas.openxmlformats.org/officeDocument/2006/relationships" xmlns:m="http://schemas.openxmlformats.org/officeDocument/2006/math" xmlns:v="urn:schemas-microsoft-com:vml" xmlns:wp14="http://schemas.microsoft.com/office/word/2010/wordprocessingDrawing" xmlns:wp="http://schemas.openxmlformats.org/drawingml/2006/wordprocessingDrawing" xmlns:w10="urn:schemas-microsoft-com:office:word" xmlns:w="http://schemas.openxmlformats.org/wordprocessingml/2006/main" xmlns:w14="http://schemas.microsoft.com/office/word/2010/wordml" xmlns:w15="http://schemas.microsoft.com/office/word/2012/wordml" xmlns:wpg="http://schemas.microsoft.com/office/word/2010/wordprocessingGroup" xmlns:wpi="http://schemas.microsoft.com/office/word/2010/wordprocessingInk" xmlns:wne="http://schemas.microsoft.com/office/word/2006/wordml" xmlns:wps="http://schemas.microsoft.com/office/word/2010/wordprocessingShape" xmlns:wpsCustomData="http://www.wps.cn/officeDocument/2013/wpsCustomData" mc:Ignorable="w14 w15 wp14">
+<file path=word/header_pp_ch3.xml><?xml version="1.0" encoding="utf-8"?>
+<w:hdr xmlns:wpc="http://schemas.microsoft.com/office/word/2010/wordprocessingCanvas" xmlns:mc="http://schemas.openxmlformats.org/markup-compatibility/2006" xmlns:o="urn:schemas-microsoft-com:office:office" xmlns:r="http://schemas.openxmlformats.org/officeDocument/2006/relationships" xmlns:m="http://schemas.openxmlformats.org/officeDocument/2006/math" xmlns:v="urn:schemas-microsoft-com:vml" xmlns:wp14="http://schemas.microsoft.com/office/word/2010/wordprocessingDrawing" xmlns:wp="http://schemas.openxmlformats.org/drawingml/2006/wordprocessingDrawing" xmlns:w10="urn:schemas-microsoft-com:office:word" xmlns:w="http://schemas.openxmlformats.org/wordprocessingml/2006/main" xmlns:w14="http://schemas.microsoft.com/office/word/2010/wordml" xmlns:w15="http://schemas.microsoft.com/office/word/2012/wordml" xmlns:wpg="http://schemas.microsoft.com/office/word/2010/wordprocessingGroup" xmlns:wpi="http://schemas.microsoft.com/office/word/2010/wordprocessingInk" xmlns:wne="http://schemas.microsoft.com/office/word/2006/wordml" xmlns:wps="http://schemas.microsoft.com/office/word/2010/wordprocessingShape">
   <w:p>
     <w:pPr>
-      <w:pStyle w:val="13"/>
-    </w:pPr>
-    <w:r>
+      <w:jc w:val="center"/>
       <w:rPr>
-        <w:rFonts w:hint="eastAsia"/>
-      </w:rPr>
-      <w:t>结论</w:t>
-    </w:r>
-  </w:p>
-  <w:p>
-    <w:pPr>
-      <w:pStyle w:val="13"/>
-      <w:pBdr>
-        <w:bottom w:val="none" w:color="auto" w:sz="0" w:space="0"/>
-      </w:pBdr>
-    </w:pPr>
-  </w:p>
-</w:hdr>
-</file>
-
-<file path=word/header11.xml><?xml version="1.0" encoding="utf-8"?>
-<w:hdr xmlns:wpc="http://schemas.microsoft.com/office/word/2010/wordprocessingCanvas" xmlns:mc="http://schemas.openxmlformats.org/markup-compatibility/2006" xmlns:o="urn:schemas-microsoft-com:office:office" xmlns:r="http://schemas.openxmlformats.org/officeDocument/2006/relationships" xmlns:m="http://schemas.openxmlformats.org/officeDocument/2006/math" xmlns:v="urn:schemas-microsoft-com:vml" xmlns:wp14="http://schemas.microsoft.com/office/word/2010/wordprocessingDrawing" xmlns:wp="http://schemas.openxmlformats.org/drawingml/2006/wordprocessingDrawing" xmlns:w10="urn:schemas-microsoft-com:office:word" xmlns:w="http://schemas.openxmlformats.org/wordprocessingml/2006/main" xmlns:w14="http://schemas.microsoft.com/office/word/2010/wordml" xmlns:w15="http://schemas.microsoft.com/office/word/2012/wordml" xmlns:wpg="http://schemas.microsoft.com/office/word/2010/wordprocessingGroup" xmlns:wpi="http://schemas.microsoft.com/office/word/2010/wordprocessingInk" xmlns:wne="http://schemas.microsoft.com/office/word/2006/wordml" xmlns:wps="http://schemas.microsoft.com/office/word/2010/wordprocessingShape" xmlns:wpsCustomData="http://www.wps.cn/officeDocument/2013/wpsCustomData" mc:Ignorable="w14 w15 wp14">
-  <w:p>
-    <w:pPr>
-      <w:pStyle w:val="13"/>
-      <w:rPr>
-        <w:rFonts w:ascii="宋体" w:hAnsi="宋体" w:eastAsia="宋体"/>
+        <w:rFonts w:ascii="Times New Roman" w:hAnsi="Times New Roman" w:eastAsia="宋体"/>
+        <w:sz w:val="21"/>
+        <w:szCs w:val="21"/>
       </w:rPr>
     </w:pPr>
     <w:r>
       <w:rPr>
-        <w:rFonts w:hint="eastAsia" w:ascii="宋体" w:hAnsi="宋体" w:eastAsia="宋体"/>
+        <w:rFonts w:ascii="Times New Roman" w:hAnsi="Times New Roman" w:eastAsia="宋体" w:cs="Times New Roman"/>
+        <w:sz w:val="21"/>
+        <w:szCs w:val="21"/>
       </w:rPr>
-      <w:t>参考文献</w:t>
-    </w:r>
-  </w:p>
-  <w:p>
-    <w:pPr>
-      <w:pStyle w:val="13"/>
-      <w:pBdr>
-        <w:bottom w:val="none" w:color="auto" w:sz="0" w:space="0"/>
-      </w:pBdr>
-      <w:tabs>
-        <w:tab w:val="left" w:pos="1260"/>
-        <w:tab w:val="clear" w:pos="4153"/>
-        <w:tab w:val="clear" w:pos="8306"/>
-      </w:tabs>
-      <w:jc w:val="both"/>
-    </w:pPr>
-  </w:p>
-</w:hdr>
-</file>
-
-<file path=word/header12.xml><?xml version="1.0" encoding="utf-8"?>
-<w:hdr xmlns:wpc="http://schemas.microsoft.com/office/word/2010/wordprocessingCanvas" xmlns:mc="http://schemas.openxmlformats.org/markup-compatibility/2006" xmlns:o="urn:schemas-microsoft-com:office:office" xmlns:r="http://schemas.openxmlformats.org/officeDocument/2006/relationships" xmlns:m="http://schemas.openxmlformats.org/officeDocument/2006/math" xmlns:v="urn:schemas-microsoft-com:vml" xmlns:wp14="http://schemas.microsoft.com/office/word/2010/wordprocessingDrawing" xmlns:wp="http://schemas.openxmlformats.org/drawingml/2006/wordprocessingDrawing" xmlns:w10="urn:schemas-microsoft-com:office:word" xmlns:w="http://schemas.openxmlformats.org/wordprocessingml/2006/main" xmlns:w14="http://schemas.microsoft.com/office/word/2010/wordml" xmlns:w15="http://schemas.microsoft.com/office/word/2012/wordml" xmlns:wpg="http://schemas.microsoft.com/office/word/2010/wordprocessingGroup" xmlns:wpi="http://schemas.microsoft.com/office/word/2010/wordprocessingInk" xmlns:wne="http://schemas.microsoft.com/office/word/2006/wordml" xmlns:wps="http://schemas.microsoft.com/office/word/2010/wordprocessingShape" xmlns:wpsCustomData="http://www.wps.cn/officeDocument/2013/wpsCustomData" mc:Ignorable="w14 w15 wp14">
-  <w:p>
-    <w:pPr>
-      <w:pStyle w:val="13"/>
-      <w:rPr>
-        <w:rFonts w:ascii="宋体" w:hAnsi="宋体" w:eastAsia="宋体"/>
-      </w:rPr>
-    </w:pPr>
-    <w:r>
-      <w:rPr>
-        <w:rFonts w:hint="eastAsia" w:ascii="宋体" w:hAnsi="宋体" w:eastAsia="宋体"/>
-      </w:rPr>
-      <w:t>附录A  北京市2003年度工业经济统计数据</w:t>
-    </w:r>
-  </w:p>
-  <w:p>
-    <w:pPr>
-      <w:pStyle w:val="13"/>
-      <w:pBdr>
-        <w:bottom w:val="none" w:color="auto" w:sz="0" w:space="0"/>
-      </w:pBdr>
-      <w:tabs>
-        <w:tab w:val="left" w:pos="1260"/>
-        <w:tab w:val="clear" w:pos="4153"/>
-        <w:tab w:val="clear" w:pos="8306"/>
-      </w:tabs>
-      <w:jc w:val="both"/>
-    </w:pPr>
-  </w:p>
-</w:hdr>
-</file>
-
-<file path=word/header13.xml><?xml version="1.0" encoding="utf-8"?>
-<w:hdr xmlns:wpc="http://schemas.microsoft.com/office/word/2010/wordprocessingCanvas" xmlns:mc="http://schemas.openxmlformats.org/markup-compatibility/2006" xmlns:o="urn:schemas-microsoft-com:office:office" xmlns:r="http://schemas.openxmlformats.org/officeDocument/2006/relationships" xmlns:m="http://schemas.openxmlformats.org/officeDocument/2006/math" xmlns:v="urn:schemas-microsoft-com:vml" xmlns:wp14="http://schemas.microsoft.com/office/word/2010/wordprocessingDrawing" xmlns:wp="http://schemas.openxmlformats.org/drawingml/2006/wordprocessingDrawing" xmlns:w10="urn:schemas-microsoft-com:office:word" xmlns:w="http://schemas.openxmlformats.org/wordprocessingml/2006/main" xmlns:w14="http://schemas.microsoft.com/office/word/2010/wordml" xmlns:w15="http://schemas.microsoft.com/office/word/2012/wordml" xmlns:wpg="http://schemas.microsoft.com/office/word/2010/wordprocessingGroup" xmlns:wpi="http://schemas.microsoft.com/office/word/2010/wordprocessingInk" xmlns:wne="http://schemas.microsoft.com/office/word/2006/wordml" xmlns:wps="http://schemas.microsoft.com/office/word/2010/wordprocessingShape" xmlns:wpsCustomData="http://www.wps.cn/officeDocument/2013/wpsCustomData" mc:Ignorable="w14 w15 wp14">
-  <w:p>
-    <w:pPr>
-      <w:pStyle w:val="13"/>
-    </w:pPr>
-    <w:r>
-      <w:rPr>
-        <w:rFonts w:hint="eastAsia"/>
-      </w:rPr>
-      <w:t>附录A  北京市2003年度工业经济统计数据</w:t>
-    </w:r>
-  </w:p>
-  <w:p>
-    <w:pPr>
-      <w:pStyle w:val="13"/>
-      <w:pBdr>
-        <w:bottom w:val="none" w:color="auto" w:sz="0" w:space="0"/>
-      </w:pBdr>
-    </w:pPr>
-  </w:p>
-</w:hdr>
-</file>
-
-<file path=word/header14.xml><?xml version="1.0" encoding="utf-8"?>
-<w:hdr xmlns:wpc="http://schemas.microsoft.com/office/word/2010/wordprocessingCanvas" xmlns:mc="http://schemas.openxmlformats.org/markup-compatibility/2006" xmlns:o="urn:schemas-microsoft-com:office:office" xmlns:r="http://schemas.openxmlformats.org/officeDocument/2006/relationships" xmlns:m="http://schemas.openxmlformats.org/officeDocument/2006/math" xmlns:v="urn:schemas-microsoft-com:vml" xmlns:wp14="http://schemas.microsoft.com/office/word/2010/wordprocessingDrawing" xmlns:wp="http://schemas.openxmlformats.org/drawingml/2006/wordprocessingDrawing" xmlns:w10="urn:schemas-microsoft-com:office:word" xmlns:w="http://schemas.openxmlformats.org/wordprocessingml/2006/main" xmlns:w14="http://schemas.microsoft.com/office/word/2010/wordml" xmlns:w15="http://schemas.microsoft.com/office/word/2012/wordml" xmlns:wpg="http://schemas.microsoft.com/office/word/2010/wordprocessingGroup" xmlns:wpi="http://schemas.microsoft.com/office/word/2010/wordprocessingInk" xmlns:wne="http://schemas.microsoft.com/office/word/2006/wordml" xmlns:wps="http://schemas.microsoft.com/office/word/2010/wordprocessingShape" xmlns:wpsCustomData="http://www.wps.cn/officeDocument/2013/wpsCustomData" mc:Ignorable="w14 w15 wp14">
-  <w:p>
-    <w:pPr>
-      <w:pStyle w:val="13"/>
-      <w:rPr>
-        <w:rFonts w:ascii="宋体" w:hAnsi="宋体" w:eastAsia="宋体"/>
-      </w:rPr>
-    </w:pPr>
-    <w:r>
-      <w:rPr>
-        <w:rFonts w:hint="eastAsia" w:ascii="宋体" w:hAnsi="宋体" w:eastAsia="宋体"/>
-      </w:rPr>
-      <w:t>攻读博士学位期间取得的研究成果</w:t>
-    </w:r>
-  </w:p>
-  <w:p>
-    <w:pPr>
-      <w:pStyle w:val="13"/>
-      <w:pBdr>
-        <w:bottom w:val="none" w:color="auto" w:sz="0" w:space="0"/>
-      </w:pBdr>
-      <w:tabs>
-        <w:tab w:val="left" w:pos="1260"/>
-        <w:tab w:val="clear" w:pos="4153"/>
-        <w:tab w:val="clear" w:pos="8306"/>
-      </w:tabs>
-      <w:jc w:val="both"/>
-    </w:pPr>
-  </w:p>
-</w:hdr>
-</file>
-
-<file path=word/header15.xml><?xml version="1.0" encoding="utf-8"?>
-<w:hdr xmlns:wpc="http://schemas.microsoft.com/office/word/2010/wordprocessingCanvas" xmlns:mc="http://schemas.openxmlformats.org/markup-compatibility/2006" xmlns:o="urn:schemas-microsoft-com:office:office" xmlns:r="http://schemas.openxmlformats.org/officeDocument/2006/relationships" xmlns:m="http://schemas.openxmlformats.org/officeDocument/2006/math" xmlns:v="urn:schemas-microsoft-com:vml" xmlns:wp14="http://schemas.microsoft.com/office/word/2010/wordprocessingDrawing" xmlns:wp="http://schemas.openxmlformats.org/drawingml/2006/wordprocessingDrawing" xmlns:w10="urn:schemas-microsoft-com:office:word" xmlns:w="http://schemas.openxmlformats.org/wordprocessingml/2006/main" xmlns:w14="http://schemas.microsoft.com/office/word/2010/wordml" xmlns:w15="http://schemas.microsoft.com/office/word/2012/wordml" xmlns:wpg="http://schemas.microsoft.com/office/word/2010/wordprocessingGroup" xmlns:wpi="http://schemas.microsoft.com/office/word/2010/wordprocessingInk" xmlns:wne="http://schemas.microsoft.com/office/word/2006/wordml" xmlns:wps="http://schemas.microsoft.com/office/word/2010/wordprocessingShape" xmlns:wpsCustomData="http://www.wps.cn/officeDocument/2013/wpsCustomData" mc:Ignorable="w14 w15 wp14">
-  <w:p>
-    <w:pPr>
-      <w:pStyle w:val="13"/>
-    </w:pPr>
-    <w:r>
-      <w:t>攻读博士期间取得的研究成果</w:t>
-    </w:r>
-  </w:p>
-  <w:p>
-    <w:pPr>
-      <w:pStyle w:val="13"/>
-      <w:pBdr>
-        <w:bottom w:val="none" w:color="auto" w:sz="0" w:space="0"/>
-      </w:pBdr>
-    </w:pPr>
-  </w:p>
-</w:hdr>
-</file>
-
-<file path=word/header16.xml><?xml version="1.0" encoding="utf-8"?>
-<w:hdr xmlns:wpc="http://schemas.microsoft.com/office/word/2010/wordprocessingCanvas" xmlns:mc="http://schemas.openxmlformats.org/markup-compatibility/2006" xmlns:o="urn:schemas-microsoft-com:office:office" xmlns:r="http://schemas.openxmlformats.org/officeDocument/2006/relationships" xmlns:m="http://schemas.openxmlformats.org/officeDocument/2006/math" xmlns:v="urn:schemas-microsoft-com:vml" xmlns:wp14="http://schemas.microsoft.com/office/word/2010/wordprocessingDrawing" xmlns:wp="http://schemas.openxmlformats.org/drawingml/2006/wordprocessingDrawing" xmlns:w10="urn:schemas-microsoft-com:office:word" xmlns:w="http://schemas.openxmlformats.org/wordprocessingml/2006/main" xmlns:w14="http://schemas.microsoft.com/office/word/2010/wordml" xmlns:w15="http://schemas.microsoft.com/office/word/2012/wordml" xmlns:wpg="http://schemas.microsoft.com/office/word/2010/wordprocessingGroup" xmlns:wpi="http://schemas.microsoft.com/office/word/2010/wordprocessingInk" xmlns:wne="http://schemas.microsoft.com/office/word/2006/wordml" xmlns:wps="http://schemas.microsoft.com/office/word/2010/wordprocessingShape" xmlns:wpsCustomData="http://www.wps.cn/officeDocument/2013/wpsCustomData" mc:Ignorable="w14 w15 wp14">
-  <w:p>
-    <w:pPr>
-      <w:pStyle w:val="13"/>
-    </w:pPr>
-    <w:r>
-      <w:rPr>
-        <w:rFonts w:hint="eastAsia"/>
-      </w:rPr>
-      <w:t>致谢</w:t>
-    </w:r>
-  </w:p>
-  <w:p>
-    <w:pPr>
-      <w:pStyle w:val="13"/>
-      <w:pBdr>
-        <w:bottom w:val="none" w:color="auto" w:sz="0" w:space="0"/>
-      </w:pBdr>
-      <w:tabs>
-        <w:tab w:val="left" w:pos="1260"/>
-        <w:tab w:val="clear" w:pos="4153"/>
-        <w:tab w:val="clear" w:pos="8306"/>
-      </w:tabs>
-      <w:jc w:val="both"/>
-    </w:pPr>
-  </w:p>
-</w:hdr>
-</file>
-
-<file path=word/header17.xml><?xml version="1.0" encoding="utf-8"?>
-<w:hdr xmlns:wpc="http://schemas.microsoft.com/office/word/2010/wordprocessingCanvas" xmlns:mc="http://schemas.openxmlformats.org/markup-compatibility/2006" xmlns:o="urn:schemas-microsoft-com:office:office" xmlns:r="http://schemas.openxmlformats.org/officeDocument/2006/relationships" xmlns:m="http://schemas.openxmlformats.org/officeDocument/2006/math" xmlns:v="urn:schemas-microsoft-com:vml" xmlns:wp14="http://schemas.microsoft.com/office/word/2010/wordprocessingDrawing" xmlns:wp="http://schemas.openxmlformats.org/drawingml/2006/wordprocessingDrawing" xmlns:w10="urn:schemas-microsoft-com:office:word" xmlns:w="http://schemas.openxmlformats.org/wordprocessingml/2006/main" xmlns:w14="http://schemas.microsoft.com/office/word/2010/wordml" xmlns:w15="http://schemas.microsoft.com/office/word/2012/wordml" xmlns:wpg="http://schemas.microsoft.com/office/word/2010/wordprocessingGroup" xmlns:wpi="http://schemas.microsoft.com/office/word/2010/wordprocessingInk" xmlns:wne="http://schemas.microsoft.com/office/word/2006/wordml" xmlns:wps="http://schemas.microsoft.com/office/word/2010/wordprocessingShape" xmlns:wpsCustomData="http://www.wps.cn/officeDocument/2013/wpsCustomData" mc:Ignorable="w14 w15 wp14">
-  <w:p>
-    <w:pPr>
-      <w:pStyle w:val="13"/>
-    </w:pPr>
-    <w:r>
-      <w:t>致谢</w:t>
-    </w:r>
-  </w:p>
-  <w:p>
-    <w:pPr>
-      <w:pStyle w:val="13"/>
-      <w:pBdr>
-        <w:bottom w:val="none" w:color="auto" w:sz="0" w:space="0"/>
-      </w:pBdr>
-    </w:pPr>
-  </w:p>
-</w:hdr>
-</file>
-
-<file path=word/header18.xml><?xml version="1.0" encoding="utf-8"?>
-<w:hdr xmlns:wpc="http://schemas.microsoft.com/office/word/2010/wordprocessingCanvas" xmlns:mc="http://schemas.openxmlformats.org/markup-compatibility/2006" xmlns:o="urn:schemas-microsoft-com:office:office" xmlns:r="http://schemas.openxmlformats.org/officeDocument/2006/relationships" xmlns:m="http://schemas.openxmlformats.org/officeDocument/2006/math" xmlns:v="urn:schemas-microsoft-com:vml" xmlns:wp14="http://schemas.microsoft.com/office/word/2010/wordprocessingDrawing" xmlns:wp="http://schemas.openxmlformats.org/drawingml/2006/wordprocessingDrawing" xmlns:w10="urn:schemas-microsoft-com:office:word" xmlns:w="http://schemas.openxmlformats.org/wordprocessingml/2006/main" xmlns:w14="http://schemas.microsoft.com/office/word/2010/wordml" xmlns:w15="http://schemas.microsoft.com/office/word/2012/wordml" xmlns:wpg="http://schemas.microsoft.com/office/word/2010/wordprocessingGroup" xmlns:wpi="http://schemas.microsoft.com/office/word/2010/wordprocessingInk" xmlns:wne="http://schemas.microsoft.com/office/word/2006/wordml" xmlns:wps="http://schemas.microsoft.com/office/word/2010/wordprocessingShape" xmlns:wpsCustomData="http://www.wps.cn/officeDocument/2013/wpsCustomData" mc:Ignorable="w14 w15 wp14">
-  <w:p>
-    <w:pPr>
-      <w:pStyle w:val="13"/>
-    </w:pPr>
-    <w:r>
-      <w:rPr>
-        <w:rFonts w:hint="eastAsia"/>
-      </w:rPr>
-      <w:t>作者简介</w:t>
-    </w:r>
-  </w:p>
-  <w:p>
-    <w:pPr>
-      <w:pStyle w:val="13"/>
-      <w:pBdr>
-        <w:bottom w:val="none" w:color="auto" w:sz="0" w:space="0"/>
-      </w:pBdr>
-      <w:tabs>
-        <w:tab w:val="left" w:pos="1260"/>
-        <w:tab w:val="clear" w:pos="4153"/>
-        <w:tab w:val="clear" w:pos="8306"/>
-      </w:tabs>
-      <w:jc w:val="both"/>
-    </w:pPr>
-  </w:p>
-</w:hdr>
-</file>
-
-<file path=word/header19.xml><?xml version="1.0" encoding="utf-8"?>
-<w:hdr xmlns:wpc="http://schemas.microsoft.com/office/word/2010/wordprocessingCanvas" xmlns:mc="http://schemas.openxmlformats.org/markup-compatibility/2006" xmlns:o="urn:schemas-microsoft-com:office:office" xmlns:r="http://schemas.openxmlformats.org/officeDocument/2006/relationships" xmlns:m="http://schemas.openxmlformats.org/officeDocument/2006/math" xmlns:v="urn:schemas-microsoft-com:vml" xmlns:wp14="http://schemas.microsoft.com/office/word/2010/wordprocessingDrawing" xmlns:wp="http://schemas.openxmlformats.org/drawingml/2006/wordprocessingDrawing" xmlns:w10="urn:schemas-microsoft-com:office:word" xmlns:w="http://schemas.openxmlformats.org/wordprocessingml/2006/main" xmlns:w14="http://schemas.microsoft.com/office/word/2010/wordml" xmlns:w15="http://schemas.microsoft.com/office/word/2012/wordml" xmlns:wpg="http://schemas.microsoft.com/office/word/2010/wordprocessingGroup" xmlns:wpi="http://schemas.microsoft.com/office/word/2010/wordprocessingInk" xmlns:wne="http://schemas.microsoft.com/office/word/2006/wordml" xmlns:wps="http://schemas.microsoft.com/office/word/2010/wordprocessingShape" xmlns:wpsCustomData="http://www.wps.cn/officeDocument/2013/wpsCustomData" mc:Ignorable="w14 w15 wp14">
-  <w:p>
-    <w:pPr>
-      <w:pStyle w:val="13"/>
-    </w:pPr>
-    <w:r>
-      <w:t>致谢</w:t>
-    </w:r>
-  </w:p>
-  <w:p>
-    <w:pPr>
-      <w:pStyle w:val="13"/>
-      <w:pBdr>
-        <w:bottom w:val="none" w:color="auto" w:sz="0" w:space="0"/>
-      </w:pBdr>
-    </w:pPr>
-  </w:p>
-</w:hdr>
-</file>
-
-<file path=word/header2.xml><?xml version="1.0" encoding="utf-8"?>
-<w:hdr xmlns:wpc="http://schemas.microsoft.com/office/word/2010/wordprocessingCanvas" xmlns:mc="http://schemas.openxmlformats.org/markup-compatibility/2006" xmlns:o="urn:schemas-microsoft-com:office:office" xmlns:r="http://schemas.openxmlformats.org/officeDocument/2006/relationships" xmlns:m="http://schemas.openxmlformats.org/officeDocument/2006/math" xmlns:v="urn:schemas-microsoft-com:vml" xmlns:wp14="http://schemas.microsoft.com/office/word/2010/wordprocessingDrawing" xmlns:wp="http://schemas.openxmlformats.org/drawingml/2006/wordprocessingDrawing" xmlns:w10="urn:schemas-microsoft-com:office:word" xmlns:w="http://schemas.openxmlformats.org/wordprocessingml/2006/main" xmlns:w14="http://schemas.microsoft.com/office/word/2010/wordml" xmlns:w15="http://schemas.microsoft.com/office/word/2012/wordml" xmlns:wpg="http://schemas.microsoft.com/office/word/2010/wordprocessingGroup" xmlns:wpi="http://schemas.microsoft.com/office/word/2010/wordprocessingInk" xmlns:wne="http://schemas.microsoft.com/office/word/2006/wordml" xmlns:wps="http://schemas.microsoft.com/office/word/2010/wordprocessingShape" xmlns:wpsCustomData="http://www.wps.cn/officeDocument/2013/wpsCustomData" mc:Ignorable="w14 w15 wp14">
-  <w:p>
-    <w:pPr>
-      <w:pStyle w:val="13"/>
-      <w:pBdr>
-        <w:bottom w:val="none" w:color="auto" w:sz="0" w:space="1"/>
-      </w:pBdr>
-    </w:pPr>
-  </w:p>
-</w:hdr>
-</file>
-
-<file path=word/header20.xml><?xml version="1.0" encoding="utf-8"?>
-<w:hdr xmlns:wpc="http://schemas.microsoft.com/office/word/2010/wordprocessingCanvas" xmlns:mc="http://schemas.openxmlformats.org/markup-compatibility/2006" xmlns:o="urn:schemas-microsoft-com:office:office" xmlns:r="http://schemas.openxmlformats.org/officeDocument/2006/relationships" xmlns:m="http://schemas.openxmlformats.org/officeDocument/2006/math" xmlns:v="urn:schemas-microsoft-com:vml" xmlns:wp14="http://schemas.microsoft.com/office/word/2010/wordprocessingDrawing" xmlns:wp="http://schemas.openxmlformats.org/drawingml/2006/wordprocessingDrawing" xmlns:w10="urn:schemas-microsoft-com:office:word" xmlns:w="http://schemas.openxmlformats.org/wordprocessingml/2006/main" xmlns:w14="http://schemas.microsoft.com/office/word/2010/wordml" xmlns:w15="http://schemas.microsoft.com/office/word/2012/wordml" xmlns:wpg="http://schemas.microsoft.com/office/word/2010/wordprocessingGroup" xmlns:wpi="http://schemas.microsoft.com/office/word/2010/wordprocessingInk" xmlns:wne="http://schemas.microsoft.com/office/word/2006/wordml" xmlns:wps="http://schemas.microsoft.com/office/word/2010/wordprocessingShape" xmlns:wpsCustomData="http://www.wps.cn/officeDocument/2013/wpsCustomData" mc:Ignorable="w14 w15 wp14">
-  <w:p>
-    <w:pPr>
-      <w:pStyle w:val="13"/>
-    </w:pPr>
-    <w:r>
-      <w:rPr>
-        <w:rFonts w:hint="eastAsia"/>
-      </w:rPr>
-      <w:t>导师对学位论文的评语和答辩决议</w:t>
-    </w:r>
-  </w:p>
-  <w:p>
-    <w:pPr>
-      <w:pStyle w:val="13"/>
-      <w:pBdr>
-        <w:bottom w:val="none" w:color="auto" w:sz="0" w:space="0"/>
-      </w:pBdr>
-      <w:tabs>
-        <w:tab w:val="left" w:pos="1260"/>
-        <w:tab w:val="clear" w:pos="4153"/>
-        <w:tab w:val="clear" w:pos="8306"/>
-      </w:tabs>
-      <w:jc w:val="both"/>
-    </w:pPr>
-  </w:p>
-</w:hdr>
-</file>
-
-<file path=word/header21.xml><?xml version="1.0" encoding="utf-8"?>
-<w:hdr xmlns:wpc="http://schemas.microsoft.com/office/word/2010/wordprocessingCanvas" xmlns:mc="http://schemas.openxmlformats.org/markup-compatibility/2006" xmlns:o="urn:schemas-microsoft-com:office:office" xmlns:r="http://schemas.openxmlformats.org/officeDocument/2006/relationships" xmlns:m="http://schemas.openxmlformats.org/officeDocument/2006/math" xmlns:v="urn:schemas-microsoft-com:vml" xmlns:wp14="http://schemas.microsoft.com/office/word/2010/wordprocessingDrawing" xmlns:wp="http://schemas.openxmlformats.org/drawingml/2006/wordprocessingDrawing" xmlns:w10="urn:schemas-microsoft-com:office:word" xmlns:w="http://schemas.openxmlformats.org/wordprocessingml/2006/main" xmlns:w14="http://schemas.microsoft.com/office/word/2010/wordml" xmlns:w15="http://schemas.microsoft.com/office/word/2012/wordml" xmlns:wpg="http://schemas.microsoft.com/office/word/2010/wordprocessingGroup" xmlns:wpi="http://schemas.microsoft.com/office/word/2010/wordprocessingInk" xmlns:wne="http://schemas.microsoft.com/office/word/2006/wordml" xmlns:wps="http://schemas.microsoft.com/office/word/2010/wordprocessingShape" xmlns:wpsCustomData="http://www.wps.cn/officeDocument/2013/wpsCustomData" mc:Ignorable="w14 w15 wp14">
-  <w:p>
-    <w:pPr>
-      <w:pStyle w:val="13"/>
-    </w:pPr>
-    <w:r>
-      <w:rPr>
-        <w:rFonts w:hint="eastAsia"/>
-      </w:rPr>
-      <w:t>导师对学位论文的评语和答辩决议书</w:t>
-    </w:r>
-  </w:p>
-  <w:p>
-    <w:pPr>
-      <w:pStyle w:val="13"/>
-      <w:pBdr>
-        <w:bottom w:val="none" w:color="auto" w:sz="0" w:space="0"/>
-      </w:pBdr>
-    </w:pPr>
-  </w:p>
-</w:hdr>
-</file>
-
-<file path=word/header3.xml><?xml version="1.0" encoding="utf-8"?>
-<w:hdr xmlns:wpc="http://schemas.microsoft.com/office/word/2010/wordprocessingCanvas" xmlns:mc="http://schemas.openxmlformats.org/markup-compatibility/2006" xmlns:o="urn:schemas-microsoft-com:office:office" xmlns:r="http://schemas.openxmlformats.org/officeDocument/2006/relationships" xmlns:m="http://schemas.openxmlformats.org/officeDocument/2006/math" xmlns:v="urn:schemas-microsoft-com:vml" xmlns:wp14="http://schemas.microsoft.com/office/word/2010/wordprocessingDrawing" xmlns:wp="http://schemas.openxmlformats.org/drawingml/2006/wordprocessingDrawing" xmlns:w10="urn:schemas-microsoft-com:office:word" xmlns:w="http://schemas.openxmlformats.org/wordprocessingml/2006/main" xmlns:w14="http://schemas.microsoft.com/office/word/2010/wordml" xmlns:w15="http://schemas.microsoft.com/office/word/2012/wordml" xmlns:wpg="http://schemas.microsoft.com/office/word/2010/wordprocessingGroup" xmlns:wpi="http://schemas.microsoft.com/office/word/2010/wordprocessingInk" xmlns:wne="http://schemas.microsoft.com/office/word/2006/wordml" xmlns:wps="http://schemas.microsoft.com/office/word/2010/wordprocessingShape" xmlns:wpsCustomData="http://www.wps.cn/officeDocument/2013/wpsCustomData" mc:Ignorable="w14 w15 wp14">
-  <w:p>
-    <w:pPr>
-      <w:pStyle w:val="13"/>
-      <w:pBdr>
-        <w:bottom w:val="none" w:color="auto" w:sz="0" w:space="0"/>
-      </w:pBdr>
-      <w:tabs>
-        <w:tab w:val="left" w:pos="1260"/>
-        <w:tab w:val="clear" w:pos="4153"/>
-        <w:tab w:val="clear" w:pos="8306"/>
-      </w:tabs>
-      <w:jc w:val="both"/>
-    </w:pPr>
-  </w:p>
-</w:hdr>
-</file>
-
-<file path=word/header4.xml><?xml version="1.0" encoding="utf-8"?>
-<w:hdr xmlns:wpc="http://schemas.microsoft.com/office/word/2010/wordprocessingCanvas" xmlns:mc="http://schemas.openxmlformats.org/markup-compatibility/2006" xmlns:o="urn:schemas-microsoft-com:office:office" xmlns:r="http://schemas.openxmlformats.org/officeDocument/2006/relationships" xmlns:m="http://schemas.openxmlformats.org/officeDocument/2006/math" xmlns:v="urn:schemas-microsoft-com:vml" xmlns:wp14="http://schemas.microsoft.com/office/word/2010/wordprocessingDrawing" xmlns:wp="http://schemas.openxmlformats.org/drawingml/2006/wordprocessingDrawing" xmlns:w10="urn:schemas-microsoft-com:office:word" xmlns:w="http://schemas.openxmlformats.org/wordprocessingml/2006/main" xmlns:w14="http://schemas.microsoft.com/office/word/2010/wordml" xmlns:w15="http://schemas.microsoft.com/office/word/2012/wordml" xmlns:wpg="http://schemas.microsoft.com/office/word/2010/wordprocessingGroup" xmlns:wpi="http://schemas.microsoft.com/office/word/2010/wordprocessingInk" xmlns:wne="http://schemas.microsoft.com/office/word/2006/wordml" xmlns:wps="http://schemas.microsoft.com/office/word/2010/wordprocessingShape" xmlns:wpsCustomData="http://www.wps.cn/officeDocument/2013/wpsCustomData" mc:Ignorable="w14 w15 wp14">
-  <w:p>
-    <w:pPr>
-      <w:pStyle w:val="13"/>
-      <w:pBdr>
-        <w:bottom w:val="none" w:color="auto" w:sz="0" w:space="0"/>
-      </w:pBdr>
-      <w:tabs>
-        <w:tab w:val="left" w:pos="1260"/>
-        <w:tab w:val="clear" w:pos="4153"/>
-        <w:tab w:val="clear" w:pos="8306"/>
-      </w:tabs>
-      <w:jc w:val="both"/>
-    </w:pPr>
-  </w:p>
-</w:hdr>
-</file>
-
-<file path=word/header5.xml><?xml version="1.0" encoding="utf-8"?>
-<w:hdr xmlns:wpc="http://schemas.microsoft.com/office/word/2010/wordprocessingCanvas" xmlns:mc="http://schemas.openxmlformats.org/markup-compatibility/2006" xmlns:o="urn:schemas-microsoft-com:office:office" xmlns:r="http://schemas.openxmlformats.org/officeDocument/2006/relationships" xmlns:m="http://schemas.openxmlformats.org/officeDocument/2006/math" xmlns:v="urn:schemas-microsoft-com:vml" xmlns:wp14="http://schemas.microsoft.com/office/word/2010/wordprocessingDrawing" xmlns:wp="http://schemas.openxmlformats.org/drawingml/2006/wordprocessingDrawing" xmlns:w10="urn:schemas-microsoft-com:office:word" xmlns:w="http://schemas.openxmlformats.org/wordprocessingml/2006/main" xmlns:w14="http://schemas.microsoft.com/office/word/2010/wordml" xmlns:w15="http://schemas.microsoft.com/office/word/2012/wordml" xmlns:wpg="http://schemas.microsoft.com/office/word/2010/wordprocessingGroup" xmlns:wpi="http://schemas.microsoft.com/office/word/2010/wordprocessingInk" xmlns:wne="http://schemas.microsoft.com/office/word/2006/wordml" xmlns:wps="http://schemas.microsoft.com/office/word/2010/wordprocessingShape" xmlns:wpsCustomData="http://www.wps.cn/officeDocument/2013/wpsCustomData" mc:Ignorable="w14 w15 wp14">
-  <w:p>
-    <w:pPr>
-      <w:pStyle w:val="13"/>
-      <w:pBdr>
-        <w:bottom w:val="none" w:color="auto" w:sz="0" w:space="0"/>
-      </w:pBdr>
-    </w:pPr>
-  </w:p>
-</w:hdr>
-</file>
-
-<file path=word/header6.xml><?xml version="1.0" encoding="utf-8"?>
-<w:hdr xmlns:wpc="http://schemas.microsoft.com/office/word/2010/wordprocessingCanvas" xmlns:mc="http://schemas.openxmlformats.org/markup-compatibility/2006" xmlns:o="urn:schemas-microsoft-com:office:office" xmlns:r="http://schemas.openxmlformats.org/officeDocument/2006/relationships" xmlns:m="http://schemas.openxmlformats.org/officeDocument/2006/math" xmlns:v="urn:schemas-microsoft-com:vml" xmlns:wp14="http://schemas.microsoft.com/office/word/2010/wordprocessingDrawing" xmlns:wp="http://schemas.openxmlformats.org/drawingml/2006/wordprocessingDrawing" xmlns:w10="urn:schemas-microsoft-com:office:word" xmlns:w="http://schemas.openxmlformats.org/wordprocessingml/2006/main" xmlns:w14="http://schemas.microsoft.com/office/word/2010/wordml" xmlns:w15="http://schemas.microsoft.com/office/word/2012/wordml" xmlns:wpg="http://schemas.microsoft.com/office/word/2010/wordprocessingGroup" xmlns:wpi="http://schemas.microsoft.com/office/word/2010/wordprocessingInk" xmlns:wne="http://schemas.microsoft.com/office/word/2006/wordml" xmlns:wps="http://schemas.microsoft.com/office/word/2010/wordprocessingShape" xmlns:wpsCustomData="http://www.wps.cn/officeDocument/2013/wpsCustomData" mc:Ignorable="w14 w15 wp14">
-  <w:p>
-    <w:pPr>
-      <w:pStyle w:val="13"/>
-      <w:pBdr>
-        <w:bottom w:val="none" w:color="auto" w:sz="0" w:space="0"/>
-      </w:pBdr>
-      <w:tabs>
-        <w:tab w:val="left" w:pos="1260"/>
-        <w:tab w:val="clear" w:pos="4153"/>
-        <w:tab w:val="clear" w:pos="8306"/>
-      </w:tabs>
-      <w:jc w:val="both"/>
-    </w:pPr>
-  </w:p>
-</w:hdr>
-</file>
-
-<file path=word/header7.xml><?xml version="1.0" encoding="utf-8"?>
-<w:hdr xmlns:wpc="http://schemas.microsoft.com/office/word/2010/wordprocessingCanvas" xmlns:mc="http://schemas.openxmlformats.org/markup-compatibility/2006" xmlns:o="urn:schemas-microsoft-com:office:office" xmlns:r="http://schemas.openxmlformats.org/officeDocument/2006/relationships" xmlns:m="http://schemas.openxmlformats.org/officeDocument/2006/math" xmlns:v="urn:schemas-microsoft-com:vml" xmlns:wp14="http://schemas.microsoft.com/office/word/2010/wordprocessingDrawing" xmlns:wp="http://schemas.openxmlformats.org/drawingml/2006/wordprocessingDrawing" xmlns:w10="urn:schemas-microsoft-com:office:word" xmlns:w="http://schemas.openxmlformats.org/wordprocessingml/2006/main" xmlns:w14="http://schemas.microsoft.com/office/word/2010/wordml" xmlns:w15="http://schemas.microsoft.com/office/word/2012/wordml" xmlns:wpg="http://schemas.microsoft.com/office/word/2010/wordprocessingGroup" xmlns:wpi="http://schemas.microsoft.com/office/word/2010/wordprocessingInk" xmlns:wne="http://schemas.microsoft.com/office/word/2006/wordml" xmlns:wps="http://schemas.microsoft.com/office/word/2010/wordprocessingShape" xmlns:wpsCustomData="http://www.wps.cn/officeDocument/2013/wpsCustomData" mc:Ignorable="w14 w15 wp14">
-  <w:p>
-    <w:pPr>
-      <w:pStyle w:val="13"/>
-    </w:pPr>
-    <w:r>
-      <w:rPr>
-        <w:rFonts w:ascii="Times New Roman" w:hAnsi="Times New Roman" w:eastAsia="宋体" w:cs="Times New Roman"/>
-        <w:bCs/>
-      </w:rPr>
-      <w:t>Abstract</w:t>
+      <w:t xml:space="preserve">第二章　国内外研究现状</w:t>
     </w:r>
   </w:p>
 </w:hdr>
 </file>
 
-<file path=word/header8.xml><?xml version="1.0" encoding="utf-8"?>
-<w:hdr xmlns:wpc="http://schemas.microsoft.com/office/word/2010/wordprocessingCanvas" xmlns:mc="http://schemas.openxmlformats.org/markup-compatibility/2006" xmlns:o="urn:schemas-microsoft-com:office:office" xmlns:r="http://schemas.openxmlformats.org/officeDocument/2006/relationships" xmlns:m="http://schemas.openxmlformats.org/officeDocument/2006/math" xmlns:v="urn:schemas-microsoft-com:vml" xmlns:wp14="http://schemas.microsoft.com/office/word/2010/wordprocessingDrawing" xmlns:wp="http://schemas.openxmlformats.org/drawingml/2006/wordprocessingDrawing" xmlns:w10="urn:schemas-microsoft-com:office:word" xmlns:w="http://schemas.openxmlformats.org/wordprocessingml/2006/main" xmlns:w14="http://schemas.microsoft.com/office/word/2010/wordml" xmlns:w15="http://schemas.microsoft.com/office/word/2012/wordml" xmlns:wpg="http://schemas.microsoft.com/office/word/2010/wordprocessingGroup" xmlns:wpi="http://schemas.microsoft.com/office/word/2010/wordprocessingInk" xmlns:wne="http://schemas.microsoft.com/office/word/2006/wordml" xmlns:wps="http://schemas.microsoft.com/office/word/2010/wordprocessingShape" xmlns:wpsCustomData="http://www.wps.cn/officeDocument/2013/wpsCustomData" mc:Ignorable="w14 w15 wp14">
+<file path=word/header_pp_ch4.xml><?xml version="1.0" encoding="utf-8"?>
+<w:hdr xmlns:wpc="http://schemas.microsoft.com/office/word/2010/wordprocessingCanvas" xmlns:mc="http://schemas.openxmlformats.org/markup-compatibility/2006" xmlns:o="urn:schemas-microsoft-com:office:office" xmlns:r="http://schemas.openxmlformats.org/officeDocument/2006/relationships" xmlns:m="http://schemas.openxmlformats.org/officeDocument/2006/math" xmlns:v="urn:schemas-microsoft-com:vml" xmlns:wp14="http://schemas.microsoft.com/office/word/2010/wordprocessingDrawing" xmlns:wp="http://schemas.openxmlformats.org/drawingml/2006/wordprocessingDrawing" xmlns:w10="urn:schemas-microsoft-com:office:word" xmlns:w="http://schemas.openxmlformats.org/wordprocessingml/2006/main" xmlns:w14="http://schemas.microsoft.com/office/word/2010/wordml" xmlns:w15="http://schemas.microsoft.com/office/word/2012/wordml" xmlns:wpg="http://schemas.microsoft.com/office/word/2010/wordprocessingGroup" xmlns:wpi="http://schemas.microsoft.com/office/word/2010/wordprocessingInk" xmlns:wne="http://schemas.microsoft.com/office/word/2006/wordml" xmlns:wps="http://schemas.microsoft.com/office/word/2010/wordprocessingShape">
   <w:p>
     <w:pPr>
-      <w:pStyle w:val="13"/>
+      <w:jc w:val="center"/>
       <w:rPr>
-        <w:rFonts w:ascii="宋体" w:hAnsi="宋体" w:eastAsia="宋体"/>
+        <w:rFonts w:ascii="Times New Roman" w:hAnsi="Times New Roman" w:eastAsia="宋体"/>
+        <w:sz w:val="21"/>
+        <w:szCs w:val="21"/>
       </w:rPr>
     </w:pPr>
     <w:r>
       <w:rPr>
-        <w:rFonts w:hint="eastAsia" w:ascii="宋体" w:hAnsi="宋体" w:eastAsia="宋体"/>
+        <w:rFonts w:ascii="Times New Roman" w:hAnsi="Times New Roman" w:eastAsia="宋体" w:cs="Times New Roman"/>
+        <w:sz w:val="21"/>
+        <w:szCs w:val="21"/>
       </w:rPr>
-      <w:t>北京航空航天大学博士学位论文</w:t>
+      <w:t xml:space="preserve">第三章　ENO 分布式调度器系统架构</w:t>
     </w:r>
-  </w:p>
-  <w:p>
-    <w:pPr>
-      <w:pStyle w:val="13"/>
-      <w:pBdr>
-        <w:bottom w:val="none" w:color="auto" w:sz="0" w:space="0"/>
-      </w:pBdr>
-      <w:tabs>
-        <w:tab w:val="left" w:pos="1260"/>
-        <w:tab w:val="clear" w:pos="4153"/>
-        <w:tab w:val="clear" w:pos="8306"/>
-      </w:tabs>
-      <w:jc w:val="both"/>
-    </w:pPr>
   </w:p>
 </w:hdr>
 </file>
 
-<file path=word/header9.xml><?xml version="1.0" encoding="utf-8"?>
-<w:hdr xmlns:wpc="http://schemas.microsoft.com/office/word/2010/wordprocessingCanvas" xmlns:mc="http://schemas.openxmlformats.org/markup-compatibility/2006" xmlns:o="urn:schemas-microsoft-com:office:office" xmlns:r="http://schemas.openxmlformats.org/officeDocument/2006/relationships" xmlns:m="http://schemas.openxmlformats.org/officeDocument/2006/math" xmlns:v="urn:schemas-microsoft-com:vml" xmlns:wp14="http://schemas.microsoft.com/office/word/2010/wordprocessingDrawing" xmlns:wp="http://schemas.openxmlformats.org/drawingml/2006/wordprocessingDrawing" xmlns:w10="urn:schemas-microsoft-com:office:word" xmlns:w="http://schemas.openxmlformats.org/wordprocessingml/2006/main" xmlns:w14="http://schemas.microsoft.com/office/word/2010/wordml" xmlns:w15="http://schemas.microsoft.com/office/word/2012/wordml" xmlns:wpg="http://schemas.microsoft.com/office/word/2010/wordprocessingGroup" xmlns:wpi="http://schemas.microsoft.com/office/word/2010/wordprocessingInk" xmlns:wne="http://schemas.microsoft.com/office/word/2006/wordml" xmlns:wps="http://schemas.microsoft.com/office/word/2010/wordprocessingShape" xmlns:wpsCustomData="http://www.wps.cn/officeDocument/2013/wpsCustomData" mc:Ignorable="w14 w15 wp14">
+<file path=word/header_pp_ch5.xml><?xml version="1.0" encoding="utf-8"?>
+<w:hdr xmlns:wpc="http://schemas.microsoft.com/office/word/2010/wordprocessingCanvas" xmlns:mc="http://schemas.openxmlformats.org/markup-compatibility/2006" xmlns:o="urn:schemas-microsoft-com:office:office" xmlns:r="http://schemas.openxmlformats.org/officeDocument/2006/relationships" xmlns:m="http://schemas.openxmlformats.org/officeDocument/2006/math" xmlns:v="urn:schemas-microsoft-com:vml" xmlns:wp14="http://schemas.microsoft.com/office/word/2010/wordprocessingDrawing" xmlns:wp="http://schemas.openxmlformats.org/drawingml/2006/wordprocessingDrawing" xmlns:w10="urn:schemas-microsoft-com:office:word" xmlns:w="http://schemas.openxmlformats.org/wordprocessingml/2006/main" xmlns:w14="http://schemas.microsoft.com/office/word/2010/wordml" xmlns:w15="http://schemas.microsoft.com/office/word/2012/wordml" xmlns:wpg="http://schemas.microsoft.com/office/word/2010/wordprocessingGroup" xmlns:wpi="http://schemas.microsoft.com/office/word/2010/wordprocessingInk" xmlns:wne="http://schemas.microsoft.com/office/word/2006/wordml" xmlns:wps="http://schemas.microsoft.com/office/word/2010/wordprocessingShape">
   <w:p>
     <w:pPr>
-      <w:pStyle w:val="13"/>
+      <w:jc w:val="center"/>
+      <w:rPr>
+        <w:rFonts w:ascii="Times New Roman" w:hAnsi="Times New Roman" w:eastAsia="宋体"/>
+        <w:sz w:val="21"/>
+        <w:szCs w:val="21"/>
+      </w:rPr>
     </w:pPr>
     <w:r>
       <w:rPr>
-        <w:rFonts w:hint="eastAsia"/>
+        <w:rFonts w:ascii="Times New Roman" w:hAnsi="Times New Roman" w:eastAsia="宋体" w:cs="Times New Roman"/>
+        <w:sz w:val="21"/>
+        <w:szCs w:val="21"/>
       </w:rPr>
-      <w:t>第一章 绪论</w:t>
+      <w:t xml:space="preserve">第四章　基于 etcd 语义的一致性容错机制</w:t>
     </w:r>
   </w:p>
+</w:hdr>
+</file>
+
+<file path=word/header_pp_ch6.xml><?xml version="1.0" encoding="utf-8"?>
+<w:hdr xmlns:wpc="http://schemas.microsoft.com/office/word/2010/wordprocessingCanvas" xmlns:mc="http://schemas.openxmlformats.org/markup-compatibility/2006" xmlns:o="urn:schemas-microsoft-com:office:office" xmlns:r="http://schemas.openxmlformats.org/officeDocument/2006/relationships" xmlns:m="http://schemas.openxmlformats.org/officeDocument/2006/math" xmlns:v="urn:schemas-microsoft-com:vml" xmlns:wp14="http://schemas.microsoft.com/office/word/2010/wordprocessingDrawing" xmlns:wp="http://schemas.openxmlformats.org/drawingml/2006/wordprocessingDrawing" xmlns:w10="urn:schemas-microsoft-com:office:word" xmlns:w="http://schemas.openxmlformats.org/wordprocessingml/2006/main" xmlns:w14="http://schemas.microsoft.com/office/word/2010/wordml" xmlns:w15="http://schemas.microsoft.com/office/word/2012/wordml" xmlns:wpg="http://schemas.microsoft.com/office/word/2010/wordprocessingGroup" xmlns:wpi="http://schemas.microsoft.com/office/word/2010/wordprocessingInk" xmlns:wne="http://schemas.microsoft.com/office/word/2006/wordml" xmlns:wps="http://schemas.microsoft.com/office/word/2010/wordprocessingShape">
   <w:p>
     <w:pPr>
-      <w:pStyle w:val="13"/>
-      <w:pBdr>
-        <w:bottom w:val="none" w:color="auto" w:sz="0" w:space="0"/>
-      </w:pBdr>
+      <w:jc w:val="center"/>
+      <w:rPr>
+        <w:rFonts w:ascii="Times New Roman" w:hAnsi="Times New Roman" w:eastAsia="宋体"/>
+        <w:sz w:val="21"/>
+        <w:szCs w:val="21"/>
+      </w:rPr>
     </w:pPr>
+    <w:r>
+      <w:rPr>
+        <w:rFonts w:ascii="Times New Roman" w:hAnsi="Times New Roman" w:eastAsia="宋体" w:cs="Times New Roman"/>
+        <w:sz w:val="21"/>
+        <w:szCs w:val="21"/>
+      </w:rPr>
+      <w:t xml:space="preserve">第五章　面向大规模场景的进程内 Binder 架构</w:t>
+    </w:r>
+  </w:p>
+</w:hdr>
+</file>
+
+<file path=word/header_pp_ch7.xml><?xml version="1.0" encoding="utf-8"?>
+<w:hdr xmlns:wpc="http://schemas.microsoft.com/office/word/2010/wordprocessingCanvas" xmlns:mc="http://schemas.openxmlformats.org/markup-compatibility/2006" xmlns:o="urn:schemas-microsoft-com:office:office" xmlns:r="http://schemas.openxmlformats.org/officeDocument/2006/relationships" xmlns:m="http://schemas.openxmlformats.org/officeDocument/2006/math" xmlns:v="urn:schemas-microsoft-com:vml" xmlns:wp14="http://schemas.microsoft.com/office/word/2010/wordprocessingDrawing" xmlns:wp="http://schemas.openxmlformats.org/drawingml/2006/wordprocessingDrawing" xmlns:w10="urn:schemas-microsoft-com:office:word" xmlns:w="http://schemas.openxmlformats.org/wordprocessingml/2006/main" xmlns:w14="http://schemas.microsoft.com/office/word/2010/wordml" xmlns:w15="http://schemas.microsoft.com/office/word/2012/wordml" xmlns:wpg="http://schemas.microsoft.com/office/word/2010/wordprocessingGroup" xmlns:wpi="http://schemas.microsoft.com/office/word/2010/wordprocessingInk" xmlns:wne="http://schemas.microsoft.com/office/word/2006/wordml" xmlns:wps="http://schemas.microsoft.com/office/word/2010/wordprocessingShape">
+  <w:p>
+    <w:pPr>
+      <w:jc w:val="center"/>
+      <w:rPr>
+        <w:rFonts w:ascii="Times New Roman" w:hAnsi="Times New Roman" w:eastAsia="宋体"/>
+        <w:sz w:val="21"/>
+        <w:szCs w:val="21"/>
+      </w:rPr>
+    </w:pPr>
+    <w:r>
+      <w:rPr>
+        <w:rFonts w:ascii="Times New Roman" w:hAnsi="Times New Roman" w:eastAsia="宋体" w:cs="Times New Roman"/>
+        <w:sz w:val="21"/>
+        <w:szCs w:val="21"/>
+      </w:rPr>
+      <w:t xml:space="preserve">第六章　实验验证与性能评估</w:t>
+    </w:r>
+  </w:p>
+</w:hdr>
+</file>
+
+<file path=word/header_pp_ch8.xml><?xml version="1.0" encoding="utf-8"?>
+<w:hdr xmlns:wpc="http://schemas.microsoft.com/office/word/2010/wordprocessingCanvas" xmlns:mc="http://schemas.openxmlformats.org/markup-compatibility/2006" xmlns:o="urn:schemas-microsoft-com:office:office" xmlns:r="http://schemas.openxmlformats.org/officeDocument/2006/relationships" xmlns:m="http://schemas.openxmlformats.org/officeDocument/2006/math" xmlns:v="urn:schemas-microsoft-com:vml" xmlns:wp14="http://schemas.microsoft.com/office/word/2010/wordprocessingDrawing" xmlns:wp="http://schemas.openxmlformats.org/drawingml/2006/wordprocessingDrawing" xmlns:w10="urn:schemas-microsoft-com:office:word" xmlns:w="http://schemas.openxmlformats.org/wordprocessingml/2006/main" xmlns:w14="http://schemas.microsoft.com/office/word/2010/wordml" xmlns:w15="http://schemas.microsoft.com/office/word/2012/wordml" xmlns:wpg="http://schemas.microsoft.com/office/word/2010/wordprocessingGroup" xmlns:wpi="http://schemas.microsoft.com/office/word/2010/wordprocessingInk" xmlns:wne="http://schemas.microsoft.com/office/word/2006/wordml" xmlns:wps="http://schemas.microsoft.com/office/word/2010/wordprocessingShape">
+  <w:p>
+    <w:pPr>
+      <w:jc w:val="center"/>
+      <w:rPr>
+        <w:rFonts w:ascii="Times New Roman" w:hAnsi="Times New Roman" w:eastAsia="宋体"/>
+        <w:sz w:val="21"/>
+        <w:szCs w:val="21"/>
+      </w:rPr>
+    </w:pPr>
+    <w:r>
+      <w:rPr>
+        <w:rFonts w:ascii="Times New Roman" w:hAnsi="Times New Roman" w:eastAsia="宋体" w:cs="Times New Roman"/>
+        <w:sz w:val="21"/>
+        <w:szCs w:val="21"/>
+      </w:rPr>
+      <w:t xml:space="preserve">第七章　总结与展望</w:t>
+    </w:r>
+  </w:p>
+</w:hdr>
+</file>
+
+<file path=word/header_pp_odd.xml><?xml version="1.0" encoding="utf-8"?>
+<w:hdr xmlns:wpc="http://schemas.microsoft.com/office/word/2010/wordprocessingCanvas" xmlns:mc="http://schemas.openxmlformats.org/markup-compatibility/2006" xmlns:o="urn:schemas-microsoft-com:office:office" xmlns:r="http://schemas.openxmlformats.org/officeDocument/2006/relationships" xmlns:m="http://schemas.openxmlformats.org/officeDocument/2006/math" xmlns:v="urn:schemas-microsoft-com:vml" xmlns:wp14="http://schemas.microsoft.com/office/word/2010/wordprocessingDrawing" xmlns:wp="http://schemas.openxmlformats.org/drawingml/2006/wordprocessingDrawing" xmlns:w10="urn:schemas-microsoft-com:office:word" xmlns:w="http://schemas.openxmlformats.org/wordprocessingml/2006/main" xmlns:w14="http://schemas.microsoft.com/office/word/2010/wordml" xmlns:w15="http://schemas.microsoft.com/office/word/2012/wordml" xmlns:wpg="http://schemas.microsoft.com/office/word/2010/wordprocessingGroup" xmlns:wpi="http://schemas.microsoft.com/office/word/2010/wordprocessingInk" xmlns:wne="http://schemas.microsoft.com/office/word/2006/wordml" xmlns:wps="http://schemas.microsoft.com/office/word/2010/wordprocessingShape">
+  <w:p>
+    <w:pPr>
+      <w:jc w:val="center"/>
+      <w:rPr>
+        <w:rFonts w:ascii="Times New Roman" w:hAnsi="Times New Roman" w:eastAsia="宋体"/>
+        <w:sz w:val="21"/>
+        <w:szCs w:val="21"/>
+      </w:rPr>
+    </w:pPr>
+    <w:r>
+      <w:rPr>
+        <w:rFonts w:ascii="Times New Roman" w:hAnsi="Times New Roman" w:eastAsia="宋体" w:cs="Times New Roman"/>
+        <w:sz w:val="21"/>
+        <w:szCs w:val="21"/>
+      </w:rPr>
+      <w:t xml:space="preserve">北京航空航天大学硕士学位论文</w:t>
+    </w:r>
+  </w:p>
+</w:hdr>
+</file>
+
+<file path=word/header_pp_same10.xml><?xml version="1.0" encoding="utf-8"?>
+<w:hdr xmlns:wpc="http://schemas.microsoft.com/office/word/2010/wordprocessingCanvas" xmlns:mc="http://schemas.openxmlformats.org/markup-compatibility/2006" xmlns:o="urn:schemas-microsoft-com:office:office" xmlns:r="http://schemas.openxmlformats.org/officeDocument/2006/relationships" xmlns:m="http://schemas.openxmlformats.org/officeDocument/2006/math" xmlns:v="urn:schemas-microsoft-com:vml" xmlns:wp14="http://schemas.microsoft.com/office/word/2010/wordprocessingDrawing" xmlns:wp="http://schemas.openxmlformats.org/drawingml/2006/wordprocessingDrawing" xmlns:w10="urn:schemas-microsoft-com:office:word" xmlns:w="http://schemas.openxmlformats.org/wordprocessingml/2006/main" xmlns:w14="http://schemas.microsoft.com/office/word/2010/wordml" xmlns:w15="http://schemas.microsoft.com/office/word/2012/wordml" xmlns:wpg="http://schemas.microsoft.com/office/word/2010/wordprocessingGroup" xmlns:wpi="http://schemas.microsoft.com/office/word/2010/wordprocessingInk" xmlns:wne="http://schemas.microsoft.com/office/word/2006/wordml" xmlns:wps="http://schemas.microsoft.com/office/word/2010/wordprocessingShape">
+  <w:p>
+    <w:pPr>
+      <w:jc w:val="center"/>
+      <w:rPr>
+        <w:rFonts w:ascii="Times New Roman" w:hAnsi="Times New Roman" w:eastAsia="宋体"/>
+        <w:sz w:val="21"/>
+        <w:szCs w:val="21"/>
+      </w:rPr>
+    </w:pPr>
+    <w:r>
+      <w:rPr>
+        <w:rFonts w:ascii="Times New Roman" w:hAnsi="Times New Roman" w:eastAsia="宋体" w:cs="Times New Roman"/>
+        <w:sz w:val="21"/>
+        <w:szCs w:val="21"/>
+      </w:rPr>
+      <w:t xml:space="preserve">附录</w:t>
+    </w:r>
+  </w:p>
+</w:hdr>
+</file>
+
+<file path=word/header_pp_same11.xml><?xml version="1.0" encoding="utf-8"?>
+<w:hdr xmlns:wpc="http://schemas.microsoft.com/office/word/2010/wordprocessingCanvas" xmlns:mc="http://schemas.openxmlformats.org/markup-compatibility/2006" xmlns:o="urn:schemas-microsoft-com:office:office" xmlns:r="http://schemas.openxmlformats.org/officeDocument/2006/relationships" xmlns:m="http://schemas.openxmlformats.org/officeDocument/2006/math" xmlns:v="urn:schemas-microsoft-com:vml" xmlns:wp14="http://schemas.microsoft.com/office/word/2010/wordprocessingDrawing" xmlns:wp="http://schemas.openxmlformats.org/drawingml/2006/wordprocessingDrawing" xmlns:w10="urn:schemas-microsoft-com:office:word" xmlns:w="http://schemas.openxmlformats.org/wordprocessingml/2006/main" xmlns:w14="http://schemas.microsoft.com/office/word/2010/wordml" xmlns:w15="http://schemas.microsoft.com/office/word/2012/wordml" xmlns:wpg="http://schemas.microsoft.com/office/word/2010/wordprocessingGroup" xmlns:wpi="http://schemas.microsoft.com/office/word/2010/wordprocessingInk" xmlns:wne="http://schemas.microsoft.com/office/word/2006/wordml" xmlns:wps="http://schemas.microsoft.com/office/word/2010/wordprocessingShape">
+  <w:p>
+    <w:pPr>
+      <w:jc w:val="center"/>
+      <w:rPr>
+        <w:rFonts w:ascii="Times New Roman" w:hAnsi="Times New Roman" w:eastAsia="宋体"/>
+        <w:sz w:val="21"/>
+        <w:szCs w:val="21"/>
+      </w:rPr>
+    </w:pPr>
+    <w:r>
+      <w:rPr>
+        <w:rFonts w:ascii="Times New Roman" w:hAnsi="Times New Roman" w:eastAsia="宋体" w:cs="Times New Roman"/>
+        <w:sz w:val="21"/>
+        <w:szCs w:val="21"/>
+      </w:rPr>
+      <w:t xml:space="preserve">致谢</w:t>
+    </w:r>
+  </w:p>
+</w:hdr>
+</file>
+
+<file path=word/header_pp_same9.xml><?xml version="1.0" encoding="utf-8"?>
+<w:hdr xmlns:wpc="http://schemas.microsoft.com/office/word/2010/wordprocessingCanvas" xmlns:mc="http://schemas.openxmlformats.org/markup-compatibility/2006" xmlns:o="urn:schemas-microsoft-com:office:office" xmlns:r="http://schemas.openxmlformats.org/officeDocument/2006/relationships" xmlns:m="http://schemas.openxmlformats.org/officeDocument/2006/math" xmlns:v="urn:schemas-microsoft-com:vml" xmlns:wp14="http://schemas.microsoft.com/office/word/2010/wordprocessingDrawing" xmlns:wp="http://schemas.openxmlformats.org/drawingml/2006/wordprocessingDrawing" xmlns:w10="urn:schemas-microsoft-com:office:word" xmlns:w="http://schemas.openxmlformats.org/wordprocessingml/2006/main" xmlns:w14="http://schemas.microsoft.com/office/word/2010/wordml" xmlns:w15="http://schemas.microsoft.com/office/word/2012/wordml" xmlns:wpg="http://schemas.microsoft.com/office/word/2010/wordprocessingGroup" xmlns:wpi="http://schemas.microsoft.com/office/word/2010/wordprocessingInk" xmlns:wne="http://schemas.microsoft.com/office/word/2006/wordml" xmlns:wps="http://schemas.microsoft.com/office/word/2010/wordprocessingShape">
+  <w:p>
+    <w:pPr>
+      <w:jc w:val="center"/>
+      <w:rPr>
+        <w:rFonts w:ascii="Times New Roman" w:hAnsi="Times New Roman" w:eastAsia="宋体"/>
+        <w:sz w:val="21"/>
+        <w:szCs w:val="21"/>
+      </w:rPr>
+    </w:pPr>
+    <w:r>
+      <w:rPr>
+        <w:rFonts w:ascii="Times New Roman" w:hAnsi="Times New Roman" w:eastAsia="宋体" w:cs="Times New Roman"/>
+        <w:sz w:val="21"/>
+        <w:szCs w:val="21"/>
+      </w:rPr>
+      <w:t xml:space="preserve">参考文献</w:t>
+    </w:r>
   </w:p>
 </w:hdr>
 </file>

--- a/docs/thesis/thesis-beihang.docx
+++ b/docs/thesis/thesis-beihang.docx
@@ -22,7 +22,7 @@
         <w:rPr>
           <w:rFonts w:hint="eastAsia"/>
         </w:rPr>
-        <w:t xml:space="preserve">随着云原生应用规模的持续增长，头部互联网与云服务商的</w:t>
+        <w:t xml:space="preserve">随着云原生应用规模持续增长，头部云服务商的</w:t>
       </w:r>
       <w:r>
         <w:t xml:space="preserve"> Kubernetes </w:t>
@@ -31,7 +31,7 @@
         <w:rPr>
           <w:rFonts w:hint="eastAsia"/>
         </w:rPr>
-        <w:t xml:space="preserve">集群已普遍达到万节点乃至数万节点的规模，业务对调度器提出了双重要求：秒级承接海量</w:t>
+        <w:t xml:space="preserve">集群已普遍达到万节点乃至数万节点规模，调度器需同时具备承接海量</w:t>
       </w:r>
       <w:r>
         <w:t xml:space="preserve"> Pod </w:t>
@@ -40,7 +40,7 @@
         <w:rPr>
           <w:rFonts w:hint="eastAsia"/>
         </w:rPr>
-        <w:t xml:space="preserve">的高吞吐能力，以及长期运行中不因单点失效而中断服务的高可用性。原生</w:t>
+        <w:t xml:space="preserve">的高吞吐能力与不因单点失效而中断服务的高可用性。原生</w:t>
       </w:r>
       <w:r>
         <w:t xml:space="preserve"> kube-scheduler </w:t>
@@ -49,7 +49,7 @@
         <w:rPr>
           <w:rFonts w:hint="eastAsia"/>
         </w:rPr>
-        <w:t xml:space="preserve">采用单实例串行架构，其调度吞吐存在明确上限、延迟随集群规模线性抬升；Leader</w:t>
+        <w:t xml:space="preserve">采用单实例串行架构，调度吞吐存在明确上限、延迟随集群规模线性抬升；Leader</w:t>
       </w:r>
       <w:r>
         <w:t xml:space="preserve"> Election </w:t>
@@ -58,7 +58,7 @@
         <w:rPr>
           <w:rFonts w:hint="eastAsia"/>
         </w:rPr>
-        <w:t xml:space="preserve">单活跃实例的部署形态又使集群面临单点故障风险——吞吐见顶与单点故障共同构成亟待突破的可扩展性瓶颈。为突破上述瓶颈，业界向多实例分布式架构演进；字节跳动开源的</w:t>
+        <w:t xml:space="preserve">单活跃部署又使集群面临单点故障风险——吞吐见顶与单点故障共同构成亟待突破的可扩展性瓶颈。为此业界向多实例分布式架构演进；字节跳动开源的</w:t>
       </w:r>
       <w:r>
         <w:t xml:space="preserve"> Gödel Scheduler </w:t>
@@ -76,7 +76,7 @@
         <w:rPr>
           <w:rFonts w:hint="eastAsia"/>
         </w:rPr>
-        <w:t xml:space="preserve">三层解耦与节点分区机制实现了多实例并发调度，是目前最具代表性的开源分布式实现。然而，其独立部署的</w:t>
+        <w:t xml:space="preserve">三层解耦与节点分区机制实现并发调度，是目前最具代表性的开源分布式实现，但其独立部署的</w:t>
       </w:r>
       <w:r>
         <w:t xml:space="preserve"> Binder </w:t>
@@ -85,7 +85,7 @@
         <w:rPr>
           <w:rFonts w:hint="eastAsia"/>
         </w:rPr>
-        <w:t xml:space="preserve">组件在超高并发场景下重新引入了绑定阶段的串行化瓶颈与跨进程通信开销；同时，节点分区归属在运行时动态漂移场景下的严格一致性保证仍缺乏完整论证。</w:t>
+        <w:t xml:space="preserve">在超高并发下重新引入绑定串行化瓶颈与跨进程通信开销，且节点分区归属动态漂移场景下的严格一致性保证仍缺乏完整论证。</w:t>
       </w:r>
     </w:p>
     <w:p>
@@ -141,7 +141,7 @@
         <w:rPr>
           <w:rFonts w:hint="eastAsia"/>
         </w:rPr>
-        <w:t xml:space="preserve">绑定执行链路与</w:t>
+        <w:t xml:space="preserve">执行链路与</w:t>
       </w:r>
       <w:r>
         <w:t xml:space="preserve"> Scheduler </w:t>
@@ -150,7 +150,7 @@
         <w:rPr>
           <w:rFonts w:hint="eastAsia"/>
         </w:rPr>
-        <w:t xml:space="preserve">决策实例同域化，消除跨组件的事件传递与序列化开销；并通过</w:t>
+        <w:t xml:space="preserve">决策实例同域化，消除跨组件事件传递与序列化开销；并通过</w:t>
       </w:r>
       <w:r>
         <w:t xml:space="preserve"> CacheAdapter </w:t>
@@ -177,7 +177,7 @@
         <w:rPr>
           <w:rFonts w:hint="eastAsia"/>
         </w:rPr>
-        <w:t xml:space="preserve">通过对象引用共享同一份</w:t>
+        <w:t xml:space="preserve">共享同一份</w:t>
       </w:r>
       <w:r>
         <w:t xml:space="preserve"> SchedulerCache </w:t>
@@ -186,7 +186,7 @@
         <w:rPr>
           <w:rFonts w:hint="eastAsia"/>
         </w:rPr>
-        <w:t xml:space="preserve">内存实例，实现零拷贝的状态复用。机制上，本文基于</w:t>
+        <w:t xml:space="preserve">实例，实现零拷贝状态复用。机制上，本文基于</w:t>
       </w:r>
       <w:r>
         <w:t xml:space="preserve"> etcd </w:t>
@@ -195,7 +195,7 @@
         <w:rPr>
           <w:rFonts w:hint="eastAsia"/>
         </w:rPr>
-        <w:t xml:space="preserve">提供的原子性语义，构建覆盖</w:t>
+        <w:t xml:space="preserve">原子性语义构建覆盖</w:t>
       </w:r>
       <w:r>
         <w:t xml:space="preserve"> Bind </w:t>
@@ -213,16 +213,7 @@
         <w:rPr>
           <w:rFonts w:hint="eastAsia"/>
         </w:rPr>
-        <w:t xml:space="preserve">至多绑定到一个节点”的完整证明要点，明确每一层如何依赖</w:t>
-      </w:r>
-      <w:r>
-        <w:t xml:space="preserve"> etcd </w:t>
-      </w:r>
-      <w:r>
-        <w:rPr>
-          <w:rFonts w:hint="eastAsia"/>
-        </w:rPr>
-        <w:t xml:space="preserve">语义维护该不变量。</w:t>
+        <w:t xml:space="preserve">至多绑定到一个节点”的完整证明要点。</w:t>
       </w:r>
     </w:p>
     <w:p>
@@ -269,7 +260,7 @@
         <w:rPr>
           <w:rFonts w:hint="eastAsia"/>
         </w:rPr>
-        <w:t xml:space="preserve">类工作负载与</w:t>
+        <w:t xml:space="preserve">类负载与</w:t>
       </w:r>
       <w:r>
         <w:t xml:space="preserve"> 1/3 </w:t>
@@ -278,7 +269,7 @@
         <w:rPr>
           <w:rFonts w:hint="eastAsia"/>
         </w:rPr>
-        <w:t xml:space="preserve">两种实例配置的</w:t>
+        <w:t xml:space="preserve">实例配置的</w:t>
       </w:r>
       <w:r>
         <w:t xml:space="preserve"> 16 </w:t>
@@ -323,16 +314,7 @@
         <w:rPr>
           <w:rFonts w:hint="eastAsia"/>
         </w:rPr>
-        <w:t xml:space="preserve">100%，核心不变量「任一</w:t>
-      </w:r>
-      <w:r>
-        <w:t xml:space="preserve"> Pod </w:t>
-      </w:r>
-      <w:r>
-        <w:rPr>
-          <w:rFonts w:hint="eastAsia"/>
-        </w:rPr>
-        <w:t xml:space="preserve">至多绑定到一个节点」的</w:t>
+        <w:t xml:space="preserve">100%，核心不变量</w:t>
       </w:r>
       <w:r>
         <w:t xml:space="preserve"> apiserver </w:t>
@@ -359,16 +341,16 @@
         <w:rPr>
           <w:rFonts w:hint="eastAsia"/>
         </w:rPr>
-        <w:t xml:space="preserve">的故障注入专项各六项判据全部达标。性能方面，吞吐采用与实验时长无关的有效吞吐口径（总工作量除以总完成时间）。结果显示：单实例场景下，ENO</w:t>
-      </w:r>
-      <w:r>
-        <w:t xml:space="preserve"> </w:t>
-      </w:r>
-      <w:r>
-        <w:rPr>
-          <w:rFonts w:hint="eastAsia"/>
-        </w:rPr>
-        <w:t xml:space="preserve">有效吞吐较</w:t>
+        <w:t xml:space="preserve">的故障注入专项各六项判据全部达标。性能方面，以总工作量除以总完成时间作为有效吞吐口径：单实例下</w:t>
+      </w:r>
+      <w:r>
+        <w:t xml:space="preserve"> ENO </w:t>
+      </w:r>
+      <w:r>
+        <w:rPr>
+          <w:rFonts w:hint="eastAsia"/>
+        </w:rPr>
+        <w:t xml:space="preserve">较</w:t>
       </w:r>
       <w:r>
         <w:t xml:space="preserve"> kube-scheduler </w:t>
@@ -413,19 +395,10 @@
         <w:rPr>
           <w:rFonts w:hint="eastAsia"/>
         </w:rPr>
-        <w:t xml:space="preserve">倍以上；ENO</w:t>
-      </w:r>
-      <w:r>
-        <w:t xml:space="preserve"> </w:t>
-      </w:r>
-      <w:r>
-        <w:rPr>
-          <w:rFonts w:hint="eastAsia"/>
-        </w:rPr>
-        <w:t xml:space="preserve">在</w:t>
-      </w:r>
-      <w:r>
-        <w:t xml:space="preserve"> 16 </w:t>
+        <w:t xml:space="preserve">倍以上；16</w:t>
+      </w:r>
+      <w:r>
+        <w:t xml:space="preserve"> </w:t>
       </w:r>
       <w:r>
         <w:rPr>
@@ -494,7 +467,7 @@
         <w:rPr>
           <w:rFonts w:hint="eastAsia"/>
         </w:rPr>
-        <w:t xml:space="preserve">s；当实例数由</w:t>
+        <w:t xml:space="preserve">s；实例数由</w:t>
       </w:r>
       <w:r>
         <w:t xml:space="preserve"> 1 </w:t>
@@ -512,10 +485,10 @@
         <w:rPr>
           <w:rFonts w:hint="eastAsia"/>
         </w:rPr>
-        <w:t xml:space="preserve">时，ENO</w:t>
-      </w:r>
-      <w:r>
-        <w:t xml:space="preserve"> </w:t>
+        <w:t xml:space="preserve">时</w:t>
+      </w:r>
+      <w:r>
+        <w:t xml:space="preserve"> ENO </w:t>
       </w:r>
       <w:r>
         <w:rPr>
@@ -524,13 +497,13 @@
         <w:t xml:space="preserve">有效吞吐提升</w:t>
       </w:r>
       <w:r>
-        <w:t xml:space="preserve"> </w:t>
-      </w:r>
-      <w:r>
-        <w:rPr>
-          <w:rFonts w:hint="eastAsia"/>
-        </w:rPr>
-        <w:t xml:space="preserve">17.5%，而</w:t>
+        <w:t xml:space="preserve"> 17.5% </w:t>
+      </w:r>
+      <w:r>
+        <w:rPr>
+          <w:rFonts w:hint="eastAsia"/>
+        </w:rPr>
+        <w:t xml:space="preserve">而</w:t>
       </w:r>
       <w:r>
         <w:t xml:space="preserve"> Gödel </w:t>
@@ -539,7 +512,7 @@
         <w:rPr>
           <w:rFonts w:hint="eastAsia"/>
         </w:rPr>
-        <w:t xml:space="preserve">仅提升</w:t>
+        <w:t xml:space="preserve">仅</w:t>
       </w:r>
       <w:r>
         <w:t xml:space="preserve"> </w:t>
@@ -607,7 +580,7 @@
         <w:pStyle w:val="FirstParagraph"/>
       </w:pPr>
       <w:r>
-        <w:t xml:space="preserve">As cloud-native applications continue to grow, production Kubernetes clusters at leading internet companies and cloud providers now routinely reach tens of thousands of nodes, placing a two-fold demand on the scheduler: enough throughput to sustain massive Pod-scheduling requests at second-level granularity, and enough availability to keep the cluster schedulable in the face of single-point failures. The native kube-scheduler adopts a single-instance serial architecture whose scheduling throughput has a definite upper bound and whose latency rises linearly with cluster size; its Leader-Election-based single-active deployment further exposes the cluster to single-point-of-failure risk — throughput saturation and single-point failure together form the scalability bottleneck that must be broken through. To break through this bottleneck, the community has evolved toward multi-instance distributed architectures; ByteDance’s open-source Gödel Scheduler achieves concurrent multi-instance scheduling through a Dispatcher/Scheduler/Binder three-layer decoupling and node-partition mechanism, and stands as the most representative open-source distributed implementation to date. However, its independently deployed Binder reintroduces a binding-phase serialization bottleneck and cross-process communication overhead under very-high concurrency; meanwhile, strict consistency guarantees under runtime dynamic drift of node-partition ownership still lack a complete analysis.</w:t>
+        <w:t xml:space="preserve">As cloud-native workloads continue to grow, Kubernetes clusters at leading cloud providers now routinely reach tens of thousands of nodes, demanding both high throughput to sustain massive Pod scheduling and high availability against single-point failures. The native kube-scheduler adopts a single-instance serial architecture whose throughput has a definite upper bound and whose latency rises linearly with cluster size; its Leader-Election single-active deployment further exposes the cluster to single-point-of-failure risk — throughput saturation and single-point failure together form the scalability bottleneck. In response, the community has evolved toward multi-instance distributed architectures; ByteDance’s open-source Gödel Scheduler achieves concurrent scheduling through a Dispatcher/Scheduler/Binder three-layer decoupling and node-partition mechanism and stands as the most representative open-source distributed implementation, but its independently deployed Binder reintroduces a binding-phase serialization bottleneck and cross-process communication overhead under very-high concurrency, and strict consistency guarantees under runtime drift of node-partition ownership still lack a complete analysis.</w:t>
       </w:r>
     </w:p>
     <w:p>
@@ -615,7 +588,7 @@
         <w:pStyle w:val="BodyText"/>
       </w:pPr>
       <w:r>
-        <w:t xml:space="preserve">To address these problems, this thesis proposes the ENO architecture together with a companion layered binding fault-tolerance mechanism. Architecturally, ENO adopts a</w:t>
+        <w:t xml:space="preserve">To address these problems, this thesis proposes the ENO architecture with a companion layered binding fault-tolerance mechanism. Architecturally, ENO adopts a</w:t>
       </w:r>
       <w:r>
         <w:t xml:space="preserve"> </w:t>
@@ -627,7 +600,7 @@
         <w:t xml:space="preserve"> </w:t>
       </w:r>
       <w:r>
-        <w:t xml:space="preserve">dispatch–execution-decoupled model, co-locating the Binder’s binding execution path with the Scheduler decision instance to eliminate cross-component event passing and serialization overhead; a CacheAdapter shared-cache adaptation layer additionally allows the Scheduler and the in-process Binder to share the same SchedulerCache memory instance by object reference, achieving zero-copy state reuse. Mechanism-wise, based on the atomic semantics provided by etcd, this thesis constructs a four-layer structured fault-tolerance chain covering the full path around Bind, and provides a complete proof outline for the core invariant</w:t>
+        <w:t xml:space="preserve">dispatch–execution-decoupled model that co-locates the Binder’s execution path with the Scheduler decision instance to eliminate cross-component event passing and serialization overhead; a CacheAdapter shared-cache adaptation layer further lets the Scheduler and the in-process Binder share the same SchedulerCache instance for zero-copy state reuse. Mechanism-wise, based on etcd’s atomic semantics, this thesis constructs a four-layer structured fault-tolerance chain covering the full path around Bind, and provides a complete proof outline for the core invariant</w:t>
       </w:r>
       <w:r>
         <w:t xml:space="preserve"> </w:t>
@@ -636,7 +609,7 @@
         <w:t xml:space="preserve">“each Pod is bound to at most one node”</w:t>
       </w:r>
       <w:r>
-        <w:t xml:space="preserve">, explicitly showing how each layer preserves this invariant through etcd semantics.</w:t>
+        <w:t xml:space="preserve">.</w:t>
       </w:r>
     </w:p>
     <w:p>
@@ -644,13 +617,7 @@
         <w:pStyle w:val="BodyText"/>
       </w:pPr>
       <w:r>
-        <w:t xml:space="preserve">Experimental verification and performance evaluation are carried out on KWOK-simulated clusters covering 100 to 10,000 nodes, seven workload classes, and two instance configurations (1 and 3 instances), for a total of 16 comparison scenarios against Gödel, kube-scheduler, Volcano, and Koordinator. For correctness, the binding success rate stays at 100% across all 144 runs, the apiserver-side invariant assertion (</w:t>
-      </w:r>
-      <w:r>
-        <w:t xml:space="preserve">“each Pod is bound to at most one node”</w:t>
-      </w:r>
-      <w:r>
-        <w:t xml:space="preserve">) passes on every run, and the six-criterion fault-injection suites for Layer 0 and Layer 3 are each fully satisfied. For performance, throughput is measured under the duration-independent effective-throughput convention — total workload divided by total completion time. Results show that in the single-instance case, ENO’s effective throughput is 1.8%–22.5% higher than kube-scheduler and roughly 6× and 12× higher than Volcano and Koordinator, respectively; ENO exceeds Gödel in 14 of the 16 scenarios with an average improvement of about 12%; in the primary scenario s3/w3, P99 scheduling latency drops from 32.57 s to 16.22 s; and when the instance count rises from 1 to 3, ENO’s effective throughput improves by 17.5% while Gödel’s improves by only 1.4%. These results confirm that the proposed architecture and fault-tolerance mechanism deliver both performance gains and consistency guarantees at very-large scale.</w:t>
+        <w:t xml:space="preserve">Experimental verification and performance evaluation are carried out on KWOK-simulated clusters covering 100 to 10,000 nodes, seven workload classes, and two instance configurations (1 and 3 instances), for 16 comparison scenarios against Gödel, kube-scheduler, Volcano, and Koordinator. For correctness, the binding success rate stays at 100% across all 144 runs, the apiserver-side invariant assertion passes on every run, and the six-criterion Layer 0 and Layer 3 fault-injection suites are each fully satisfied. For performance, using total workload divided by total completion time as the effective-throughput metric: in the single-instance case, ENO is 1.8%–22.5% higher than kube-scheduler and roughly 6× and 12× higher than Volcano and Koordinator respectively; ENO exceeds Gödel in 14 of the 16 scenarios with an average improvement of about 12%; the primary scenario s3/w3 sees its P99 scheduling latency drop from 32.57 s to 16.22 s; and from 1 to 3 instances, ENO’s effective throughput improves by 17.5% versus Gödel’s 1.4%. These results confirm that the proposed architecture and fault-tolerance mechanism deliver both performance gains and consistency guarantees at very-large scale.</w:t>
       </w:r>
     </w:p>
     <w:p>
